--- a/Evidence/BlazorWebApp-BasePath-Validation.docx
+++ b/Evidence/BlazorWebApp-BasePath-Validation.docx
@@ -96,13 +96,8 @@
         </w:tabs>
       </w:pPr>
       <w:r>
-        <w:t xml:space="preserve">Interactive </w:t>
-      </w:r>
-      <w:proofErr w:type="spellStart"/>
-      <w:r>
-        <w:t>WebAssembly</w:t>
-      </w:r>
-      <w:proofErr w:type="spellEnd"/>
+        <w:t>Interactive WebAssembly</w:t>
+      </w:r>
     </w:p>
     <w:p>
       <w:pPr>
@@ -189,63 +184,7 @@
           <w:rPr>
             <w:rStyle w:val="Hyperlink"/>
           </w:rPr>
-          <w:t>BharatRamsf3693/</w:t>
-        </w:r>
-        <w:proofErr w:type="spellStart"/>
-        <w:r>
-          <w:rPr>
-            <w:rStyle w:val="Hyperlink"/>
-          </w:rPr>
-          <w:t>BlazorWebApp</w:t>
-        </w:r>
-        <w:proofErr w:type="spellEnd"/>
-        <w:r>
-          <w:rPr>
-            <w:rStyle w:val="Hyperlink"/>
-          </w:rPr>
-          <w:t>-</w:t>
-        </w:r>
-        <w:proofErr w:type="spellStart"/>
-        <w:r>
-          <w:rPr>
-            <w:rStyle w:val="Hyperlink"/>
-          </w:rPr>
-          <w:t>BasePath</w:t>
-        </w:r>
-        <w:proofErr w:type="spellEnd"/>
-        <w:r>
-          <w:rPr>
-            <w:rStyle w:val="Hyperlink"/>
-          </w:rPr>
-          <w:t xml:space="preserve">-Validation: </w:t>
-        </w:r>
-        <w:proofErr w:type="spellStart"/>
-        <w:r>
-          <w:rPr>
-            <w:rStyle w:val="Hyperlink"/>
-          </w:rPr>
-          <w:t>BlazorWebApp</w:t>
-        </w:r>
-        <w:proofErr w:type="spellEnd"/>
-        <w:r>
-          <w:rPr>
-            <w:rStyle w:val="Hyperlink"/>
-          </w:rPr>
-          <w:t>-</w:t>
-        </w:r>
-        <w:proofErr w:type="spellStart"/>
-        <w:r>
-          <w:rPr>
-            <w:rStyle w:val="Hyperlink"/>
-          </w:rPr>
-          <w:t>BasePath</w:t>
-        </w:r>
-        <w:proofErr w:type="spellEnd"/>
-        <w:r>
-          <w:rPr>
-            <w:rStyle w:val="Hyperlink"/>
-          </w:rPr>
-          <w:t>-Validation</w:t>
+          <w:t>BharatRamsf3693/BlazorWebApp-BasePath-Validation: BlazorWebApp-BasePath-Validation</w:t>
         </w:r>
       </w:hyperlink>
     </w:p>
@@ -267,10 +206,7 @@
         <w:t xml:space="preserve"> </w:t>
       </w:r>
       <w:r>
-        <w:t>3</w:t>
-      </w:r>
-      <w:r>
-        <w:t xml:space="preserve"> critical issues and 1 observation</w:t>
+        <w:t>Failure</w:t>
       </w:r>
     </w:p>
     <w:p/>
@@ -982,17 +918,8 @@
                       <w:b/>
                       <w:bCs/>
                     </w:rPr>
-                    <w:t xml:space="preserve">Interactive </w:t>
-                  </w:r>
-                  <w:proofErr w:type="spellStart"/>
-                  <w:r>
-                    <w:rPr>
-                      <w:b/>
-                      <w:bCs/>
-                    </w:rPr>
-                    <w:t>WebAssembly</w:t>
-                  </w:r>
-                  <w:proofErr w:type="spellEnd"/>
+                    <w:t>Interactive WebAssembly</w:t>
+                  </w:r>
                 </w:p>
               </w:tc>
               <w:tc>
@@ -1333,17 +1260,8 @@
                       <w:b/>
                       <w:bCs/>
                     </w:rPr>
-                    <w:t xml:space="preserve">Interactive </w:t>
-                  </w:r>
-                  <w:proofErr w:type="spellStart"/>
-                  <w:r>
-                    <w:rPr>
-                      <w:b/>
-                      <w:bCs/>
-                    </w:rPr>
-                    <w:t>WebAssembly</w:t>
-                  </w:r>
-                  <w:proofErr w:type="spellEnd"/>
+                    <w:t>Interactive WebAssembly</w:t>
+                  </w:r>
                 </w:p>
               </w:tc>
               <w:tc>
@@ -1479,15 +1397,7 @@
           </w:tcPr>
           <w:p>
             <w:r>
-              <w:t xml:space="preserve">The rendered &lt;base </w:t>
-            </w:r>
-            <w:proofErr w:type="spellStart"/>
-            <w:r>
-              <w:t>href</w:t>
-            </w:r>
-            <w:proofErr w:type="spellEnd"/>
-            <w:r>
-              <w:t>&gt; matches the prefix the app is served under, including its casing, rather than the casing the app was mounted with.</w:t>
+              <w:t>The rendered &lt;base href&gt; matches the prefix the app is served under, including its casing, rather than the casing the app was mounted with.</w:t>
             </w:r>
           </w:p>
           <w:p>
@@ -2111,17 +2021,8 @@
                       <w:b/>
                       <w:bCs/>
                     </w:rPr>
-                    <w:t xml:space="preserve">Interactive </w:t>
-                  </w:r>
-                  <w:proofErr w:type="spellStart"/>
-                  <w:r>
-                    <w:rPr>
-                      <w:b/>
-                      <w:bCs/>
-                    </w:rPr>
-                    <w:t>WebAssembly</w:t>
-                  </w:r>
-                  <w:proofErr w:type="spellEnd"/>
+                    <w:t>Interactive WebAssembly</w:t>
+                  </w:r>
                 </w:p>
               </w:tc>
               <w:tc>
@@ -2694,7 +2595,6 @@
                     </w:rPr>
                     <w:t xml:space="preserve">Interactive </w:t>
                   </w:r>
-                  <w:proofErr w:type="spellStart"/>
                   <w:r>
                     <w:rPr>
                       <w:b/>
@@ -2703,7 +2603,6 @@
                     <w:lastRenderedPageBreak/>
                     <w:t>WebAssembly</w:t>
                   </w:r>
-                  <w:proofErr w:type="spellEnd"/>
                 </w:p>
               </w:tc>
               <w:tc>
@@ -3222,15 +3121,7 @@
                 </w:p>
                 <w:p>
                   <w:r>
-                    <w:t>Case Sensitivity in Proxies: Casing changes in the reverse proxy do not affect the &lt;</w:t>
-                  </w:r>
-                  <w:proofErr w:type="spellStart"/>
-                  <w:r>
-                    <w:t>BasePath</w:t>
-                  </w:r>
-                  <w:proofErr w:type="spellEnd"/>
-                  <w:r>
-                    <w:t xml:space="preserve"> /&gt; component of the application.</w:t>
+                    <w:t>Case Sensitivity in Proxies: Casing changes in the reverse proxy do not affect the &lt;BasePath /&gt; component of the application.</w:t>
                   </w:r>
                 </w:p>
                 <w:p>
@@ -3242,23 +3133,7 @@
                   </w:pPr>
                   <w:r>
                     <w:lastRenderedPageBreak/>
-                    <w:t xml:space="preserve">Proxy </w:t>
-                  </w:r>
-                  <w:proofErr w:type="spellStart"/>
-                  <w:r>
-                    <w:t>subpath</w:t>
-                  </w:r>
-                  <w:proofErr w:type="spellEnd"/>
-                  <w:r>
-                    <w:t>: /</w:t>
-                  </w:r>
-                  <w:proofErr w:type="spellStart"/>
-                  <w:r>
-                    <w:t>StaticSsr</w:t>
-                  </w:r>
-                  <w:proofErr w:type="spellEnd"/>
-                  <w:r>
-                    <w:t>/</w:t>
+                    <w:t>Proxy subpath: /StaticSsr/</w:t>
                   </w:r>
                 </w:p>
                 <w:p>
@@ -3269,23 +3144,7 @@
                     </w:numPr>
                   </w:pPr>
                   <w:r>
-                    <w:t xml:space="preserve">App </w:t>
-                  </w:r>
-                  <w:proofErr w:type="spellStart"/>
-                  <w:r>
-                    <w:t>subpath</w:t>
-                  </w:r>
-                  <w:proofErr w:type="spellEnd"/>
-                  <w:r>
-                    <w:t>: /</w:t>
-                  </w:r>
-                  <w:proofErr w:type="spellStart"/>
-                  <w:r>
-                    <w:t>staticssr</w:t>
-                  </w:r>
-                  <w:proofErr w:type="spellEnd"/>
-                  <w:r>
-                    <w:t>/</w:t>
+                    <w:t>App subpath: /staticssr/</w:t>
                   </w:r>
                 </w:p>
                 <w:p>
@@ -3296,47 +3155,7 @@
                     </w:numPr>
                   </w:pPr>
                   <w:r>
-                    <w:t>Result: The &lt;</w:t>
-                  </w:r>
-                  <w:proofErr w:type="spellStart"/>
-                  <w:r>
-                    <w:t>BasePath</w:t>
-                  </w:r>
-                  <w:proofErr w:type="spellEnd"/>
-                  <w:r>
-                    <w:t xml:space="preserve"> /&gt; component renders &lt;base </w:t>
-                  </w:r>
-                  <w:proofErr w:type="spellStart"/>
-                  <w:r>
-                    <w:t>href</w:t>
-                  </w:r>
-                  <w:proofErr w:type="spellEnd"/>
-                  <w:r>
-                    <w:t>="/</w:t>
-                  </w:r>
-                  <w:proofErr w:type="spellStart"/>
-                  <w:r>
-                    <w:t>staticssr</w:t>
-                  </w:r>
-                  <w:proofErr w:type="spellEnd"/>
-                  <w:r>
-                    <w:t xml:space="preserve">/"&gt; instead of &lt;base </w:t>
-                  </w:r>
-                  <w:proofErr w:type="spellStart"/>
-                  <w:r>
-                    <w:t>href</w:t>
-                  </w:r>
-                  <w:proofErr w:type="spellEnd"/>
-                  <w:r>
-                    <w:t>="/</w:t>
-                  </w:r>
-                  <w:proofErr w:type="spellStart"/>
-                  <w:r>
-                    <w:t>StaticSsr</w:t>
-                  </w:r>
-                  <w:proofErr w:type="spellEnd"/>
-                  <w:r>
-                    <w:t>/"&gt;.</w:t>
+                    <w:t>Result: The &lt;BasePath /&gt; component renders &lt;base href="/staticssr/"&gt; instead of &lt;base href="/StaticSsr/"&gt;.</w:t>
                   </w:r>
                 </w:p>
               </w:tc>
@@ -3601,15 +3420,7 @@
                       <w:b/>
                       <w:bCs/>
                     </w:rPr>
-                    <w:t xml:space="preserve">Interactive </w:t>
-                  </w:r>
-                  <w:proofErr w:type="spellStart"/>
-                  <w:r>
-                    <w:rPr>
-                      <w:b/>
-                      <w:bCs/>
-                    </w:rPr>
-                    <w:t>Web</w:t>
+                    <w:t>Interactive Web</w:t>
                   </w:r>
                   <w:r>
                     <w:rPr>
@@ -3619,7 +3430,6 @@
                     <w:lastRenderedPageBreak/>
                     <w:t>Assembly</w:t>
                   </w:r>
-                  <w:proofErr w:type="spellEnd"/>
                 </w:p>
               </w:tc>
               <w:tc>
@@ -3883,15 +3693,7 @@
                 </w:p>
                 <w:p>
                   <w:r>
-                    <w:t>Case Sensitivity in Proxies: Casing changes in the reverse proxy do not affect the &lt;</w:t>
-                  </w:r>
-                  <w:proofErr w:type="spellStart"/>
-                  <w:r>
-                    <w:t>BasePath</w:t>
-                  </w:r>
-                  <w:proofErr w:type="spellEnd"/>
-                  <w:r>
-                    <w:t xml:space="preserve"> /&gt; component of the application.</w:t>
+                    <w:t>Case Sensitivity in Proxies: Casing changes in the reverse proxy do not affect the &lt;BasePath /&gt; component of the application.</w:t>
                   </w:r>
                 </w:p>
                 <w:p>
@@ -3902,23 +3704,7 @@
                     </w:numPr>
                   </w:pPr>
                   <w:r>
-                    <w:t xml:space="preserve">Proxy </w:t>
-                  </w:r>
-                  <w:proofErr w:type="spellStart"/>
-                  <w:r>
-                    <w:t>subpath</w:t>
-                  </w:r>
-                  <w:proofErr w:type="spellEnd"/>
-                  <w:r>
-                    <w:t>: /</w:t>
-                  </w:r>
-                  <w:proofErr w:type="spellStart"/>
-                  <w:r>
-                    <w:t>StaticSsr</w:t>
-                  </w:r>
-                  <w:proofErr w:type="spellEnd"/>
-                  <w:r>
-                    <w:t>/</w:t>
+                    <w:t>Proxy subpath: /StaticSsr/</w:t>
                   </w:r>
                 </w:p>
                 <w:p>
@@ -3929,23 +3715,7 @@
                     </w:numPr>
                   </w:pPr>
                   <w:r>
-                    <w:t xml:space="preserve">App </w:t>
-                  </w:r>
-                  <w:proofErr w:type="spellStart"/>
-                  <w:r>
-                    <w:t>subpath</w:t>
-                  </w:r>
-                  <w:proofErr w:type="spellEnd"/>
-                  <w:r>
-                    <w:t>: /</w:t>
-                  </w:r>
-                  <w:proofErr w:type="spellStart"/>
-                  <w:r>
-                    <w:t>staticssr</w:t>
-                  </w:r>
-                  <w:proofErr w:type="spellEnd"/>
-                  <w:r>
-                    <w:t>/</w:t>
+                    <w:t>App subpath: /staticssr/</w:t>
                   </w:r>
                 </w:p>
                 <w:p>
@@ -3956,51 +3726,11 @@
                     </w:numPr>
                   </w:pPr>
                   <w:r>
-                    <w:t>Result: The &lt;</w:t>
-                  </w:r>
-                  <w:proofErr w:type="spellStart"/>
-                  <w:r>
-                    <w:t>BasePath</w:t>
-                  </w:r>
-                  <w:proofErr w:type="spellEnd"/>
-                  <w:r>
-                    <w:t xml:space="preserve"> /&gt; component renders &lt;base </w:t>
-                  </w:r>
-                  <w:proofErr w:type="spellStart"/>
-                  <w:r>
-                    <w:t>href</w:t>
-                  </w:r>
-                  <w:proofErr w:type="spellEnd"/>
-                  <w:r>
-                    <w:t>="/</w:t>
-                  </w:r>
-                  <w:proofErr w:type="spellStart"/>
-                  <w:r>
-                    <w:t>staticssr</w:t>
-                  </w:r>
-                  <w:proofErr w:type="spellEnd"/>
-                  <w:r>
-                    <w:t xml:space="preserve">/"&gt; </w:t>
+                    <w:t xml:space="preserve">Result: The &lt;BasePath /&gt; component renders &lt;base href="/staticssr/"&gt; </w:t>
                   </w:r>
                   <w:r>
                     <w:lastRenderedPageBreak/>
-                    <w:t xml:space="preserve">instead of &lt;base </w:t>
-                  </w:r>
-                  <w:proofErr w:type="spellStart"/>
-                  <w:r>
-                    <w:t>href</w:t>
-                  </w:r>
-                  <w:proofErr w:type="spellEnd"/>
-                  <w:r>
-                    <w:t>="/</w:t>
-                  </w:r>
-                  <w:proofErr w:type="spellStart"/>
-                  <w:r>
-                    <w:t>StaticSsr</w:t>
-                  </w:r>
-                  <w:proofErr w:type="spellEnd"/>
-                  <w:r>
-                    <w:t>/"&gt;.</w:t>
+                    <w:t>instead of &lt;base href="/StaticSsr/"&gt;.</w:t>
                   </w:r>
                 </w:p>
               </w:tc>
@@ -4269,17 +3999,8 @@
                       <w:b/>
                       <w:bCs/>
                     </w:rPr>
-                    <w:t xml:space="preserve">Interactive </w:t>
-                  </w:r>
-                  <w:proofErr w:type="spellStart"/>
-                  <w:r>
-                    <w:rPr>
-                      <w:b/>
-                      <w:bCs/>
-                    </w:rPr>
-                    <w:t>WebAssembly</w:t>
-                  </w:r>
-                  <w:proofErr w:type="spellEnd"/>
+                    <w:t>Interactive WebAssembly</w:t>
+                  </w:r>
                 </w:p>
               </w:tc>
               <w:tc>
@@ -4465,42 +4186,14 @@
                 <w:rPr>
                   <w:rStyle w:val="Hyperlink"/>
                 </w:rPr>
-                <w:t>BlazorWebApp-BasePath-Validation/Evidence/net11-new-app/ServerLog.log at main · BharatRamsf3693/</w:t>
-              </w:r>
-              <w:proofErr w:type="spellStart"/>
-              <w:r>
-                <w:rPr>
-                  <w:rStyle w:val="Hyperlink"/>
-                </w:rPr>
-                <w:t>BlazorWebAp</w:t>
+                <w:t>BlazorWebApp-BasePath-Validation/Evidence/net11-new-app/ServerLog.log at main · BharatRamsf3693/BlazorWebAp</w:t>
               </w:r>
               <w:r>
                 <w:rPr>
                   <w:rStyle w:val="Hyperlink"/>
                 </w:rPr>
                 <w:lastRenderedPageBreak/>
-                <w:t>p</w:t>
-              </w:r>
-              <w:proofErr w:type="spellEnd"/>
-              <w:r>
-                <w:rPr>
-                  <w:rStyle w:val="Hyperlink"/>
-                </w:rPr>
-                <w:t>-</w:t>
-              </w:r>
-              <w:proofErr w:type="spellStart"/>
-              <w:r>
-                <w:rPr>
-                  <w:rStyle w:val="Hyperlink"/>
-                </w:rPr>
-                <w:t>BasePath</w:t>
-              </w:r>
-              <w:proofErr w:type="spellEnd"/>
-              <w:r>
-                <w:rPr>
-                  <w:rStyle w:val="Hyperlink"/>
-                </w:rPr>
-                <w:t>-Validation</w:t>
+                <w:t>p-BasePath-Validation</w:t>
               </w:r>
             </w:hyperlink>
           </w:p>
@@ -4528,35 +4221,7 @@
                 <w:rPr>
                   <w:rStyle w:val="Hyperlink"/>
                 </w:rPr>
-                <w:t>BlazorWebApp-BasePath-Validation/Evidence/net11-new-app/ReverseProxy/ServerLog.log at main · BharatRamsf3693/</w:t>
-              </w:r>
-              <w:proofErr w:type="spellStart"/>
-              <w:r>
-                <w:rPr>
-                  <w:rStyle w:val="Hyperlink"/>
-                </w:rPr>
-                <w:t>BlazorWebApp</w:t>
-              </w:r>
-              <w:proofErr w:type="spellEnd"/>
-              <w:r>
-                <w:rPr>
-                  <w:rStyle w:val="Hyperlink"/>
-                </w:rPr>
-                <w:t>-</w:t>
-              </w:r>
-              <w:proofErr w:type="spellStart"/>
-              <w:r>
-                <w:rPr>
-                  <w:rStyle w:val="Hyperlink"/>
-                </w:rPr>
-                <w:t>BasePath</w:t>
-              </w:r>
-              <w:proofErr w:type="spellEnd"/>
-              <w:r>
-                <w:rPr>
-                  <w:rStyle w:val="Hyperlink"/>
-                </w:rPr>
-                <w:t>-Validation</w:t>
+                <w:t>BlazorWebApp-BasePath-Validation/Evidence/net11-new-app/ReverseProxy/ServerLog.log at main · BharatRamsf3693/BlazorWebApp-BasePath-Validation</w:t>
               </w:r>
             </w:hyperlink>
           </w:p>
@@ -4568,15 +4233,7 @@
               </w:rPr>
             </w:pPr>
             <w:r>
-              <w:t xml:space="preserve">Logs of Static SSR, Interactive Server, and Interactive </w:t>
-            </w:r>
-            <w:proofErr w:type="spellStart"/>
-            <w:r>
-              <w:t>WebAssembly</w:t>
-            </w:r>
-            <w:proofErr w:type="spellEnd"/>
-            <w:r>
-              <w:t xml:space="preserve"> samples are contained within each server log file.</w:t>
+              <w:t>Logs of Static SSR, Interactive Server, and Interactive WebAssembly samples are contained within each server log file.</w:t>
             </w:r>
           </w:p>
         </w:tc>
@@ -5094,17 +4751,8 @@
                       <w:b/>
                       <w:bCs/>
                     </w:rPr>
-                    <w:t xml:space="preserve">Interactive </w:t>
-                  </w:r>
-                  <w:proofErr w:type="spellStart"/>
-                  <w:r>
-                    <w:rPr>
-                      <w:b/>
-                      <w:bCs/>
-                    </w:rPr>
-                    <w:t>WebAssembly</w:t>
-                  </w:r>
-                  <w:proofErr w:type="spellEnd"/>
+                    <w:t>Interactive WebAssembly</w:t>
+                  </w:r>
                 </w:p>
               </w:tc>
               <w:tc>
@@ -5446,17 +5094,8 @@
                       <w:b/>
                       <w:bCs/>
                     </w:rPr>
-                    <w:t xml:space="preserve">Interactive </w:t>
-                  </w:r>
-                  <w:proofErr w:type="spellStart"/>
-                  <w:r>
-                    <w:rPr>
-                      <w:b/>
-                      <w:bCs/>
-                    </w:rPr>
-                    <w:t>WebAssembly</w:t>
-                  </w:r>
-                  <w:proofErr w:type="spellEnd"/>
+                    <w:t>Interactive WebAssembly</w:t>
+                  </w:r>
                 </w:p>
               </w:tc>
               <w:tc>
@@ -6054,17 +5693,8 @@
                       <w:b/>
                       <w:bCs/>
                     </w:rPr>
-                    <w:t xml:space="preserve">Interactive </w:t>
-                  </w:r>
-                  <w:proofErr w:type="spellStart"/>
-                  <w:r>
-                    <w:rPr>
-                      <w:b/>
-                      <w:bCs/>
-                    </w:rPr>
-                    <w:t>WebAssembly</w:t>
-                  </w:r>
-                  <w:proofErr w:type="spellEnd"/>
+                    <w:t>Interactive WebAssembly</w:t>
+                  </w:r>
                 </w:p>
               </w:tc>
               <w:tc>
@@ -6405,17 +6035,8 @@
                       <w:b/>
                       <w:bCs/>
                     </w:rPr>
-                    <w:t xml:space="preserve">Interactive </w:t>
-                  </w:r>
-                  <w:proofErr w:type="spellStart"/>
-                  <w:r>
-                    <w:rPr>
-                      <w:b/>
-                      <w:bCs/>
-                    </w:rPr>
-                    <w:t>WebAssembly</w:t>
-                  </w:r>
-                  <w:proofErr w:type="spellEnd"/>
+                    <w:t>Interactive WebAssembly</w:t>
+                  </w:r>
                 </w:p>
               </w:tc>
               <w:tc>
@@ -7013,17 +6634,8 @@
                       <w:b/>
                       <w:bCs/>
                     </w:rPr>
-                    <w:t xml:space="preserve">Interactive </w:t>
-                  </w:r>
-                  <w:proofErr w:type="spellStart"/>
-                  <w:r>
-                    <w:rPr>
-                      <w:b/>
-                      <w:bCs/>
-                    </w:rPr>
-                    <w:t>WebAssembly</w:t>
-                  </w:r>
-                  <w:proofErr w:type="spellEnd"/>
+                    <w:t>Interactive WebAssembly</w:t>
+                  </w:r>
                 </w:p>
               </w:tc>
               <w:tc>
@@ -7364,17 +6976,8 @@
                       <w:b/>
                       <w:bCs/>
                     </w:rPr>
-                    <w:t xml:space="preserve">Interactive </w:t>
-                  </w:r>
-                  <w:proofErr w:type="spellStart"/>
-                  <w:r>
-                    <w:rPr>
-                      <w:b/>
-                      <w:bCs/>
-                    </w:rPr>
-                    <w:t>WebAssembly</w:t>
-                  </w:r>
-                  <w:proofErr w:type="spellEnd"/>
+                    <w:t>Interactive WebAssembly</w:t>
+                  </w:r>
                 </w:p>
               </w:tc>
               <w:tc>
@@ -7980,17 +7583,8 @@
                       <w:b/>
                       <w:bCs/>
                     </w:rPr>
-                    <w:t xml:space="preserve">Interactive </w:t>
-                  </w:r>
-                  <w:proofErr w:type="spellStart"/>
-                  <w:r>
-                    <w:rPr>
-                      <w:b/>
-                      <w:bCs/>
-                    </w:rPr>
-                    <w:t>WebAssembly</w:t>
-                  </w:r>
-                  <w:proofErr w:type="spellEnd"/>
+                    <w:t>Interactive WebAssembly</w:t>
+                  </w:r>
                 </w:p>
               </w:tc>
               <w:tc>
@@ -8331,17 +7925,8 @@
                       <w:b/>
                       <w:bCs/>
                     </w:rPr>
-                    <w:t xml:space="preserve">Interactive </w:t>
-                  </w:r>
-                  <w:proofErr w:type="spellStart"/>
-                  <w:r>
-                    <w:rPr>
-                      <w:b/>
-                      <w:bCs/>
-                    </w:rPr>
-                    <w:t>WebAssembly</w:t>
-                  </w:r>
-                  <w:proofErr w:type="spellEnd"/>
+                    <w:t>Interactive WebAssembly</w:t>
+                  </w:r>
                 </w:p>
               </w:tc>
               <w:tc>
@@ -8957,17 +8542,8 @@
                       <w:b/>
                       <w:bCs/>
                     </w:rPr>
-                    <w:t xml:space="preserve">Interactive </w:t>
-                  </w:r>
-                  <w:proofErr w:type="spellStart"/>
-                  <w:r>
-                    <w:rPr>
-                      <w:b/>
-                      <w:bCs/>
-                    </w:rPr>
-                    <w:t>WebAssembly</w:t>
-                  </w:r>
-                  <w:proofErr w:type="spellEnd"/>
+                    <w:t>Interactive WebAssembly</w:t>
+                  </w:r>
                 </w:p>
               </w:tc>
               <w:tc>
@@ -9308,17 +8884,8 @@
                       <w:b/>
                       <w:bCs/>
                     </w:rPr>
-                    <w:t xml:space="preserve">Interactive </w:t>
-                  </w:r>
-                  <w:proofErr w:type="spellStart"/>
-                  <w:r>
-                    <w:rPr>
-                      <w:b/>
-                      <w:bCs/>
-                    </w:rPr>
-                    <w:t>WebAssembly</w:t>
-                  </w:r>
-                  <w:proofErr w:type="spellEnd"/>
+                    <w:t>Interactive WebAssembly</w:t>
+                  </w:r>
                 </w:p>
               </w:tc>
               <w:tc>
@@ -9992,17 +9559,8 @@
                       <w:b/>
                       <w:bCs/>
                     </w:rPr>
-                    <w:t xml:space="preserve">Interactive </w:t>
-                  </w:r>
-                  <w:proofErr w:type="spellStart"/>
-                  <w:r>
-                    <w:rPr>
-                      <w:b/>
-                      <w:bCs/>
-                    </w:rPr>
-                    <w:t>WebAssembly</w:t>
-                  </w:r>
-                  <w:proofErr w:type="spellEnd"/>
+                    <w:t>Interactive WebAssembly</w:t>
+                  </w:r>
                 </w:p>
               </w:tc>
               <w:tc>
@@ -10426,17 +9984,8 @@
                       <w:b/>
                       <w:bCs/>
                     </w:rPr>
-                    <w:t xml:space="preserve">Interactive </w:t>
-                  </w:r>
-                  <w:proofErr w:type="spellStart"/>
-                  <w:r>
-                    <w:rPr>
-                      <w:b/>
-                      <w:bCs/>
-                    </w:rPr>
-                    <w:t>WebAssembly</w:t>
-                  </w:r>
-                  <w:proofErr w:type="spellEnd"/>
+                    <w:t>Interactive WebAssembly</w:t>
+                  </w:r>
                 </w:p>
               </w:tc>
               <w:tc>
@@ -10954,17 +10503,8 @@
                       <w:b/>
                       <w:bCs/>
                     </w:rPr>
-                    <w:t xml:space="preserve">Interactive </w:t>
-                  </w:r>
-                  <w:proofErr w:type="spellStart"/>
-                  <w:r>
-                    <w:rPr>
-                      <w:b/>
-                      <w:bCs/>
-                    </w:rPr>
-                    <w:t>WebAssembly</w:t>
-                  </w:r>
-                  <w:proofErr w:type="spellEnd"/>
+                    <w:t>Interactive WebAssembly</w:t>
+                  </w:r>
                 </w:p>
               </w:tc>
               <w:tc>
@@ -11245,17 +10785,8 @@
                       <w:b/>
                       <w:bCs/>
                     </w:rPr>
-                    <w:t xml:space="preserve">Interactive </w:t>
-                  </w:r>
-                  <w:proofErr w:type="spellStart"/>
-                  <w:r>
-                    <w:rPr>
-                      <w:b/>
-                      <w:bCs/>
-                    </w:rPr>
-                    <w:t>WebAssembly</w:t>
-                  </w:r>
-                  <w:proofErr w:type="spellEnd"/>
+                    <w:t>Interactive WebAssembly</w:t>
+                  </w:r>
                 </w:p>
               </w:tc>
               <w:tc>
@@ -11319,16 +10850,8 @@
                 <w:rPr>
                   <w:rStyle w:val="Hyperlink"/>
                 </w:rPr>
-                <w:t>Evidence/net11-new-app/</w:t>
+                <w:t>Evidence/net11-new-app/WithChangedSubpath</w:t>
               </w:r>
-              <w:proofErr w:type="spellStart"/>
-              <w:r>
-                <w:rPr>
-                  <w:rStyle w:val="Hyperlink"/>
-                </w:rPr>
-                <w:t>WithChangedSubpath</w:t>
-              </w:r>
-              <w:proofErr w:type="spellEnd"/>
             </w:hyperlink>
             <w:r>
               <w:br/>
@@ -11351,31 +10874,15 @@
                   <w:rStyle w:val="Hyperlink"/>
                 </w:rPr>
                 <w:lastRenderedPageBreak/>
-                <w:t>to-net11-upgrade/</w:t>
+                <w:t>to-net11-upgrade/WithChangedSubpath</w:t>
               </w:r>
-              <w:proofErr w:type="spellStart"/>
-              <w:r>
-                <w:rPr>
-                  <w:rStyle w:val="Hyperlink"/>
-                </w:rPr>
-                <w:t>WithChangedSubpath</w:t>
-              </w:r>
-              <w:proofErr w:type="spellEnd"/>
             </w:hyperlink>
             <w:r>
               <w:br/>
             </w:r>
             <w:r>
               <w:br/>
-              <w:t>Note: Extracting the files under the above locations provide the verification logs for the corresponding render mode. It includes a video recording tracking the first 10 testing scenarios alongside a complete network log (.</w:t>
-            </w:r>
-            <w:proofErr w:type="spellStart"/>
-            <w:r>
-              <w:t>har</w:t>
-            </w:r>
-            <w:proofErr w:type="spellEnd"/>
-            <w:r>
-              <w:t xml:space="preserve"> file)</w:t>
+              <w:t>Note: Extracting the files under the above locations provide the verification logs for the corresponding render mode. It includes a video recording tracking the first 10 testing scenarios alongside a complete network log (.har file)</w:t>
             </w:r>
           </w:p>
         </w:tc>
@@ -11424,31 +10931,7 @@
           </w:tcPr>
           <w:p>
             <w:r>
-              <w:t xml:space="preserve">An app upgraded from .NET 10, which still has a literal &lt;base </w:t>
-            </w:r>
-            <w:proofErr w:type="spellStart"/>
-            <w:r>
-              <w:t>href</w:t>
-            </w:r>
-            <w:proofErr w:type="spellEnd"/>
-            <w:r>
-              <w:t>="/" /&gt;, before and after swapping in &lt;</w:t>
-            </w:r>
-            <w:proofErr w:type="spellStart"/>
-            <w:r>
-              <w:t>BasePath</w:t>
-            </w:r>
-            <w:proofErr w:type="spellEnd"/>
-            <w:r>
-              <w:t xml:space="preserve"> /&gt;. The component lives in </w:t>
-            </w:r>
-            <w:proofErr w:type="spellStart"/>
-            <w:r>
-              <w:t>Microsoft.AspNetCore.Components.Endpoints</w:t>
-            </w:r>
-            <w:proofErr w:type="spellEnd"/>
-            <w:r>
-              <w:t xml:space="preserve">, which the .NET </w:t>
+              <w:t xml:space="preserve">An app upgraded from .NET 10, which still has a literal &lt;base href="/" /&gt;, before and after swapping in &lt;BasePath /&gt;. The component lives in Microsoft.AspNetCore.Components.Endpoints, which the .NET </w:t>
             </w:r>
             <w:r>
               <w:lastRenderedPageBreak/>
@@ -11704,15 +11187,7 @@
                 </w:p>
                 <w:p>
                   <w:r>
-                    <w:t xml:space="preserve">No build errors are encountered when @using </w:t>
-                  </w:r>
-                  <w:proofErr w:type="spellStart"/>
-                  <w:r>
-                    <w:t>Microsoft.AspNetCore.Components.Endpoints</w:t>
-                  </w:r>
-                  <w:proofErr w:type="spellEnd"/>
-                  <w:r>
-                    <w:t xml:space="preserve"> is not added; the app is launched successfully with elements </w:t>
+                    <w:t xml:space="preserve">No build errors are encountered when @using Microsoft.AspNetCore.Components.Endpoints is not added; the app is launched successfully with elements </w:t>
                   </w:r>
                   <w:r>
                     <w:lastRenderedPageBreak/>
@@ -11820,15 +11295,7 @@
                 </w:p>
                 <w:p>
                   <w:r>
-                    <w:t xml:space="preserve">No build errors are encountered when @using </w:t>
-                  </w:r>
-                  <w:proofErr w:type="spellStart"/>
-                  <w:r>
-                    <w:t>Microsoft.AspNetCore.Components.Endpoints</w:t>
-                  </w:r>
-                  <w:proofErr w:type="spellEnd"/>
-                  <w:r>
-                    <w:t xml:space="preserve"> is not added; the app is launched successfully with elements missing from the Head element.</w:t>
+                    <w:t>No build errors are encountered when @using Microsoft.AspNetCore.Components.Endpoints is not added; the app is launched successfully with elements missing from the Head element.</w:t>
                   </w:r>
                 </w:p>
               </w:tc>
@@ -11896,17 +11363,8 @@
                       <w:b/>
                       <w:bCs/>
                     </w:rPr>
-                    <w:t xml:space="preserve">Interactive </w:t>
-                  </w:r>
-                  <w:proofErr w:type="spellStart"/>
-                  <w:r>
-                    <w:rPr>
-                      <w:b/>
-                      <w:bCs/>
-                    </w:rPr>
-                    <w:t>WebAssembly</w:t>
-                  </w:r>
-                  <w:proofErr w:type="spellEnd"/>
+                    <w:t>Interactive WebAssembly</w:t>
+                  </w:r>
                 </w:p>
               </w:tc>
               <w:tc>
@@ -11940,15 +11398,7 @@
                 </w:p>
                 <w:p>
                   <w:r>
-                    <w:t xml:space="preserve">No build errors are encountered when @using </w:t>
-                  </w:r>
-                  <w:proofErr w:type="spellStart"/>
-                  <w:r>
-                    <w:t>Microsoft.AspNetCore.Components.Endpoints</w:t>
-                  </w:r>
-                  <w:proofErr w:type="spellEnd"/>
-                  <w:r>
-                    <w:t xml:space="preserve"> is not added; the app is launched successfully with elements missing from the Head element.</w:t>
+                    <w:t>No build errors are encountered when @using Microsoft.AspNetCore.Components.Endpoints is not added; the app is launched successfully with elements missing from the Head element.</w:t>
                   </w:r>
                 </w:p>
               </w:tc>
@@ -12049,21 +11499,7 @@
                 <w:rPr>
                   <w:rStyle w:val="Hyperlink"/>
                 </w:rPr>
-                <w:t xml:space="preserve">New </w:t>
-              </w:r>
-              <w:proofErr w:type="spellStart"/>
-              <w:r>
-                <w:rPr>
-                  <w:rStyle w:val="Hyperlink"/>
-                </w:rPr>
-                <w:t>BasePath</w:t>
-              </w:r>
-              <w:proofErr w:type="spellEnd"/>
-              <w:r>
-                <w:rPr>
-                  <w:rStyle w:val="Hyperlink"/>
-                </w:rPr>
-                <w:t xml:space="preserve"> compo</w:t>
+                <w:t>New BasePath compo</w:t>
               </w:r>
               <w:r>
                 <w:rPr>
@@ -12103,15 +11539,7 @@
               </w:rPr>
             </w:pPr>
             <w:r>
-              <w:t>The base path page presents &lt;</w:t>
-            </w:r>
-            <w:proofErr w:type="spellStart"/>
-            <w:r>
-              <w:t>BasePath</w:t>
-            </w:r>
-            <w:proofErr w:type="spellEnd"/>
-            <w:r>
-              <w:t xml:space="preserve"> /&gt; as the first option for a Blazor Web App, but it does not mention that the component preserves the </w:t>
+              <w:t xml:space="preserve">The base path page presents &lt;BasePath /&gt; as the first option for a Blazor Web App, but it does not mention that the component preserves the </w:t>
             </w:r>
             <w:r>
               <w:lastRenderedPageBreak/>
@@ -12252,15 +11680,7 @@
         <w:t xml:space="preserve">IIS Deployment (.zip): </w:t>
       </w:r>
       <w:r>
-        <w:t>Extracting this file provides the verification logs for the corresponding render mode. It includes a video recording tracking the first 10 testing scenarios alongside a complete network log (.</w:t>
-      </w:r>
-      <w:proofErr w:type="spellStart"/>
-      <w:r>
-        <w:t>har</w:t>
-      </w:r>
-      <w:proofErr w:type="spellEnd"/>
-      <w:r>
-        <w:t xml:space="preserve"> file).</w:t>
+        <w:t>Extracting this file provides the verification logs for the corresponding render mode. It includes a video recording tracking the first 10 testing scenarios alongside a complete network log (.har file).</w:t>
       </w:r>
     </w:p>
     <w:p>
@@ -12282,23 +11702,7 @@
         <w:t xml:space="preserve">Deployed Behind Proxy (.zip): </w:t>
       </w:r>
       <w:r>
-        <w:t>Extracting this file provides the proxy validation evidence. It includes a video recording tracking the first 9 testing scenarios, the reverse proxy routing rules (</w:t>
-      </w:r>
-      <w:proofErr w:type="spellStart"/>
-      <w:r>
-        <w:t>web.config</w:t>
-      </w:r>
-      <w:proofErr w:type="spellEnd"/>
-      <w:r>
-        <w:t>), and a complete network log (.</w:t>
-      </w:r>
-      <w:proofErr w:type="spellStart"/>
-      <w:r>
-        <w:t>har</w:t>
-      </w:r>
-      <w:proofErr w:type="spellEnd"/>
-      <w:r>
-        <w:t xml:space="preserve"> file).</w:t>
+        <w:t>Extracting this file provides the proxy validation evidence. It includes a video recording tracking the first 9 testing scenarios, the reverse proxy routing rules (web.config), and a complete network log (.har file).</w:t>
       </w:r>
     </w:p>
     <w:p>
@@ -12435,23 +11839,7 @@
                 <w:b/>
                 <w:bCs/>
               </w:rPr>
-              <w:t xml:space="preserve">IIS Deployment (With </w:t>
-            </w:r>
-            <w:proofErr w:type="spellStart"/>
-            <w:r>
-              <w:rPr>
-                <w:b/>
-                <w:bCs/>
-              </w:rPr>
-              <w:t>Subpath</w:t>
-            </w:r>
-            <w:proofErr w:type="spellEnd"/>
-            <w:r>
-              <w:rPr>
-                <w:b/>
-                <w:bCs/>
-              </w:rPr>
-              <w:t>)</w:t>
+              <w:t>IIS Deployment (With Subpath)</w:t>
             </w:r>
           </w:p>
         </w:tc>
@@ -12588,21 +11976,7 @@
                 <w:rPr>
                   <w:rStyle w:val="Hyperlink"/>
                 </w:rPr>
-                <w:t>Evidence/net11-new-app/</w:t>
-              </w:r>
-              <w:proofErr w:type="spellStart"/>
-              <w:r>
-                <w:rPr>
-                  <w:rStyle w:val="Hyperlink"/>
-                </w:rPr>
-                <w:t>WithSubpath</w:t>
-              </w:r>
-              <w:proofErr w:type="spellEnd"/>
-              <w:r>
-                <w:rPr>
-                  <w:rStyle w:val="Hyperlink"/>
-                </w:rPr>
-                <w:t>/StaticSSR.zip</w:t>
+                <w:t>Evidence/net11-new-app/WithSubpath/StaticSSR.zip</w:t>
               </w:r>
             </w:hyperlink>
           </w:p>
@@ -12630,21 +12004,7 @@
                 <w:rPr>
                   <w:rStyle w:val="Hyperlink"/>
                 </w:rPr>
-                <w:t>Evidence/net11-new-app/</w:t>
-              </w:r>
-              <w:proofErr w:type="spellStart"/>
-              <w:r>
-                <w:rPr>
-                  <w:rStyle w:val="Hyperlink"/>
-                </w:rPr>
-                <w:t>ReverseProxy</w:t>
-              </w:r>
-              <w:proofErr w:type="spellEnd"/>
-              <w:r>
-                <w:rPr>
-                  <w:rStyle w:val="Hyperlink"/>
-                </w:rPr>
-                <w:t>/StaticSSR.zip</w:t>
+                <w:t>Evidence/net11-new-app/ReverseProxy/StaticSSR.zip</w:t>
               </w:r>
             </w:hyperlink>
           </w:p>
@@ -12740,21 +12100,7 @@
                 <w:rPr>
                   <w:rStyle w:val="Hyperlink"/>
                 </w:rPr>
-                <w:t>Evidence/net11-new-app/</w:t>
-              </w:r>
-              <w:proofErr w:type="spellStart"/>
-              <w:r>
-                <w:rPr>
-                  <w:rStyle w:val="Hyperlink"/>
-                </w:rPr>
-                <w:t>WithSubpath</w:t>
-              </w:r>
-              <w:proofErr w:type="spellEnd"/>
-              <w:r>
-                <w:rPr>
-                  <w:rStyle w:val="Hyperlink"/>
-                </w:rPr>
-                <w:t>/InteractiveServer.zip</w:t>
+                <w:t>Evidence/net11-new-app/WithSubpath/InteractiveServer.zip</w:t>
               </w:r>
             </w:hyperlink>
             <w:r>
@@ -12785,21 +12131,7 @@
                 <w:rPr>
                   <w:rStyle w:val="Hyperlink"/>
                 </w:rPr>
-                <w:t>Evidence/net11-new-app/</w:t>
-              </w:r>
-              <w:proofErr w:type="spellStart"/>
-              <w:r>
-                <w:rPr>
-                  <w:rStyle w:val="Hyperlink"/>
-                </w:rPr>
-                <w:t>ReverseProxy</w:t>
-              </w:r>
-              <w:proofErr w:type="spellEnd"/>
-              <w:r>
-                <w:rPr>
-                  <w:rStyle w:val="Hyperlink"/>
-                </w:rPr>
-                <w:t>/InteractiveServer.zip</w:t>
+                <w:t>Evidence/net11-new-app/ReverseProxy/InteractiveServer.zip</w:t>
               </w:r>
             </w:hyperlink>
           </w:p>
@@ -12868,17 +12200,8 @@
                 <w:b/>
                 <w:bCs/>
               </w:rPr>
-              <w:t xml:space="preserve">Interactive </w:t>
+              <w:t>Interactive WebAssembly</w:t>
             </w:r>
-            <w:proofErr w:type="spellStart"/>
-            <w:r>
-              <w:rPr>
-                <w:b/>
-                <w:bCs/>
-              </w:rPr>
-              <w:t>WebAssembly</w:t>
-            </w:r>
-            <w:proofErr w:type="spellEnd"/>
           </w:p>
         </w:tc>
         <w:tc>
@@ -12904,21 +12227,7 @@
                 <w:rPr>
                   <w:rStyle w:val="Hyperlink"/>
                 </w:rPr>
-                <w:t>Evidence/net11-new-app/</w:t>
-              </w:r>
-              <w:proofErr w:type="spellStart"/>
-              <w:r>
-                <w:rPr>
-                  <w:rStyle w:val="Hyperlink"/>
-                </w:rPr>
-                <w:t>WithSubpath</w:t>
-              </w:r>
-              <w:proofErr w:type="spellEnd"/>
-              <w:r>
-                <w:rPr>
-                  <w:rStyle w:val="Hyperlink"/>
-                </w:rPr>
-                <w:t>/InteractiveWebAssembly.zip</w:t>
+                <w:t>Evidence/net11-new-app/WithSubpath/InteractiveWebAssembly.zip</w:t>
               </w:r>
             </w:hyperlink>
           </w:p>
@@ -12946,21 +12255,7 @@
                 <w:rPr>
                   <w:rStyle w:val="Hyperlink"/>
                 </w:rPr>
-                <w:t>Evidence/net11-new-app/</w:t>
-              </w:r>
-              <w:proofErr w:type="spellStart"/>
-              <w:r>
-                <w:rPr>
-                  <w:rStyle w:val="Hyperlink"/>
-                </w:rPr>
-                <w:t>ReverseProxy</w:t>
-              </w:r>
-              <w:proofErr w:type="spellEnd"/>
-              <w:r>
-                <w:rPr>
-                  <w:rStyle w:val="Hyperlink"/>
-                </w:rPr>
-                <w:t>/InteractiveWebAssembly.zip</w:t>
+                <w:t>Evidence/net11-new-app/ReverseProxy/InteractiveWebAssembly.zip</w:t>
               </w:r>
             </w:hyperlink>
           </w:p>
@@ -13056,21 +12351,7 @@
                 <w:rPr>
                   <w:rStyle w:val="Hyperlink"/>
                 </w:rPr>
-                <w:t>Evidence/net10-to-net11-upgrade/</w:t>
-              </w:r>
-              <w:proofErr w:type="spellStart"/>
-              <w:r>
-                <w:rPr>
-                  <w:rStyle w:val="Hyperlink"/>
-                </w:rPr>
-                <w:t>WithSubpath</w:t>
-              </w:r>
-              <w:proofErr w:type="spellEnd"/>
-              <w:r>
-                <w:rPr>
-                  <w:rStyle w:val="Hyperlink"/>
-                </w:rPr>
-                <w:t>/StaticSSR.zip</w:t>
+                <w:t>Evidence/net10-to-net11-upgrade/WithSubpath/StaticSSR.zip</w:t>
               </w:r>
             </w:hyperlink>
           </w:p>
@@ -13098,21 +12379,7 @@
                 <w:rPr>
                   <w:rStyle w:val="Hyperlink"/>
                 </w:rPr>
-                <w:t>Evidence/net10-to-net11-upgrade/</w:t>
-              </w:r>
-              <w:proofErr w:type="spellStart"/>
-              <w:r>
-                <w:rPr>
-                  <w:rStyle w:val="Hyperlink"/>
-                </w:rPr>
-                <w:t>ReverseProxy</w:t>
-              </w:r>
-              <w:proofErr w:type="spellEnd"/>
-              <w:r>
-                <w:rPr>
-                  <w:rStyle w:val="Hyperlink"/>
-                </w:rPr>
-                <w:t>/StaticSSR.zip</w:t>
+                <w:t>Evidence/net10-to-net11-upgrade/ReverseProxy/StaticSSR.zip</w:t>
               </w:r>
             </w:hyperlink>
           </w:p>
@@ -13305,17 +12572,8 @@
                 <w:b/>
                 <w:bCs/>
               </w:rPr>
-              <w:t xml:space="preserve">Interactive </w:t>
+              <w:t>Interactive WebAssembly</w:t>
             </w:r>
-            <w:proofErr w:type="spellStart"/>
-            <w:r>
-              <w:rPr>
-                <w:b/>
-                <w:bCs/>
-              </w:rPr>
-              <w:t>WebAssembly</w:t>
-            </w:r>
-            <w:proofErr w:type="spellEnd"/>
           </w:p>
         </w:tc>
         <w:tc>
@@ -13424,21 +12682,12 @@
         </w:rPr>
         <w:t xml:space="preserve"> </w:t>
       </w:r>
-      <w:proofErr w:type="spellStart"/>
       <w:r>
         <w:rPr>
           <w:b/>
           <w:bCs/>
         </w:rPr>
-        <w:t>BasePath</w:t>
-      </w:r>
-      <w:proofErr w:type="spellEnd"/>
-      <w:r>
-        <w:rPr>
-          <w:b/>
-          <w:bCs/>
-        </w:rPr>
-        <w:t xml:space="preserve"> Component Fails to Trigger Build Error or Documentation Lacks Sufficient Guidelines When Required Namespace Is Missing in .NET 10 to .NET 11 Upgraded Apps</w:t>
+        <w:t>BasePath Component Fails to Trigger Build Error or Documentation Lacks Sufficient Guidelines When Required Namespace Is Missing in .NET 10 to .NET 11 Upgraded Apps</w:t>
       </w:r>
     </w:p>
     <w:p>
@@ -13460,23 +12709,7 @@
     </w:p>
     <w:p>
       <w:r>
-        <w:t>A Blazor Web App upgraded from .NET 10 to .NET 11 does not report a build error when the &lt;</w:t>
-      </w:r>
-      <w:proofErr w:type="spellStart"/>
-      <w:r>
-        <w:t>BasePath</w:t>
-      </w:r>
-      <w:proofErr w:type="spellEnd"/>
-      <w:r>
-        <w:t xml:space="preserve"> /&gt; component is used without its required namespace, nor does the documentation provide adequate guidelines regarding this dependency. Although the application builds successfully with only a warning, the browser treats the unrendered &lt;</w:t>
-      </w:r>
-      <w:proofErr w:type="spellStart"/>
-      <w:r>
-        <w:t>BasePath</w:t>
-      </w:r>
-      <w:proofErr w:type="spellEnd"/>
-      <w:r>
-        <w:t xml:space="preserve"> /&gt; tag as an unknown element, causing all subsequent &lt;head&gt; elements to be incorrectly pushed into the &lt;body&gt; tag at runtime.</w:t>
+        <w:t>A Blazor Web App upgraded from .NET 10 to .NET 11 does not report a build error when the &lt;BasePath /&gt; component is used without its required namespace, nor does the documentation provide adequate guidelines regarding this dependency. Although the application builds successfully with only a warning, the browser treats the unrendered &lt;BasePath /&gt; tag as an unknown element, causing all subsequent &lt;head&gt; elements to be incorrectly pushed into the &lt;body&gt; tag at runtime.</w:t>
       </w:r>
       <w:r>
         <w:br/>
@@ -13493,52 +12726,12 @@
     </w:p>
     <w:p>
       <w:r>
-        <w:t xml:space="preserve">After replacing the &lt;base </w:t>
-      </w:r>
-      <w:proofErr w:type="spellStart"/>
-      <w:r>
-        <w:t>href</w:t>
-      </w:r>
-      <w:proofErr w:type="spellEnd"/>
-      <w:r>
-        <w:t>="/" /&gt; element with the &lt;</w:t>
-      </w:r>
-      <w:proofErr w:type="spellStart"/>
-      <w:r>
-        <w:t>BasePath</w:t>
-      </w:r>
-      <w:proofErr w:type="spellEnd"/>
-      <w:r>
-        <w:t xml:space="preserve"> /&gt; component in a Blazor Web App upgraded from .NET 10 to .NET 11, the application builds and launches successfully with only a warning—even when the required @using </w:t>
-      </w:r>
-      <w:proofErr w:type="spellStart"/>
-      <w:r>
-        <w:t>Microsoft.AspNetCore.Components.Endpoints</w:t>
-      </w:r>
-      <w:proofErr w:type="spellEnd"/>
-      <w:r>
-        <w:t xml:space="preserve"> namespace is missing from _</w:t>
-      </w:r>
-      <w:proofErr w:type="spellStart"/>
-      <w:r>
-        <w:t>Imports.razor</w:t>
-      </w:r>
-      <w:proofErr w:type="spellEnd"/>
-      <w:r>
-        <w:t>.</w:t>
-      </w:r>
-    </w:p>
-    <w:p>
-      <w:r>
-        <w:t>No build errors are reported, and the current documentation lacks explicit instructions regarding this setup. Because the component is unrecognized by the compiler, the literal &lt;</w:t>
-      </w:r>
-      <w:proofErr w:type="spellStart"/>
-      <w:r>
-        <w:t>BasePath</w:t>
-      </w:r>
-      <w:proofErr w:type="spellEnd"/>
-      <w:r>
-        <w:t xml:space="preserve"> /&gt; tag is outputted directly to the browser. This invalid HTML structure causes the browser to prematurely close the &lt;head&gt; section and force all subsequent expected &lt;head&gt; elements into the &lt;body&gt; tag at runtime.</w:t>
+        <w:t>After replacing the &lt;base href="/" /&gt; element with the &lt;BasePath /&gt; component in a Blazor Web App upgraded from .NET 10 to .NET 11, the application builds and launches successfully with only a warning—even when the required @using Microsoft.AspNetCore.Components.Endpoints namespace is missing from _Imports.razor.</w:t>
+      </w:r>
+    </w:p>
+    <w:p>
+      <w:r>
+        <w:t>No build errors are reported, and the current documentation lacks explicit instructions regarding this setup. Because the component is unrecognized by the compiler, the literal &lt;BasePath /&gt; tag is outputted directly to the browser. This invalid HTML structure causes the browser to prematurely close the &lt;head&gt; section and force all subsequent expected &lt;head&gt; elements into the &lt;body&gt; tag at runtime.</w:t>
       </w:r>
       <w:r>
         <w:br/>
@@ -13658,13 +12851,8 @@
         </w:numPr>
       </w:pPr>
       <w:r>
-        <w:t xml:space="preserve">Interactive </w:t>
-      </w:r>
-      <w:proofErr w:type="spellStart"/>
-      <w:r>
-        <w:t>WebAssembly</w:t>
-      </w:r>
-      <w:proofErr w:type="spellEnd"/>
+        <w:t>Interactive WebAssembly</w:t>
+      </w:r>
     </w:p>
     <w:p>
       <w:pPr>
@@ -13674,99 +12862,27 @@
         </w:numPr>
       </w:pPr>
       <w:r>
-        <w:t>Update the project's Target Framework Moniker (TFM) in the .</w:t>
-      </w:r>
-      <w:proofErr w:type="spellStart"/>
-      <w:r>
-        <w:t>csproj</w:t>
-      </w:r>
-      <w:proofErr w:type="spellEnd"/>
-      <w:r>
-        <w:t xml:space="preserve"> file from net10.0 to net11.0:</w:t>
+        <w:t>Update the project's Target Framework Moniker (TFM) in the .csproj file from net10.0 to net11.0:</w:t>
       </w:r>
       <w:r>
         <w:br/>
-        <w:t xml:space="preserve">&lt;Project </w:t>
-      </w:r>
-      <w:proofErr w:type="spellStart"/>
-      <w:r>
-        <w:t>Sdk</w:t>
-      </w:r>
-      <w:proofErr w:type="spellEnd"/>
-      <w:r>
-        <w:t>="</w:t>
-      </w:r>
-      <w:proofErr w:type="spellStart"/>
-      <w:r>
-        <w:t>Microsoft.NET.Sdk.Web</w:t>
-      </w:r>
-      <w:proofErr w:type="spellEnd"/>
-      <w:r>
-        <w:t>"&gt;</w:t>
+        <w:t>&lt;Project Sdk="Microsoft.NET.Sdk.Web"&gt;</w:t>
       </w:r>
       <w:r>
         <w:br/>
-        <w:t xml:space="preserve">  &lt;</w:t>
-      </w:r>
-      <w:proofErr w:type="spellStart"/>
-      <w:r>
-        <w:t>PropertyGroup</w:t>
-      </w:r>
-      <w:proofErr w:type="spellEnd"/>
-      <w:r>
-        <w:t>&gt;</w:t>
+        <w:t xml:space="preserve">  &lt;PropertyGroup&gt;</w:t>
       </w:r>
       <w:r>
         <w:br/>
-        <w:t>-   &lt;</w:t>
-      </w:r>
-      <w:proofErr w:type="spellStart"/>
-      <w:r>
-        <w:t>TargetFramework</w:t>
-      </w:r>
-      <w:proofErr w:type="spellEnd"/>
-      <w:r>
-        <w:t>&gt;net10.0&lt;/</w:t>
-      </w:r>
-      <w:proofErr w:type="spellStart"/>
-      <w:r>
-        <w:t>TargetFramework</w:t>
-      </w:r>
-      <w:proofErr w:type="spellEnd"/>
-      <w:r>
-        <w:t>&gt;</w:t>
+        <w:t>-   &lt;TargetFramework&gt;net10.0&lt;/TargetFramework&gt;</w:t>
       </w:r>
       <w:r>
         <w:br/>
-        <w:t>+   &lt;</w:t>
-      </w:r>
-      <w:proofErr w:type="spellStart"/>
-      <w:r>
-        <w:t>TargetFramework</w:t>
-      </w:r>
-      <w:proofErr w:type="spellEnd"/>
-      <w:r>
-        <w:t>&gt;net11.0&lt;/</w:t>
-      </w:r>
-      <w:proofErr w:type="spellStart"/>
-      <w:r>
-        <w:t>TargetFramework</w:t>
-      </w:r>
-      <w:proofErr w:type="spellEnd"/>
-      <w:r>
-        <w:t>&gt;</w:t>
+        <w:t>+   &lt;TargetFramework&gt;net11.0&lt;/TargetFramework&gt;</w:t>
       </w:r>
       <w:r>
         <w:br/>
-        <w:t xml:space="preserve">  &lt;/</w:t>
-      </w:r>
-      <w:proofErr w:type="spellStart"/>
-      <w:r>
-        <w:t>PropertyGroup</w:t>
-      </w:r>
-      <w:proofErr w:type="spellEnd"/>
-      <w:r>
-        <w:t>&gt;</w:t>
+        <w:t xml:space="preserve">  &lt;/PropertyGroup&gt;</w:t>
       </w:r>
       <w:r>
         <w:br/>
@@ -13781,27 +12897,11 @@
         </w:numPr>
       </w:pPr>
       <w:r>
-        <w:t xml:space="preserve">In </w:t>
-      </w:r>
-      <w:proofErr w:type="spellStart"/>
-      <w:r>
-        <w:t>App.razor</w:t>
-      </w:r>
-      <w:proofErr w:type="spellEnd"/>
-      <w:r>
-        <w:t>, replace:</w:t>
+        <w:t>In App.razor, replace:</w:t>
       </w:r>
       <w:r>
         <w:br/>
-        <w:t xml:space="preserve">&lt;base </w:t>
-      </w:r>
-      <w:proofErr w:type="spellStart"/>
-      <w:r>
-        <w:t>href</w:t>
-      </w:r>
-      <w:proofErr w:type="spellEnd"/>
-      <w:r>
-        <w:t>="/" /&gt;</w:t>
+        <w:t>&lt;base href="/" /&gt;</w:t>
       </w:r>
       <w:r>
         <w:br/>
@@ -13812,15 +12912,7 @@
       </w:r>
       <w:r>
         <w:br/>
-        <w:t>&lt;</w:t>
-      </w:r>
-      <w:proofErr w:type="spellStart"/>
-      <w:r>
-        <w:t>BasePath</w:t>
-      </w:r>
-      <w:proofErr w:type="spellEnd"/>
-      <w:r>
-        <w:t xml:space="preserve"> /&gt;</w:t>
+        <w:t>&lt;BasePath /&gt;</w:t>
       </w:r>
     </w:p>
     <w:p>
@@ -13841,33 +12933,12 @@
         <w:t>without</w:t>
       </w:r>
       <w:r>
-        <w:t xml:space="preserve"> adding the following namespace to _</w:t>
-      </w:r>
-      <w:proofErr w:type="spellStart"/>
-      <w:r>
-        <w:t>Imports.razor</w:t>
-      </w:r>
-      <w:proofErr w:type="spellEnd"/>
-      <w:r>
-        <w:t xml:space="preserve"> or </w:t>
-      </w:r>
-      <w:proofErr w:type="spellStart"/>
-      <w:r>
-        <w:t>App.razor</w:t>
-      </w:r>
-      <w:proofErr w:type="spellEnd"/>
-      <w:r>
-        <w:t>:</w:t>
+        <w:t xml:space="preserve"> adding the following namespace to _Imports.razor or App.razor:</w:t>
       </w:r>
       <w:r>
         <w:br/>
-        <w:t xml:space="preserve">@using </w:t>
-      </w:r>
-      <w:proofErr w:type="spellStart"/>
-      <w:r>
-        <w:t>Microsoft.AspNetCore.Components.Endpoints</w:t>
-      </w:r>
-      <w:proofErr w:type="spellEnd"/>
+        <w:t>@using Microsoft.AspNetCore.Components.Endpoints</w:t>
+      </w:r>
     </w:p>
     <w:p/>
     <w:p>
@@ -13881,15 +12952,7 @@
     </w:p>
     <w:p>
       <w:r>
-        <w:t>The application builds and launches successfully without any build errors, and the official documentation lacks clear guidelines regarding the necessary namespace setup. At runtime, the compiler outputs the literal &lt;</w:t>
-      </w:r>
-      <w:proofErr w:type="spellStart"/>
-      <w:r>
-        <w:t>BasePath</w:t>
-      </w:r>
-      <w:proofErr w:type="spellEnd"/>
-      <w:r>
-        <w:t xml:space="preserve"> /&gt; string as text, which breaks the HTML parsing structure and forces subsequent &lt;head&gt; elements into the &lt;body&gt; tag.</w:t>
+        <w:t>The application builds and launches successfully without any build errors, and the official documentation lacks clear guidelines regarding the necessary namespace setup. At runtime, the compiler outputs the literal &lt;BasePath /&gt; string as text, which breaks the HTML parsing structure and forces subsequent &lt;head&gt; elements into the &lt;body&gt; tag.</w:t>
       </w:r>
     </w:p>
     <w:p/>
@@ -13904,23 +12967,7 @@
     </w:p>
     <w:p>
       <w:r>
-        <w:t xml:space="preserve">The build should fail with a clear compiler error indicating that the </w:t>
-      </w:r>
-      <w:proofErr w:type="spellStart"/>
-      <w:r>
-        <w:t>Microsoft.AspNetCore.Components.Endpoints</w:t>
-      </w:r>
-      <w:proofErr w:type="spellEnd"/>
-      <w:r>
-        <w:t xml:space="preserve"> namespace is required to use the &lt;</w:t>
-      </w:r>
-      <w:proofErr w:type="spellStart"/>
-      <w:r>
-        <w:t>BasePath</w:t>
-      </w:r>
-      <w:proofErr w:type="spellEnd"/>
-      <w:r>
-        <w:t xml:space="preserve"> /&gt; component. Alternatively, if a build failure is not possible by design, the </w:t>
+        <w:t xml:space="preserve">The build should fail with a clear compiler error indicating that the Microsoft.AspNetCore.Components.Endpoints namespace is required to use the &lt;BasePath /&gt; component. Alternatively, if a build failure is not possible by design, the </w:t>
       </w:r>
       <w:r>
         <w:lastRenderedPageBreak/>
@@ -13941,35 +12988,7 @@
           <w:rPr>
             <w:rStyle w:val="Hyperlink"/>
           </w:rPr>
-          <w:t>BlazorWebApp-BasePath-Validation/Evidence/net10-to-net11-upgrade/Issue_BasePath_MissingNamespace.zip at main · BharatRamsf3693/</w:t>
-        </w:r>
-        <w:proofErr w:type="spellStart"/>
-        <w:r>
-          <w:rPr>
-            <w:rStyle w:val="Hyperlink"/>
-          </w:rPr>
-          <w:t>BlazorWebApp</w:t>
-        </w:r>
-        <w:proofErr w:type="spellEnd"/>
-        <w:r>
-          <w:rPr>
-            <w:rStyle w:val="Hyperlink"/>
-          </w:rPr>
-          <w:t>-</w:t>
-        </w:r>
-        <w:proofErr w:type="spellStart"/>
-        <w:r>
-          <w:rPr>
-            <w:rStyle w:val="Hyperlink"/>
-          </w:rPr>
-          <w:t>BasePath</w:t>
-        </w:r>
-        <w:proofErr w:type="spellEnd"/>
-        <w:r>
-          <w:rPr>
-            <w:rStyle w:val="Hyperlink"/>
-          </w:rPr>
-          <w:t>-Validation</w:t>
+          <w:t>BlazorWebApp-BasePath-Validation/Evidence/net10-to-net11-upgrade/Issue_BasePath_MissingNamespace.zip at main · BharatRamsf3693/BlazorWebApp-BasePath-Validation</w:t>
         </w:r>
       </w:hyperlink>
     </w:p>
@@ -13982,21 +13001,12 @@
         </w:rPr>
         <w:t xml:space="preserve">2. </w:t>
       </w:r>
-      <w:proofErr w:type="spellStart"/>
       <w:r>
         <w:rPr>
           <w:b/>
           <w:bCs/>
         </w:rPr>
-        <w:t>BasePath</w:t>
-      </w:r>
-      <w:proofErr w:type="spellEnd"/>
-      <w:r>
-        <w:rPr>
-          <w:b/>
-          <w:bCs/>
-        </w:rPr>
-        <w:t xml:space="preserve"> Component Fails to Preserve Sub-path Casing Behind a Reverse Proxy</w:t>
+        <w:t>BasePath Component Fails to Preserve Sub-path Casing Behind a Reverse Proxy</w:t>
       </w:r>
     </w:p>
     <w:p>
@@ -14020,39 +13030,7 @@
     </w:p>
     <w:p>
       <w:r>
-        <w:t>The &lt;</w:t>
-      </w:r>
-      <w:proofErr w:type="spellStart"/>
-      <w:r>
-        <w:t>BasePath</w:t>
-      </w:r>
-      <w:proofErr w:type="spellEnd"/>
-      <w:r>
-        <w:t xml:space="preserve"> /&gt; component fails to adapt to case-sensitivity changes introduced by a reverse proxy. When the public proxy URL uses a specific casing (for example, /</w:t>
-      </w:r>
-      <w:proofErr w:type="spellStart"/>
-      <w:r>
-        <w:t>StaticSsr</w:t>
-      </w:r>
-      <w:proofErr w:type="spellEnd"/>
-      <w:r>
-        <w:t>/) while the backend application uses a different casing (for example, /</w:t>
-      </w:r>
-      <w:proofErr w:type="spellStart"/>
-      <w:r>
-        <w:t>staticssr</w:t>
-      </w:r>
-      <w:proofErr w:type="spellEnd"/>
-      <w:r>
-        <w:t>/), the &lt;</w:t>
-      </w:r>
-      <w:proofErr w:type="spellStart"/>
-      <w:r>
-        <w:t>BasePath</w:t>
-      </w:r>
-      <w:proofErr w:type="spellEnd"/>
-      <w:r>
-        <w:t xml:space="preserve"> /&gt; component incorrectly falls back to the backend application's casing instead of preserving the casing of the public request path.</w:t>
+        <w:t>The &lt;BasePath /&gt; component fails to adapt to case-sensitivity changes introduced by a reverse proxy. When the public proxy URL uses a specific casing (for example, /StaticSsr/) while the backend application uses a different casing (for example, /staticssr/), the &lt;BasePath /&gt; component incorrectly falls back to the backend application's casing instead of preserving the casing of the public request path.</w:t>
       </w:r>
     </w:p>
     <w:p>
@@ -14062,15 +13040,7 @@
     </w:p>
     <w:p>
       <w:r>
-        <w:t xml:space="preserve">This mismatch causes console errors in Interactive Server and Interactive </w:t>
-      </w:r>
-      <w:proofErr w:type="spellStart"/>
-      <w:r>
-        <w:t>WebAssembly</w:t>
-      </w:r>
-      <w:proofErr w:type="spellEnd"/>
-      <w:r>
-        <w:t xml:space="preserve"> samples. In the Static SSR sample, no console errors occur, but changes to the sub-path casing in the browser URL are not reflected in the rendered &lt;base&gt; element.</w:t>
+        <w:t>This mismatch causes console errors in Interactive Server and Interactive WebAssembly samples. In the Static SSR sample, no console errors occur, but changes to the sub-path casing in the browser URL are not reflected in the rendered &lt;base&gt; element.</w:t>
       </w:r>
     </w:p>
     <w:p>
@@ -14130,36 +13100,12 @@
     </w:p>
     <w:p>
       <w:r>
-        <w:t>However, instead of dynamically preserving the exact casing of the incoming public request path (/</w:t>
-      </w:r>
-      <w:proofErr w:type="spellStart"/>
-      <w:r>
-        <w:t>InteractiveWebAssembly</w:t>
-      </w:r>
-      <w:proofErr w:type="spellEnd"/>
-      <w:r>
-        <w:t>/), the &lt;</w:t>
-      </w:r>
-      <w:proofErr w:type="spellStart"/>
-      <w:r>
-        <w:t>BasePath</w:t>
-      </w:r>
-      <w:proofErr w:type="spellEnd"/>
-      <w:r>
-        <w:t xml:space="preserve"> /&gt; component renders the &lt;base&gt; element using the backend application's configured path casing:</w:t>
-      </w:r>
-    </w:p>
-    <w:p>
-      <w:r>
-        <w:t>/</w:t>
-      </w:r>
-      <w:proofErr w:type="spellStart"/>
-      <w:r>
-        <w:t>interactivewebassembly</w:t>
-      </w:r>
-      <w:proofErr w:type="spellEnd"/>
-      <w:r>
-        <w:t>/</w:t>
+        <w:t>However, instead of dynamically preserving the exact casing of the incoming public request path (/InteractiveWebAssembly/), the &lt;BasePath /&gt; component renders the &lt;base&gt; element using the backend application's configured path casing:</w:t>
+      </w:r>
+    </w:p>
+    <w:p>
+      <w:r>
+        <w:t>/interactivewebassembly/</w:t>
       </w:r>
     </w:p>
     <w:p>
@@ -14183,15 +13129,7 @@
     </w:p>
     <w:p>
       <w:r>
-        <w:t>The &lt;</w:t>
-      </w:r>
-      <w:proofErr w:type="spellStart"/>
-      <w:r>
-        <w:t>BasePath</w:t>
-      </w:r>
-      <w:proofErr w:type="spellEnd"/>
-      <w:r>
-        <w:t xml:space="preserve"> /&gt; component should dynamically inspect the request path and preserve the exact casing of the requested public URL path, producing:</w:t>
+        <w:t>The &lt;BasePath /&gt; component should dynamically inspect the request path and preserve the exact casing of the requested public URL path, producing:</w:t>
       </w:r>
     </w:p>
     <w:p>
@@ -14201,15 +13139,7 @@
     </w:p>
     <w:p>
       <w:r>
-        <w:t>/</w:t>
-      </w:r>
-      <w:proofErr w:type="spellStart"/>
-      <w:r>
-        <w:t>InteractiveWebAssembly</w:t>
-      </w:r>
-      <w:proofErr w:type="spellEnd"/>
-      <w:r>
-        <w:t>/</w:t>
+        <w:t>/InteractiveWebAssembly/</w:t>
       </w:r>
     </w:p>
     <w:p>
@@ -14219,7 +13149,27 @@
     </w:p>
     <w:p>
       <w:r>
-        <w:t>Alternatively, if the design requires strict casing uniformity, the documentation should explicitly state that the component does not support casing changes introduced by reverse proxies.</w:t>
+        <w:t xml:space="preserve">Alternatively, if the design requires strict casing uniformity, the documentation should explicitly state that the component does not support casing changes introduced by reverse proxies, </w:t>
+      </w:r>
+      <w:r>
+        <w:rPr>
+          <w:b/>
+          <w:bCs/>
+        </w:rPr>
+        <w:t>or provide</w:t>
+      </w:r>
+      <w:r>
+        <w:t xml:space="preserve"> documentation for setting up the reverse proxy </w:t>
+      </w:r>
+      <w:r>
+        <w:rPr>
+          <w:b/>
+          <w:bCs/>
+        </w:rPr>
+        <w:t>to handle</w:t>
+      </w:r>
+      <w:r>
+        <w:t xml:space="preserve"> this scenario.</w:t>
       </w:r>
     </w:p>
     <w:p>
@@ -14440,31 +13390,7 @@
         </w:numPr>
       </w:pPr>
       <w:r>
-        <w:t xml:space="preserve">Alias: Enter a lowercase application path alias (for example, </w:t>
-      </w:r>
-      <w:proofErr w:type="spellStart"/>
-      <w:r>
-        <w:t>staticssr</w:t>
-      </w:r>
-      <w:proofErr w:type="spellEnd"/>
-      <w:r>
-        <w:t xml:space="preserve">, </w:t>
-      </w:r>
-      <w:proofErr w:type="spellStart"/>
-      <w:r>
-        <w:t>interactiveserver</w:t>
-      </w:r>
-      <w:proofErr w:type="spellEnd"/>
-      <w:r>
-        <w:t xml:space="preserve">, or </w:t>
-      </w:r>
-      <w:proofErr w:type="spellStart"/>
-      <w:r>
-        <w:t>interactivewebassembly</w:t>
-      </w:r>
-      <w:proofErr w:type="spellEnd"/>
-      <w:r>
-        <w:t>).</w:t>
+        <w:t>Alias: Enter a lowercase application path alias (for example, staticssr, interactiveserver, or interactivewebassembly).</w:t>
       </w:r>
     </w:p>
     <w:p>
@@ -14716,31 +13642,7 @@
         <w:t>Alias:</w:t>
       </w:r>
       <w:r>
-        <w:t xml:space="preserve"> Enter a lowercase application path alias (for example, </w:t>
-      </w:r>
-      <w:proofErr w:type="spellStart"/>
-      <w:r>
-        <w:t>staticssr</w:t>
-      </w:r>
-      <w:proofErr w:type="spellEnd"/>
-      <w:r>
-        <w:t xml:space="preserve">, </w:t>
-      </w:r>
-      <w:proofErr w:type="spellStart"/>
-      <w:r>
-        <w:t>interactiveserver</w:t>
-      </w:r>
-      <w:proofErr w:type="spellEnd"/>
-      <w:r>
-        <w:t xml:space="preserve">, or </w:t>
-      </w:r>
-      <w:proofErr w:type="spellStart"/>
-      <w:r>
-        <w:t>interactivewebassembly</w:t>
-      </w:r>
-      <w:proofErr w:type="spellEnd"/>
-      <w:r>
-        <w:t>).</w:t>
+        <w:t xml:space="preserve"> Enter a lowercase application path alias (for example, staticssr, interactiveserver, or interactivewebassembly).</w:t>
       </w:r>
     </w:p>
     <w:p>
@@ -14826,15 +13728,7 @@
         </w:numPr>
       </w:pPr>
       <w:r>
-        <w:t xml:space="preserve">After adding the rule, the following </w:t>
-      </w:r>
-      <w:proofErr w:type="spellStart"/>
-      <w:r>
-        <w:t>web.config</w:t>
-      </w:r>
-      <w:proofErr w:type="spellEnd"/>
-      <w:r>
-        <w:t xml:space="preserve"> file is created in the mapped</w:t>
+        <w:t>After adding the rule, the following web.config file is created in the mapped</w:t>
       </w:r>
       <w:r>
         <w:rPr>
@@ -14867,15 +13761,7 @@
     </w:p>
     <w:p>
       <w:r>
-        <w:t xml:space="preserve">    &lt;</w:t>
-      </w:r>
-      <w:proofErr w:type="spellStart"/>
-      <w:r>
-        <w:t>system.webServer</w:t>
-      </w:r>
-      <w:proofErr w:type="spellEnd"/>
-      <w:r>
-        <w:t>&gt;</w:t>
+        <w:t xml:space="preserve">    &lt;system.webServer&gt;</w:t>
       </w:r>
     </w:p>
     <w:p>
@@ -14891,28 +13777,12 @@
     </w:p>
     <w:p>
       <w:r>
-        <w:t xml:space="preserve">                &lt;rule name="ReverseProxyInboundRule1" </w:t>
-      </w:r>
-      <w:proofErr w:type="spellStart"/>
-      <w:r>
-        <w:t>stopProcessing</w:t>
-      </w:r>
-      <w:proofErr w:type="spellEnd"/>
-      <w:r>
-        <w:t>="true"&gt;</w:t>
-      </w:r>
-    </w:p>
-    <w:p>
-      <w:r>
-        <w:t xml:space="preserve">                    &lt;match </w:t>
-      </w:r>
-      <w:proofErr w:type="spellStart"/>
-      <w:r>
-        <w:t>url</w:t>
-      </w:r>
-      <w:proofErr w:type="spellEnd"/>
-      <w:r>
-        <w:t>="(.*)" /&gt;</w:t>
+        <w:t xml:space="preserve">                &lt;rule name="ReverseProxyInboundRule1" stopProcessing="true"&gt;</w:t>
+      </w:r>
+    </w:p>
+    <w:p>
+      <w:r>
+        <w:t xml:space="preserve">                    &lt;match url="(.*)" /&gt;</w:t>
       </w:r>
     </w:p>
     <w:p>
@@ -14937,15 +13807,7 @@
     </w:p>
     <w:p>
       <w:r>
-        <w:t xml:space="preserve">    &lt;/</w:t>
-      </w:r>
-      <w:proofErr w:type="spellStart"/>
-      <w:r>
-        <w:t>system.webServer</w:t>
-      </w:r>
-      <w:proofErr w:type="spellEnd"/>
-      <w:r>
-        <w:t>&gt;</w:t>
+        <w:t xml:space="preserve">    &lt;/system.webServer&gt;</w:t>
       </w:r>
     </w:p>
     <w:p>
@@ -15067,15 +13929,7 @@
     <w:p>
       <w:r>
         <w:lastRenderedPageBreak/>
-        <w:t xml:space="preserve">This mismatch causes console errors in the browser for the Interactive Server and Interactive </w:t>
-      </w:r>
-      <w:proofErr w:type="spellStart"/>
-      <w:r>
-        <w:t>WebAssembly</w:t>
-      </w:r>
-      <w:proofErr w:type="spellEnd"/>
-      <w:r>
-        <w:t xml:space="preserve"> samples. For the Static SSR sample, no console errors occur; however, the casing change in the browser URL is not reflected in the rendered &lt;base&gt; element.</w:t>
+        <w:t>This mismatch causes console errors in the browser for the Interactive Server and Interactive WebAssembly samples. For the Static SSR sample, no console errors occur; however, the casing change in the browser URL is not reflected in the rendered &lt;base&gt; element.</w:t>
       </w:r>
     </w:p>
     <w:p>
@@ -15085,15 +13939,7 @@
     </w:p>
     <w:p>
       <w:r>
-        <w:t>The &lt;</w:t>
-      </w:r>
-      <w:proofErr w:type="spellStart"/>
-      <w:r>
-        <w:t>BasePath</w:t>
-      </w:r>
-      <w:proofErr w:type="spellEnd"/>
-      <w:r>
-        <w:t xml:space="preserve"> /&gt; component renders:</w:t>
+        <w:t>The &lt;BasePath /&gt; component renders:</w:t>
       </w:r>
     </w:p>
     <w:p>
@@ -15103,15 +13949,7 @@
     </w:p>
     <w:p>
       <w:r>
-        <w:t>/</w:t>
-      </w:r>
-      <w:proofErr w:type="spellStart"/>
-      <w:r>
-        <w:t>interactivewebassembly</w:t>
-      </w:r>
-      <w:proofErr w:type="spellEnd"/>
-      <w:r>
-        <w:t>/</w:t>
+        <w:t>/interactivewebassembly/</w:t>
       </w:r>
     </w:p>
     <w:p>
@@ -15131,15 +13969,7 @@
     </w:p>
     <w:p>
       <w:r>
-        <w:t>/</w:t>
-      </w:r>
-      <w:proofErr w:type="spellStart"/>
-      <w:r>
-        <w:t>InteractiveWebAssembly</w:t>
-      </w:r>
-      <w:proofErr w:type="spellEnd"/>
-      <w:r>
-        <w:t>/</w:t>
+        <w:t>/InteractiveWebAssembly/</w:t>
       </w:r>
     </w:p>
     <w:p>
@@ -15163,41 +13993,20 @@
     </w:p>
     <w:p>
       <w:r>
-        <w:t xml:space="preserve">The application should load successfully regardless of the </w:t>
-      </w:r>
-      <w:proofErr w:type="spellStart"/>
-      <w:r>
-        <w:t>subpath</w:t>
-      </w:r>
-      <w:proofErr w:type="spellEnd"/>
-      <w:r>
-        <w:t xml:space="preserve"> casing used in the incoming request URL. The </w:t>
+        <w:t xml:space="preserve">The application should load successfully regardless of the subpath casing used in the incoming request URL. The </w:t>
       </w:r>
       <w:r>
         <w:rPr>
           <w:b/>
           <w:bCs/>
         </w:rPr>
-        <w:t>&lt;</w:t>
-      </w:r>
-      <w:proofErr w:type="spellStart"/>
-      <w:r>
-        <w:rPr>
-          <w:b/>
-          <w:bCs/>
-        </w:rPr>
-        <w:t>BasePath</w:t>
-      </w:r>
-      <w:proofErr w:type="spellEnd"/>
-      <w:r>
-        <w:rPr>
-          <w:b/>
-          <w:bCs/>
-        </w:rPr>
-        <w:t xml:space="preserve"> /&gt;</w:t>
+        <w:t>&lt;BasePath /&gt;</w:t>
       </w:r>
       <w:r>
         <w:t xml:space="preserve"> component should preserve the exact casing of the requested path, ensuring that all static asset URLs resolve correctly using that same casing from the reverse proxy URL.</w:t>
+      </w:r>
+      <w:r>
+        <w:t xml:space="preserve"> </w:t>
       </w:r>
     </w:p>
     <w:p>
@@ -15241,35 +14050,7 @@
           <w:rPr>
             <w:rStyle w:val="Hyperlink"/>
           </w:rPr>
-          <w:t>BlazorWebApp-BasePath-Validation/Evidence/net11-new-app/ReverseProxy at main · BharatRamsf3693/</w:t>
-        </w:r>
-        <w:proofErr w:type="spellStart"/>
-        <w:r>
-          <w:rPr>
-            <w:rStyle w:val="Hyperlink"/>
-          </w:rPr>
-          <w:t>BlazorWebApp</w:t>
-        </w:r>
-        <w:proofErr w:type="spellEnd"/>
-        <w:r>
-          <w:rPr>
-            <w:rStyle w:val="Hyperlink"/>
-          </w:rPr>
-          <w:t>-</w:t>
-        </w:r>
-        <w:proofErr w:type="spellStart"/>
-        <w:r>
-          <w:rPr>
-            <w:rStyle w:val="Hyperlink"/>
-          </w:rPr>
-          <w:t>BasePath</w:t>
-        </w:r>
-        <w:proofErr w:type="spellEnd"/>
-        <w:r>
-          <w:rPr>
-            <w:rStyle w:val="Hyperlink"/>
-          </w:rPr>
-          <w:t>-Validation</w:t>
+          <w:t>BlazorWebApp-BasePath-Validation/Evidence/net11-new-app/ReverseProxy at main · BharatRamsf3693/BlazorWebApp-BasePath-Validation</w:t>
         </w:r>
       </w:hyperlink>
     </w:p>
@@ -15286,35 +14067,7 @@
           <w:rPr>
             <w:rStyle w:val="Hyperlink"/>
           </w:rPr>
-          <w:t>BlazorWebApp-BasePath-Validation/Evidence/net10-to-net11-upgrade/ReverseProxy at main · BharatRamsf3693/</w:t>
-        </w:r>
-        <w:proofErr w:type="spellStart"/>
-        <w:r>
-          <w:rPr>
-            <w:rStyle w:val="Hyperlink"/>
-          </w:rPr>
-          <w:t>BlazorWebApp</w:t>
-        </w:r>
-        <w:proofErr w:type="spellEnd"/>
-        <w:r>
-          <w:rPr>
-            <w:rStyle w:val="Hyperlink"/>
-          </w:rPr>
-          <w:t>-</w:t>
-        </w:r>
-        <w:proofErr w:type="spellStart"/>
-        <w:r>
-          <w:rPr>
-            <w:rStyle w:val="Hyperlink"/>
-          </w:rPr>
-          <w:t>BasePath</w:t>
-        </w:r>
-        <w:proofErr w:type="spellEnd"/>
-        <w:r>
-          <w:rPr>
-            <w:rStyle w:val="Hyperlink"/>
-          </w:rPr>
-          <w:t>-Validation</w:t>
+          <w:t>BlazorWebApp-BasePath-Validation/Evidence/net10-to-net11-upgrade/ReverseProxy at main · BharatRamsf3693/BlazorWebApp-BasePath-Validation</w:t>
         </w:r>
       </w:hyperlink>
     </w:p>
@@ -15359,15 +14112,7 @@
     </w:p>
     <w:p>
       <w:r>
-        <w:t xml:space="preserve">When a Blazor Web App using Static SSR is deployed behind a reverse proxy, generating an absolute URI from a relative path incorrectly utilizes the backend application's host domain instead of the proxy's public domain. This issue is uniquely reproducible in the Static SSR render mode, while working correctly in Interactive Server and Interactive </w:t>
-      </w:r>
-      <w:proofErr w:type="spellStart"/>
-      <w:r>
-        <w:t>WebAssembly</w:t>
-      </w:r>
-      <w:proofErr w:type="spellEnd"/>
-      <w:r>
-        <w:t xml:space="preserve"> modes.</w:t>
+        <w:t>When a Blazor Web App using Static SSR is deployed behind a reverse proxy, generating an absolute URI from a relative path incorrectly utilizes the backend application's host domain instead of the proxy's public domain. This issue is uniquely reproducible in the Static SSR render mode, while working correctly in Interactive Server and Interactive WebAssembly modes.</w:t>
       </w:r>
     </w:p>
     <w:p/>
@@ -15483,15 +14228,7 @@
     </w:p>
     <w:p>
       <w:r>
-        <w:t xml:space="preserve">The </w:t>
-      </w:r>
-      <w:proofErr w:type="spellStart"/>
-      <w:r>
-        <w:t>NavigationManager</w:t>
-      </w:r>
-      <w:proofErr w:type="spellEnd"/>
-      <w:r>
-        <w:t xml:space="preserve"> should detect and construct the absolute URI using the proxy's public URL domain. Absolute URLs generated within the application should match the public domain that the user interacts with rather than falling back to the backend hosting domain.</w:t>
+        <w:t>The NavigationManager should detect and construct the absolute URI using the proxy's public URL domain. Absolute URLs generated within the application should match the public domain that the user interacts with rather than falling back to the backend hosting domain.</w:t>
       </w:r>
     </w:p>
     <w:p/>
@@ -15547,23 +14284,7 @@
           <w:b/>
           <w:bCs/>
         </w:rPr>
-        <w:t>"</w:t>
-      </w:r>
-      <w:proofErr w:type="spellStart"/>
-      <w:r>
-        <w:rPr>
-          <w:b/>
-          <w:bCs/>
-        </w:rPr>
-        <w:t>BasePath</w:t>
-      </w:r>
-      <w:proofErr w:type="spellEnd"/>
-      <w:r>
-        <w:rPr>
-          <w:b/>
-          <w:bCs/>
-        </w:rPr>
-        <w:t xml:space="preserve"> Component Fails to Preserve Sub-path Casing Behind a Reverse Proxy</w:t>
+        <w:t>"BasePath Component Fails to Preserve Sub-path Casing Behind a Reverse Proxy</w:t>
       </w:r>
       <w:r>
         <w:t>" issue.</w:t>
@@ -15684,23 +14405,7 @@
           <w:i/>
           <w:iCs/>
         </w:rPr>
-        <w:t xml:space="preserve">(Note: This issue is not reproducible when switching the application backend node to use the Interactive Server or Interactive </w:t>
-      </w:r>
-      <w:proofErr w:type="spellStart"/>
-      <w:r>
-        <w:rPr>
-          <w:i/>
-          <w:iCs/>
-        </w:rPr>
-        <w:t>WebAssembly</w:t>
-      </w:r>
-      <w:proofErr w:type="spellEnd"/>
-      <w:r>
-        <w:rPr>
-          <w:i/>
-          <w:iCs/>
-        </w:rPr>
-        <w:t xml:space="preserve"> render modes.)</w:t>
+        <w:t>(Note: This issue is not reproducible when switching the application backend node to use the Interactive Server or Interactive WebAssembly render modes.)</w:t>
       </w:r>
     </w:p>
     <w:p>
@@ -15750,35 +14455,7 @@
           <w:rPr>
             <w:rStyle w:val="Hyperlink"/>
           </w:rPr>
-          <w:t>BlazorWebApp-BasePath-Validation/Evidence/net11-new-app/ReverseProxy at main · BharatRamsf3693/</w:t>
-        </w:r>
-        <w:proofErr w:type="spellStart"/>
-        <w:r>
-          <w:rPr>
-            <w:rStyle w:val="Hyperlink"/>
-          </w:rPr>
-          <w:t>BlazorWebApp</w:t>
-        </w:r>
-        <w:proofErr w:type="spellEnd"/>
-        <w:r>
-          <w:rPr>
-            <w:rStyle w:val="Hyperlink"/>
-          </w:rPr>
-          <w:t>-</w:t>
-        </w:r>
-        <w:proofErr w:type="spellStart"/>
-        <w:r>
-          <w:rPr>
-            <w:rStyle w:val="Hyperlink"/>
-          </w:rPr>
-          <w:t>BasePath</w:t>
-        </w:r>
-        <w:proofErr w:type="spellEnd"/>
-        <w:r>
-          <w:rPr>
-            <w:rStyle w:val="Hyperlink"/>
-          </w:rPr>
-          <w:t>-Validation</w:t>
+          <w:t>BlazorWebApp-BasePath-Validation/Evidence/net11-new-app/ReverseProxy at main · BharatRamsf3693/BlazorWebApp-BasePath-Validation</w:t>
         </w:r>
       </w:hyperlink>
     </w:p>
@@ -15795,35 +14472,7 @@
           <w:rPr>
             <w:rStyle w:val="Hyperlink"/>
           </w:rPr>
-          <w:t>BlazorWebApp-BasePath-Validation/Evidence/net10-to-net11-upgrade/ReverseProxy at main · BharatRamsf3693/</w:t>
-        </w:r>
-        <w:proofErr w:type="spellStart"/>
-        <w:r>
-          <w:rPr>
-            <w:rStyle w:val="Hyperlink"/>
-          </w:rPr>
-          <w:t>BlazorWebApp</w:t>
-        </w:r>
-        <w:proofErr w:type="spellEnd"/>
-        <w:r>
-          <w:rPr>
-            <w:rStyle w:val="Hyperlink"/>
-          </w:rPr>
-          <w:t>-</w:t>
-        </w:r>
-        <w:proofErr w:type="spellStart"/>
-        <w:r>
-          <w:rPr>
-            <w:rStyle w:val="Hyperlink"/>
-          </w:rPr>
-          <w:t>BasePath</w:t>
-        </w:r>
-        <w:proofErr w:type="spellEnd"/>
-        <w:r>
-          <w:rPr>
-            <w:rStyle w:val="Hyperlink"/>
-          </w:rPr>
-          <w:t>-Validation</w:t>
+          <w:t>BlazorWebApp-BasePath-Validation/Evidence/net10-to-net11-upgrade/ReverseProxy at main · BharatRamsf3693/BlazorWebApp-BasePath-Validation</w:t>
         </w:r>
       </w:hyperlink>
     </w:p>
@@ -15851,21 +14500,12 @@
         </w:rPr>
         <w:t xml:space="preserve">1. </w:t>
       </w:r>
-      <w:proofErr w:type="spellStart"/>
       <w:r>
         <w:rPr>
           <w:b/>
           <w:bCs/>
         </w:rPr>
-        <w:t>Subpath</w:t>
-      </w:r>
-      <w:proofErr w:type="spellEnd"/>
-      <w:r>
-        <w:rPr>
-          <w:b/>
-          <w:bCs/>
-        </w:rPr>
-        <w:t xml:space="preserve"> Mismatches between Reverse Proxy and Backend Application Cause Crash / Asset Breakage</w:t>
+        <w:t>Subpath Mismatches between Reverse Proxy and Backend Application Cause Crash / Asset Breakage</w:t>
       </w:r>
     </w:p>
     <w:p>
@@ -15884,23 +14524,7 @@
     </w:p>
     <w:p>
       <w:r>
-        <w:t xml:space="preserve">Deploying a Blazor application at the root domain while hosting it behind a reverse proxy using a </w:t>
-      </w:r>
-      <w:proofErr w:type="spellStart"/>
-      <w:r>
-        <w:t>subpath</w:t>
-      </w:r>
-      <w:proofErr w:type="spellEnd"/>
-      <w:r>
-        <w:t xml:space="preserve"> (e.g., /</w:t>
-      </w:r>
-      <w:proofErr w:type="spellStart"/>
-      <w:r>
-        <w:t>staticssr</w:t>
-      </w:r>
-      <w:proofErr w:type="spellEnd"/>
-      <w:r>
-        <w:t xml:space="preserve">/) causes the application to break. Static assets fail to load, </w:t>
+        <w:t xml:space="preserve">Deploying a Blazor application at the root domain while hosting it behind a reverse proxy using a subpath (e.g., /staticssr/) causes the application to break. Static assets fail to load, </w:t>
       </w:r>
       <w:r>
         <w:lastRenderedPageBreak/>
@@ -15931,17 +14555,8 @@
           <w:b/>
           <w:bCs/>
         </w:rPr>
-        <w:t xml:space="preserve">Interactive </w:t>
-      </w:r>
-      <w:proofErr w:type="spellStart"/>
-      <w:r>
-        <w:rPr>
-          <w:b/>
-          <w:bCs/>
-        </w:rPr>
-        <w:t>WebAssembly</w:t>
-      </w:r>
-      <w:proofErr w:type="spellEnd"/>
+        <w:t>Interactive WebAssembly</w:t>
+      </w:r>
       <w:r>
         <w:t>.</w:t>
       </w:r>
@@ -15957,15 +14572,7 @@
     </w:p>
     <w:p>
       <w:r>
-        <w:t xml:space="preserve">When the </w:t>
-      </w:r>
-      <w:proofErr w:type="spellStart"/>
-      <w:r>
-        <w:t>subpath</w:t>
-      </w:r>
-      <w:proofErr w:type="spellEnd"/>
-      <w:r>
-        <w:t xml:space="preserve"> configured in the reverse proxy does not match the base path of the backend Blazor application, the application cannot resolve its static assets or routing endpoints.</w:t>
+        <w:t>When the subpath configured in the reverse proxy does not match the base path of the backend Blazor application, the application cannot resolve its static assets or routing endpoints.</w:t>
       </w:r>
     </w:p>
     <w:p>
@@ -16035,15 +14642,7 @@
     </w:p>
     <w:p>
       <w:r>
-        <w:t xml:space="preserve">The following patterns were tried in the reverse proxy's </w:t>
-      </w:r>
-      <w:proofErr w:type="spellStart"/>
-      <w:r>
-        <w:t>web.config</w:t>
-      </w:r>
-      <w:proofErr w:type="spellEnd"/>
-      <w:r>
-        <w:t xml:space="preserve"> to match and rewrite requests, but </w:t>
+        <w:t xml:space="preserve">The following patterns were tried in the reverse proxy's web.config to match and rewrite requests, but </w:t>
       </w:r>
       <w:r>
         <w:rPr>
@@ -16075,15 +14674,7 @@
       </w:r>
       <w:r>
         <w:br/>
-        <w:t xml:space="preserve">    &lt;</w:t>
-      </w:r>
-      <w:proofErr w:type="spellStart"/>
-      <w:r>
-        <w:t>system.webServer</w:t>
-      </w:r>
-      <w:proofErr w:type="spellEnd"/>
-      <w:r>
-        <w:t>&gt;</w:t>
+        <w:t xml:space="preserve">    &lt;system.webServer&gt;</w:t>
       </w:r>
       <w:r>
         <w:br/>
@@ -16095,39 +14686,15 @@
       </w:r>
       <w:r>
         <w:br/>
-        <w:t xml:space="preserve">                &lt;rule name="ReverseProxyInboundRule1" </w:t>
-      </w:r>
-      <w:proofErr w:type="spellStart"/>
-      <w:r>
-        <w:t>stopProcessing</w:t>
-      </w:r>
-      <w:proofErr w:type="spellEnd"/>
-      <w:r>
-        <w:t>="true"&gt;</w:t>
+        <w:t xml:space="preserve">                &lt;rule name="ReverseProxyInboundRule1" stopProcessing="true"&gt;</w:t>
       </w:r>
       <w:r>
         <w:br/>
-        <w:t xml:space="preserve">                    &lt;match </w:t>
-      </w:r>
-      <w:proofErr w:type="spellStart"/>
-      <w:r>
-        <w:t>url</w:t>
-      </w:r>
-      <w:proofErr w:type="spellEnd"/>
-      <w:r>
-        <w:t>="(.*)" /&gt;</w:t>
+        <w:t xml:space="preserve">                    &lt;match url="(.*)" /&gt;</w:t>
       </w:r>
       <w:r>
         <w:br/>
-        <w:t xml:space="preserve">                    &lt;action type="Rewrite" </w:t>
-      </w:r>
-      <w:proofErr w:type="spellStart"/>
-      <w:r>
-        <w:t>url</w:t>
-      </w:r>
-      <w:proofErr w:type="spellEnd"/>
-      <w:r>
-        <w:t>="https://blazorwebapp.basepathvalidation.com/{R:1}" /&gt;</w:t>
+        <w:t xml:space="preserve">                    &lt;action type="Rewrite" url="https://blazorwebapp.basepathvalidation.com/{R:1}" /&gt;</w:t>
       </w:r>
       <w:r>
         <w:br/>
@@ -16143,15 +14710,7 @@
       </w:r>
       <w:r>
         <w:br/>
-        <w:t xml:space="preserve">    &lt;/</w:t>
-      </w:r>
-      <w:proofErr w:type="spellStart"/>
-      <w:r>
-        <w:t>system.webServer</w:t>
-      </w:r>
-      <w:proofErr w:type="spellEnd"/>
-      <w:r>
-        <w:t>&gt;</w:t>
+        <w:t xml:space="preserve">    &lt;/system.webServer&gt;</w:t>
       </w:r>
       <w:r>
         <w:br/>
@@ -16164,23 +14723,7 @@
           <w:b/>
           <w:bCs/>
         </w:rPr>
-        <w:t>Pattern 2: ^</w:t>
-      </w:r>
-      <w:proofErr w:type="spellStart"/>
-      <w:r>
-        <w:rPr>
-          <w:b/>
-          <w:bCs/>
-        </w:rPr>
-        <w:t>staticssr</w:t>
-      </w:r>
-      <w:proofErr w:type="spellEnd"/>
-      <w:r>
-        <w:rPr>
-          <w:b/>
-          <w:bCs/>
-        </w:rPr>
-        <w:t>/(.*)</w:t>
+        <w:t>Pattern 2: ^staticssr/(.*)</w:t>
       </w:r>
     </w:p>
     <w:p>
@@ -16193,15 +14736,7 @@
       </w:r>
       <w:r>
         <w:br/>
-        <w:t xml:space="preserve">    &lt;</w:t>
-      </w:r>
-      <w:proofErr w:type="spellStart"/>
-      <w:r>
-        <w:t>system.webServer</w:t>
-      </w:r>
-      <w:proofErr w:type="spellEnd"/>
-      <w:r>
-        <w:t>&gt;</w:t>
+        <w:t xml:space="preserve">    &lt;system.webServer&gt;</w:t>
       </w:r>
       <w:r>
         <w:br/>
@@ -16216,47 +14751,15 @@
       </w:r>
       <w:r>
         <w:br/>
-        <w:t xml:space="preserve">                &lt;rule name="ReverseProxyInboundRule1" </w:t>
-      </w:r>
-      <w:proofErr w:type="spellStart"/>
-      <w:r>
-        <w:t>stopProcessing</w:t>
-      </w:r>
-      <w:proofErr w:type="spellEnd"/>
-      <w:r>
-        <w:t>="true"&gt;</w:t>
+        <w:t xml:space="preserve">                &lt;rule name="ReverseProxyInboundRule1" stopProcessing="true"&gt;</w:t>
       </w:r>
       <w:r>
         <w:br/>
-        <w:t xml:space="preserve">                    &lt;match </w:t>
-      </w:r>
-      <w:proofErr w:type="spellStart"/>
-      <w:r>
-        <w:t>url</w:t>
-      </w:r>
-      <w:proofErr w:type="spellEnd"/>
-      <w:r>
-        <w:t>="^</w:t>
-      </w:r>
-      <w:proofErr w:type="spellStart"/>
-      <w:r>
-        <w:t>staticssr</w:t>
-      </w:r>
-      <w:proofErr w:type="spellEnd"/>
-      <w:r>
-        <w:t>/(.*)" /&gt;</w:t>
+        <w:t xml:space="preserve">                    &lt;match url="^staticssr/(.*)" /&gt;</w:t>
       </w:r>
       <w:r>
         <w:br/>
-        <w:t xml:space="preserve">                    &lt;action type="Rewrite" </w:t>
-      </w:r>
-      <w:proofErr w:type="spellStart"/>
-      <w:r>
-        <w:t>url</w:t>
-      </w:r>
-      <w:proofErr w:type="spellEnd"/>
-      <w:r>
-        <w:t>="https://blazorwebapp.basepathvalidation.com/{R:1}" /&gt;</w:t>
+        <w:t xml:space="preserve">                    &lt;action type="Rewrite" url="https://blazorwebapp.basepathvalidation.com/{R:1}" /&gt;</w:t>
       </w:r>
       <w:r>
         <w:br/>
@@ -16272,15 +14775,7 @@
       </w:r>
       <w:r>
         <w:br/>
-        <w:t xml:space="preserve">    &lt;/</w:t>
-      </w:r>
-      <w:proofErr w:type="spellStart"/>
-      <w:r>
-        <w:t>system.webServer</w:t>
-      </w:r>
-      <w:proofErr w:type="spellEnd"/>
-      <w:r>
-        <w:t>&gt;</w:t>
+        <w:t xml:space="preserve">    &lt;/system.webServer&gt;</w:t>
       </w:r>
       <w:r>
         <w:br/>
@@ -16303,15 +14798,7 @@
     </w:p>
     <w:p>
       <w:r>
-        <w:t xml:space="preserve">The Blazor application should either load successfully behind a reverse proxy that uses a different </w:t>
-      </w:r>
-      <w:proofErr w:type="spellStart"/>
-      <w:r>
-        <w:t>subpath</w:t>
-      </w:r>
-      <w:proofErr w:type="spellEnd"/>
-      <w:r>
-        <w:t>, or the documentation should explicitly state that this scenario is not supported.</w:t>
+        <w:t>The Blazor application should either load successfully behind a reverse proxy that uses a different subpath, or the documentation should explicitly state that this scenario is not supported.</w:t>
       </w:r>
     </w:p>
     <w:p/>
@@ -16343,15 +14830,7 @@
         <w:t>Deploy the backend Blazor Web App</w:t>
       </w:r>
       <w:r>
-        <w:t xml:space="preserve"> directly to a root domain without a </w:t>
-      </w:r>
-      <w:proofErr w:type="spellStart"/>
-      <w:r>
-        <w:t>subpath</w:t>
-      </w:r>
-      <w:proofErr w:type="spellEnd"/>
-      <w:r>
-        <w:t xml:space="preserve"> (e.g., </w:t>
+        <w:t xml:space="preserve"> directly to a root domain without a subpath (e.g., </w:t>
       </w:r>
       <w:hyperlink r:id="rId53" w:history="1">
         <w:r>
@@ -16389,15 +14868,7 @@
         <w:t xml:space="preserve"> </w:t>
       </w:r>
       <w:r>
-        <w:t xml:space="preserve">with </w:t>
-      </w:r>
-      <w:proofErr w:type="spellStart"/>
-      <w:r>
-        <w:t>subpath</w:t>
-      </w:r>
-      <w:proofErr w:type="spellEnd"/>
-      <w:r>
-        <w:t xml:space="preserve"> (e.g.,</w:t>
+        <w:t>with subpath (e.g.,</w:t>
       </w:r>
       <w:r>
         <w:t xml:space="preserve"> </w:t>
@@ -16531,35 +15002,7 @@
           <w:rPr>
             <w:rStyle w:val="Hyperlink"/>
           </w:rPr>
-          <w:t>BlazorWebApp-BasePath-Validation/Evidence/net11-new-app/ProxyBackendSubpathMismatch at main · BharatRamsf3693/</w:t>
-        </w:r>
-        <w:proofErr w:type="spellStart"/>
-        <w:r>
-          <w:rPr>
-            <w:rStyle w:val="Hyperlink"/>
-          </w:rPr>
-          <w:t>BlazorWebApp</w:t>
-        </w:r>
-        <w:proofErr w:type="spellEnd"/>
-        <w:r>
-          <w:rPr>
-            <w:rStyle w:val="Hyperlink"/>
-          </w:rPr>
-          <w:t>-</w:t>
-        </w:r>
-        <w:proofErr w:type="spellStart"/>
-        <w:r>
-          <w:rPr>
-            <w:rStyle w:val="Hyperlink"/>
-          </w:rPr>
-          <w:t>BasePath</w:t>
-        </w:r>
-        <w:proofErr w:type="spellEnd"/>
-        <w:r>
-          <w:rPr>
-            <w:rStyle w:val="Hyperlink"/>
-          </w:rPr>
-          <w:t>-Validation</w:t>
+          <w:t>BlazorWebApp-BasePath-Validation/Evidence/net11-new-app/ProxyBackendSubpathMismatch at main · BharatRamsf3693/BlazorWebApp-BasePath-Validation</w:t>
         </w:r>
       </w:hyperlink>
     </w:p>

--- a/Evidence/BlazorWebApp-BasePath-Validation.docx
+++ b/Evidence/BlazorWebApp-BasePath-Validation.docx
@@ -1,6 +1,6 @@
 
 <file path=word/document.xml><?xml version="1.0" encoding="utf-8"?>
-<w:document xmlns:wpc="http://schemas.microsoft.com/office/word/2010/wordprocessingCanvas" xmlns:cx="http://schemas.microsoft.com/office/drawing/2014/chartex" xmlns:cx1="http://schemas.microsoft.com/office/drawing/2015/9/8/chartex" xmlns:cx2="http://schemas.microsoft.com/office/drawing/2015/10/21/chartex" xmlns:cx3="http://schemas.microsoft.com/office/drawing/2016/5/9/chartex" xmlns:cx4="http://schemas.microsoft.com/office/drawing/2016/5/10/chartex" xmlns:cx5="http://schemas.microsoft.com/office/drawing/2016/5/11/chartex" xmlns:cx6="http://schemas.microsoft.com/office/drawing/2016/5/12/chartex" xmlns:cx7="http://schemas.microsoft.com/office/drawing/2016/5/13/chartex" xmlns:cx8="http://schemas.microsoft.com/office/drawing/2016/5/14/chartex" xmlns:mc="http://schemas.openxmlformats.org/markup-compatibility/2006" xmlns:aink="http://schemas.microsoft.com/office/drawing/2016/ink" xmlns:am3d="http://schemas.microsoft.com/office/drawing/2017/model3d" xmlns:o="urn:schemas-microsoft-com:office:office" xmlns:oel="http://schemas.microsoft.com/office/2019/extlst" xmlns:r="http://schemas.openxmlformats.org/officeDocument/2006/relationships" xmlns:m="http://schemas.openxmlformats.org/officeDocument/2006/math" xmlns:v="urn:schemas-microsoft-com:vml" xmlns:wp14="http://schemas.microsoft.com/office/word/2010/wordprocessingDrawing" xmlns:wp="http://schemas.openxmlformats.org/drawingml/2006/wordprocessingDrawing" xmlns:w10="urn:schemas-microsoft-com:office:word" xmlns:w="http://schemas.openxmlformats.org/wordprocessingml/2006/main" xmlns:w14="http://schemas.microsoft.com/office/word/2010/wordml" xmlns:w15="http://schemas.microsoft.com/office/word/2012/wordml" xmlns:w16cei="http://schemas.microsoft.com/office/word/2026/wordml/cei" xmlns:w16cex="http://schemas.microsoft.com/office/word/2018/wordml/cex" xmlns:w16cid="http://schemas.microsoft.com/office/word/2016/wordml/cid" xmlns:w16="http://schemas.microsoft.com/office/word/2018/wordml" xmlns:w16du="http://schemas.microsoft.com/office/word/2023/wordml/word16du" xmlns:w16sdtdh="http://schemas.microsoft.com/office/word/2020/wordml/sdtdatahash" xmlns:w16sdtfl="http://schemas.microsoft.com/office/word/2024/wordml/sdtformatlock" xmlns:w16se="http://schemas.microsoft.com/office/word/2015/wordml/symex" xmlns:wpg="http://schemas.microsoft.com/office/word/2010/wordprocessingGroup" xmlns:wpi="http://schemas.microsoft.com/office/word/2010/wordprocessingInk" xmlns:wne="http://schemas.microsoft.com/office/word/2006/wordml" xmlns:wps="http://schemas.microsoft.com/office/word/2010/wordprocessingShape" mc:Ignorable="w14 w15 w16se w16cid w16 w16cex w16sdtdh w16sdtfl w16du wp14">
+<w:document xmlns:wpc="http://schemas.microsoft.com/office/word/2010/wordprocessingCanvas" xmlns:cx="http://schemas.microsoft.com/office/drawing/2014/chartex" xmlns:cx1="http://schemas.microsoft.com/office/drawing/2015/9/8/chartex" xmlns:cx2="http://schemas.microsoft.com/office/drawing/2015/10/21/chartex" xmlns:cx3="http://schemas.microsoft.com/office/drawing/2016/5/9/chartex" xmlns:cx4="http://schemas.microsoft.com/office/drawing/2016/5/10/chartex" xmlns:cx5="http://schemas.microsoft.com/office/drawing/2016/5/11/chartex" xmlns:cx6="http://schemas.microsoft.com/office/drawing/2016/5/12/chartex" xmlns:cx7="http://schemas.microsoft.com/office/drawing/2016/5/13/chartex" xmlns:cx8="http://schemas.microsoft.com/office/drawing/2016/5/14/chartex" xmlns:mc="http://schemas.openxmlformats.org/markup-compatibility/2006" xmlns:aink="http://schemas.microsoft.com/office/drawing/2016/ink" xmlns:am3d="http://schemas.microsoft.com/office/drawing/2017/model3d" xmlns:o="urn:schemas-microsoft-com:office:office" xmlns:oel="http://schemas.microsoft.com/office/2019/extlst" xmlns:r="http://schemas.openxmlformats.org/officeDocument/2006/relationships" xmlns:m="http://schemas.openxmlformats.org/officeDocument/2006/math" xmlns:v="urn:schemas-microsoft-com:vml" xmlns:wp14="http://schemas.microsoft.com/office/word/2010/wordprocessingDrawing" xmlns:wp="http://schemas.openxmlformats.org/drawingml/2006/wordprocessingDrawing" xmlns:w10="urn:schemas-microsoft-com:office:word" xmlns:w="http://schemas.openxmlformats.org/wordprocessingml/2006/main" xmlns:w14="http://schemas.microsoft.com/office/word/2010/wordml" xmlns:w15="http://schemas.microsoft.com/office/word/2012/wordml" xmlns:w16cex="http://schemas.microsoft.com/office/word/2018/wordml/cex" xmlns:w16cid="http://schemas.microsoft.com/office/word/2016/wordml/cid" xmlns:w16="http://schemas.microsoft.com/office/word/2018/wordml" xmlns:w16du="http://schemas.microsoft.com/office/word/2023/wordml/word16du" xmlns:w16sdtdh="http://schemas.microsoft.com/office/word/2020/wordml/sdtdatahash" xmlns:w16sdtfl="http://schemas.microsoft.com/office/word/2024/wordml/sdtformatlock" xmlns:w16se="http://schemas.microsoft.com/office/word/2015/wordml/symex" xmlns:wpg="http://schemas.microsoft.com/office/word/2010/wordprocessingGroup" xmlns:wpi="http://schemas.microsoft.com/office/word/2010/wordprocessingInk" xmlns:wne="http://schemas.microsoft.com/office/word/2006/wordml" xmlns:wps="http://schemas.microsoft.com/office/word/2010/wordprocessingShape" mc:Ignorable="w14 w15 w16se w16cid w16 w16cex w16sdtdh w16sdtfl w16du wp14">
   <w:body>
     <w:p>
       <w:r>
@@ -96,8 +96,13 @@
         </w:tabs>
       </w:pPr>
       <w:r>
-        <w:t>Interactive WebAssembly</w:t>
+        <w:t xml:space="preserve">Interactive </w:t>
       </w:r>
+      <w:proofErr w:type="spellStart"/>
+      <w:r>
+        <w:t>WebAssembly</w:t>
+      </w:r>
+      <w:proofErr w:type="spellEnd"/>
     </w:p>
     <w:p>
       <w:pPr>
@@ -184,7 +189,63 @@
           <w:rPr>
             <w:rStyle w:val="Hyperlink"/>
           </w:rPr>
-          <w:t>BharatRamsf3693/BlazorWebApp-BasePath-Validation: BlazorWebApp-BasePath-Validation</w:t>
+          <w:t>BharatRamsf3693/</w:t>
+        </w:r>
+        <w:proofErr w:type="spellStart"/>
+        <w:r>
+          <w:rPr>
+            <w:rStyle w:val="Hyperlink"/>
+          </w:rPr>
+          <w:t>BlazorWebApp</w:t>
+        </w:r>
+        <w:proofErr w:type="spellEnd"/>
+        <w:r>
+          <w:rPr>
+            <w:rStyle w:val="Hyperlink"/>
+          </w:rPr>
+          <w:t>-</w:t>
+        </w:r>
+        <w:proofErr w:type="spellStart"/>
+        <w:r>
+          <w:rPr>
+            <w:rStyle w:val="Hyperlink"/>
+          </w:rPr>
+          <w:t>BasePath</w:t>
+        </w:r>
+        <w:proofErr w:type="spellEnd"/>
+        <w:r>
+          <w:rPr>
+            <w:rStyle w:val="Hyperlink"/>
+          </w:rPr>
+          <w:t xml:space="preserve">-Validation: </w:t>
+        </w:r>
+        <w:proofErr w:type="spellStart"/>
+        <w:r>
+          <w:rPr>
+            <w:rStyle w:val="Hyperlink"/>
+          </w:rPr>
+          <w:t>BlazorWebApp</w:t>
+        </w:r>
+        <w:proofErr w:type="spellEnd"/>
+        <w:r>
+          <w:rPr>
+            <w:rStyle w:val="Hyperlink"/>
+          </w:rPr>
+          <w:t>-</w:t>
+        </w:r>
+        <w:proofErr w:type="spellStart"/>
+        <w:r>
+          <w:rPr>
+            <w:rStyle w:val="Hyperlink"/>
+          </w:rPr>
+          <w:t>BasePath</w:t>
+        </w:r>
+        <w:proofErr w:type="spellEnd"/>
+        <w:r>
+          <w:rPr>
+            <w:rStyle w:val="Hyperlink"/>
+          </w:rPr>
+          <w:t>-Validation</w:t>
         </w:r>
       </w:hyperlink>
     </w:p>
@@ -243,15 +304,15 @@
         <w:tblDescription w:val=""/>
       </w:tblPr>
       <w:tblGrid>
-        <w:gridCol w:w="354"/>
-        <w:gridCol w:w="1921"/>
-        <w:gridCol w:w="5168"/>
-        <w:gridCol w:w="1897"/>
+        <w:gridCol w:w="407"/>
+        <w:gridCol w:w="2516"/>
+        <w:gridCol w:w="4033"/>
+        <w:gridCol w:w="2384"/>
       </w:tblGrid>
       <w:tr>
         <w:tc>
           <w:tcPr>
-            <w:tcW w:w="960" w:type="dxa"/>
+            <w:tcW w:w="410" w:type="dxa"/>
             <w:tcBorders>
               <w:top w:val="single" w:sz="8" w:space="0" w:color="A3A3A3"/>
               <w:left w:val="single" w:sz="8" w:space="0" w:color="A3A3A3"/>
@@ -284,7 +345,7 @@
         </w:tc>
         <w:tc>
           <w:tcPr>
-            <w:tcW w:w="2690" w:type="dxa"/>
+            <w:tcW w:w="2443" w:type="dxa"/>
             <w:tcBorders>
               <w:top w:val="single" w:sz="8" w:space="0" w:color="A3A3A3"/>
               <w:left w:val="single" w:sz="8" w:space="0" w:color="A3A3A3"/>
@@ -317,7 +378,7 @@
         </w:tc>
         <w:tc>
           <w:tcPr>
-            <w:tcW w:w="22149" w:type="dxa"/>
+            <w:tcW w:w="4075" w:type="dxa"/>
             <w:tcBorders>
               <w:top w:val="single" w:sz="8" w:space="0" w:color="A3A3A3"/>
               <w:left w:val="single" w:sz="8" w:space="0" w:color="A3A3A3"/>
@@ -350,7 +411,7 @@
         </w:tc>
         <w:tc>
           <w:tcPr>
-            <w:tcW w:w="2209" w:type="dxa"/>
+            <w:tcW w:w="2412" w:type="dxa"/>
             <w:tcBorders>
               <w:top w:val="single" w:sz="8" w:space="0" w:color="A3A3A3"/>
               <w:left w:val="single" w:sz="8" w:space="0" w:color="A3A3A3"/>
@@ -385,7 +446,7 @@
       <w:tr>
         <w:tc>
           <w:tcPr>
-            <w:tcW w:w="960" w:type="dxa"/>
+            <w:tcW w:w="410" w:type="dxa"/>
             <w:tcBorders>
               <w:top w:val="single" w:sz="8" w:space="0" w:color="A3A3A3"/>
               <w:left w:val="single" w:sz="8" w:space="0" w:color="A3A3A3"/>
@@ -418,7 +479,7 @@
         </w:tc>
         <w:tc>
           <w:tcPr>
-            <w:tcW w:w="2690" w:type="dxa"/>
+            <w:tcW w:w="2443" w:type="dxa"/>
             <w:tcBorders>
               <w:top w:val="single" w:sz="8" w:space="0" w:color="A3A3A3"/>
               <w:left w:val="single" w:sz="8" w:space="0" w:color="A3A3A3"/>
@@ -435,17 +496,21 @@
           </w:tcPr>
           <w:p>
             <w:r>
-              <w:t xml:space="preserve">No request in the browser network log returns 404, including </w:t>
+              <w:t xml:space="preserve">No request in the browser network log returns 404, including scripts, </w:t>
             </w:r>
+            <w:proofErr w:type="gramStart"/>
             <w:r>
-              <w:lastRenderedPageBreak/>
-              <w:t>scripts, stylesheets and images.</w:t>
+              <w:t>stylesheets</w:t>
+            </w:r>
+            <w:proofErr w:type="gramEnd"/>
+            <w:r>
+              <w:t xml:space="preserve"> and images.</w:t>
             </w:r>
           </w:p>
         </w:tc>
         <w:tc>
           <w:tcPr>
-            <w:tcW w:w="22149" w:type="dxa"/>
+            <w:tcW w:w="4075" w:type="dxa"/>
             <w:tcBorders>
               <w:top w:val="single" w:sz="8" w:space="0" w:color="A3A3A3"/>
               <w:left w:val="single" w:sz="8" w:space="0" w:color="A3A3A3"/>
@@ -478,10 +543,10 @@
               <w:tblDescription w:val=""/>
             </w:tblPr>
             <w:tblGrid>
-              <w:gridCol w:w="1151"/>
-              <w:gridCol w:w="1490"/>
-              <w:gridCol w:w="1301"/>
-              <w:gridCol w:w="1046"/>
+              <w:gridCol w:w="892"/>
+              <w:gridCol w:w="1143"/>
+              <w:gridCol w:w="1003"/>
+              <w:gridCol w:w="815"/>
             </w:tblGrid>
             <w:tr>
               <w:tc>
@@ -513,115 +578,114 @@
                       <w:b/>
                       <w:bCs/>
                     </w:rPr>
+                    <w:t>Scenario</w:t>
+                  </w:r>
+                </w:p>
+              </w:tc>
+              <w:tc>
+                <w:tcPr>
+                  <w:tcW w:w="2573" w:type="dxa"/>
+                  <w:tcBorders>
+                    <w:top w:val="single" w:sz="8" w:space="0" w:color="A3A3A3"/>
+                    <w:left w:val="single" w:sz="8" w:space="0" w:color="A3A3A3"/>
+                    <w:bottom w:val="single" w:sz="8" w:space="0" w:color="A3A3A3"/>
+                    <w:right w:val="single" w:sz="8" w:space="0" w:color="A3A3A3"/>
+                  </w:tcBorders>
+                  <w:tcMar>
+                    <w:top w:w="80" w:type="dxa"/>
+                    <w:left w:w="80" w:type="dxa"/>
+                    <w:bottom w:w="80" w:type="dxa"/>
+                    <w:right w:w="80" w:type="dxa"/>
+                  </w:tcMar>
+                  <w:hideMark/>
+                </w:tcPr>
+                <w:p>
+                  <w:pPr>
+                    <w:rPr>
+                      <w:b/>
+                      <w:bCs/>
+                    </w:rPr>
+                  </w:pPr>
+                  <w:r>
+                    <w:rPr>
+                      <w:b/>
+                      <w:bCs/>
+                    </w:rPr>
+                    <w:t>Render Mode</w:t>
+                  </w:r>
+                </w:p>
+              </w:tc>
+              <w:tc>
+                <w:tcPr>
+                  <w:tcW w:w="1718" w:type="dxa"/>
+                  <w:tcBorders>
+                    <w:top w:val="single" w:sz="8" w:space="0" w:color="A3A3A3"/>
+                    <w:left w:val="single" w:sz="8" w:space="0" w:color="A3A3A3"/>
+                    <w:bottom w:val="single" w:sz="8" w:space="0" w:color="A3A3A3"/>
+                    <w:right w:val="single" w:sz="8" w:space="0" w:color="A3A3A3"/>
+                  </w:tcBorders>
+                  <w:tcMar>
+                    <w:top w:w="80" w:type="dxa"/>
+                    <w:left w:w="80" w:type="dxa"/>
+                    <w:bottom w:w="80" w:type="dxa"/>
+                    <w:right w:w="80" w:type="dxa"/>
+                  </w:tcMar>
+                  <w:hideMark/>
+                </w:tcPr>
+                <w:p>
+                  <w:pPr>
+                    <w:rPr>
+                      <w:b/>
+                      <w:bCs/>
+                    </w:rPr>
+                  </w:pPr>
+                  <w:r>
+                    <w:rPr>
+                      <w:b/>
+                      <w:bCs/>
+                    </w:rPr>
+                    <w:t>IIS Deployment</w:t>
+                  </w:r>
+                </w:p>
+              </w:tc>
+              <w:tc>
+                <w:tcPr>
+                  <w:tcW w:w="3099" w:type="dxa"/>
+                  <w:tcBorders>
+                    <w:top w:val="single" w:sz="8" w:space="0" w:color="A3A3A3"/>
+                    <w:left w:val="single" w:sz="8" w:space="0" w:color="A3A3A3"/>
+                    <w:bottom w:val="single" w:sz="8" w:space="0" w:color="A3A3A3"/>
+                    <w:right w:val="single" w:sz="8" w:space="0" w:color="A3A3A3"/>
+                  </w:tcBorders>
+                  <w:tcMar>
+                    <w:top w:w="80" w:type="dxa"/>
+                    <w:left w:w="80" w:type="dxa"/>
+                    <w:bottom w:w="80" w:type="dxa"/>
+                    <w:right w:w="80" w:type="dxa"/>
+                  </w:tcMar>
+                  <w:hideMark/>
+                </w:tcPr>
+                <w:p>
+                  <w:pPr>
+                    <w:rPr>
+                      <w:b/>
+                      <w:bCs/>
+                    </w:rPr>
+                  </w:pPr>
+                  <w:r>
+                    <w:rPr>
+                      <w:b/>
+                      <w:bCs/>
+                    </w:rPr>
+                    <w:t>Deployed Behind Rever</w:t>
+                  </w:r>
+                  <w:r>
+                    <w:rPr>
+                      <w:b/>
+                      <w:bCs/>
+                    </w:rPr>
                     <w:lastRenderedPageBreak/>
-                    <w:t>Scenario</w:t>
-                  </w:r>
-                </w:p>
-              </w:tc>
-              <w:tc>
-                <w:tcPr>
-                  <w:tcW w:w="2573" w:type="dxa"/>
-                  <w:tcBorders>
-                    <w:top w:val="single" w:sz="8" w:space="0" w:color="A3A3A3"/>
-                    <w:left w:val="single" w:sz="8" w:space="0" w:color="A3A3A3"/>
-                    <w:bottom w:val="single" w:sz="8" w:space="0" w:color="A3A3A3"/>
-                    <w:right w:val="single" w:sz="8" w:space="0" w:color="A3A3A3"/>
-                  </w:tcBorders>
-                  <w:tcMar>
-                    <w:top w:w="80" w:type="dxa"/>
-                    <w:left w:w="80" w:type="dxa"/>
-                    <w:bottom w:w="80" w:type="dxa"/>
-                    <w:right w:w="80" w:type="dxa"/>
-                  </w:tcMar>
-                  <w:hideMark/>
-                </w:tcPr>
-                <w:p>
-                  <w:pPr>
-                    <w:rPr>
-                      <w:b/>
-                      <w:bCs/>
-                    </w:rPr>
-                  </w:pPr>
-                  <w:r>
-                    <w:rPr>
-                      <w:b/>
-                      <w:bCs/>
-                    </w:rPr>
-                    <w:t>Render Mode</w:t>
-                  </w:r>
-                </w:p>
-              </w:tc>
-              <w:tc>
-                <w:tcPr>
-                  <w:tcW w:w="1718" w:type="dxa"/>
-                  <w:tcBorders>
-                    <w:top w:val="single" w:sz="8" w:space="0" w:color="A3A3A3"/>
-                    <w:left w:val="single" w:sz="8" w:space="0" w:color="A3A3A3"/>
-                    <w:bottom w:val="single" w:sz="8" w:space="0" w:color="A3A3A3"/>
-                    <w:right w:val="single" w:sz="8" w:space="0" w:color="A3A3A3"/>
-                  </w:tcBorders>
-                  <w:tcMar>
-                    <w:top w:w="80" w:type="dxa"/>
-                    <w:left w:w="80" w:type="dxa"/>
-                    <w:bottom w:w="80" w:type="dxa"/>
-                    <w:right w:w="80" w:type="dxa"/>
-                  </w:tcMar>
-                  <w:hideMark/>
-                </w:tcPr>
-                <w:p>
-                  <w:pPr>
-                    <w:rPr>
-                      <w:b/>
-                      <w:bCs/>
-                    </w:rPr>
-                  </w:pPr>
-                  <w:r>
-                    <w:rPr>
-                      <w:b/>
-                      <w:bCs/>
-                    </w:rPr>
-                    <w:t>IIS Deployment</w:t>
-                  </w:r>
-                </w:p>
-              </w:tc>
-              <w:tc>
-                <w:tcPr>
-                  <w:tcW w:w="3099" w:type="dxa"/>
-                  <w:tcBorders>
-                    <w:top w:val="single" w:sz="8" w:space="0" w:color="A3A3A3"/>
-                    <w:left w:val="single" w:sz="8" w:space="0" w:color="A3A3A3"/>
-                    <w:bottom w:val="single" w:sz="8" w:space="0" w:color="A3A3A3"/>
-                    <w:right w:val="single" w:sz="8" w:space="0" w:color="A3A3A3"/>
-                  </w:tcBorders>
-                  <w:tcMar>
-                    <w:top w:w="80" w:type="dxa"/>
-                    <w:left w:w="80" w:type="dxa"/>
-                    <w:bottom w:w="80" w:type="dxa"/>
-                    <w:right w:w="80" w:type="dxa"/>
-                  </w:tcMar>
-                  <w:hideMark/>
-                </w:tcPr>
-                <w:p>
-                  <w:pPr>
-                    <w:rPr>
-                      <w:b/>
-                      <w:bCs/>
-                    </w:rPr>
-                  </w:pPr>
-                  <w:r>
-                    <w:rPr>
-                      <w:b/>
-                      <w:bCs/>
-                    </w:rPr>
-                    <w:t xml:space="preserve">Deployed Behind </w:t>
-                  </w:r>
-                  <w:r>
-                    <w:rPr>
-                      <w:b/>
-                      <w:bCs/>
-                    </w:rPr>
-                    <w:lastRenderedPageBreak/>
-                    <w:t>Reverse Proxy</w:t>
+                    <w:t>se Proxy</w:t>
                   </w:r>
                 </w:p>
               </w:tc>
@@ -918,8 +982,17 @@
                       <w:b/>
                       <w:bCs/>
                     </w:rPr>
-                    <w:t>Interactive WebAssembly</w:t>
-                  </w:r>
+                    <w:t xml:space="preserve">Interactive </w:t>
+                  </w:r>
+                  <w:proofErr w:type="spellStart"/>
+                  <w:r>
+                    <w:rPr>
+                      <w:b/>
+                      <w:bCs/>
+                    </w:rPr>
+                    <w:t>WebAssembly</w:t>
+                  </w:r>
+                  <w:proofErr w:type="spellEnd"/>
                 </w:p>
               </w:tc>
               <w:tc>
@@ -1113,6 +1186,7 @@
                       <w:b/>
                       <w:bCs/>
                     </w:rPr>
+                    <w:lastRenderedPageBreak/>
                     <w:t> </w:t>
                   </w:r>
                 </w:p>
@@ -1260,8 +1334,17 @@
                       <w:b/>
                       <w:bCs/>
                     </w:rPr>
-                    <w:t>Interactive WebAssembly</w:t>
-                  </w:r>
+                    <w:t xml:space="preserve">Interactive </w:t>
+                  </w:r>
+                  <w:proofErr w:type="spellStart"/>
+                  <w:r>
+                    <w:rPr>
+                      <w:b/>
+                      <w:bCs/>
+                    </w:rPr>
+                    <w:t>WebAssembly</w:t>
+                  </w:r>
+                  <w:proofErr w:type="spellEnd"/>
                 </w:p>
               </w:tc>
               <w:tc>
@@ -1330,7 +1413,7 @@
         </w:tc>
         <w:tc>
           <w:tcPr>
-            <w:tcW w:w="2369" w:type="dxa"/>
+            <w:tcW w:w="2412" w:type="dxa"/>
             <w:tcBorders>
               <w:top w:val="single" w:sz="8" w:space="0" w:color="A3A3A3"/>
               <w:left w:val="single" w:sz="8" w:space="0" w:color="A3A3A3"/>
@@ -1356,7 +1439,7 @@
       <w:tr>
         <w:tc>
           <w:tcPr>
-            <w:tcW w:w="960" w:type="dxa"/>
+            <w:tcW w:w="410" w:type="dxa"/>
             <w:tcBorders>
               <w:top w:val="single" w:sz="8" w:space="0" w:color="A3A3A3"/>
               <w:left w:val="single" w:sz="8" w:space="0" w:color="A3A3A3"/>
@@ -1380,7 +1463,7 @@
         </w:tc>
         <w:tc>
           <w:tcPr>
-            <w:tcW w:w="2719" w:type="dxa"/>
+            <w:tcW w:w="2443" w:type="dxa"/>
             <w:tcBorders>
               <w:top w:val="single" w:sz="8" w:space="0" w:color="A3A3A3"/>
               <w:left w:val="single" w:sz="8" w:space="0" w:color="A3A3A3"/>
@@ -1397,7 +1480,15 @@
           </w:tcPr>
           <w:p>
             <w:r>
-              <w:t>The rendered &lt;base href&gt; matches the prefix the app is served under, including its casing, rather than the casing the app was mounted with.</w:t>
+              <w:t xml:space="preserve">The rendered &lt;base </w:t>
+            </w:r>
+            <w:proofErr w:type="spellStart"/>
+            <w:r>
+              <w:t>href</w:t>
+            </w:r>
+            <w:proofErr w:type="spellEnd"/>
+            <w:r>
+              <w:t>&gt; matches the prefix the app is served under, including its casing, rather than the casing the app was mounted with.</w:t>
             </w:r>
           </w:p>
           <w:p>
@@ -1413,7 +1504,7 @@
         </w:tc>
         <w:tc>
           <w:tcPr>
-            <w:tcW w:w="22149" w:type="dxa"/>
+            <w:tcW w:w="4075" w:type="dxa"/>
             <w:tcBorders>
               <w:top w:val="single" w:sz="8" w:space="0" w:color="A3A3A3"/>
               <w:left w:val="single" w:sz="8" w:space="0" w:color="A3A3A3"/>
@@ -1446,10 +1537,10 @@
               <w:tblDescription w:val=""/>
             </w:tblPr>
             <w:tblGrid>
-              <w:gridCol w:w="557"/>
-              <w:gridCol w:w="695"/>
-              <w:gridCol w:w="619"/>
-              <w:gridCol w:w="3117"/>
+              <w:gridCol w:w="892"/>
+              <w:gridCol w:w="1143"/>
+              <w:gridCol w:w="1003"/>
+              <w:gridCol w:w="815"/>
             </w:tblGrid>
             <w:tr>
               <w:tc>
@@ -1694,73 +1785,7 @@
                 </w:tcPr>
                 <w:p>
                   <w:r>
-                    <w:t>Fail</w:t>
-                  </w:r>
-                  <w:r>
-                    <w:br/>
-                  </w:r>
-                  <w:r>
-                    <w:br/>
-                    <w:t>Failure reason:</w:t>
-                  </w:r>
-                  <w:r>
-                    <w:br/>
-                    <w:t>The casing changes are not reflected in the base element.</w:t>
-                  </w:r>
-                </w:p>
-                <w:p>
-                  <w:r>
-                    <w:rPr>
-                      <w:noProof/>
-                    </w:rPr>
-                    <w:drawing>
-                      <wp:inline distT="0" distB="0" distL="0" distR="0" wp14:anchorId="441D5509" wp14:editId="24FF268C">
-                        <wp:extent cx="3803650" cy="1524000"/>
-                        <wp:effectExtent l="0" t="0" r="6350" b="0"/>
-                        <wp:docPr id="644299263" name="Picture 24"/>
-                        <wp:cNvGraphicFramePr>
-                          <a:graphicFrameLocks xmlns:a="http://schemas.openxmlformats.org/drawingml/2006/main" noChangeAspect="1"/>
-                        </wp:cNvGraphicFramePr>
-                        <a:graphic xmlns:a="http://schemas.openxmlformats.org/drawingml/2006/main">
-                          <a:graphicData uri="http://schemas.openxmlformats.org/drawingml/2006/picture">
-                            <pic:pic xmlns:pic="http://schemas.openxmlformats.org/drawingml/2006/picture">
-                              <pic:nvPicPr>
-                                <pic:cNvPr id="0" name="Picture 2527"/>
-                                <pic:cNvPicPr>
-                                  <a:picLocks noChangeAspect="1" noChangeArrowheads="1"/>
-                                </pic:cNvPicPr>
-                              </pic:nvPicPr>
-                              <pic:blipFill>
-                                <a:blip r:embed="rId6" cstate="print">
-                                  <a:extLst>
-                                    <a:ext uri="{28A0092B-C50C-407E-A947-70E740481C1C}">
-                                      <a14:useLocalDpi xmlns:a14="http://schemas.microsoft.com/office/drawing/2010/main" val="0"/>
-                                    </a:ext>
-                                  </a:extLst>
-                                </a:blip>
-                                <a:srcRect/>
-                                <a:stretch>
-                                  <a:fillRect/>
-                                </a:stretch>
-                              </pic:blipFill>
-                              <pic:spPr bwMode="auto">
-                                <a:xfrm>
-                                  <a:off x="0" y="0"/>
-                                  <a:ext cx="3803650" cy="1524000"/>
-                                </a:xfrm>
-                                <a:prstGeom prst="rect">
-                                  <a:avLst/>
-                                </a:prstGeom>
-                                <a:noFill/>
-                                <a:ln>
-                                  <a:noFill/>
-                                </a:ln>
-                              </pic:spPr>
-                            </pic:pic>
-                          </a:graphicData>
-                        </a:graphic>
-                      </wp:inline>
-                    </w:drawing>
+                    <w:t>Pass</w:t>
                   </w:r>
                 </w:p>
                 <w:p>
@@ -1879,75 +1904,7 @@
                 </w:tcPr>
                 <w:p>
                   <w:r>
-                    <w:t>Fail</w:t>
-                  </w:r>
-                  <w:r>
-                    <w:br/>
-                  </w:r>
-                  <w:r>
-                    <w:br/>
-                    <w:t>Failure reason:</w:t>
-                  </w:r>
-                </w:p>
-                <w:p>
-                  <w:r>
-                    <w:t>A crash is experienced by the app, and the casing changes are not reflected in the base element.</w:t>
-                  </w:r>
-                </w:p>
-                <w:p>
-                  <w:r>
-                    <w:rPr>
-                      <w:noProof/>
-                    </w:rPr>
-                    <w:lastRenderedPageBreak/>
-                    <w:drawing>
-                      <wp:inline distT="0" distB="0" distL="0" distR="0" wp14:anchorId="3454001B" wp14:editId="1E14F4C7">
-                        <wp:extent cx="4057650" cy="1606550"/>
-                        <wp:effectExtent l="0" t="0" r="0" b="0"/>
-                        <wp:docPr id="457481315" name="Picture 23"/>
-                        <wp:cNvGraphicFramePr>
-                          <a:graphicFrameLocks xmlns:a="http://schemas.openxmlformats.org/drawingml/2006/main" noChangeAspect="1"/>
-                        </wp:cNvGraphicFramePr>
-                        <a:graphic xmlns:a="http://schemas.openxmlformats.org/drawingml/2006/main">
-                          <a:graphicData uri="http://schemas.openxmlformats.org/drawingml/2006/picture">
-                            <pic:pic xmlns:pic="http://schemas.openxmlformats.org/drawingml/2006/picture">
-                              <pic:nvPicPr>
-                                <pic:cNvPr id="0" name="Picture 2528"/>
-                                <pic:cNvPicPr>
-                                  <a:picLocks noChangeAspect="1" noChangeArrowheads="1"/>
-                                </pic:cNvPicPr>
-                              </pic:nvPicPr>
-                              <pic:blipFill>
-                                <a:blip r:embed="rId7" cstate="print">
-                                  <a:extLst>
-                                    <a:ext uri="{28A0092B-C50C-407E-A947-70E740481C1C}">
-                                      <a14:useLocalDpi xmlns:a14="http://schemas.microsoft.com/office/drawing/2010/main" val="0"/>
-                                    </a:ext>
-                                  </a:extLst>
-                                </a:blip>
-                                <a:srcRect/>
-                                <a:stretch>
-                                  <a:fillRect/>
-                                </a:stretch>
-                              </pic:blipFill>
-                              <pic:spPr bwMode="auto">
-                                <a:xfrm>
-                                  <a:off x="0" y="0"/>
-                                  <a:ext cx="4057650" cy="1606550"/>
-                                </a:xfrm>
-                                <a:prstGeom prst="rect">
-                                  <a:avLst/>
-                                </a:prstGeom>
-                                <a:noFill/>
-                                <a:ln>
-                                  <a:noFill/>
-                                </a:ln>
-                              </pic:spPr>
-                            </pic:pic>
-                          </a:graphicData>
-                        </a:graphic>
-                      </wp:inline>
-                    </w:drawing>
+                    <w:t>Pass</w:t>
                   </w:r>
                 </w:p>
                 <w:p>
@@ -1987,7 +1944,6 @@
                       <w:b/>
                       <w:bCs/>
                     </w:rPr>
-                    <w:lastRenderedPageBreak/>
                     <w:t> </w:t>
                   </w:r>
                 </w:p>
@@ -2021,8 +1977,17 @@
                       <w:b/>
                       <w:bCs/>
                     </w:rPr>
-                    <w:t>Interactive WebAssembly</w:t>
-                  </w:r>
+                    <w:t xml:space="preserve">Interactive </w:t>
+                  </w:r>
+                  <w:proofErr w:type="spellStart"/>
+                  <w:r>
+                    <w:rPr>
+                      <w:b/>
+                      <w:bCs/>
+                    </w:rPr>
+                    <w:t>WebAssembly</w:t>
+                  </w:r>
+                  <w:proofErr w:type="spellEnd"/>
                 </w:p>
               </w:tc>
               <w:tc>
@@ -2067,74 +2032,7 @@
                 </w:tcPr>
                 <w:p>
                   <w:r>
-                    <w:t>Fail</w:t>
-                  </w:r>
-                  <w:r>
-                    <w:br/>
-                  </w:r>
-                  <w:r>
-                    <w:br/>
-                    <w:t>Failure reason:</w:t>
-                  </w:r>
-                </w:p>
-                <w:p>
-                  <w:r>
-                    <w:t>A crash is experienced by the app, and the casing changes are not reflected in the base element.</w:t>
-                  </w:r>
-                </w:p>
-                <w:p>
-                  <w:r>
-                    <w:rPr>
-                      <w:noProof/>
-                    </w:rPr>
-                    <w:drawing>
-                      <wp:inline distT="0" distB="0" distL="0" distR="0" wp14:anchorId="1594CA60" wp14:editId="1FE13758">
-                        <wp:extent cx="3035300" cy="1162050"/>
-                        <wp:effectExtent l="0" t="0" r="0" b="0"/>
-                        <wp:docPr id="875817044" name="Picture 22"/>
-                        <wp:cNvGraphicFramePr>
-                          <a:graphicFrameLocks xmlns:a="http://schemas.openxmlformats.org/drawingml/2006/main" noChangeAspect="1"/>
-                        </wp:cNvGraphicFramePr>
-                        <a:graphic xmlns:a="http://schemas.openxmlformats.org/drawingml/2006/main">
-                          <a:graphicData uri="http://schemas.openxmlformats.org/drawingml/2006/picture">
-                            <pic:pic xmlns:pic="http://schemas.openxmlformats.org/drawingml/2006/picture">
-                              <pic:nvPicPr>
-                                <pic:cNvPr id="0" name="Picture 2529"/>
-                                <pic:cNvPicPr>
-                                  <a:picLocks noChangeAspect="1" noChangeArrowheads="1"/>
-                                </pic:cNvPicPr>
-                              </pic:nvPicPr>
-                              <pic:blipFill>
-                                <a:blip r:embed="rId8" cstate="print">
-                                  <a:extLst>
-                                    <a:ext uri="{28A0092B-C50C-407E-A947-70E740481C1C}">
-                                      <a14:useLocalDpi xmlns:a14="http://schemas.microsoft.com/office/drawing/2010/main" val="0"/>
-                                    </a:ext>
-                                  </a:extLst>
-                                </a:blip>
-                                <a:srcRect/>
-                                <a:stretch>
-                                  <a:fillRect/>
-                                </a:stretch>
-                              </pic:blipFill>
-                              <pic:spPr bwMode="auto">
-                                <a:xfrm>
-                                  <a:off x="0" y="0"/>
-                                  <a:ext cx="3035300" cy="1162050"/>
-                                </a:xfrm>
-                                <a:prstGeom prst="rect">
-                                  <a:avLst/>
-                                </a:prstGeom>
-                                <a:noFill/>
-                                <a:ln>
-                                  <a:noFill/>
-                                </a:ln>
-                              </pic:spPr>
-                            </pic:pic>
-                          </a:graphicData>
-                        </a:graphic>
-                      </wp:inline>
-                    </w:drawing>
+                    <w:t>Pass</w:t>
                   </w:r>
                 </w:p>
                 <w:p>
@@ -2174,15 +2072,8 @@
                       <w:b/>
                       <w:bCs/>
                     </w:rPr>
-                    <w:t xml:space="preserve">Upgraded App (from .NET 10 </w:t>
-                  </w:r>
-                  <w:r>
-                    <w:rPr>
-                      <w:b/>
-                      <w:bCs/>
-                    </w:rPr>
                     <w:lastRenderedPageBreak/>
-                    <w:t>to .NET 11) and then published</w:t>
+                    <w:t>Upgraded App (from .NET 10 to .NET 11) and then published</w:t>
                   </w:r>
                 </w:p>
               </w:tc>
@@ -2215,7 +2106,6 @@
                       <w:b/>
                       <w:bCs/>
                     </w:rPr>
-                    <w:lastRenderedPageBreak/>
                     <w:t>Static SSR</w:t>
                   </w:r>
                 </w:p>
@@ -2262,74 +2152,7 @@
                 </w:tcPr>
                 <w:p>
                   <w:r>
-                    <w:t>Fail</w:t>
-                  </w:r>
-                  <w:r>
-                    <w:br/>
-                  </w:r>
-                  <w:r>
-                    <w:br/>
-                    <w:t>Failure reason:</w:t>
-                  </w:r>
-                  <w:r>
-                    <w:br/>
-                    <w:t>The app crashes and the casing changes not reflected in the base element:</w:t>
-                  </w:r>
-                </w:p>
-                <w:p>
-                  <w:r>
-                    <w:rPr>
-                      <w:noProof/>
-                    </w:rPr>
-                    <w:lastRenderedPageBreak/>
-                    <w:drawing>
-                      <wp:inline distT="0" distB="0" distL="0" distR="0" wp14:anchorId="0824920E" wp14:editId="09230771">
-                        <wp:extent cx="4508500" cy="1841500"/>
-                        <wp:effectExtent l="0" t="0" r="6350" b="6350"/>
-                        <wp:docPr id="632095634" name="Picture 21"/>
-                        <wp:cNvGraphicFramePr>
-                          <a:graphicFrameLocks xmlns:a="http://schemas.openxmlformats.org/drawingml/2006/main" noChangeAspect="1"/>
-                        </wp:cNvGraphicFramePr>
-                        <a:graphic xmlns:a="http://schemas.openxmlformats.org/drawingml/2006/main">
-                          <a:graphicData uri="http://schemas.openxmlformats.org/drawingml/2006/picture">
-                            <pic:pic xmlns:pic="http://schemas.openxmlformats.org/drawingml/2006/picture">
-                              <pic:nvPicPr>
-                                <pic:cNvPr id="0" name="Picture 2530"/>
-                                <pic:cNvPicPr>
-                                  <a:picLocks noChangeAspect="1" noChangeArrowheads="1"/>
-                                </pic:cNvPicPr>
-                              </pic:nvPicPr>
-                              <pic:blipFill>
-                                <a:blip r:embed="rId9" cstate="print">
-                                  <a:extLst>
-                                    <a:ext uri="{28A0092B-C50C-407E-A947-70E740481C1C}">
-                                      <a14:useLocalDpi xmlns:a14="http://schemas.microsoft.com/office/drawing/2010/main" val="0"/>
-                                    </a:ext>
-                                  </a:extLst>
-                                </a:blip>
-                                <a:srcRect/>
-                                <a:stretch>
-                                  <a:fillRect/>
-                                </a:stretch>
-                              </pic:blipFill>
-                              <pic:spPr bwMode="auto">
-                                <a:xfrm>
-                                  <a:off x="0" y="0"/>
-                                  <a:ext cx="4508500" cy="1841500"/>
-                                </a:xfrm>
-                                <a:prstGeom prst="rect">
-                                  <a:avLst/>
-                                </a:prstGeom>
-                                <a:noFill/>
-                                <a:ln>
-                                  <a:noFill/>
-                                </a:ln>
-                              </pic:spPr>
-                            </pic:pic>
-                          </a:graphicData>
-                        </a:graphic>
-                      </wp:inline>
-                    </w:drawing>
+                    <w:t>Pass</w:t>
                   </w:r>
                 </w:p>
                 <w:p>
@@ -2369,7 +2192,6 @@
                       <w:b/>
                       <w:bCs/>
                     </w:rPr>
-                    <w:lastRenderedPageBreak/>
                     <w:t> </w:t>
                   </w:r>
                 </w:p>
@@ -2449,78 +2271,7 @@
                 </w:tcPr>
                 <w:p>
                   <w:r>
-                    <w:t>Fail</w:t>
-                  </w:r>
-                  <w:r>
-                    <w:br/>
-                  </w:r>
-                  <w:r>
-                    <w:br/>
-                    <w:t>Failure reason:</w:t>
-                  </w:r>
-                </w:p>
-                <w:p>
-                  <w:r>
-                    <w:t>A crash is experienced by the app, and the casing changes are not reflected in the base element.</w:t>
-                  </w:r>
-                  <w:r>
-                    <w:br/>
-                    <w:t> </w:t>
-                  </w:r>
-                </w:p>
-                <w:p>
-                  <w:r>
-                    <w:rPr>
-                      <w:noProof/>
-                    </w:rPr>
-                    <w:drawing>
-                      <wp:inline distT="0" distB="0" distL="0" distR="0" wp14:anchorId="7E03DA01" wp14:editId="26619878">
-                        <wp:extent cx="4565650" cy="1841500"/>
-                        <wp:effectExtent l="0" t="0" r="6350" b="6350"/>
-                        <wp:docPr id="1654011985" name="Picture 20"/>
-                        <wp:cNvGraphicFramePr>
-                          <a:graphicFrameLocks xmlns:a="http://schemas.openxmlformats.org/drawingml/2006/main" noChangeAspect="1"/>
-                        </wp:cNvGraphicFramePr>
-                        <a:graphic xmlns:a="http://schemas.openxmlformats.org/drawingml/2006/main">
-                          <a:graphicData uri="http://schemas.openxmlformats.org/drawingml/2006/picture">
-                            <pic:pic xmlns:pic="http://schemas.openxmlformats.org/drawingml/2006/picture">
-                              <pic:nvPicPr>
-                                <pic:cNvPr id="0" name="Picture 2531"/>
-                                <pic:cNvPicPr>
-                                  <a:picLocks noChangeAspect="1" noChangeArrowheads="1"/>
-                                </pic:cNvPicPr>
-                              </pic:nvPicPr>
-                              <pic:blipFill>
-                                <a:blip r:embed="rId10" cstate="print">
-                                  <a:extLst>
-                                    <a:ext uri="{28A0092B-C50C-407E-A947-70E740481C1C}">
-                                      <a14:useLocalDpi xmlns:a14="http://schemas.microsoft.com/office/drawing/2010/main" val="0"/>
-                                    </a:ext>
-                                  </a:extLst>
-                                </a:blip>
-                                <a:srcRect/>
-                                <a:stretch>
-                                  <a:fillRect/>
-                                </a:stretch>
-                              </pic:blipFill>
-                              <pic:spPr bwMode="auto">
-                                <a:xfrm>
-                                  <a:off x="0" y="0"/>
-                                  <a:ext cx="4565650" cy="1841500"/>
-                                </a:xfrm>
-                                <a:prstGeom prst="rect">
-                                  <a:avLst/>
-                                </a:prstGeom>
-                                <a:noFill/>
-                                <a:ln>
-                                  <a:noFill/>
-                                </a:ln>
-                              </pic:spPr>
-                            </pic:pic>
-                          </a:graphicData>
-                        </a:graphic>
-                      </wp:inline>
-                    </w:drawing>
+                    <w:t>Pass</w:t>
                   </w:r>
                 </w:p>
                 <w:p>
@@ -2595,14 +2346,15 @@
                     </w:rPr>
                     <w:t xml:space="preserve">Interactive </w:t>
                   </w:r>
-                  <w:r>
-                    <w:rPr>
-                      <w:b/>
-                      <w:bCs/>
-                    </w:rPr>
-                    <w:lastRenderedPageBreak/>
+                  <w:proofErr w:type="spellStart"/>
+                  <w:r>
+                    <w:rPr>
+                      <w:b/>
+                      <w:bCs/>
+                    </w:rPr>
                     <w:t>WebAssembly</w:t>
                   </w:r>
+                  <w:proofErr w:type="spellEnd"/>
                 </w:p>
               </w:tc>
               <w:tc>
@@ -2624,7 +2376,6 @@
                 </w:tcPr>
                 <w:p>
                   <w:r>
-                    <w:lastRenderedPageBreak/>
                     <w:t>Pass</w:t>
                   </w:r>
                 </w:p>
@@ -2648,79 +2399,7 @@
                 </w:tcPr>
                 <w:p>
                   <w:r>
-                    <w:t>Fail</w:t>
-                  </w:r>
-                  <w:r>
-                    <w:br/>
-                  </w:r>
-                  <w:r>
-                    <w:br/>
-                    <w:t>Failure reason:</w:t>
-                  </w:r>
-                </w:p>
-                <w:p>
-                  <w:r>
-                    <w:lastRenderedPageBreak/>
-                    <w:t>A crash is experienced by the app, and the casing changes are not reflected in the base element.</w:t>
-                  </w:r>
-                  <w:r>
-                    <w:br/>
-                    <w:t> </w:t>
-                  </w:r>
-                </w:p>
-                <w:p>
-                  <w:r>
-                    <w:rPr>
-                      <w:noProof/>
-                    </w:rPr>
-                    <w:drawing>
-                      <wp:inline distT="0" distB="0" distL="0" distR="0" wp14:anchorId="74CF5E08" wp14:editId="7498D649">
-                        <wp:extent cx="5480050" cy="2038350"/>
-                        <wp:effectExtent l="0" t="0" r="6350" b="0"/>
-                        <wp:docPr id="212586840" name="Picture 19"/>
-                        <wp:cNvGraphicFramePr>
-                          <a:graphicFrameLocks xmlns:a="http://schemas.openxmlformats.org/drawingml/2006/main" noChangeAspect="1"/>
-                        </wp:cNvGraphicFramePr>
-                        <a:graphic xmlns:a="http://schemas.openxmlformats.org/drawingml/2006/main">
-                          <a:graphicData uri="http://schemas.openxmlformats.org/drawingml/2006/picture">
-                            <pic:pic xmlns:pic="http://schemas.openxmlformats.org/drawingml/2006/picture">
-                              <pic:nvPicPr>
-                                <pic:cNvPr id="0" name="Picture 2532"/>
-                                <pic:cNvPicPr>
-                                  <a:picLocks noChangeAspect="1" noChangeArrowheads="1"/>
-                                </pic:cNvPicPr>
-                              </pic:nvPicPr>
-                              <pic:blipFill>
-                                <a:blip r:embed="rId11" cstate="print">
-                                  <a:extLst>
-                                    <a:ext uri="{28A0092B-C50C-407E-A947-70E740481C1C}">
-                                      <a14:useLocalDpi xmlns:a14="http://schemas.microsoft.com/office/drawing/2010/main" val="0"/>
-                                    </a:ext>
-                                  </a:extLst>
-                                </a:blip>
-                                <a:srcRect/>
-                                <a:stretch>
-                                  <a:fillRect/>
-                                </a:stretch>
-                              </pic:blipFill>
-                              <pic:spPr bwMode="auto">
-                                <a:xfrm>
-                                  <a:off x="0" y="0"/>
-                                  <a:ext cx="5480050" cy="2038350"/>
-                                </a:xfrm>
-                                <a:prstGeom prst="rect">
-                                  <a:avLst/>
-                                </a:prstGeom>
-                                <a:noFill/>
-                                <a:ln>
-                                  <a:noFill/>
-                                </a:ln>
-                              </pic:spPr>
-                            </pic:pic>
-                          </a:graphicData>
-                        </a:graphic>
-                      </wp:inline>
-                    </w:drawing>
+                    <w:t>Pass</w:t>
                   </w:r>
                 </w:p>
                 <w:p>
@@ -2742,7 +2421,7 @@
         </w:tc>
         <w:tc>
           <w:tcPr>
-            <w:tcW w:w="2369" w:type="dxa"/>
+            <w:tcW w:w="2412" w:type="dxa"/>
             <w:tcBorders>
               <w:top w:val="single" w:sz="8" w:space="0" w:color="A3A3A3"/>
               <w:left w:val="single" w:sz="8" w:space="0" w:color="A3A3A3"/>
@@ -2768,7 +2447,7 @@
       <w:tr>
         <w:tc>
           <w:tcPr>
-            <w:tcW w:w="960" w:type="dxa"/>
+            <w:tcW w:w="410" w:type="dxa"/>
             <w:tcBorders>
               <w:top w:val="single" w:sz="8" w:space="0" w:color="A3A3A3"/>
               <w:left w:val="single" w:sz="8" w:space="0" w:color="A3A3A3"/>
@@ -2785,14 +2464,13 @@
           </w:tcPr>
           <w:p>
             <w:r>
-              <w:lastRenderedPageBreak/>
               <w:t>3.</w:t>
             </w:r>
           </w:p>
         </w:tc>
         <w:tc>
           <w:tcPr>
-            <w:tcW w:w="2690" w:type="dxa"/>
+            <w:tcW w:w="2443" w:type="dxa"/>
             <w:tcBorders>
               <w:top w:val="single" w:sz="8" w:space="0" w:color="A3A3A3"/>
               <w:left w:val="single" w:sz="8" w:space="0" w:color="A3A3A3"/>
@@ -2815,7 +2493,7 @@
         </w:tc>
         <w:tc>
           <w:tcPr>
-            <w:tcW w:w="22149" w:type="dxa"/>
+            <w:tcW w:w="4075" w:type="dxa"/>
             <w:tcBorders>
               <w:top w:val="single" w:sz="8" w:space="0" w:color="A3A3A3"/>
               <w:left w:val="single" w:sz="8" w:space="0" w:color="A3A3A3"/>
@@ -2848,10 +2526,10 @@
               <w:tblDescription w:val=""/>
             </w:tblPr>
             <w:tblGrid>
-              <w:gridCol w:w="585"/>
-              <w:gridCol w:w="731"/>
-              <w:gridCol w:w="650"/>
-              <w:gridCol w:w="3022"/>
+              <w:gridCol w:w="892"/>
+              <w:gridCol w:w="1143"/>
+              <w:gridCol w:w="1003"/>
+              <w:gridCol w:w="815"/>
             </w:tblGrid>
             <w:tr>
               <w:tc>
@@ -3017,7 +2695,7 @@
                       <w:b/>
                       <w:bCs/>
                     </w:rPr>
-                    <w:t>New .NET 11 App (Created &amp; Pub</w:t>
+                    <w:t xml:space="preserve">New .NET 11 App (Created &amp; </w:t>
                   </w:r>
                   <w:r>
                     <w:rPr>
@@ -3025,7 +2703,7 @@
                       <w:bCs/>
                     </w:rPr>
                     <w:lastRenderedPageBreak/>
-                    <w:t>lished)</w:t>
+                    <w:t>Published)</w:t>
                   </w:r>
                 </w:p>
               </w:tc>
@@ -3105,57 +2783,262 @@
                 </w:tcPr>
                 <w:p>
                   <w:r>
-                    <w:t>Fail</w:t>
+                    <w:t>Pass</w:t>
+                  </w:r>
+                </w:p>
+              </w:tc>
+            </w:tr>
+            <w:tr>
+              <w:tc>
+                <w:tcPr>
+                  <w:tcW w:w="5784" w:type="dxa"/>
+                  <w:tcBorders>
+                    <w:top w:val="single" w:sz="8" w:space="0" w:color="A3A3A3"/>
+                    <w:left w:val="single" w:sz="8" w:space="0" w:color="A3A3A3"/>
+                    <w:bottom w:val="single" w:sz="8" w:space="0" w:color="A3A3A3"/>
+                    <w:right w:val="single" w:sz="8" w:space="0" w:color="A3A3A3"/>
+                  </w:tcBorders>
+                  <w:tcMar>
+                    <w:top w:w="80" w:type="dxa"/>
+                    <w:left w:w="80" w:type="dxa"/>
+                    <w:bottom w:w="80" w:type="dxa"/>
+                    <w:right w:w="80" w:type="dxa"/>
+                  </w:tcMar>
+                  <w:hideMark/>
+                </w:tcPr>
+                <w:p>
+                  <w:pPr>
+                    <w:rPr>
+                      <w:b/>
+                      <w:bCs/>
+                    </w:rPr>
+                  </w:pPr>
+                  <w:r>
+                    <w:rPr>
+                      <w:b/>
+                      <w:bCs/>
+                    </w:rPr>
+                    <w:t> </w:t>
+                  </w:r>
+                </w:p>
+              </w:tc>
+              <w:tc>
+                <w:tcPr>
+                  <w:tcW w:w="2573" w:type="dxa"/>
+                  <w:tcBorders>
+                    <w:top w:val="single" w:sz="8" w:space="0" w:color="A3A3A3"/>
+                    <w:left w:val="single" w:sz="8" w:space="0" w:color="A3A3A3"/>
+                    <w:bottom w:val="single" w:sz="8" w:space="0" w:color="A3A3A3"/>
+                    <w:right w:val="single" w:sz="8" w:space="0" w:color="A3A3A3"/>
+                  </w:tcBorders>
+                  <w:tcMar>
+                    <w:top w:w="80" w:type="dxa"/>
+                    <w:left w:w="80" w:type="dxa"/>
+                    <w:bottom w:w="80" w:type="dxa"/>
+                    <w:right w:w="80" w:type="dxa"/>
+                  </w:tcMar>
+                  <w:hideMark/>
+                </w:tcPr>
+                <w:p>
+                  <w:pPr>
+                    <w:rPr>
+                      <w:b/>
+                      <w:bCs/>
+                    </w:rPr>
+                  </w:pPr>
+                  <w:r>
+                    <w:rPr>
+                      <w:b/>
+                      <w:bCs/>
+                    </w:rPr>
+                    <w:t>Interactive Server</w:t>
+                  </w:r>
+                </w:p>
+              </w:tc>
+              <w:tc>
+                <w:tcPr>
+                  <w:tcW w:w="1659" w:type="dxa"/>
+                  <w:tcBorders>
+                    <w:top w:val="single" w:sz="8" w:space="0" w:color="A3A3A3"/>
+                    <w:left w:val="single" w:sz="8" w:space="0" w:color="A3A3A3"/>
+                    <w:bottom w:val="single" w:sz="8" w:space="0" w:color="A3A3A3"/>
+                    <w:right w:val="single" w:sz="8" w:space="0" w:color="A3A3A3"/>
+                  </w:tcBorders>
+                  <w:tcMar>
+                    <w:top w:w="80" w:type="dxa"/>
+                    <w:left w:w="80" w:type="dxa"/>
+                    <w:bottom w:w="80" w:type="dxa"/>
+                    <w:right w:w="80" w:type="dxa"/>
+                  </w:tcMar>
+                  <w:hideMark/>
+                </w:tcPr>
+                <w:p>
+                  <w:r>
+                    <w:t>Pass</w:t>
+                  </w:r>
+                </w:p>
+              </w:tc>
+              <w:tc>
+                <w:tcPr>
+                  <w:tcW w:w="11277" w:type="dxa"/>
+                  <w:tcBorders>
+                    <w:top w:val="single" w:sz="8" w:space="0" w:color="A3A3A3"/>
+                    <w:left w:val="single" w:sz="8" w:space="0" w:color="A3A3A3"/>
+                    <w:bottom w:val="single" w:sz="8" w:space="0" w:color="A3A3A3"/>
+                    <w:right w:val="single" w:sz="8" w:space="0" w:color="A3A3A3"/>
+                  </w:tcBorders>
+                  <w:tcMar>
+                    <w:top w:w="80" w:type="dxa"/>
+                    <w:left w:w="80" w:type="dxa"/>
+                    <w:bottom w:w="80" w:type="dxa"/>
+                    <w:right w:w="80" w:type="dxa"/>
+                  </w:tcMar>
+                  <w:hideMark/>
+                </w:tcPr>
+                <w:p>
+                  <w:r>
+                    <w:t>Pass</w:t>
+                  </w:r>
+                </w:p>
+                <w:p>
+                  <w:r>
+                    <w:t> </w:t>
+                  </w:r>
+                </w:p>
+              </w:tc>
+            </w:tr>
+            <w:tr>
+              <w:tc>
+                <w:tcPr>
+                  <w:tcW w:w="5784" w:type="dxa"/>
+                  <w:tcBorders>
+                    <w:top w:val="single" w:sz="8" w:space="0" w:color="A3A3A3"/>
+                    <w:left w:val="single" w:sz="8" w:space="0" w:color="A3A3A3"/>
+                    <w:bottom w:val="single" w:sz="8" w:space="0" w:color="A3A3A3"/>
+                    <w:right w:val="single" w:sz="8" w:space="0" w:color="A3A3A3"/>
+                  </w:tcBorders>
+                  <w:tcMar>
+                    <w:top w:w="80" w:type="dxa"/>
+                    <w:left w:w="80" w:type="dxa"/>
+                    <w:bottom w:w="80" w:type="dxa"/>
+                    <w:right w:w="80" w:type="dxa"/>
+                  </w:tcMar>
+                  <w:hideMark/>
+                </w:tcPr>
+                <w:p>
+                  <w:pPr>
+                    <w:rPr>
+                      <w:b/>
+                      <w:bCs/>
+                    </w:rPr>
+                  </w:pPr>
+                  <w:r>
+                    <w:rPr>
+                      <w:b/>
+                      <w:bCs/>
+                    </w:rPr>
+                    <w:t> </w:t>
+                  </w:r>
+                </w:p>
+              </w:tc>
+              <w:tc>
+                <w:tcPr>
+                  <w:tcW w:w="2601" w:type="dxa"/>
+                  <w:tcBorders>
+                    <w:top w:val="single" w:sz="8" w:space="0" w:color="A3A3A3"/>
+                    <w:left w:val="single" w:sz="8" w:space="0" w:color="A3A3A3"/>
+                    <w:bottom w:val="single" w:sz="8" w:space="0" w:color="A3A3A3"/>
+                    <w:right w:val="single" w:sz="8" w:space="0" w:color="A3A3A3"/>
+                  </w:tcBorders>
+                  <w:tcMar>
+                    <w:top w:w="80" w:type="dxa"/>
+                    <w:left w:w="80" w:type="dxa"/>
+                    <w:bottom w:w="80" w:type="dxa"/>
+                    <w:right w:w="80" w:type="dxa"/>
+                  </w:tcMar>
+                  <w:hideMark/>
+                </w:tcPr>
+                <w:p>
+                  <w:pPr>
+                    <w:rPr>
+                      <w:b/>
+                      <w:bCs/>
+                    </w:rPr>
+                  </w:pPr>
+                  <w:r>
+                    <w:rPr>
+                      <w:b/>
+                      <w:bCs/>
+                    </w:rPr>
+                    <w:t xml:space="preserve">Interactive </w:t>
+                  </w:r>
+                  <w:proofErr w:type="spellStart"/>
+                  <w:r>
+                    <w:rPr>
+                      <w:b/>
+                      <w:bCs/>
+                    </w:rPr>
+                    <w:t>WebAssembly</w:t>
+                  </w:r>
+                  <w:proofErr w:type="spellEnd"/>
+                </w:p>
+              </w:tc>
+              <w:tc>
+                <w:tcPr>
+                  <w:tcW w:w="1659" w:type="dxa"/>
+                  <w:tcBorders>
+                    <w:top w:val="single" w:sz="8" w:space="0" w:color="A3A3A3"/>
+                    <w:left w:val="single" w:sz="8" w:space="0" w:color="A3A3A3"/>
+                    <w:bottom w:val="single" w:sz="8" w:space="0" w:color="A3A3A3"/>
+                    <w:right w:val="single" w:sz="8" w:space="0" w:color="A3A3A3"/>
+                  </w:tcBorders>
+                  <w:tcMar>
+                    <w:top w:w="80" w:type="dxa"/>
+                    <w:left w:w="80" w:type="dxa"/>
+                    <w:bottom w:w="80" w:type="dxa"/>
+                    <w:right w:w="80" w:type="dxa"/>
+                  </w:tcMar>
+                  <w:hideMark/>
+                </w:tcPr>
+                <w:p>
+                  <w:r>
+                    <w:t>Pass</w:t>
+                  </w:r>
+                </w:p>
+              </w:tc>
+              <w:tc>
+                <w:tcPr>
+                  <w:tcW w:w="11277" w:type="dxa"/>
+                  <w:tcBorders>
+                    <w:top w:val="single" w:sz="8" w:space="0" w:color="A3A3A3"/>
+                    <w:left w:val="single" w:sz="8" w:space="0" w:color="A3A3A3"/>
+                    <w:bottom w:val="single" w:sz="8" w:space="0" w:color="A3A3A3"/>
+                    <w:right w:val="single" w:sz="8" w:space="0" w:color="A3A3A3"/>
+                  </w:tcBorders>
+                  <w:tcMar>
+                    <w:top w:w="80" w:type="dxa"/>
+                    <w:left w:w="80" w:type="dxa"/>
+                    <w:bottom w:w="80" w:type="dxa"/>
+                    <w:right w:w="80" w:type="dxa"/>
+                  </w:tcMar>
+                  <w:hideMark/>
+                </w:tcPr>
+                <w:p>
+                  <w:r>
+                    <w:t>Pass</w:t>
                   </w:r>
                   <w:r>
                     <w:br/>
-                  </w:r>
-                  <w:r>
-                    <w:br/>
-                    <w:t>Failure reason:.</w:t>
                   </w:r>
                   <w:r>
                     <w:br/>
                     <w:t> </w:t>
                   </w:r>
                 </w:p>
-                <w:p>
-                  <w:r>
-                    <w:t>Case Sensitivity in Proxies: Casing changes in the reverse proxy do not affect the &lt;BasePath /&gt; component of the application.</w:t>
-                  </w:r>
-                </w:p>
-                <w:p>
-                  <w:pPr>
-                    <w:numPr>
-                      <w:ilvl w:val="0"/>
-                      <w:numId w:val="5"/>
-                    </w:numPr>
-                  </w:pPr>
-                  <w:r>
-                    <w:lastRenderedPageBreak/>
-                    <w:t>Proxy subpath: /StaticSsr/</w:t>
-                  </w:r>
-                </w:p>
-                <w:p>
-                  <w:pPr>
-                    <w:numPr>
-                      <w:ilvl w:val="0"/>
-                      <w:numId w:val="5"/>
-                    </w:numPr>
-                  </w:pPr>
-                  <w:r>
-                    <w:t>App subpath: /staticssr/</w:t>
-                  </w:r>
-                </w:p>
-                <w:p>
-                  <w:pPr>
-                    <w:numPr>
-                      <w:ilvl w:val="0"/>
-                      <w:numId w:val="5"/>
-                    </w:numPr>
-                  </w:pPr>
-                  <w:r>
-                    <w:t>Result: The &lt;BasePath /&gt; component renders &lt;base href="/staticssr/"&gt; instead of &lt;base href="/StaticSsr/"&gt;.</w:t>
+                <w:p/>
+                <w:p>
+                  <w:r>
+                    <w:t> </w:t>
                   </w:r>
                 </w:p>
               </w:tc>
@@ -3163,7 +3046,7 @@
             <w:tr>
               <w:tc>
                 <w:tcPr>
-                  <w:tcW w:w="5784" w:type="dxa"/>
+                  <w:tcW w:w="5812" w:type="dxa"/>
                   <w:tcBorders>
                     <w:top w:val="single" w:sz="8" w:space="0" w:color="A3A3A3"/>
                     <w:left w:val="single" w:sz="8" w:space="0" w:color="A3A3A3"/>
@@ -3190,8 +3073,7 @@
                       <w:b/>
                       <w:bCs/>
                     </w:rPr>
-                    <w:lastRenderedPageBreak/>
-                    <w:t> </w:t>
+                    <w:t>Upgraded App (from .NET 10 to .NET 11) and then published</w:t>
                   </w:r>
                 </w:p>
               </w:tc>
@@ -3224,13 +3106,13 @@
                       <w:b/>
                       <w:bCs/>
                     </w:rPr>
-                    <w:t>Interactive Server</w:t>
-                  </w:r>
-                </w:p>
-              </w:tc>
-              <w:tc>
-                <w:tcPr>
-                  <w:tcW w:w="1659" w:type="dxa"/>
+                    <w:t>Static SSR</w:t>
+                  </w:r>
+                </w:p>
+              </w:tc>
+              <w:tc>
+                <w:tcPr>
+                  <w:tcW w:w="1689" w:type="dxa"/>
                   <w:tcBorders>
                     <w:top w:val="single" w:sz="8" w:space="0" w:color="A3A3A3"/>
                     <w:left w:val="single" w:sz="8" w:space="0" w:color="A3A3A3"/>
@@ -3253,106 +3135,24 @@
               </w:tc>
               <w:tc>
                 <w:tcPr>
-                  <w:tcW w:w="11277" w:type="dxa"/>
-                  <w:tcBorders>
-                    <w:top w:val="single" w:sz="8" w:space="0" w:color="A3A3A3"/>
-                    <w:left w:val="single" w:sz="8" w:space="0" w:color="A3A3A3"/>
-                    <w:bottom w:val="single" w:sz="8" w:space="0" w:color="A3A3A3"/>
-                    <w:right w:val="single" w:sz="8" w:space="0" w:color="A3A3A3"/>
-                  </w:tcBorders>
-                  <w:tcMar>
-                    <w:top w:w="80" w:type="dxa"/>
-                    <w:left w:w="80" w:type="dxa"/>
-                    <w:bottom w:w="80" w:type="dxa"/>
-                    <w:right w:w="80" w:type="dxa"/>
-                  </w:tcMar>
-                  <w:hideMark/>
-                </w:tcPr>
-                <w:p>
-                  <w:r>
-                    <w:t>Fail</w:t>
-                  </w:r>
-                  <w:r>
-                    <w:br/>
-                  </w:r>
-                  <w:r>
-                    <w:br/>
-                    <w:t>Failure reason:</w:t>
-                  </w:r>
-                </w:p>
-                <w:p>
-                  <w:r>
-                    <w:t> </w:t>
-                  </w:r>
-                </w:p>
-                <w:p>
-                  <w:r>
-                    <w:t>A crash is experienced by the app with the error below when the casing is changed:</w:t>
-                  </w:r>
-                </w:p>
-                <w:p>
-                  <w:r>
-                    <w:t> </w:t>
-                  </w:r>
-                </w:p>
-                <w:p>
-                  <w:r>
-                    <w:rPr>
-                      <w:noProof/>
-                    </w:rPr>
-                    <w:drawing>
-                      <wp:inline distT="0" distB="0" distL="0" distR="0" wp14:anchorId="52575AE8" wp14:editId="632DF18F">
-                        <wp:extent cx="2609850" cy="1054100"/>
-                        <wp:effectExtent l="0" t="0" r="0" b="0"/>
-                        <wp:docPr id="297295253" name="Picture 18"/>
-                        <wp:cNvGraphicFramePr>
-                          <a:graphicFrameLocks xmlns:a="http://schemas.openxmlformats.org/drawingml/2006/main" noChangeAspect="1"/>
-                        </wp:cNvGraphicFramePr>
-                        <a:graphic xmlns:a="http://schemas.openxmlformats.org/drawingml/2006/main">
-                          <a:graphicData uri="http://schemas.openxmlformats.org/drawingml/2006/picture">
-                            <pic:pic xmlns:pic="http://schemas.openxmlformats.org/drawingml/2006/picture">
-                              <pic:nvPicPr>
-                                <pic:cNvPr id="0" name="Picture 2533"/>
-                                <pic:cNvPicPr>
-                                  <a:picLocks noChangeAspect="1" noChangeArrowheads="1"/>
-                                </pic:cNvPicPr>
-                              </pic:nvPicPr>
-                              <pic:blipFill>
-                                <a:blip r:embed="rId12" cstate="print">
-                                  <a:extLst>
-                                    <a:ext uri="{28A0092B-C50C-407E-A947-70E740481C1C}">
-                                      <a14:useLocalDpi xmlns:a14="http://schemas.microsoft.com/office/drawing/2010/main" val="0"/>
-                                    </a:ext>
-                                  </a:extLst>
-                                </a:blip>
-                                <a:srcRect/>
-                                <a:stretch>
-                                  <a:fillRect/>
-                                </a:stretch>
-                              </pic:blipFill>
-                              <pic:spPr bwMode="auto">
-                                <a:xfrm>
-                                  <a:off x="0" y="0"/>
-                                  <a:ext cx="2609850" cy="1054100"/>
-                                </a:xfrm>
-                                <a:prstGeom prst="rect">
-                                  <a:avLst/>
-                                </a:prstGeom>
-                                <a:noFill/>
-                                <a:ln>
-                                  <a:noFill/>
-                                </a:ln>
-                              </pic:spPr>
-                            </pic:pic>
-                          </a:graphicData>
-                        </a:graphic>
-                      </wp:inline>
-                    </w:drawing>
-                  </w:r>
-                </w:p>
-                <w:p>
-                  <w:r>
-                    <w:t> </w:t>
+                  <w:tcW w:w="11396" w:type="dxa"/>
+                  <w:tcBorders>
+                    <w:top w:val="single" w:sz="8" w:space="0" w:color="A3A3A3"/>
+                    <w:left w:val="single" w:sz="8" w:space="0" w:color="A3A3A3"/>
+                    <w:bottom w:val="single" w:sz="8" w:space="0" w:color="A3A3A3"/>
+                    <w:right w:val="single" w:sz="8" w:space="0" w:color="A3A3A3"/>
+                  </w:tcBorders>
+                  <w:tcMar>
+                    <w:top w:w="80" w:type="dxa"/>
+                    <w:left w:w="80" w:type="dxa"/>
+                    <w:bottom w:w="80" w:type="dxa"/>
+                    <w:right w:w="80" w:type="dxa"/>
+                  </w:tcMar>
+                  <w:hideMark/>
+                </w:tcPr>
+                <w:p>
+                  <w:r>
+                    <w:t>Pass</w:t>
                   </w:r>
                 </w:p>
               </w:tc>
@@ -3393,7 +3193,7 @@
               </w:tc>
               <w:tc>
                 <w:tcPr>
-                  <w:tcW w:w="2601" w:type="dxa"/>
+                  <w:tcW w:w="2573" w:type="dxa"/>
                   <w:tcBorders>
                     <w:top w:val="single" w:sz="8" w:space="0" w:color="A3A3A3"/>
                     <w:left w:val="single" w:sz="8" w:space="0" w:color="A3A3A3"/>
@@ -3420,15 +3220,7 @@
                       <w:b/>
                       <w:bCs/>
                     </w:rPr>
-                    <w:t>Interactive Web</w:t>
-                  </w:r>
-                  <w:r>
-                    <w:rPr>
-                      <w:b/>
-                      <w:bCs/>
-                    </w:rPr>
-                    <w:lastRenderedPageBreak/>
-                    <w:t>Assembly</w:t>
+                    <w:t>Interactive Server</w:t>
                   </w:r>
                 </w:p>
               </w:tc>
@@ -3451,7 +3243,6 @@
                 </w:tcPr>
                 <w:p>
                   <w:r>
-                    <w:lastRenderedPageBreak/>
                     <w:t>Pass</w:t>
                   </w:r>
                 </w:p>
@@ -3475,89 +3266,7 @@
                 </w:tcPr>
                 <w:p>
                   <w:r>
-                    <w:t>Fail</w:t>
-                  </w:r>
-                  <w:r>
-                    <w:br/>
-                  </w:r>
-                  <w:r>
-                    <w:br/>
-                    <w:t> </w:t>
-                  </w:r>
-                </w:p>
-                <w:p>
-                  <w:r>
-                    <w:t>Failure reason:</w:t>
-                  </w:r>
-                </w:p>
-                <w:p>
-                  <w:r>
-                    <w:lastRenderedPageBreak/>
-                    <w:t> </w:t>
-                  </w:r>
-                </w:p>
-                <w:p>
-                  <w:r>
-                    <w:t>A crash is experienced by the app with the error below when the casing is changed:</w:t>
-                  </w:r>
-                  <w:r>
-                    <w:br/>
-                    <w:t> </w:t>
-                  </w:r>
-                </w:p>
-                <w:p>
-                  <w:r>
-                    <w:rPr>
-                      <w:noProof/>
-                    </w:rPr>
-                    <w:drawing>
-                      <wp:inline distT="0" distB="0" distL="0" distR="0" wp14:anchorId="7C4755D0" wp14:editId="51FFF384">
-                        <wp:extent cx="2762250" cy="1104900"/>
-                        <wp:effectExtent l="0" t="0" r="0" b="0"/>
-                        <wp:docPr id="960639428" name="Picture 17"/>
-                        <wp:cNvGraphicFramePr>
-                          <a:graphicFrameLocks xmlns:a="http://schemas.openxmlformats.org/drawingml/2006/main" noChangeAspect="1"/>
-                        </wp:cNvGraphicFramePr>
-                        <a:graphic xmlns:a="http://schemas.openxmlformats.org/drawingml/2006/main">
-                          <a:graphicData uri="http://schemas.openxmlformats.org/drawingml/2006/picture">
-                            <pic:pic xmlns:pic="http://schemas.openxmlformats.org/drawingml/2006/picture">
-                              <pic:nvPicPr>
-                                <pic:cNvPr id="0" name="Picture 2534"/>
-                                <pic:cNvPicPr>
-                                  <a:picLocks noChangeAspect="1" noChangeArrowheads="1"/>
-                                </pic:cNvPicPr>
-                              </pic:nvPicPr>
-                              <pic:blipFill>
-                                <a:blip r:embed="rId13" cstate="print">
-                                  <a:extLst>
-                                    <a:ext uri="{28A0092B-C50C-407E-A947-70E740481C1C}">
-                                      <a14:useLocalDpi xmlns:a14="http://schemas.microsoft.com/office/drawing/2010/main" val="0"/>
-                                    </a:ext>
-                                  </a:extLst>
-                                </a:blip>
-                                <a:srcRect/>
-                                <a:stretch>
-                                  <a:fillRect/>
-                                </a:stretch>
-                              </pic:blipFill>
-                              <pic:spPr bwMode="auto">
-                                <a:xfrm>
-                                  <a:off x="0" y="0"/>
-                                  <a:ext cx="2762250" cy="1104900"/>
-                                </a:xfrm>
-                                <a:prstGeom prst="rect">
-                                  <a:avLst/>
-                                </a:prstGeom>
-                                <a:noFill/>
-                                <a:ln>
-                                  <a:noFill/>
-                                </a:ln>
-                              </pic:spPr>
-                            </pic:pic>
-                          </a:graphicData>
-                        </a:graphic>
-                      </wp:inline>
-                    </w:drawing>
+                    <w:t>Pass</w:t>
                   </w:r>
                 </w:p>
                 <w:p>
@@ -3570,7 +3279,7 @@
             <w:tr>
               <w:tc>
                 <w:tcPr>
-                  <w:tcW w:w="5812" w:type="dxa"/>
+                  <w:tcW w:w="5784" w:type="dxa"/>
                   <w:tcBorders>
                     <w:top w:val="single" w:sz="8" w:space="0" w:color="A3A3A3"/>
                     <w:left w:val="single" w:sz="8" w:space="0" w:color="A3A3A3"/>
@@ -3597,14 +3306,13 @@
                       <w:b/>
                       <w:bCs/>
                     </w:rPr>
-                    <w:lastRenderedPageBreak/>
-                    <w:t>Upgraded App (from .NET 10 to .NET 11) and then published</w:t>
-                  </w:r>
-                </w:p>
-              </w:tc>
-              <w:tc>
-                <w:tcPr>
-                  <w:tcW w:w="2573" w:type="dxa"/>
+                    <w:t> </w:t>
+                  </w:r>
+                </w:p>
+              </w:tc>
+              <w:tc>
+                <w:tcPr>
+                  <w:tcW w:w="2601" w:type="dxa"/>
                   <w:tcBorders>
                     <w:top w:val="single" w:sz="8" w:space="0" w:color="A3A3A3"/>
                     <w:left w:val="single" w:sz="8" w:space="0" w:color="A3A3A3"/>
@@ -3631,13 +3339,22 @@
                       <w:b/>
                       <w:bCs/>
                     </w:rPr>
-                    <w:t>Static SSR</w:t>
-                  </w:r>
-                </w:p>
-              </w:tc>
-              <w:tc>
-                <w:tcPr>
-                  <w:tcW w:w="1689" w:type="dxa"/>
+                    <w:t xml:space="preserve">Interactive </w:t>
+                  </w:r>
+                  <w:proofErr w:type="spellStart"/>
+                  <w:r>
+                    <w:rPr>
+                      <w:b/>
+                      <w:bCs/>
+                    </w:rPr>
+                    <w:t>WebAssembly</w:t>
+                  </w:r>
+                  <w:proofErr w:type="spellEnd"/>
+                </w:p>
+              </w:tc>
+              <w:tc>
+                <w:tcPr>
+                  <w:tcW w:w="1659" w:type="dxa"/>
                   <w:tcBorders>
                     <w:top w:val="single" w:sz="8" w:space="0" w:color="A3A3A3"/>
                     <w:left w:val="single" w:sz="8" w:space="0" w:color="A3A3A3"/>
@@ -3660,479 +3377,30 @@
               </w:tc>
               <w:tc>
                 <w:tcPr>
-                  <w:tcW w:w="11396" w:type="dxa"/>
-                  <w:tcBorders>
-                    <w:top w:val="single" w:sz="8" w:space="0" w:color="A3A3A3"/>
-                    <w:left w:val="single" w:sz="8" w:space="0" w:color="A3A3A3"/>
-                    <w:bottom w:val="single" w:sz="8" w:space="0" w:color="A3A3A3"/>
-                    <w:right w:val="single" w:sz="8" w:space="0" w:color="A3A3A3"/>
-                  </w:tcBorders>
-                  <w:tcMar>
-                    <w:top w:w="80" w:type="dxa"/>
-                    <w:left w:w="80" w:type="dxa"/>
-                    <w:bottom w:w="80" w:type="dxa"/>
-                    <w:right w:w="80" w:type="dxa"/>
-                  </w:tcMar>
-                  <w:hideMark/>
-                </w:tcPr>
-                <w:p>
-                  <w:r>
-                    <w:t>Fail</w:t>
-                  </w:r>
-                  <w:r>
-                    <w:br/>
-                  </w:r>
-                  <w:r>
-                    <w:br/>
-                    <w:t>Failure reason:.</w:t>
-                  </w:r>
-                  <w:r>
-                    <w:br/>
+                  <w:tcW w:w="11277" w:type="dxa"/>
+                  <w:tcBorders>
+                    <w:top w:val="single" w:sz="8" w:space="0" w:color="A3A3A3"/>
+                    <w:left w:val="single" w:sz="8" w:space="0" w:color="A3A3A3"/>
+                    <w:bottom w:val="single" w:sz="8" w:space="0" w:color="A3A3A3"/>
+                    <w:right w:val="single" w:sz="8" w:space="0" w:color="A3A3A3"/>
+                  </w:tcBorders>
+                  <w:tcMar>
+                    <w:top w:w="80" w:type="dxa"/>
+                    <w:left w:w="80" w:type="dxa"/>
+                    <w:bottom w:w="80" w:type="dxa"/>
+                    <w:right w:w="80" w:type="dxa"/>
+                  </w:tcMar>
+                  <w:hideMark/>
+                </w:tcPr>
+                <w:p>
+                  <w:r>
+                    <w:t>Pass</w:t>
+                  </w:r>
+                  <w:r>
                     <w:t> </w:t>
                   </w:r>
                 </w:p>
-                <w:p>
-                  <w:r>
-                    <w:t>Case Sensitivity in Proxies: Casing changes in the reverse proxy do not affect the &lt;BasePath /&gt; component of the application.</w:t>
-                  </w:r>
-                </w:p>
-                <w:p>
-                  <w:pPr>
-                    <w:numPr>
-                      <w:ilvl w:val="0"/>
-                      <w:numId w:val="6"/>
-                    </w:numPr>
-                  </w:pPr>
-                  <w:r>
-                    <w:t>Proxy subpath: /StaticSsr/</w:t>
-                  </w:r>
-                </w:p>
-                <w:p>
-                  <w:pPr>
-                    <w:numPr>
-                      <w:ilvl w:val="0"/>
-                      <w:numId w:val="6"/>
-                    </w:numPr>
-                  </w:pPr>
-                  <w:r>
-                    <w:t>App subpath: /staticssr/</w:t>
-                  </w:r>
-                </w:p>
-                <w:p>
-                  <w:pPr>
-                    <w:numPr>
-                      <w:ilvl w:val="0"/>
-                      <w:numId w:val="6"/>
-                    </w:numPr>
-                  </w:pPr>
-                  <w:r>
-                    <w:t xml:space="preserve">Result: The &lt;BasePath /&gt; component renders &lt;base href="/staticssr/"&gt; </w:t>
-                  </w:r>
-                  <w:r>
-                    <w:lastRenderedPageBreak/>
-                    <w:t>instead of &lt;base href="/StaticSsr/"&gt;.</w:t>
-                  </w:r>
-                </w:p>
-              </w:tc>
-            </w:tr>
-            <w:tr>
-              <w:tc>
-                <w:tcPr>
-                  <w:tcW w:w="5784" w:type="dxa"/>
-                  <w:tcBorders>
-                    <w:top w:val="single" w:sz="8" w:space="0" w:color="A3A3A3"/>
-                    <w:left w:val="single" w:sz="8" w:space="0" w:color="A3A3A3"/>
-                    <w:bottom w:val="single" w:sz="8" w:space="0" w:color="A3A3A3"/>
-                    <w:right w:val="single" w:sz="8" w:space="0" w:color="A3A3A3"/>
-                  </w:tcBorders>
-                  <w:tcMar>
-                    <w:top w:w="80" w:type="dxa"/>
-                    <w:left w:w="80" w:type="dxa"/>
-                    <w:bottom w:w="80" w:type="dxa"/>
-                    <w:right w:w="80" w:type="dxa"/>
-                  </w:tcMar>
-                  <w:hideMark/>
-                </w:tcPr>
-                <w:p>
-                  <w:pPr>
-                    <w:rPr>
-                      <w:b/>
-                      <w:bCs/>
-                    </w:rPr>
-                  </w:pPr>
-                  <w:r>
-                    <w:rPr>
-                      <w:b/>
-                      <w:bCs/>
-                    </w:rPr>
-                    <w:lastRenderedPageBreak/>
-                    <w:t> </w:t>
-                  </w:r>
-                </w:p>
-              </w:tc>
-              <w:tc>
-                <w:tcPr>
-                  <w:tcW w:w="2573" w:type="dxa"/>
-                  <w:tcBorders>
-                    <w:top w:val="single" w:sz="8" w:space="0" w:color="A3A3A3"/>
-                    <w:left w:val="single" w:sz="8" w:space="0" w:color="A3A3A3"/>
-                    <w:bottom w:val="single" w:sz="8" w:space="0" w:color="A3A3A3"/>
-                    <w:right w:val="single" w:sz="8" w:space="0" w:color="A3A3A3"/>
-                  </w:tcBorders>
-                  <w:tcMar>
-                    <w:top w:w="80" w:type="dxa"/>
-                    <w:left w:w="80" w:type="dxa"/>
-                    <w:bottom w:w="80" w:type="dxa"/>
-                    <w:right w:w="80" w:type="dxa"/>
-                  </w:tcMar>
-                  <w:hideMark/>
-                </w:tcPr>
-                <w:p>
-                  <w:pPr>
-                    <w:rPr>
-                      <w:b/>
-                      <w:bCs/>
-                    </w:rPr>
-                  </w:pPr>
-                  <w:r>
-                    <w:rPr>
-                      <w:b/>
-                      <w:bCs/>
-                    </w:rPr>
-                    <w:t>Interactive Server</w:t>
-                  </w:r>
-                </w:p>
-              </w:tc>
-              <w:tc>
-                <w:tcPr>
-                  <w:tcW w:w="1659" w:type="dxa"/>
-                  <w:tcBorders>
-                    <w:top w:val="single" w:sz="8" w:space="0" w:color="A3A3A3"/>
-                    <w:left w:val="single" w:sz="8" w:space="0" w:color="A3A3A3"/>
-                    <w:bottom w:val="single" w:sz="8" w:space="0" w:color="A3A3A3"/>
-                    <w:right w:val="single" w:sz="8" w:space="0" w:color="A3A3A3"/>
-                  </w:tcBorders>
-                  <w:tcMar>
-                    <w:top w:w="80" w:type="dxa"/>
-                    <w:left w:w="80" w:type="dxa"/>
-                    <w:bottom w:w="80" w:type="dxa"/>
-                    <w:right w:w="80" w:type="dxa"/>
-                  </w:tcMar>
-                  <w:hideMark/>
-                </w:tcPr>
-                <w:p>
-                  <w:r>
-                    <w:t>Pass</w:t>
-                  </w:r>
-                </w:p>
-              </w:tc>
-              <w:tc>
-                <w:tcPr>
-                  <w:tcW w:w="11277" w:type="dxa"/>
-                  <w:tcBorders>
-                    <w:top w:val="single" w:sz="8" w:space="0" w:color="A3A3A3"/>
-                    <w:left w:val="single" w:sz="8" w:space="0" w:color="A3A3A3"/>
-                    <w:bottom w:val="single" w:sz="8" w:space="0" w:color="A3A3A3"/>
-                    <w:right w:val="single" w:sz="8" w:space="0" w:color="A3A3A3"/>
-                  </w:tcBorders>
-                  <w:tcMar>
-                    <w:top w:w="80" w:type="dxa"/>
-                    <w:left w:w="80" w:type="dxa"/>
-                    <w:bottom w:w="80" w:type="dxa"/>
-                    <w:right w:w="80" w:type="dxa"/>
-                  </w:tcMar>
-                  <w:hideMark/>
-                </w:tcPr>
-                <w:p>
-                  <w:r>
-                    <w:t>Fail</w:t>
-                  </w:r>
-                  <w:r>
-                    <w:br/>
-                  </w:r>
-                  <w:r>
-                    <w:br/>
-                    <w:t> </w:t>
-                  </w:r>
-                </w:p>
-                <w:p>
-                  <w:r>
-                    <w:t>Failure reason:</w:t>
-                  </w:r>
-                </w:p>
-                <w:p>
-                  <w:r>
-                    <w:t> </w:t>
-                  </w:r>
-                </w:p>
-                <w:p>
-                  <w:r>
-                    <w:t>A crash is experienced by the app with the error below when the casing is changed:</w:t>
-                  </w:r>
-                  <w:r>
-                    <w:br/>
-                    <w:t> </w:t>
-                  </w:r>
-                </w:p>
-                <w:p>
-                  <w:r>
-                    <w:rPr>
-                      <w:noProof/>
-                    </w:rPr>
-                    <w:drawing>
-                      <wp:inline distT="0" distB="0" distL="0" distR="0" wp14:anchorId="57B3FD1B" wp14:editId="26E59E8B">
-                        <wp:extent cx="4787900" cy="1924050"/>
-                        <wp:effectExtent l="0" t="0" r="0" b="0"/>
-                        <wp:docPr id="1091402244" name="Picture 16"/>
-                        <wp:cNvGraphicFramePr>
-                          <a:graphicFrameLocks xmlns:a="http://schemas.openxmlformats.org/drawingml/2006/main" noChangeAspect="1"/>
-                        </wp:cNvGraphicFramePr>
-                        <a:graphic xmlns:a="http://schemas.openxmlformats.org/drawingml/2006/main">
-                          <a:graphicData uri="http://schemas.openxmlformats.org/drawingml/2006/picture">
-                            <pic:pic xmlns:pic="http://schemas.openxmlformats.org/drawingml/2006/picture">
-                              <pic:nvPicPr>
-                                <pic:cNvPr id="0" name="Picture 2535"/>
-                                <pic:cNvPicPr>
-                                  <a:picLocks noChangeAspect="1" noChangeArrowheads="1"/>
-                                </pic:cNvPicPr>
-                              </pic:nvPicPr>
-                              <pic:blipFill>
-                                <a:blip r:embed="rId14" cstate="print">
-                                  <a:extLst>
-                                    <a:ext uri="{28A0092B-C50C-407E-A947-70E740481C1C}">
-                                      <a14:useLocalDpi xmlns:a14="http://schemas.microsoft.com/office/drawing/2010/main" val="0"/>
-                                    </a:ext>
-                                  </a:extLst>
-                                </a:blip>
-                                <a:srcRect/>
-                                <a:stretch>
-                                  <a:fillRect/>
-                                </a:stretch>
-                              </pic:blipFill>
-                              <pic:spPr bwMode="auto">
-                                <a:xfrm>
-                                  <a:off x="0" y="0"/>
-                                  <a:ext cx="4787900" cy="1924050"/>
-                                </a:xfrm>
-                                <a:prstGeom prst="rect">
-                                  <a:avLst/>
-                                </a:prstGeom>
-                                <a:noFill/>
-                                <a:ln>
-                                  <a:noFill/>
-                                </a:ln>
-                              </pic:spPr>
-                            </pic:pic>
-                          </a:graphicData>
-                        </a:graphic>
-                      </wp:inline>
-                    </w:drawing>
-                  </w:r>
-                </w:p>
-                <w:p>
-                  <w:r>
-                    <w:t> </w:t>
-                  </w:r>
-                </w:p>
-              </w:tc>
-            </w:tr>
-            <w:tr>
-              <w:tc>
-                <w:tcPr>
-                  <w:tcW w:w="5784" w:type="dxa"/>
-                  <w:tcBorders>
-                    <w:top w:val="single" w:sz="8" w:space="0" w:color="A3A3A3"/>
-                    <w:left w:val="single" w:sz="8" w:space="0" w:color="A3A3A3"/>
-                    <w:bottom w:val="single" w:sz="8" w:space="0" w:color="A3A3A3"/>
-                    <w:right w:val="single" w:sz="8" w:space="0" w:color="A3A3A3"/>
-                  </w:tcBorders>
-                  <w:tcMar>
-                    <w:top w:w="80" w:type="dxa"/>
-                    <w:left w:w="80" w:type="dxa"/>
-                    <w:bottom w:w="80" w:type="dxa"/>
-                    <w:right w:w="80" w:type="dxa"/>
-                  </w:tcMar>
-                  <w:hideMark/>
-                </w:tcPr>
-                <w:p>
-                  <w:pPr>
-                    <w:rPr>
-                      <w:b/>
-                      <w:bCs/>
-                    </w:rPr>
-                  </w:pPr>
-                  <w:r>
-                    <w:rPr>
-                      <w:b/>
-                      <w:bCs/>
-                    </w:rPr>
-                    <w:t> </w:t>
-                  </w:r>
-                </w:p>
-              </w:tc>
-              <w:tc>
-                <w:tcPr>
-                  <w:tcW w:w="2601" w:type="dxa"/>
-                  <w:tcBorders>
-                    <w:top w:val="single" w:sz="8" w:space="0" w:color="A3A3A3"/>
-                    <w:left w:val="single" w:sz="8" w:space="0" w:color="A3A3A3"/>
-                    <w:bottom w:val="single" w:sz="8" w:space="0" w:color="A3A3A3"/>
-                    <w:right w:val="single" w:sz="8" w:space="0" w:color="A3A3A3"/>
-                  </w:tcBorders>
-                  <w:tcMar>
-                    <w:top w:w="80" w:type="dxa"/>
-                    <w:left w:w="80" w:type="dxa"/>
-                    <w:bottom w:w="80" w:type="dxa"/>
-                    <w:right w:w="80" w:type="dxa"/>
-                  </w:tcMar>
-                  <w:hideMark/>
-                </w:tcPr>
-                <w:p>
-                  <w:pPr>
-                    <w:rPr>
-                      <w:b/>
-                      <w:bCs/>
-                    </w:rPr>
-                  </w:pPr>
-                  <w:r>
-                    <w:rPr>
-                      <w:b/>
-                      <w:bCs/>
-                    </w:rPr>
-                    <w:t>Interactive WebAssembly</w:t>
-                  </w:r>
-                </w:p>
-              </w:tc>
-              <w:tc>
-                <w:tcPr>
-                  <w:tcW w:w="1659" w:type="dxa"/>
-                  <w:tcBorders>
-                    <w:top w:val="single" w:sz="8" w:space="0" w:color="A3A3A3"/>
-                    <w:left w:val="single" w:sz="8" w:space="0" w:color="A3A3A3"/>
-                    <w:bottom w:val="single" w:sz="8" w:space="0" w:color="A3A3A3"/>
-                    <w:right w:val="single" w:sz="8" w:space="0" w:color="A3A3A3"/>
-                  </w:tcBorders>
-                  <w:tcMar>
-                    <w:top w:w="80" w:type="dxa"/>
-                    <w:left w:w="80" w:type="dxa"/>
-                    <w:bottom w:w="80" w:type="dxa"/>
-                    <w:right w:w="80" w:type="dxa"/>
-                  </w:tcMar>
-                  <w:hideMark/>
-                </w:tcPr>
-                <w:p>
-                  <w:r>
-                    <w:t>Pass</w:t>
-                  </w:r>
-                </w:p>
-              </w:tc>
-              <w:tc>
-                <w:tcPr>
-                  <w:tcW w:w="11277" w:type="dxa"/>
-                  <w:tcBorders>
-                    <w:top w:val="single" w:sz="8" w:space="0" w:color="A3A3A3"/>
-                    <w:left w:val="single" w:sz="8" w:space="0" w:color="A3A3A3"/>
-                    <w:bottom w:val="single" w:sz="8" w:space="0" w:color="A3A3A3"/>
-                    <w:right w:val="single" w:sz="8" w:space="0" w:color="A3A3A3"/>
-                  </w:tcBorders>
-                  <w:tcMar>
-                    <w:top w:w="80" w:type="dxa"/>
-                    <w:left w:w="80" w:type="dxa"/>
-                    <w:bottom w:w="80" w:type="dxa"/>
-                    <w:right w:w="80" w:type="dxa"/>
-                  </w:tcMar>
-                  <w:hideMark/>
-                </w:tcPr>
-                <w:p>
-                  <w:r>
-                    <w:t>Fail</w:t>
-                  </w:r>
-                  <w:r>
-                    <w:br/>
-                  </w:r>
-                  <w:r>
-                    <w:br/>
-                    <w:t> </w:t>
-                  </w:r>
-                </w:p>
-                <w:p>
-                  <w:r>
-                    <w:t>Failure reason:</w:t>
-                  </w:r>
-                </w:p>
-                <w:p>
-                  <w:r>
-                    <w:t> </w:t>
-                  </w:r>
-                </w:p>
-                <w:p>
-                  <w:r>
-                    <w:t xml:space="preserve">A crash is experienced by the app with the error below when the casing is </w:t>
-                  </w:r>
-                  <w:r>
-                    <w:lastRenderedPageBreak/>
-                    <w:t>changed:</w:t>
-                  </w:r>
-                  <w:r>
-                    <w:br/>
-                    <w:t> </w:t>
-                  </w:r>
-                </w:p>
-                <w:p>
-                  <w:r>
-                    <w:rPr>
-                      <w:noProof/>
-                    </w:rPr>
-                    <w:drawing>
-                      <wp:inline distT="0" distB="0" distL="0" distR="0" wp14:anchorId="2F01C80E" wp14:editId="05910125">
-                        <wp:extent cx="4972050" cy="1974850"/>
-                        <wp:effectExtent l="0" t="0" r="0" b="6350"/>
-                        <wp:docPr id="584529852" name="Picture 15"/>
-                        <wp:cNvGraphicFramePr>
-                          <a:graphicFrameLocks xmlns:a="http://schemas.openxmlformats.org/drawingml/2006/main" noChangeAspect="1"/>
-                        </wp:cNvGraphicFramePr>
-                        <a:graphic xmlns:a="http://schemas.openxmlformats.org/drawingml/2006/main">
-                          <a:graphicData uri="http://schemas.openxmlformats.org/drawingml/2006/picture">
-                            <pic:pic xmlns:pic="http://schemas.openxmlformats.org/drawingml/2006/picture">
-                              <pic:nvPicPr>
-                                <pic:cNvPr id="0" name="Picture 2536"/>
-                                <pic:cNvPicPr>
-                                  <a:picLocks noChangeAspect="1" noChangeArrowheads="1"/>
-                                </pic:cNvPicPr>
-                              </pic:nvPicPr>
-                              <pic:blipFill>
-                                <a:blip r:embed="rId15" cstate="print">
-                                  <a:extLst>
-                                    <a:ext uri="{28A0092B-C50C-407E-A947-70E740481C1C}">
-                                      <a14:useLocalDpi xmlns:a14="http://schemas.microsoft.com/office/drawing/2010/main" val="0"/>
-                                    </a:ext>
-                                  </a:extLst>
-                                </a:blip>
-                                <a:srcRect/>
-                                <a:stretch>
-                                  <a:fillRect/>
-                                </a:stretch>
-                              </pic:blipFill>
-                              <pic:spPr bwMode="auto">
-                                <a:xfrm>
-                                  <a:off x="0" y="0"/>
-                                  <a:ext cx="4972050" cy="1974850"/>
-                                </a:xfrm>
-                                <a:prstGeom prst="rect">
-                                  <a:avLst/>
-                                </a:prstGeom>
-                                <a:noFill/>
-                                <a:ln>
-                                  <a:noFill/>
-                                </a:ln>
-                              </pic:spPr>
-                            </pic:pic>
-                          </a:graphicData>
-                        </a:graphic>
-                      </wp:inline>
-                    </w:drawing>
-                  </w:r>
-                </w:p>
+                <w:p/>
                 <w:p>
                   <w:r>
                     <w:t> </w:t>
@@ -4152,7 +3420,7 @@
         </w:tc>
         <w:tc>
           <w:tcPr>
-            <w:tcW w:w="2519" w:type="dxa"/>
+            <w:tcW w:w="2412" w:type="dxa"/>
             <w:tcBorders>
               <w:top w:val="single" w:sz="8" w:space="0" w:color="A3A3A3"/>
               <w:left w:val="single" w:sz="8" w:space="0" w:color="A3A3A3"/>
@@ -4181,19 +3449,47 @@
             <w:r>
               <w:t xml:space="preserve">Additionally, the server log of the IIS Deployment can be found here: </w:t>
             </w:r>
-            <w:hyperlink r:id="rId16" w:history="1">
+            <w:hyperlink r:id="rId6" w:history="1">
               <w:r>
                 <w:rPr>
                   <w:rStyle w:val="Hyperlink"/>
                 </w:rPr>
-                <w:t>BlazorWebApp-BasePath-Validation/Evidence/net11-new-app/ServerLog.log at main · BharatRamsf3693/BlazorWebAp</w:t>
+                <w:t>BlazorWebApp-BasePath-Validation/Evidence/net11-new-app/ServerLog.log at main · BharatRamsf3693/</w:t>
+              </w:r>
+              <w:proofErr w:type="spellStart"/>
+              <w:r>
+                <w:rPr>
+                  <w:rStyle w:val="Hyperlink"/>
+                </w:rPr>
+                <w:t>Bl</w:t>
               </w:r>
               <w:r>
                 <w:rPr>
                   <w:rStyle w:val="Hyperlink"/>
                 </w:rPr>
                 <w:lastRenderedPageBreak/>
-                <w:t>p-BasePath-Validation</w:t>
+                <w:t>azorWebApp</w:t>
+              </w:r>
+              <w:proofErr w:type="spellEnd"/>
+              <w:r>
+                <w:rPr>
+                  <w:rStyle w:val="Hyperlink"/>
+                </w:rPr>
+                <w:t>-</w:t>
+              </w:r>
+              <w:proofErr w:type="spellStart"/>
+              <w:r>
+                <w:rPr>
+                  <w:rStyle w:val="Hyperlink"/>
+                </w:rPr>
+                <w:t>BasePath</w:t>
+              </w:r>
+              <w:proofErr w:type="spellEnd"/>
+              <w:r>
+                <w:rPr>
+                  <w:rStyle w:val="Hyperlink"/>
+                </w:rPr>
+                <w:t>-Validation</w:t>
               </w:r>
             </w:hyperlink>
           </w:p>
@@ -4216,12 +3512,40 @@
             <w:r>
               <w:t xml:space="preserve">And for the deployment behind a reverse proxy, the server log can be found here: </w:t>
             </w:r>
-            <w:hyperlink r:id="rId17" w:history="1">
+            <w:hyperlink r:id="rId7" w:history="1">
               <w:r>
                 <w:rPr>
                   <w:rStyle w:val="Hyperlink"/>
                 </w:rPr>
-                <w:t>BlazorWebApp-BasePath-Validation/Evidence/net11-new-app/ReverseProxy/ServerLog.log at main · BharatRamsf3693/BlazorWebApp-BasePath-Validation</w:t>
+                <w:t>BlazorWebApp-BasePath-Validation/Evidence/net11-new-app/ReverseProxy/ServerLog.log at main · BharatRamsf3693/</w:t>
+              </w:r>
+              <w:proofErr w:type="spellStart"/>
+              <w:r>
+                <w:rPr>
+                  <w:rStyle w:val="Hyperlink"/>
+                </w:rPr>
+                <w:t>BlazorWebApp</w:t>
+              </w:r>
+              <w:proofErr w:type="spellEnd"/>
+              <w:r>
+                <w:rPr>
+                  <w:rStyle w:val="Hyperlink"/>
+                </w:rPr>
+                <w:t>-</w:t>
+              </w:r>
+              <w:proofErr w:type="spellStart"/>
+              <w:r>
+                <w:rPr>
+                  <w:rStyle w:val="Hyperlink"/>
+                </w:rPr>
+                <w:t>BasePath</w:t>
+              </w:r>
+              <w:proofErr w:type="spellEnd"/>
+              <w:r>
+                <w:rPr>
+                  <w:rStyle w:val="Hyperlink"/>
+                </w:rPr>
+                <w:t>-Validation</w:t>
               </w:r>
             </w:hyperlink>
           </w:p>
@@ -4233,7 +3557,15 @@
               </w:rPr>
             </w:pPr>
             <w:r>
-              <w:t>Logs of Static SSR, Interactive Server, and Interactive WebAssembly samples are contained within each server log file.</w:t>
+              <w:t xml:space="preserve">Logs of Static SSR, Interactive Server, and Interactive </w:t>
+            </w:r>
+            <w:proofErr w:type="spellStart"/>
+            <w:r>
+              <w:t>WebAssembly</w:t>
+            </w:r>
+            <w:proofErr w:type="spellEnd"/>
+            <w:r>
+              <w:t xml:space="preserve"> samples are contained within each server log file.</w:t>
             </w:r>
           </w:p>
         </w:tc>
@@ -4241,7 +3573,7 @@
       <w:tr>
         <w:tc>
           <w:tcPr>
-            <w:tcW w:w="960" w:type="dxa"/>
+            <w:tcW w:w="410" w:type="dxa"/>
             <w:tcBorders>
               <w:top w:val="single" w:sz="8" w:space="0" w:color="A3A3A3"/>
               <w:left w:val="single" w:sz="8" w:space="0" w:color="A3A3A3"/>
@@ -4265,7 +3597,7 @@
         </w:tc>
         <w:tc>
           <w:tcPr>
-            <w:tcW w:w="2690" w:type="dxa"/>
+            <w:tcW w:w="2443" w:type="dxa"/>
             <w:tcBorders>
               <w:top w:val="single" w:sz="8" w:space="0" w:color="A3A3A3"/>
               <w:left w:val="single" w:sz="8" w:space="0" w:color="A3A3A3"/>
@@ -4288,7 +3620,7 @@
         </w:tc>
         <w:tc>
           <w:tcPr>
-            <w:tcW w:w="22149" w:type="dxa"/>
+            <w:tcW w:w="4075" w:type="dxa"/>
             <w:tcBorders>
               <w:top w:val="single" w:sz="8" w:space="0" w:color="A3A3A3"/>
               <w:left w:val="single" w:sz="8" w:space="0" w:color="A3A3A3"/>
@@ -4321,10 +3653,10 @@
               <w:tblDescription w:val=""/>
             </w:tblPr>
             <w:tblGrid>
-              <w:gridCol w:w="1151"/>
-              <w:gridCol w:w="1490"/>
-              <w:gridCol w:w="1301"/>
-              <w:gridCol w:w="1046"/>
+              <w:gridCol w:w="892"/>
+              <w:gridCol w:w="1143"/>
+              <w:gridCol w:w="1003"/>
+              <w:gridCol w:w="815"/>
             </w:tblGrid>
             <w:tr>
               <w:tc>
@@ -4751,8 +4083,17 @@
                       <w:b/>
                       <w:bCs/>
                     </w:rPr>
-                    <w:t>Interactive WebAssembly</w:t>
-                  </w:r>
+                    <w:t xml:space="preserve">Interactive </w:t>
+                  </w:r>
+                  <w:proofErr w:type="spellStart"/>
+                  <w:r>
+                    <w:rPr>
+                      <w:b/>
+                      <w:bCs/>
+                    </w:rPr>
+                    <w:t>WebAssembly</w:t>
+                  </w:r>
+                  <w:proofErr w:type="spellEnd"/>
                 </w:p>
               </w:tc>
               <w:tc>
@@ -4832,8 +4173,15 @@
                       <w:b/>
                       <w:bCs/>
                     </w:rPr>
+                    <w:t xml:space="preserve">Upgraded App (from .NET 10 to .NET 11) and then </w:t>
+                  </w:r>
+                  <w:r>
+                    <w:rPr>
+                      <w:b/>
+                      <w:bCs/>
+                    </w:rPr>
                     <w:lastRenderedPageBreak/>
-                    <w:t>Upgraded App (from .NET 10 to .NET 11) and then published</w:t>
+                    <w:t>published</w:t>
                   </w:r>
                 </w:p>
               </w:tc>
@@ -4866,6 +4214,7 @@
                       <w:b/>
                       <w:bCs/>
                     </w:rPr>
+                    <w:lastRenderedPageBreak/>
                     <w:t>Static SSR</w:t>
                   </w:r>
                 </w:p>
@@ -5094,8 +4443,17 @@
                       <w:b/>
                       <w:bCs/>
                     </w:rPr>
-                    <w:t>Interactive WebAssembly</w:t>
-                  </w:r>
+                    <w:t xml:space="preserve">Interactive </w:t>
+                  </w:r>
+                  <w:proofErr w:type="spellStart"/>
+                  <w:r>
+                    <w:rPr>
+                      <w:b/>
+                      <w:bCs/>
+                    </w:rPr>
+                    <w:t>WebAssembly</w:t>
+                  </w:r>
+                  <w:proofErr w:type="spellEnd"/>
                 </w:p>
               </w:tc>
               <w:tc>
@@ -5157,7 +4515,7 @@
         </w:tc>
         <w:tc>
           <w:tcPr>
-            <w:tcW w:w="2369" w:type="dxa"/>
+            <w:tcW w:w="2412" w:type="dxa"/>
             <w:tcBorders>
               <w:top w:val="single" w:sz="8" w:space="0" w:color="A3A3A3"/>
               <w:left w:val="single" w:sz="8" w:space="0" w:color="A3A3A3"/>
@@ -5183,7 +4541,7 @@
       <w:tr>
         <w:tc>
           <w:tcPr>
-            <w:tcW w:w="960" w:type="dxa"/>
+            <w:tcW w:w="410" w:type="dxa"/>
             <w:tcBorders>
               <w:top w:val="single" w:sz="8" w:space="0" w:color="A3A3A3"/>
               <w:left w:val="single" w:sz="8" w:space="0" w:color="A3A3A3"/>
@@ -5206,7 +4564,7 @@
         </w:tc>
         <w:tc>
           <w:tcPr>
-            <w:tcW w:w="2690" w:type="dxa"/>
+            <w:tcW w:w="2443" w:type="dxa"/>
             <w:tcBorders>
               <w:top w:val="single" w:sz="8" w:space="0" w:color="A3A3A3"/>
               <w:left w:val="single" w:sz="8" w:space="0" w:color="A3A3A3"/>
@@ -5229,7 +4587,7 @@
         </w:tc>
         <w:tc>
           <w:tcPr>
-            <w:tcW w:w="22149" w:type="dxa"/>
+            <w:tcW w:w="4075" w:type="dxa"/>
             <w:tcBorders>
               <w:top w:val="single" w:sz="8" w:space="0" w:color="A3A3A3"/>
               <w:left w:val="single" w:sz="8" w:space="0" w:color="A3A3A3"/>
@@ -5262,10 +4620,10 @@
               <w:tblDescription w:val=""/>
             </w:tblPr>
             <w:tblGrid>
-              <w:gridCol w:w="1151"/>
-              <w:gridCol w:w="1490"/>
-              <w:gridCol w:w="1301"/>
-              <w:gridCol w:w="1046"/>
+              <w:gridCol w:w="892"/>
+              <w:gridCol w:w="1143"/>
+              <w:gridCol w:w="1003"/>
+              <w:gridCol w:w="815"/>
             </w:tblGrid>
             <w:tr>
               <w:tc>
@@ -5659,42 +5017,51 @@
                       <w:b/>
                       <w:bCs/>
                     </w:rPr>
+                    <w:t> </w:t>
+                  </w:r>
+                </w:p>
+              </w:tc>
+              <w:tc>
+                <w:tcPr>
+                  <w:tcW w:w="2601" w:type="dxa"/>
+                  <w:tcBorders>
+                    <w:top w:val="single" w:sz="8" w:space="0" w:color="A3A3A3"/>
+                    <w:left w:val="single" w:sz="8" w:space="0" w:color="A3A3A3"/>
+                    <w:bottom w:val="single" w:sz="8" w:space="0" w:color="A3A3A3"/>
+                    <w:right w:val="single" w:sz="8" w:space="0" w:color="A3A3A3"/>
+                  </w:tcBorders>
+                  <w:tcMar>
+                    <w:top w:w="80" w:type="dxa"/>
+                    <w:left w:w="80" w:type="dxa"/>
+                    <w:bottom w:w="80" w:type="dxa"/>
+                    <w:right w:w="80" w:type="dxa"/>
+                  </w:tcMar>
+                  <w:hideMark/>
+                </w:tcPr>
+                <w:p>
+                  <w:pPr>
+                    <w:rPr>
+                      <w:b/>
+                      <w:bCs/>
+                    </w:rPr>
+                  </w:pPr>
+                  <w:r>
+                    <w:rPr>
+                      <w:b/>
+                      <w:bCs/>
+                    </w:rPr>
+                    <w:t xml:space="preserve">Interactive </w:t>
+                  </w:r>
+                  <w:proofErr w:type="spellStart"/>
+                  <w:r>
+                    <w:rPr>
+                      <w:b/>
+                      <w:bCs/>
+                    </w:rPr>
                     <w:lastRenderedPageBreak/>
-                    <w:t> </w:t>
-                  </w:r>
-                </w:p>
-              </w:tc>
-              <w:tc>
-                <w:tcPr>
-                  <w:tcW w:w="2601" w:type="dxa"/>
-                  <w:tcBorders>
-                    <w:top w:val="single" w:sz="8" w:space="0" w:color="A3A3A3"/>
-                    <w:left w:val="single" w:sz="8" w:space="0" w:color="A3A3A3"/>
-                    <w:bottom w:val="single" w:sz="8" w:space="0" w:color="A3A3A3"/>
-                    <w:right w:val="single" w:sz="8" w:space="0" w:color="A3A3A3"/>
-                  </w:tcBorders>
-                  <w:tcMar>
-                    <w:top w:w="80" w:type="dxa"/>
-                    <w:left w:w="80" w:type="dxa"/>
-                    <w:bottom w:w="80" w:type="dxa"/>
-                    <w:right w:w="80" w:type="dxa"/>
-                  </w:tcMar>
-                  <w:hideMark/>
-                </w:tcPr>
-                <w:p>
-                  <w:pPr>
-                    <w:rPr>
-                      <w:b/>
-                      <w:bCs/>
-                    </w:rPr>
-                  </w:pPr>
-                  <w:r>
-                    <w:rPr>
-                      <w:b/>
-                      <w:bCs/>
-                    </w:rPr>
-                    <w:t>Interactive WebAssembly</w:t>
-                  </w:r>
+                    <w:t>WebAssembly</w:t>
+                  </w:r>
+                  <w:proofErr w:type="spellEnd"/>
                 </w:p>
               </w:tc>
               <w:tc>
@@ -5716,6 +5083,7 @@
                 </w:tcPr>
                 <w:p>
                   <w:r>
+                    <w:lastRenderedPageBreak/>
                     <w:t>Pass</w:t>
                   </w:r>
                 </w:p>
@@ -6035,8 +5403,17 @@
                       <w:b/>
                       <w:bCs/>
                     </w:rPr>
-                    <w:t>Interactive WebAssembly</w:t>
-                  </w:r>
+                    <w:t xml:space="preserve">Interactive </w:t>
+                  </w:r>
+                  <w:proofErr w:type="spellStart"/>
+                  <w:r>
+                    <w:rPr>
+                      <w:b/>
+                      <w:bCs/>
+                    </w:rPr>
+                    <w:t>WebAssembly</w:t>
+                  </w:r>
+                  <w:proofErr w:type="spellEnd"/>
                 </w:p>
               </w:tc>
               <w:tc>
@@ -6098,7 +5475,7 @@
         </w:tc>
         <w:tc>
           <w:tcPr>
-            <w:tcW w:w="2369" w:type="dxa"/>
+            <w:tcW w:w="2412" w:type="dxa"/>
             <w:tcBorders>
               <w:top w:val="single" w:sz="8" w:space="0" w:color="A3A3A3"/>
               <w:left w:val="single" w:sz="8" w:space="0" w:color="A3A3A3"/>
@@ -6124,7 +5501,7 @@
       <w:tr>
         <w:tc>
           <w:tcPr>
-            <w:tcW w:w="960" w:type="dxa"/>
+            <w:tcW w:w="410" w:type="dxa"/>
             <w:tcBorders>
               <w:top w:val="single" w:sz="8" w:space="0" w:color="A3A3A3"/>
               <w:left w:val="single" w:sz="8" w:space="0" w:color="A3A3A3"/>
@@ -6147,7 +5524,7 @@
         </w:tc>
         <w:tc>
           <w:tcPr>
-            <w:tcW w:w="2719" w:type="dxa"/>
+            <w:tcW w:w="2443" w:type="dxa"/>
             <w:tcBorders>
               <w:top w:val="single" w:sz="8" w:space="0" w:color="A3A3A3"/>
               <w:left w:val="single" w:sz="8" w:space="0" w:color="A3A3A3"/>
@@ -6170,7 +5547,7 @@
         </w:tc>
         <w:tc>
           <w:tcPr>
-            <w:tcW w:w="22149" w:type="dxa"/>
+            <w:tcW w:w="4075" w:type="dxa"/>
             <w:tcBorders>
               <w:top w:val="single" w:sz="8" w:space="0" w:color="A3A3A3"/>
               <w:left w:val="single" w:sz="8" w:space="0" w:color="A3A3A3"/>
@@ -6203,10 +5580,10 @@
               <w:tblDescription w:val=""/>
             </w:tblPr>
             <w:tblGrid>
-              <w:gridCol w:w="1151"/>
-              <w:gridCol w:w="1490"/>
-              <w:gridCol w:w="1301"/>
-              <w:gridCol w:w="1046"/>
+              <w:gridCol w:w="892"/>
+              <w:gridCol w:w="1143"/>
+              <w:gridCol w:w="1003"/>
+              <w:gridCol w:w="815"/>
             </w:tblGrid>
             <w:tr>
               <w:tc>
@@ -6372,7 +5749,15 @@
                       <w:b/>
                       <w:bCs/>
                     </w:rPr>
-                    <w:t>New .NET 11 App (Created &amp; Published)</w:t>
+                    <w:t xml:space="preserve">New .NET 11 </w:t>
+                  </w:r>
+                  <w:r>
+                    <w:rPr>
+                      <w:b/>
+                      <w:bCs/>
+                    </w:rPr>
+                    <w:lastRenderedPageBreak/>
+                    <w:t>App (Created &amp; Published)</w:t>
                   </w:r>
                 </w:p>
               </w:tc>
@@ -6405,6 +5790,7 @@
                       <w:b/>
                       <w:bCs/>
                     </w:rPr>
+                    <w:lastRenderedPageBreak/>
                     <w:t>Static SSR</w:t>
                   </w:r>
                 </w:p>
@@ -6486,7 +5872,6 @@
                       <w:b/>
                       <w:bCs/>
                     </w:rPr>
-                    <w:lastRenderedPageBreak/>
                     <w:t> </w:t>
                   </w:r>
                 </w:p>
@@ -6634,8 +6019,17 @@
                       <w:b/>
                       <w:bCs/>
                     </w:rPr>
-                    <w:t>Interactive WebAssembly</w:t>
-                  </w:r>
+                    <w:t xml:space="preserve">Interactive </w:t>
+                  </w:r>
+                  <w:proofErr w:type="spellStart"/>
+                  <w:r>
+                    <w:rPr>
+                      <w:b/>
+                      <w:bCs/>
+                    </w:rPr>
+                    <w:t>WebAssembly</w:t>
+                  </w:r>
+                  <w:proofErr w:type="spellEnd"/>
                 </w:p>
               </w:tc>
               <w:tc>
@@ -6976,8 +6370,17 @@
                       <w:b/>
                       <w:bCs/>
                     </w:rPr>
-                    <w:t>Interactive WebAssembly</w:t>
-                  </w:r>
+                    <w:t xml:space="preserve">Interactive </w:t>
+                  </w:r>
+                  <w:proofErr w:type="spellStart"/>
+                  <w:r>
+                    <w:rPr>
+                      <w:b/>
+                      <w:bCs/>
+                    </w:rPr>
+                    <w:t>WebAssembly</w:t>
+                  </w:r>
+                  <w:proofErr w:type="spellEnd"/>
                 </w:p>
               </w:tc>
               <w:tc>
@@ -7039,7 +6442,7 @@
         </w:tc>
         <w:tc>
           <w:tcPr>
-            <w:tcW w:w="2369" w:type="dxa"/>
+            <w:tcW w:w="2412" w:type="dxa"/>
             <w:tcBorders>
               <w:top w:val="single" w:sz="8" w:space="0" w:color="A3A3A3"/>
               <w:left w:val="single" w:sz="8" w:space="0" w:color="A3A3A3"/>
@@ -7065,7 +6468,7 @@
       <w:tr>
         <w:tc>
           <w:tcPr>
-            <w:tcW w:w="960" w:type="dxa"/>
+            <w:tcW w:w="410" w:type="dxa"/>
             <w:tcBorders>
               <w:top w:val="single" w:sz="8" w:space="0" w:color="A3A3A3"/>
               <w:left w:val="single" w:sz="8" w:space="0" w:color="A3A3A3"/>
@@ -7082,13 +6485,14 @@
           </w:tcPr>
           <w:p>
             <w:r>
+              <w:lastRenderedPageBreak/>
               <w:t>7.</w:t>
             </w:r>
           </w:p>
         </w:tc>
         <w:tc>
           <w:tcPr>
-            <w:tcW w:w="2690" w:type="dxa"/>
+            <w:tcW w:w="2443" w:type="dxa"/>
             <w:tcBorders>
               <w:top w:val="single" w:sz="8" w:space="0" w:color="A3A3A3"/>
               <w:left w:val="single" w:sz="8" w:space="0" w:color="A3A3A3"/>
@@ -7111,7 +6515,7 @@
         </w:tc>
         <w:tc>
           <w:tcPr>
-            <w:tcW w:w="22149" w:type="dxa"/>
+            <w:tcW w:w="4075" w:type="dxa"/>
             <w:tcBorders>
               <w:top w:val="single" w:sz="8" w:space="0" w:color="A3A3A3"/>
               <w:left w:val="single" w:sz="8" w:space="0" w:color="A3A3A3"/>
@@ -7144,10 +6548,10 @@
               <w:tblDescription w:val=""/>
             </w:tblPr>
             <w:tblGrid>
-              <w:gridCol w:w="1151"/>
-              <w:gridCol w:w="1490"/>
-              <w:gridCol w:w="1301"/>
-              <w:gridCol w:w="1046"/>
+              <w:gridCol w:w="892"/>
+              <w:gridCol w:w="1143"/>
+              <w:gridCol w:w="1003"/>
+              <w:gridCol w:w="815"/>
             </w:tblGrid>
             <w:tr>
               <w:tc>
@@ -7313,7 +6717,358 @@
                       <w:b/>
                       <w:bCs/>
                     </w:rPr>
-                    <w:t xml:space="preserve">New .NET 11 App (Created &amp; </w:t>
+                    <w:t>New .NET 11 App (Created &amp; Published)</w:t>
+                  </w:r>
+                </w:p>
+              </w:tc>
+              <w:tc>
+                <w:tcPr>
+                  <w:tcW w:w="2573" w:type="dxa"/>
+                  <w:tcBorders>
+                    <w:top w:val="single" w:sz="8" w:space="0" w:color="A3A3A3"/>
+                    <w:left w:val="single" w:sz="8" w:space="0" w:color="A3A3A3"/>
+                    <w:bottom w:val="single" w:sz="8" w:space="0" w:color="A3A3A3"/>
+                    <w:right w:val="single" w:sz="8" w:space="0" w:color="A3A3A3"/>
+                  </w:tcBorders>
+                  <w:tcMar>
+                    <w:top w:w="80" w:type="dxa"/>
+                    <w:left w:w="80" w:type="dxa"/>
+                    <w:bottom w:w="80" w:type="dxa"/>
+                    <w:right w:w="80" w:type="dxa"/>
+                  </w:tcMar>
+                  <w:hideMark/>
+                </w:tcPr>
+                <w:p>
+                  <w:pPr>
+                    <w:rPr>
+                      <w:b/>
+                      <w:bCs/>
+                    </w:rPr>
+                  </w:pPr>
+                  <w:r>
+                    <w:rPr>
+                      <w:b/>
+                      <w:bCs/>
+                    </w:rPr>
+                    <w:t>Static SSR</w:t>
+                  </w:r>
+                </w:p>
+              </w:tc>
+              <w:tc>
+                <w:tcPr>
+                  <w:tcW w:w="1689" w:type="dxa"/>
+                  <w:tcBorders>
+                    <w:top w:val="single" w:sz="8" w:space="0" w:color="A3A3A3"/>
+                    <w:left w:val="single" w:sz="8" w:space="0" w:color="A3A3A3"/>
+                    <w:bottom w:val="single" w:sz="8" w:space="0" w:color="A3A3A3"/>
+                    <w:right w:val="single" w:sz="8" w:space="0" w:color="A3A3A3"/>
+                  </w:tcBorders>
+                  <w:tcMar>
+                    <w:top w:w="80" w:type="dxa"/>
+                    <w:left w:w="80" w:type="dxa"/>
+                    <w:bottom w:w="80" w:type="dxa"/>
+                    <w:right w:w="80" w:type="dxa"/>
+                  </w:tcMar>
+                  <w:hideMark/>
+                </w:tcPr>
+                <w:p>
+                  <w:r>
+                    <w:t>Pass</w:t>
+                  </w:r>
+                </w:p>
+              </w:tc>
+              <w:tc>
+                <w:tcPr>
+                  <w:tcW w:w="2788" w:type="dxa"/>
+                  <w:tcBorders>
+                    <w:top w:val="single" w:sz="8" w:space="0" w:color="A3A3A3"/>
+                    <w:left w:val="single" w:sz="8" w:space="0" w:color="A3A3A3"/>
+                    <w:bottom w:val="single" w:sz="8" w:space="0" w:color="A3A3A3"/>
+                    <w:right w:val="single" w:sz="8" w:space="0" w:color="A3A3A3"/>
+                  </w:tcBorders>
+                  <w:tcMar>
+                    <w:top w:w="80" w:type="dxa"/>
+                    <w:left w:w="80" w:type="dxa"/>
+                    <w:bottom w:w="80" w:type="dxa"/>
+                    <w:right w:w="80" w:type="dxa"/>
+                  </w:tcMar>
+                  <w:hideMark/>
+                </w:tcPr>
+                <w:p>
+                  <w:r>
+                    <w:t>Pass</w:t>
+                  </w:r>
+                </w:p>
+              </w:tc>
+            </w:tr>
+            <w:tr>
+              <w:tc>
+                <w:tcPr>
+                  <w:tcW w:w="5784" w:type="dxa"/>
+                  <w:tcBorders>
+                    <w:top w:val="single" w:sz="8" w:space="0" w:color="A3A3A3"/>
+                    <w:left w:val="single" w:sz="8" w:space="0" w:color="A3A3A3"/>
+                    <w:bottom w:val="single" w:sz="8" w:space="0" w:color="A3A3A3"/>
+                    <w:right w:val="single" w:sz="8" w:space="0" w:color="A3A3A3"/>
+                  </w:tcBorders>
+                  <w:tcMar>
+                    <w:top w:w="80" w:type="dxa"/>
+                    <w:left w:w="80" w:type="dxa"/>
+                    <w:bottom w:w="80" w:type="dxa"/>
+                    <w:right w:w="80" w:type="dxa"/>
+                  </w:tcMar>
+                  <w:hideMark/>
+                </w:tcPr>
+                <w:p>
+                  <w:pPr>
+                    <w:rPr>
+                      <w:b/>
+                      <w:bCs/>
+                    </w:rPr>
+                  </w:pPr>
+                  <w:r>
+                    <w:rPr>
+                      <w:b/>
+                      <w:bCs/>
+                    </w:rPr>
+                    <w:t> </w:t>
+                  </w:r>
+                </w:p>
+              </w:tc>
+              <w:tc>
+                <w:tcPr>
+                  <w:tcW w:w="2573" w:type="dxa"/>
+                  <w:tcBorders>
+                    <w:top w:val="single" w:sz="8" w:space="0" w:color="A3A3A3"/>
+                    <w:left w:val="single" w:sz="8" w:space="0" w:color="A3A3A3"/>
+                    <w:bottom w:val="single" w:sz="8" w:space="0" w:color="A3A3A3"/>
+                    <w:right w:val="single" w:sz="8" w:space="0" w:color="A3A3A3"/>
+                  </w:tcBorders>
+                  <w:tcMar>
+                    <w:top w:w="80" w:type="dxa"/>
+                    <w:left w:w="80" w:type="dxa"/>
+                    <w:bottom w:w="80" w:type="dxa"/>
+                    <w:right w:w="80" w:type="dxa"/>
+                  </w:tcMar>
+                  <w:hideMark/>
+                </w:tcPr>
+                <w:p>
+                  <w:pPr>
+                    <w:rPr>
+                      <w:b/>
+                      <w:bCs/>
+                    </w:rPr>
+                  </w:pPr>
+                  <w:r>
+                    <w:rPr>
+                      <w:b/>
+                      <w:bCs/>
+                    </w:rPr>
+                    <w:t>Interactive Server</w:t>
+                  </w:r>
+                </w:p>
+              </w:tc>
+              <w:tc>
+                <w:tcPr>
+                  <w:tcW w:w="1689" w:type="dxa"/>
+                  <w:tcBorders>
+                    <w:top w:val="single" w:sz="8" w:space="0" w:color="A3A3A3"/>
+                    <w:left w:val="single" w:sz="8" w:space="0" w:color="A3A3A3"/>
+                    <w:bottom w:val="single" w:sz="8" w:space="0" w:color="A3A3A3"/>
+                    <w:right w:val="single" w:sz="8" w:space="0" w:color="A3A3A3"/>
+                  </w:tcBorders>
+                  <w:tcMar>
+                    <w:top w:w="80" w:type="dxa"/>
+                    <w:left w:w="80" w:type="dxa"/>
+                    <w:bottom w:w="80" w:type="dxa"/>
+                    <w:right w:w="80" w:type="dxa"/>
+                  </w:tcMar>
+                  <w:hideMark/>
+                </w:tcPr>
+                <w:p>
+                  <w:r>
+                    <w:t>Pass</w:t>
+                  </w:r>
+                </w:p>
+              </w:tc>
+              <w:tc>
+                <w:tcPr>
+                  <w:tcW w:w="2788" w:type="dxa"/>
+                  <w:tcBorders>
+                    <w:top w:val="single" w:sz="8" w:space="0" w:color="A3A3A3"/>
+                    <w:left w:val="single" w:sz="8" w:space="0" w:color="A3A3A3"/>
+                    <w:bottom w:val="single" w:sz="8" w:space="0" w:color="A3A3A3"/>
+                    <w:right w:val="single" w:sz="8" w:space="0" w:color="A3A3A3"/>
+                  </w:tcBorders>
+                  <w:tcMar>
+                    <w:top w:w="80" w:type="dxa"/>
+                    <w:left w:w="80" w:type="dxa"/>
+                    <w:bottom w:w="80" w:type="dxa"/>
+                    <w:right w:w="80" w:type="dxa"/>
+                  </w:tcMar>
+                  <w:hideMark/>
+                </w:tcPr>
+                <w:p>
+                  <w:r>
+                    <w:t>Pass</w:t>
+                  </w:r>
+                </w:p>
+              </w:tc>
+            </w:tr>
+            <w:tr>
+              <w:tc>
+                <w:tcPr>
+                  <w:tcW w:w="5784" w:type="dxa"/>
+                  <w:tcBorders>
+                    <w:top w:val="single" w:sz="8" w:space="0" w:color="A3A3A3"/>
+                    <w:left w:val="single" w:sz="8" w:space="0" w:color="A3A3A3"/>
+                    <w:bottom w:val="single" w:sz="8" w:space="0" w:color="A3A3A3"/>
+                    <w:right w:val="single" w:sz="8" w:space="0" w:color="A3A3A3"/>
+                  </w:tcBorders>
+                  <w:tcMar>
+                    <w:top w:w="80" w:type="dxa"/>
+                    <w:left w:w="80" w:type="dxa"/>
+                    <w:bottom w:w="80" w:type="dxa"/>
+                    <w:right w:w="80" w:type="dxa"/>
+                  </w:tcMar>
+                  <w:hideMark/>
+                </w:tcPr>
+                <w:p>
+                  <w:pPr>
+                    <w:rPr>
+                      <w:b/>
+                      <w:bCs/>
+                    </w:rPr>
+                  </w:pPr>
+                  <w:r>
+                    <w:rPr>
+                      <w:b/>
+                      <w:bCs/>
+                    </w:rPr>
+                    <w:t> </w:t>
+                  </w:r>
+                </w:p>
+              </w:tc>
+              <w:tc>
+                <w:tcPr>
+                  <w:tcW w:w="2601" w:type="dxa"/>
+                  <w:tcBorders>
+                    <w:top w:val="single" w:sz="8" w:space="0" w:color="A3A3A3"/>
+                    <w:left w:val="single" w:sz="8" w:space="0" w:color="A3A3A3"/>
+                    <w:bottom w:val="single" w:sz="8" w:space="0" w:color="A3A3A3"/>
+                    <w:right w:val="single" w:sz="8" w:space="0" w:color="A3A3A3"/>
+                  </w:tcBorders>
+                  <w:tcMar>
+                    <w:top w:w="80" w:type="dxa"/>
+                    <w:left w:w="80" w:type="dxa"/>
+                    <w:bottom w:w="80" w:type="dxa"/>
+                    <w:right w:w="80" w:type="dxa"/>
+                  </w:tcMar>
+                  <w:hideMark/>
+                </w:tcPr>
+                <w:p>
+                  <w:pPr>
+                    <w:rPr>
+                      <w:b/>
+                      <w:bCs/>
+                    </w:rPr>
+                  </w:pPr>
+                  <w:r>
+                    <w:rPr>
+                      <w:b/>
+                      <w:bCs/>
+                    </w:rPr>
+                    <w:t xml:space="preserve">Interactive </w:t>
+                  </w:r>
+                  <w:proofErr w:type="spellStart"/>
+                  <w:r>
+                    <w:rPr>
+                      <w:b/>
+                      <w:bCs/>
+                    </w:rPr>
+                    <w:t>WebAssembly</w:t>
+                  </w:r>
+                  <w:proofErr w:type="spellEnd"/>
+                </w:p>
+              </w:tc>
+              <w:tc>
+                <w:tcPr>
+                  <w:tcW w:w="1689" w:type="dxa"/>
+                  <w:tcBorders>
+                    <w:top w:val="single" w:sz="8" w:space="0" w:color="A3A3A3"/>
+                    <w:left w:val="single" w:sz="8" w:space="0" w:color="A3A3A3"/>
+                    <w:bottom w:val="single" w:sz="8" w:space="0" w:color="A3A3A3"/>
+                    <w:right w:val="single" w:sz="8" w:space="0" w:color="A3A3A3"/>
+                  </w:tcBorders>
+                  <w:tcMar>
+                    <w:top w:w="80" w:type="dxa"/>
+                    <w:left w:w="80" w:type="dxa"/>
+                    <w:bottom w:w="80" w:type="dxa"/>
+                    <w:right w:w="80" w:type="dxa"/>
+                  </w:tcMar>
+                  <w:hideMark/>
+                </w:tcPr>
+                <w:p>
+                  <w:r>
+                    <w:t>Pass</w:t>
+                  </w:r>
+                </w:p>
+              </w:tc>
+              <w:tc>
+                <w:tcPr>
+                  <w:tcW w:w="2760" w:type="dxa"/>
+                  <w:tcBorders>
+                    <w:top w:val="single" w:sz="8" w:space="0" w:color="A3A3A3"/>
+                    <w:left w:val="single" w:sz="8" w:space="0" w:color="A3A3A3"/>
+                    <w:bottom w:val="single" w:sz="8" w:space="0" w:color="A3A3A3"/>
+                    <w:right w:val="single" w:sz="8" w:space="0" w:color="A3A3A3"/>
+                  </w:tcBorders>
+                  <w:tcMar>
+                    <w:top w:w="80" w:type="dxa"/>
+                    <w:left w:w="80" w:type="dxa"/>
+                    <w:bottom w:w="80" w:type="dxa"/>
+                    <w:right w:w="80" w:type="dxa"/>
+                  </w:tcMar>
+                  <w:hideMark/>
+                </w:tcPr>
+                <w:p>
+                  <w:r>
+                    <w:t>Pass</w:t>
+                  </w:r>
+                </w:p>
+              </w:tc>
+            </w:tr>
+            <w:tr>
+              <w:tc>
+                <w:tcPr>
+                  <w:tcW w:w="5812" w:type="dxa"/>
+                  <w:tcBorders>
+                    <w:top w:val="single" w:sz="8" w:space="0" w:color="A3A3A3"/>
+                    <w:left w:val="single" w:sz="8" w:space="0" w:color="A3A3A3"/>
+                    <w:bottom w:val="single" w:sz="8" w:space="0" w:color="A3A3A3"/>
+                    <w:right w:val="single" w:sz="8" w:space="0" w:color="A3A3A3"/>
+                  </w:tcBorders>
+                  <w:tcMar>
+                    <w:top w:w="80" w:type="dxa"/>
+                    <w:left w:w="80" w:type="dxa"/>
+                    <w:bottom w:w="80" w:type="dxa"/>
+                    <w:right w:w="80" w:type="dxa"/>
+                  </w:tcMar>
+                  <w:hideMark/>
+                </w:tcPr>
+                <w:p>
+                  <w:pPr>
+                    <w:rPr>
+                      <w:b/>
+                      <w:bCs/>
+                    </w:rPr>
+                  </w:pPr>
+                  <w:r>
+                    <w:rPr>
+                      <w:b/>
+                      <w:bCs/>
+                    </w:rPr>
+                    <w:t xml:space="preserve">Upgraded App (from .NET 10 to .NET 11) and then </w:t>
                   </w:r>
                   <w:r>
                     <w:rPr>
@@ -7321,7 +7076,7 @@
                       <w:bCs/>
                     </w:rPr>
                     <w:lastRenderedPageBreak/>
-                    <w:t>Published)</w:t>
+                    <w:t>published</w:t>
                   </w:r>
                 </w:p>
               </w:tc>
@@ -7384,7 +7139,7 @@
               </w:tc>
               <w:tc>
                 <w:tcPr>
-                  <w:tcW w:w="2788" w:type="dxa"/>
+                  <w:tcW w:w="2760" w:type="dxa"/>
                   <w:tcBorders>
                     <w:top w:val="single" w:sz="8" w:space="0" w:color="A3A3A3"/>
                     <w:left w:val="single" w:sz="8" w:space="0" w:color="A3A3A3"/>
@@ -7583,350 +7338,17 @@
                       <w:b/>
                       <w:bCs/>
                     </w:rPr>
-                    <w:t>Interactive WebAssembly</w:t>
-                  </w:r>
-                </w:p>
-              </w:tc>
-              <w:tc>
-                <w:tcPr>
-                  <w:tcW w:w="1689" w:type="dxa"/>
-                  <w:tcBorders>
-                    <w:top w:val="single" w:sz="8" w:space="0" w:color="A3A3A3"/>
-                    <w:left w:val="single" w:sz="8" w:space="0" w:color="A3A3A3"/>
-                    <w:bottom w:val="single" w:sz="8" w:space="0" w:color="A3A3A3"/>
-                    <w:right w:val="single" w:sz="8" w:space="0" w:color="A3A3A3"/>
-                  </w:tcBorders>
-                  <w:tcMar>
-                    <w:top w:w="80" w:type="dxa"/>
-                    <w:left w:w="80" w:type="dxa"/>
-                    <w:bottom w:w="80" w:type="dxa"/>
-                    <w:right w:w="80" w:type="dxa"/>
-                  </w:tcMar>
-                  <w:hideMark/>
-                </w:tcPr>
-                <w:p>
-                  <w:r>
-                    <w:t>Pass</w:t>
-                  </w:r>
-                </w:p>
-              </w:tc>
-              <w:tc>
-                <w:tcPr>
-                  <w:tcW w:w="2760" w:type="dxa"/>
-                  <w:tcBorders>
-                    <w:top w:val="single" w:sz="8" w:space="0" w:color="A3A3A3"/>
-                    <w:left w:val="single" w:sz="8" w:space="0" w:color="A3A3A3"/>
-                    <w:bottom w:val="single" w:sz="8" w:space="0" w:color="A3A3A3"/>
-                    <w:right w:val="single" w:sz="8" w:space="0" w:color="A3A3A3"/>
-                  </w:tcBorders>
-                  <w:tcMar>
-                    <w:top w:w="80" w:type="dxa"/>
-                    <w:left w:w="80" w:type="dxa"/>
-                    <w:bottom w:w="80" w:type="dxa"/>
-                    <w:right w:w="80" w:type="dxa"/>
-                  </w:tcMar>
-                  <w:hideMark/>
-                </w:tcPr>
-                <w:p>
-                  <w:r>
-                    <w:t>Pass</w:t>
-                  </w:r>
-                </w:p>
-              </w:tc>
-            </w:tr>
-            <w:tr>
-              <w:tc>
-                <w:tcPr>
-                  <w:tcW w:w="5812" w:type="dxa"/>
-                  <w:tcBorders>
-                    <w:top w:val="single" w:sz="8" w:space="0" w:color="A3A3A3"/>
-                    <w:left w:val="single" w:sz="8" w:space="0" w:color="A3A3A3"/>
-                    <w:bottom w:val="single" w:sz="8" w:space="0" w:color="A3A3A3"/>
-                    <w:right w:val="single" w:sz="8" w:space="0" w:color="A3A3A3"/>
-                  </w:tcBorders>
-                  <w:tcMar>
-                    <w:top w:w="80" w:type="dxa"/>
-                    <w:left w:w="80" w:type="dxa"/>
-                    <w:bottom w:w="80" w:type="dxa"/>
-                    <w:right w:w="80" w:type="dxa"/>
-                  </w:tcMar>
-                  <w:hideMark/>
-                </w:tcPr>
-                <w:p>
-                  <w:pPr>
-                    <w:rPr>
-                      <w:b/>
-                      <w:bCs/>
-                    </w:rPr>
-                  </w:pPr>
-                  <w:r>
-                    <w:rPr>
-                      <w:b/>
-                      <w:bCs/>
-                    </w:rPr>
-                    <w:t>Upgraded App (from .NET 10 to .NET 11) and then published</w:t>
-                  </w:r>
-                </w:p>
-              </w:tc>
-              <w:tc>
-                <w:tcPr>
-                  <w:tcW w:w="2573" w:type="dxa"/>
-                  <w:tcBorders>
-                    <w:top w:val="single" w:sz="8" w:space="0" w:color="A3A3A3"/>
-                    <w:left w:val="single" w:sz="8" w:space="0" w:color="A3A3A3"/>
-                    <w:bottom w:val="single" w:sz="8" w:space="0" w:color="A3A3A3"/>
-                    <w:right w:val="single" w:sz="8" w:space="0" w:color="A3A3A3"/>
-                  </w:tcBorders>
-                  <w:tcMar>
-                    <w:top w:w="80" w:type="dxa"/>
-                    <w:left w:w="80" w:type="dxa"/>
-                    <w:bottom w:w="80" w:type="dxa"/>
-                    <w:right w:w="80" w:type="dxa"/>
-                  </w:tcMar>
-                  <w:hideMark/>
-                </w:tcPr>
-                <w:p>
-                  <w:pPr>
-                    <w:rPr>
-                      <w:b/>
-                      <w:bCs/>
-                    </w:rPr>
-                  </w:pPr>
-                  <w:r>
-                    <w:rPr>
-                      <w:b/>
-                      <w:bCs/>
-                    </w:rPr>
-                    <w:t>Static SSR</w:t>
-                  </w:r>
-                </w:p>
-              </w:tc>
-              <w:tc>
-                <w:tcPr>
-                  <w:tcW w:w="1689" w:type="dxa"/>
-                  <w:tcBorders>
-                    <w:top w:val="single" w:sz="8" w:space="0" w:color="A3A3A3"/>
-                    <w:left w:val="single" w:sz="8" w:space="0" w:color="A3A3A3"/>
-                    <w:bottom w:val="single" w:sz="8" w:space="0" w:color="A3A3A3"/>
-                    <w:right w:val="single" w:sz="8" w:space="0" w:color="A3A3A3"/>
-                  </w:tcBorders>
-                  <w:tcMar>
-                    <w:top w:w="80" w:type="dxa"/>
-                    <w:left w:w="80" w:type="dxa"/>
-                    <w:bottom w:w="80" w:type="dxa"/>
-                    <w:right w:w="80" w:type="dxa"/>
-                  </w:tcMar>
-                  <w:hideMark/>
-                </w:tcPr>
-                <w:p>
-                  <w:r>
-                    <w:t>Pass</w:t>
-                  </w:r>
-                </w:p>
-              </w:tc>
-              <w:tc>
-                <w:tcPr>
-                  <w:tcW w:w="2760" w:type="dxa"/>
-                  <w:tcBorders>
-                    <w:top w:val="single" w:sz="8" w:space="0" w:color="A3A3A3"/>
-                    <w:left w:val="single" w:sz="8" w:space="0" w:color="A3A3A3"/>
-                    <w:bottom w:val="single" w:sz="8" w:space="0" w:color="A3A3A3"/>
-                    <w:right w:val="single" w:sz="8" w:space="0" w:color="A3A3A3"/>
-                  </w:tcBorders>
-                  <w:tcMar>
-                    <w:top w:w="80" w:type="dxa"/>
-                    <w:left w:w="80" w:type="dxa"/>
-                    <w:bottom w:w="80" w:type="dxa"/>
-                    <w:right w:w="80" w:type="dxa"/>
-                  </w:tcMar>
-                  <w:hideMark/>
-                </w:tcPr>
-                <w:p>
-                  <w:r>
-                    <w:t>Pass</w:t>
-                  </w:r>
-                </w:p>
-              </w:tc>
-            </w:tr>
-            <w:tr>
-              <w:tc>
-                <w:tcPr>
-                  <w:tcW w:w="5784" w:type="dxa"/>
-                  <w:tcBorders>
-                    <w:top w:val="single" w:sz="8" w:space="0" w:color="A3A3A3"/>
-                    <w:left w:val="single" w:sz="8" w:space="0" w:color="A3A3A3"/>
-                    <w:bottom w:val="single" w:sz="8" w:space="0" w:color="A3A3A3"/>
-                    <w:right w:val="single" w:sz="8" w:space="0" w:color="A3A3A3"/>
-                  </w:tcBorders>
-                  <w:tcMar>
-                    <w:top w:w="80" w:type="dxa"/>
-                    <w:left w:w="80" w:type="dxa"/>
-                    <w:bottom w:w="80" w:type="dxa"/>
-                    <w:right w:w="80" w:type="dxa"/>
-                  </w:tcMar>
-                  <w:hideMark/>
-                </w:tcPr>
-                <w:p>
-                  <w:pPr>
-                    <w:rPr>
-                      <w:b/>
-                      <w:bCs/>
-                    </w:rPr>
-                  </w:pPr>
-                  <w:r>
-                    <w:rPr>
-                      <w:b/>
-                      <w:bCs/>
-                    </w:rPr>
-                    <w:t> </w:t>
-                  </w:r>
-                </w:p>
-              </w:tc>
-              <w:tc>
-                <w:tcPr>
-                  <w:tcW w:w="2573" w:type="dxa"/>
-                  <w:tcBorders>
-                    <w:top w:val="single" w:sz="8" w:space="0" w:color="A3A3A3"/>
-                    <w:left w:val="single" w:sz="8" w:space="0" w:color="A3A3A3"/>
-                    <w:bottom w:val="single" w:sz="8" w:space="0" w:color="A3A3A3"/>
-                    <w:right w:val="single" w:sz="8" w:space="0" w:color="A3A3A3"/>
-                  </w:tcBorders>
-                  <w:tcMar>
-                    <w:top w:w="80" w:type="dxa"/>
-                    <w:left w:w="80" w:type="dxa"/>
-                    <w:bottom w:w="80" w:type="dxa"/>
-                    <w:right w:w="80" w:type="dxa"/>
-                  </w:tcMar>
-                  <w:hideMark/>
-                </w:tcPr>
-                <w:p>
-                  <w:pPr>
-                    <w:rPr>
-                      <w:b/>
-                      <w:bCs/>
-                    </w:rPr>
-                  </w:pPr>
-                  <w:r>
-                    <w:rPr>
-                      <w:b/>
-                      <w:bCs/>
-                    </w:rPr>
-                    <w:t>Interactive Server</w:t>
-                  </w:r>
-                </w:p>
-              </w:tc>
-              <w:tc>
-                <w:tcPr>
-                  <w:tcW w:w="1689" w:type="dxa"/>
-                  <w:tcBorders>
-                    <w:top w:val="single" w:sz="8" w:space="0" w:color="A3A3A3"/>
-                    <w:left w:val="single" w:sz="8" w:space="0" w:color="A3A3A3"/>
-                    <w:bottom w:val="single" w:sz="8" w:space="0" w:color="A3A3A3"/>
-                    <w:right w:val="single" w:sz="8" w:space="0" w:color="A3A3A3"/>
-                  </w:tcBorders>
-                  <w:tcMar>
-                    <w:top w:w="80" w:type="dxa"/>
-                    <w:left w:w="80" w:type="dxa"/>
-                    <w:bottom w:w="80" w:type="dxa"/>
-                    <w:right w:w="80" w:type="dxa"/>
-                  </w:tcMar>
-                  <w:hideMark/>
-                </w:tcPr>
-                <w:p>
-                  <w:r>
-                    <w:t>Pass</w:t>
-                  </w:r>
-                </w:p>
-              </w:tc>
-              <w:tc>
-                <w:tcPr>
-                  <w:tcW w:w="2788" w:type="dxa"/>
-                  <w:tcBorders>
-                    <w:top w:val="single" w:sz="8" w:space="0" w:color="A3A3A3"/>
-                    <w:left w:val="single" w:sz="8" w:space="0" w:color="A3A3A3"/>
-                    <w:bottom w:val="single" w:sz="8" w:space="0" w:color="A3A3A3"/>
-                    <w:right w:val="single" w:sz="8" w:space="0" w:color="A3A3A3"/>
-                  </w:tcBorders>
-                  <w:tcMar>
-                    <w:top w:w="80" w:type="dxa"/>
-                    <w:left w:w="80" w:type="dxa"/>
-                    <w:bottom w:w="80" w:type="dxa"/>
-                    <w:right w:w="80" w:type="dxa"/>
-                  </w:tcMar>
-                  <w:hideMark/>
-                </w:tcPr>
-                <w:p>
-                  <w:r>
-                    <w:t>Pass</w:t>
-                  </w:r>
-                </w:p>
-              </w:tc>
-            </w:tr>
-            <w:tr>
-              <w:tc>
-                <w:tcPr>
-                  <w:tcW w:w="5784" w:type="dxa"/>
-                  <w:tcBorders>
-                    <w:top w:val="single" w:sz="8" w:space="0" w:color="A3A3A3"/>
-                    <w:left w:val="single" w:sz="8" w:space="0" w:color="A3A3A3"/>
-                    <w:bottom w:val="single" w:sz="8" w:space="0" w:color="A3A3A3"/>
-                    <w:right w:val="single" w:sz="8" w:space="0" w:color="A3A3A3"/>
-                  </w:tcBorders>
-                  <w:tcMar>
-                    <w:top w:w="80" w:type="dxa"/>
-                    <w:left w:w="80" w:type="dxa"/>
-                    <w:bottom w:w="80" w:type="dxa"/>
-                    <w:right w:w="80" w:type="dxa"/>
-                  </w:tcMar>
-                  <w:hideMark/>
-                </w:tcPr>
-                <w:p>
-                  <w:pPr>
-                    <w:rPr>
-                      <w:b/>
-                      <w:bCs/>
-                    </w:rPr>
-                  </w:pPr>
-                  <w:r>
-                    <w:rPr>
-                      <w:b/>
-                      <w:bCs/>
-                    </w:rPr>
-                    <w:t> </w:t>
-                  </w:r>
-                </w:p>
-              </w:tc>
-              <w:tc>
-                <w:tcPr>
-                  <w:tcW w:w="2601" w:type="dxa"/>
-                  <w:tcBorders>
-                    <w:top w:val="single" w:sz="8" w:space="0" w:color="A3A3A3"/>
-                    <w:left w:val="single" w:sz="8" w:space="0" w:color="A3A3A3"/>
-                    <w:bottom w:val="single" w:sz="8" w:space="0" w:color="A3A3A3"/>
-                    <w:right w:val="single" w:sz="8" w:space="0" w:color="A3A3A3"/>
-                  </w:tcBorders>
-                  <w:tcMar>
-                    <w:top w:w="80" w:type="dxa"/>
-                    <w:left w:w="80" w:type="dxa"/>
-                    <w:bottom w:w="80" w:type="dxa"/>
-                    <w:right w:w="80" w:type="dxa"/>
-                  </w:tcMar>
-                  <w:hideMark/>
-                </w:tcPr>
-                <w:p>
-                  <w:pPr>
-                    <w:rPr>
-                      <w:b/>
-                      <w:bCs/>
-                    </w:rPr>
-                  </w:pPr>
-                  <w:r>
-                    <w:rPr>
-                      <w:b/>
-                      <w:bCs/>
-                    </w:rPr>
-                    <w:t>Interactive WebAssembly</w:t>
-                  </w:r>
+                    <w:t xml:space="preserve">Interactive </w:t>
+                  </w:r>
+                  <w:proofErr w:type="spellStart"/>
+                  <w:r>
+                    <w:rPr>
+                      <w:b/>
+                      <w:bCs/>
+                    </w:rPr>
+                    <w:t>WebAssembly</w:t>
+                  </w:r>
+                  <w:proofErr w:type="spellEnd"/>
                 </w:p>
               </w:tc>
               <w:tc>
@@ -7988,7 +7410,7 @@
         </w:tc>
         <w:tc>
           <w:tcPr>
-            <w:tcW w:w="2369" w:type="dxa"/>
+            <w:tcW w:w="2412" w:type="dxa"/>
             <w:tcBorders>
               <w:top w:val="single" w:sz="8" w:space="0" w:color="A3A3A3"/>
               <w:left w:val="single" w:sz="8" w:space="0" w:color="A3A3A3"/>
@@ -8014,7 +7436,7 @@
       <w:tr>
         <w:tc>
           <w:tcPr>
-            <w:tcW w:w="960" w:type="dxa"/>
+            <w:tcW w:w="410" w:type="dxa"/>
             <w:tcBorders>
               <w:top w:val="single" w:sz="8" w:space="0" w:color="A3A3A3"/>
               <w:left w:val="single" w:sz="8" w:space="0" w:color="A3A3A3"/>
@@ -8047,7 +7469,7 @@
         </w:tc>
         <w:tc>
           <w:tcPr>
-            <w:tcW w:w="2719" w:type="dxa"/>
+            <w:tcW w:w="2443" w:type="dxa"/>
             <w:tcBorders>
               <w:top w:val="single" w:sz="8" w:space="0" w:color="A3A3A3"/>
               <w:left w:val="single" w:sz="8" w:space="0" w:color="A3A3A3"/>
@@ -8070,7 +7492,7 @@
         </w:tc>
         <w:tc>
           <w:tcPr>
-            <w:tcW w:w="22149" w:type="dxa"/>
+            <w:tcW w:w="4075" w:type="dxa"/>
             <w:tcBorders>
               <w:top w:val="single" w:sz="8" w:space="0" w:color="A3A3A3"/>
               <w:left w:val="single" w:sz="8" w:space="0" w:color="A3A3A3"/>
@@ -8103,10 +7525,10 @@
               <w:tblDescription w:val=""/>
             </w:tblPr>
             <w:tblGrid>
-              <w:gridCol w:w="1151"/>
-              <w:gridCol w:w="1490"/>
-              <w:gridCol w:w="1301"/>
-              <w:gridCol w:w="1046"/>
+              <w:gridCol w:w="892"/>
+              <w:gridCol w:w="1143"/>
+              <w:gridCol w:w="1003"/>
+              <w:gridCol w:w="815"/>
             </w:tblGrid>
             <w:tr>
               <w:tc>
@@ -8272,15 +7694,7 @@
                       <w:b/>
                       <w:bCs/>
                     </w:rPr>
-                    <w:t xml:space="preserve">New .NET 11 App </w:t>
-                  </w:r>
-                  <w:r>
-                    <w:rPr>
-                      <w:b/>
-                      <w:bCs/>
-                    </w:rPr>
-                    <w:lastRenderedPageBreak/>
-                    <w:t>(Created &amp; Published)</w:t>
+                    <w:t>New .NET 11 App (Created &amp; Published)</w:t>
                   </w:r>
                 </w:p>
               </w:tc>
@@ -8313,7 +7727,6 @@
                       <w:b/>
                       <w:bCs/>
                     </w:rPr>
-                    <w:lastRenderedPageBreak/>
                     <w:t>Static SSR</w:t>
                   </w:r>
                 </w:p>
@@ -8542,8 +7955,18 @@
                       <w:b/>
                       <w:bCs/>
                     </w:rPr>
-                    <w:t>Interactive WebAssembly</w:t>
-                  </w:r>
+                    <w:t xml:space="preserve">Interactive </w:t>
+                  </w:r>
+                  <w:proofErr w:type="spellStart"/>
+                  <w:r>
+                    <w:rPr>
+                      <w:b/>
+                      <w:bCs/>
+                    </w:rPr>
+                    <w:lastRenderedPageBreak/>
+                    <w:t>WebAssembly</w:t>
+                  </w:r>
+                  <w:proofErr w:type="spellEnd"/>
                 </w:p>
               </w:tc>
               <w:tc>
@@ -8565,6 +7988,7 @@
                 </w:tcPr>
                 <w:p>
                   <w:r>
+                    <w:lastRenderedPageBreak/>
                     <w:t>Pass</w:t>
                   </w:r>
                 </w:p>
@@ -8884,8 +8308,17 @@
                       <w:b/>
                       <w:bCs/>
                     </w:rPr>
-                    <w:t>Interactive WebAssembly</w:t>
-                  </w:r>
+                    <w:t xml:space="preserve">Interactive </w:t>
+                  </w:r>
+                  <w:proofErr w:type="spellStart"/>
+                  <w:r>
+                    <w:rPr>
+                      <w:b/>
+                      <w:bCs/>
+                    </w:rPr>
+                    <w:t>WebAssembly</w:t>
+                  </w:r>
+                  <w:proofErr w:type="spellEnd"/>
                 </w:p>
               </w:tc>
               <w:tc>
@@ -8947,7 +8380,7 @@
         </w:tc>
         <w:tc>
           <w:tcPr>
-            <w:tcW w:w="2369" w:type="dxa"/>
+            <w:tcW w:w="2412" w:type="dxa"/>
             <w:tcBorders>
               <w:top w:val="single" w:sz="8" w:space="0" w:color="A3A3A3"/>
               <w:left w:val="single" w:sz="8" w:space="0" w:color="A3A3A3"/>
@@ -8973,7 +8406,7 @@
       <w:tr>
         <w:tc>
           <w:tcPr>
-            <w:tcW w:w="960" w:type="dxa"/>
+            <w:tcW w:w="410" w:type="dxa"/>
             <w:tcBorders>
               <w:top w:val="single" w:sz="8" w:space="0" w:color="A3A3A3"/>
               <w:left w:val="single" w:sz="8" w:space="0" w:color="A3A3A3"/>
@@ -8996,7 +8429,7 @@
         </w:tc>
         <w:tc>
           <w:tcPr>
-            <w:tcW w:w="2690" w:type="dxa"/>
+            <w:tcW w:w="2443" w:type="dxa"/>
             <w:tcBorders>
               <w:top w:val="single" w:sz="8" w:space="0" w:color="A3A3A3"/>
               <w:left w:val="single" w:sz="8" w:space="0" w:color="A3A3A3"/>
@@ -9013,13 +8446,21 @@
           </w:tcPr>
           <w:p>
             <w:r>
-              <w:t>A page that shows a URL it built itself from a relative path.</w:t>
+              <w:t xml:space="preserve">A page that shows a </w:t>
+            </w:r>
+            <w:proofErr w:type="gramStart"/>
+            <w:r>
+              <w:t>URL it</w:t>
+            </w:r>
+            <w:proofErr w:type="gramEnd"/>
+            <w:r>
+              <w:t xml:space="preserve"> built itself from a relative path.</w:t>
             </w:r>
           </w:p>
         </w:tc>
         <w:tc>
           <w:tcPr>
-            <w:tcW w:w="22149" w:type="dxa"/>
+            <w:tcW w:w="4075" w:type="dxa"/>
             <w:tcBorders>
               <w:top w:val="single" w:sz="8" w:space="0" w:color="A3A3A3"/>
               <w:left w:val="single" w:sz="8" w:space="0" w:color="A3A3A3"/>
@@ -9052,10 +8493,10 @@
               <w:tblDescription w:val=""/>
             </w:tblPr>
             <w:tblGrid>
-              <w:gridCol w:w="718"/>
-              <w:gridCol w:w="908"/>
-              <w:gridCol w:w="802"/>
-              <w:gridCol w:w="2560"/>
+              <w:gridCol w:w="892"/>
+              <w:gridCol w:w="1143"/>
+              <w:gridCol w:w="1003"/>
+              <w:gridCol w:w="815"/>
             </w:tblGrid>
             <w:tr>
               <w:tc>
@@ -9221,8 +8662,15 @@
                       <w:b/>
                       <w:bCs/>
                     </w:rPr>
+                    <w:t xml:space="preserve">New .NET 11 </w:t>
+                  </w:r>
+                  <w:r>
+                    <w:rPr>
+                      <w:b/>
+                      <w:bCs/>
+                    </w:rPr>
                     <w:lastRenderedPageBreak/>
-                    <w:t>New .NET 11 App (Created &amp; Published)</w:t>
+                    <w:t>App (Created &amp; Published)</w:t>
                   </w:r>
                 </w:p>
               </w:tc>
@@ -9255,6 +8703,7 @@
                       <w:b/>
                       <w:bCs/>
                     </w:rPr>
+                    <w:lastRenderedPageBreak/>
                     <w:t>Static SSR</w:t>
                   </w:r>
                 </w:p>
@@ -9301,78 +8750,7 @@
                 </w:tcPr>
                 <w:p>
                   <w:r>
-                    <w:t>Fail</w:t>
-                  </w:r>
-                  <w:r>
-                    <w:br/>
-                  </w:r>
-                  <w:r>
-                    <w:br/>
-                    <w:t>Failure reason:</w:t>
-                  </w:r>
-                </w:p>
-                <w:p>
-                  <w:r>
-                    <w:t>The app's URL is utilized as the absolute URI, rather than the proxy's URL.</w:t>
-                  </w:r>
-                  <w:r>
-                    <w:br/>
-                    <w:t> </w:t>
-                  </w:r>
-                </w:p>
-                <w:p>
-                  <w:r>
-                    <w:rPr>
-                      <w:noProof/>
-                    </w:rPr>
-                    <w:drawing>
-                      <wp:inline distT="0" distB="0" distL="0" distR="0" wp14:anchorId="7264935B" wp14:editId="4FAB9C1E">
-                        <wp:extent cx="3181350" cy="1143000"/>
-                        <wp:effectExtent l="0" t="0" r="0" b="0"/>
-                        <wp:docPr id="1358501483" name="Picture 14"/>
-                        <wp:cNvGraphicFramePr>
-                          <a:graphicFrameLocks xmlns:a="http://schemas.openxmlformats.org/drawingml/2006/main" noChangeAspect="1"/>
-                        </wp:cNvGraphicFramePr>
-                        <a:graphic xmlns:a="http://schemas.openxmlformats.org/drawingml/2006/main">
-                          <a:graphicData uri="http://schemas.openxmlformats.org/drawingml/2006/picture">
-                            <pic:pic xmlns:pic="http://schemas.openxmlformats.org/drawingml/2006/picture">
-                              <pic:nvPicPr>
-                                <pic:cNvPr id="0" name="Picture 2537"/>
-                                <pic:cNvPicPr>
-                                  <a:picLocks noChangeAspect="1" noChangeArrowheads="1"/>
-                                </pic:cNvPicPr>
-                              </pic:nvPicPr>
-                              <pic:blipFill>
-                                <a:blip r:embed="rId18" cstate="print">
-                                  <a:extLst>
-                                    <a:ext uri="{28A0092B-C50C-407E-A947-70E740481C1C}">
-                                      <a14:useLocalDpi xmlns:a14="http://schemas.microsoft.com/office/drawing/2010/main" val="0"/>
-                                    </a:ext>
-                                  </a:extLst>
-                                </a:blip>
-                                <a:srcRect/>
-                                <a:stretch>
-                                  <a:fillRect/>
-                                </a:stretch>
-                              </pic:blipFill>
-                              <pic:spPr bwMode="auto">
-                                <a:xfrm>
-                                  <a:off x="0" y="0"/>
-                                  <a:ext cx="3181350" cy="1143000"/>
-                                </a:xfrm>
-                                <a:prstGeom prst="rect">
-                                  <a:avLst/>
-                                </a:prstGeom>
-                                <a:noFill/>
-                                <a:ln>
-                                  <a:noFill/>
-                                </a:ln>
-                              </pic:spPr>
-                            </pic:pic>
-                          </a:graphicData>
-                        </a:graphic>
-                      </wp:inline>
-                    </w:drawing>
+                    <w:t>Pass</w:t>
                   </w:r>
                 </w:p>
                 <w:p>
@@ -9559,8 +8937,17 @@
                       <w:b/>
                       <w:bCs/>
                     </w:rPr>
-                    <w:t>Interactive WebAssembly</w:t>
-                  </w:r>
+                    <w:t xml:space="preserve">Interactive </w:t>
+                  </w:r>
+                  <w:proofErr w:type="spellStart"/>
+                  <w:r>
+                    <w:rPr>
+                      <w:b/>
+                      <w:bCs/>
+                    </w:rPr>
+                    <w:t>WebAssembly</w:t>
+                  </w:r>
+                  <w:proofErr w:type="spellEnd"/>
                 </w:p>
               </w:tc>
               <w:tc>
@@ -9640,15 +9027,7 @@
                       <w:b/>
                       <w:bCs/>
                     </w:rPr>
-                    <w:t xml:space="preserve">Upgraded App (from .NET 10 to .NET 11) and </w:t>
-                  </w:r>
-                  <w:r>
-                    <w:rPr>
-                      <w:b/>
-                      <w:bCs/>
-                    </w:rPr>
-                    <w:lastRenderedPageBreak/>
-                    <w:t>then published</w:t>
+                    <w:t>Upgraded App (from .NET 10 to .NET 11) and then published</w:t>
                   </w:r>
                 </w:p>
               </w:tc>
@@ -9681,7 +9060,6 @@
                       <w:b/>
                       <w:bCs/>
                     </w:rPr>
-                    <w:lastRenderedPageBreak/>
                     <w:t>Static SSR</w:t>
                   </w:r>
                 </w:p>
@@ -9728,75 +9106,7 @@
                 </w:tcPr>
                 <w:p>
                   <w:r>
-                    <w:t>Fail</w:t>
-                  </w:r>
-                  <w:r>
-                    <w:br/>
-                  </w:r>
-                  <w:r>
-                    <w:br/>
-                    <w:t>Failure reason:</w:t>
-                  </w:r>
-                </w:p>
-                <w:p>
-                  <w:r>
-                    <w:t>The app's URL is utilized as the absolute URI, rather than the proxy's URL.</w:t>
-                  </w:r>
-                </w:p>
-                <w:p>
-                  <w:r>
-                    <w:rPr>
-                      <w:noProof/>
-                    </w:rPr>
-                    <w:lastRenderedPageBreak/>
-                    <w:drawing>
-                      <wp:inline distT="0" distB="0" distL="0" distR="0" wp14:anchorId="1775F4D6" wp14:editId="6CE2B0F5">
-                        <wp:extent cx="3092450" cy="1085850"/>
-                        <wp:effectExtent l="0" t="0" r="0" b="0"/>
-                        <wp:docPr id="2019040011" name="Picture 13"/>
-                        <wp:cNvGraphicFramePr>
-                          <a:graphicFrameLocks xmlns:a="http://schemas.openxmlformats.org/drawingml/2006/main" noChangeAspect="1"/>
-                        </wp:cNvGraphicFramePr>
-                        <a:graphic xmlns:a="http://schemas.openxmlformats.org/drawingml/2006/main">
-                          <a:graphicData uri="http://schemas.openxmlformats.org/drawingml/2006/picture">
-                            <pic:pic xmlns:pic="http://schemas.openxmlformats.org/drawingml/2006/picture">
-                              <pic:nvPicPr>
-                                <pic:cNvPr id="0" name="Picture 2538"/>
-                                <pic:cNvPicPr>
-                                  <a:picLocks noChangeAspect="1" noChangeArrowheads="1"/>
-                                </pic:cNvPicPr>
-                              </pic:nvPicPr>
-                              <pic:blipFill>
-                                <a:blip r:embed="rId19" cstate="print">
-                                  <a:extLst>
-                                    <a:ext uri="{28A0092B-C50C-407E-A947-70E740481C1C}">
-                                      <a14:useLocalDpi xmlns:a14="http://schemas.microsoft.com/office/drawing/2010/main" val="0"/>
-                                    </a:ext>
-                                  </a:extLst>
-                                </a:blip>
-                                <a:srcRect/>
-                                <a:stretch>
-                                  <a:fillRect/>
-                                </a:stretch>
-                              </pic:blipFill>
-                              <pic:spPr bwMode="auto">
-                                <a:xfrm>
-                                  <a:off x="0" y="0"/>
-                                  <a:ext cx="3092450" cy="1085850"/>
-                                </a:xfrm>
-                                <a:prstGeom prst="rect">
-                                  <a:avLst/>
-                                </a:prstGeom>
-                                <a:noFill/>
-                                <a:ln>
-                                  <a:noFill/>
-                                </a:ln>
-                              </pic:spPr>
-                            </pic:pic>
-                          </a:graphicData>
-                        </a:graphic>
-                      </wp:inline>
-                    </w:drawing>
+                    <w:t>Pass</w:t>
                   </w:r>
                 </w:p>
                 <w:p>
@@ -9836,7 +9146,6 @@
                       <w:b/>
                       <w:bCs/>
                     </w:rPr>
-                    <w:lastRenderedPageBreak/>
                     <w:t> </w:t>
                   </w:r>
                 </w:p>
@@ -9984,8 +9293,17 @@
                       <w:b/>
                       <w:bCs/>
                     </w:rPr>
-                    <w:t>Interactive WebAssembly</w:t>
-                  </w:r>
+                    <w:t xml:space="preserve">Interactive </w:t>
+                  </w:r>
+                  <w:proofErr w:type="spellStart"/>
+                  <w:r>
+                    <w:rPr>
+                      <w:b/>
+                      <w:bCs/>
+                    </w:rPr>
+                    <w:t>WebAssembly</w:t>
+                  </w:r>
+                  <w:proofErr w:type="spellEnd"/>
                 </w:p>
               </w:tc>
               <w:tc>
@@ -10047,7 +9365,7 @@
         </w:tc>
         <w:tc>
           <w:tcPr>
-            <w:tcW w:w="2369" w:type="dxa"/>
+            <w:tcW w:w="2412" w:type="dxa"/>
             <w:tcBorders>
               <w:top w:val="single" w:sz="8" w:space="0" w:color="A3A3A3"/>
               <w:left w:val="single" w:sz="8" w:space="0" w:color="A3A3A3"/>
@@ -10073,7 +9391,7 @@
       <w:tr>
         <w:tc>
           <w:tcPr>
-            <w:tcW w:w="960" w:type="dxa"/>
+            <w:tcW w:w="410" w:type="dxa"/>
             <w:tcBorders>
               <w:top w:val="single" w:sz="8" w:space="0" w:color="A3A3A3"/>
               <w:left w:val="single" w:sz="8" w:space="0" w:color="A3A3A3"/>
@@ -10097,7 +9415,7 @@
         </w:tc>
         <w:tc>
           <w:tcPr>
-            <w:tcW w:w="2690" w:type="dxa"/>
+            <w:tcW w:w="2443" w:type="dxa"/>
             <w:tcBorders>
               <w:top w:val="single" w:sz="8" w:space="0" w:color="A3A3A3"/>
               <w:left w:val="single" w:sz="8" w:space="0" w:color="A3A3A3"/>
@@ -10120,7 +9438,7 @@
         </w:tc>
         <w:tc>
           <w:tcPr>
-            <w:tcW w:w="22149" w:type="dxa"/>
+            <w:tcW w:w="4075" w:type="dxa"/>
             <w:tcBorders>
               <w:top w:val="single" w:sz="8" w:space="0" w:color="A3A3A3"/>
               <w:left w:val="single" w:sz="8" w:space="0" w:color="A3A3A3"/>
@@ -10153,9 +9471,9 @@
               <w:tblDescription w:val=""/>
             </w:tblPr>
             <w:tblGrid>
-              <w:gridCol w:w="1687"/>
-              <w:gridCol w:w="1793"/>
-              <w:gridCol w:w="1508"/>
+              <w:gridCol w:w="1125"/>
+              <w:gridCol w:w="1456"/>
+              <w:gridCol w:w="1272"/>
             </w:tblGrid>
             <w:tr>
               <w:tc>
@@ -10503,8 +9821,17 @@
                       <w:b/>
                       <w:bCs/>
                     </w:rPr>
-                    <w:t>Interactive WebAssembly</w:t>
-                  </w:r>
+                    <w:t xml:space="preserve">Interactive </w:t>
+                  </w:r>
+                  <w:proofErr w:type="spellStart"/>
+                  <w:r>
+                    <w:rPr>
+                      <w:b/>
+                      <w:bCs/>
+                    </w:rPr>
+                    <w:t>WebAssembly</w:t>
+                  </w:r>
+                  <w:proofErr w:type="spellEnd"/>
                 </w:p>
               </w:tc>
               <w:tc>
@@ -10561,15 +9888,7 @@
                       <w:b/>
                       <w:bCs/>
                     </w:rPr>
-                    <w:t xml:space="preserve">Upgraded App (from .NET 10 to .NET 11) and </w:t>
-                  </w:r>
-                  <w:r>
-                    <w:rPr>
-                      <w:b/>
-                      <w:bCs/>
-                    </w:rPr>
-                    <w:lastRenderedPageBreak/>
-                    <w:t>then published</w:t>
+                    <w:t>Upgraded App (from .NET 10 to .NET 11) and then published</w:t>
                   </w:r>
                 </w:p>
               </w:tc>
@@ -10602,7 +9921,6 @@
                       <w:b/>
                       <w:bCs/>
                     </w:rPr>
-                    <w:lastRenderedPageBreak/>
                     <w:t>Static SSR</w:t>
                   </w:r>
                 </w:p>
@@ -10785,8 +10103,17 @@
                       <w:b/>
                       <w:bCs/>
                     </w:rPr>
-                    <w:t>Interactive WebAssembly</w:t>
-                  </w:r>
+                    <w:t xml:space="preserve">Interactive </w:t>
+                  </w:r>
+                  <w:proofErr w:type="spellStart"/>
+                  <w:r>
+                    <w:rPr>
+                      <w:b/>
+                      <w:bCs/>
+                    </w:rPr>
+                    <w:t>WebAssembly</w:t>
+                  </w:r>
+                  <w:proofErr w:type="spellEnd"/>
                 </w:p>
               </w:tc>
               <w:tc>
@@ -10825,7 +10152,7 @@
         </w:tc>
         <w:tc>
           <w:tcPr>
-            <w:tcW w:w="2519" w:type="dxa"/>
+            <w:tcW w:w="2412" w:type="dxa"/>
             <w:tcBorders>
               <w:top w:val="single" w:sz="8" w:space="0" w:color="A3A3A3"/>
               <w:left w:val="single" w:sz="8" w:space="0" w:color="A3A3A3"/>
@@ -10842,16 +10169,23 @@
           </w:tcPr>
           <w:p>
             <w:r>
-              <w:lastRenderedPageBreak/>
               <w:t xml:space="preserve">For New .NET 11 App (Created &amp; Published), evidence can be found here: </w:t>
             </w:r>
-            <w:hyperlink r:id="rId20" w:history="1">
+            <w:hyperlink r:id="rId8" w:history="1">
               <w:r>
                 <w:rPr>
                   <w:rStyle w:val="Hyperlink"/>
                 </w:rPr>
-                <w:t>Evidence/net11-new-app/WithChangedSubpath</w:t>
+                <w:t>Evidence/net11-new-app/</w:t>
               </w:r>
+              <w:proofErr w:type="spellStart"/>
+              <w:r>
+                <w:rPr>
+                  <w:rStyle w:val="Hyperlink"/>
+                </w:rPr>
+                <w:t>WithChangedSubpath</w:t>
+              </w:r>
+              <w:proofErr w:type="spellEnd"/>
             </w:hyperlink>
             <w:r>
               <w:br/>
@@ -10862,27 +10196,36 @@
             <w:r>
               <w:t xml:space="preserve">For Upgraded App (from .NET 10 to .NET 11) and then published, evidence can be found here: </w:t>
             </w:r>
-            <w:hyperlink r:id="rId21" w:history="1">
+            <w:hyperlink r:id="rId9" w:history="1">
               <w:r>
                 <w:rPr>
                   <w:rStyle w:val="Hyperlink"/>
                 </w:rPr>
-                <w:t>Evidence/net10-</w:t>
+                <w:t>Evidence/net10-to-net11-upgrade/</w:t>
               </w:r>
+              <w:proofErr w:type="spellStart"/>
               <w:r>
                 <w:rPr>
                   <w:rStyle w:val="Hyperlink"/>
                 </w:rPr>
-                <w:lastRenderedPageBreak/>
-                <w:t>to-net11-upgrade/WithChangedSubpath</w:t>
+                <w:t>WithChangedSubpath</w:t>
               </w:r>
+              <w:proofErr w:type="spellEnd"/>
             </w:hyperlink>
             <w:r>
               <w:br/>
             </w:r>
             <w:r>
               <w:br/>
-              <w:t>Note: Extracting the files under the above locations provide the verification logs for the corresponding render mode. It includes a video recording tracking the first 10 testing scenarios alongside a complete network log (.har file)</w:t>
+              <w:t>Note: Extracting the files under the above locations provide the verification logs for the corresponding render mode. It includes a video recording tracking the first 10 testing scenarios alongside a complete network log (.</w:t>
+            </w:r>
+            <w:proofErr w:type="spellStart"/>
+            <w:r>
+              <w:t>har</w:t>
+            </w:r>
+            <w:proofErr w:type="spellEnd"/>
+            <w:r>
+              <w:t xml:space="preserve"> file)</w:t>
             </w:r>
           </w:p>
         </w:tc>
@@ -10890,7 +10233,7 @@
       <w:tr>
         <w:tc>
           <w:tcPr>
-            <w:tcW w:w="960" w:type="dxa"/>
+            <w:tcW w:w="410" w:type="dxa"/>
             <w:tcBorders>
               <w:top w:val="single" w:sz="8" w:space="0" w:color="A3A3A3"/>
               <w:left w:val="single" w:sz="8" w:space="0" w:color="A3A3A3"/>
@@ -10914,7 +10257,7 @@
         </w:tc>
         <w:tc>
           <w:tcPr>
-            <w:tcW w:w="2713" w:type="dxa"/>
+            <w:tcW w:w="2443" w:type="dxa"/>
             <w:tcBorders>
               <w:top w:val="single" w:sz="8" w:space="0" w:color="A3A3A3"/>
               <w:left w:val="single" w:sz="8" w:space="0" w:color="A3A3A3"/>
@@ -10931,17 +10274,39 @@
           </w:tcPr>
           <w:p>
             <w:r>
-              <w:t xml:space="preserve">An app upgraded from .NET 10, which still has a literal &lt;base href="/" /&gt;, before and after swapping in &lt;BasePath /&gt;. The component lives in Microsoft.AspNetCore.Components.Endpoints, which the .NET </w:t>
+              <w:t xml:space="preserve">An app upgraded from .NET 10, which still has a literal &lt;base </w:t>
             </w:r>
+            <w:proofErr w:type="spellStart"/>
             <w:r>
-              <w:lastRenderedPageBreak/>
-              <w:t>10 template does not import, so note whether the build failure you get points you at the missing @using.</w:t>
+              <w:t>href</w:t>
+            </w:r>
+            <w:proofErr w:type="spellEnd"/>
+            <w:r>
+              <w:t>="/" /&gt;, before and after swapping in &lt;</w:t>
+            </w:r>
+            <w:proofErr w:type="spellStart"/>
+            <w:r>
+              <w:t>BasePath</w:t>
+            </w:r>
+            <w:proofErr w:type="spellEnd"/>
+            <w:r>
+              <w:t xml:space="preserve"> /&gt;. The component lives in </w:t>
+            </w:r>
+            <w:proofErr w:type="spellStart"/>
+            <w:proofErr w:type="gramStart"/>
+            <w:r>
+              <w:t>Microsoft.AspNetCore.Components.Endpoints</w:t>
+            </w:r>
+            <w:proofErr w:type="spellEnd"/>
+            <w:proofErr w:type="gramEnd"/>
+            <w:r>
+              <w:t>, which the .NET 10 template does not import, so note whether the build failure you get points you at the missing @using.</w:t>
             </w:r>
           </w:p>
         </w:tc>
         <w:tc>
           <w:tcPr>
-            <w:tcW w:w="22388" w:type="dxa"/>
+            <w:tcW w:w="4075" w:type="dxa"/>
             <w:tcBorders>
               <w:top w:val="single" w:sz="8" w:space="0" w:color="A3A3A3"/>
               <w:left w:val="single" w:sz="8" w:space="0" w:color="A3A3A3"/>
@@ -10974,9 +10339,9 @@
               <w:tblDescription w:val=""/>
             </w:tblPr>
             <w:tblGrid>
-              <w:gridCol w:w="817"/>
-              <w:gridCol w:w="1099"/>
-              <w:gridCol w:w="3072"/>
+              <w:gridCol w:w="651"/>
+              <w:gridCol w:w="863"/>
+              <w:gridCol w:w="2339"/>
             </w:tblGrid>
             <w:tr>
               <w:tc>
@@ -11008,7 +10373,6 @@
                       <w:b/>
                       <w:bCs/>
                     </w:rPr>
-                    <w:lastRenderedPageBreak/>
                     <w:t>Scenario</w:t>
                   </w:r>
                 </w:p>
@@ -11110,15 +10474,7 @@
                       <w:b/>
                       <w:bCs/>
                     </w:rPr>
-                    <w:t xml:space="preserve">Upgraded App (from .NET 10 to .NET 11) and then </w:t>
-                  </w:r>
-                  <w:r>
-                    <w:rPr>
-                      <w:b/>
-                      <w:bCs/>
-                    </w:rPr>
-                    <w:lastRenderedPageBreak/>
-                    <w:t>published</w:t>
+                    <w:t>Upgraded App (from .NET 10 to .NET 11) and then published</w:t>
                   </w:r>
                 </w:p>
               </w:tc>
@@ -11151,7 +10507,6 @@
                       <w:b/>
                       <w:bCs/>
                     </w:rPr>
-                    <w:lastRenderedPageBreak/>
                     <w:t>Static SSR</w:t>
                   </w:r>
                 </w:p>
@@ -11187,11 +10542,33 @@
                 </w:p>
                 <w:p>
                   <w:r>
-                    <w:t xml:space="preserve">No build errors are encountered when @using Microsoft.AspNetCore.Components.Endpoints is not added; the app is launched successfully with elements </w:t>
-                  </w:r>
-                  <w:r>
-                    <w:lastRenderedPageBreak/>
-                    <w:t>missing from the Head element.</w:t>
+                    <w:t xml:space="preserve">No build errors are encountered </w:t>
+                  </w:r>
+                  <w:proofErr w:type="gramStart"/>
+                  <w:r>
+                    <w:t>when @</w:t>
+                  </w:r>
+                  <w:proofErr w:type="gramEnd"/>
+                  <w:r>
+                    <w:t xml:space="preserve">using </w:t>
+                  </w:r>
+                  <w:proofErr w:type="spellStart"/>
+                  <w:proofErr w:type="gramStart"/>
+                  <w:r>
+                    <w:t>Microsoft.AspNetCore.Components.Endpoints</w:t>
+                  </w:r>
+                  <w:proofErr w:type="spellEnd"/>
+                  <w:proofErr w:type="gramEnd"/>
+                  <w:r>
+                    <w:t xml:space="preserve"> </w:t>
+                  </w:r>
+                  <w:proofErr w:type="gramStart"/>
+                  <w:r>
+                    <w:t>is</w:t>
+                  </w:r>
+                  <w:proofErr w:type="gramEnd"/>
+                  <w:r>
+                    <w:t xml:space="preserve"> not added; the app is launched successfully with elements missing from the Head element.</w:t>
                   </w:r>
                 </w:p>
               </w:tc>
@@ -11226,6 +10603,139 @@
                       <w:b/>
                       <w:bCs/>
                     </w:rPr>
+                    <w:t> </w:t>
+                  </w:r>
+                </w:p>
+              </w:tc>
+              <w:tc>
+                <w:tcPr>
+                  <w:tcW w:w="2340" w:type="dxa"/>
+                  <w:tcBorders>
+                    <w:top w:val="single" w:sz="8" w:space="0" w:color="A3A3A3"/>
+                    <w:left w:val="single" w:sz="8" w:space="0" w:color="A3A3A3"/>
+                    <w:bottom w:val="single" w:sz="8" w:space="0" w:color="A3A3A3"/>
+                    <w:right w:val="single" w:sz="8" w:space="0" w:color="A3A3A3"/>
+                  </w:tcBorders>
+                  <w:tcMar>
+                    <w:top w:w="80" w:type="dxa"/>
+                    <w:left w:w="80" w:type="dxa"/>
+                    <w:bottom w:w="80" w:type="dxa"/>
+                    <w:right w:w="80" w:type="dxa"/>
+                  </w:tcMar>
+                  <w:hideMark/>
+                </w:tcPr>
+                <w:p>
+                  <w:pPr>
+                    <w:rPr>
+                      <w:b/>
+                      <w:bCs/>
+                    </w:rPr>
+                  </w:pPr>
+                  <w:r>
+                    <w:rPr>
+                      <w:b/>
+                      <w:bCs/>
+                    </w:rPr>
+                    <w:t>Interactive Server</w:t>
+                  </w:r>
+                </w:p>
+              </w:tc>
+              <w:tc>
+                <w:tcPr>
+                  <w:tcW w:w="14525" w:type="dxa"/>
+                  <w:tcBorders>
+                    <w:top w:val="single" w:sz="8" w:space="0" w:color="A3A3A3"/>
+                    <w:left w:val="single" w:sz="8" w:space="0" w:color="A3A3A3"/>
+                    <w:bottom w:val="single" w:sz="8" w:space="0" w:color="A3A3A3"/>
+                    <w:right w:val="single" w:sz="8" w:space="0" w:color="A3A3A3"/>
+                  </w:tcBorders>
+                  <w:tcMar>
+                    <w:top w:w="80" w:type="dxa"/>
+                    <w:left w:w="80" w:type="dxa"/>
+                    <w:bottom w:w="80" w:type="dxa"/>
+                    <w:right w:w="80" w:type="dxa"/>
+                  </w:tcMar>
+                  <w:hideMark/>
+                </w:tcPr>
+                <w:p>
+                  <w:r>
+                    <w:t>Fail</w:t>
+                  </w:r>
+                  <w:r>
+                    <w:br/>
+                  </w:r>
+                  <w:r>
+                    <w:br/>
+                    <w:t>Failure Reason:</w:t>
+                  </w:r>
+                </w:p>
+                <w:p>
+                  <w:r>
+                    <w:t xml:space="preserve">No build errors are encountered </w:t>
+                  </w:r>
+                  <w:proofErr w:type="gramStart"/>
+                  <w:r>
+                    <w:t>when @</w:t>
+                  </w:r>
+                  <w:proofErr w:type="gramEnd"/>
+                  <w:r>
+                    <w:t xml:space="preserve">using </w:t>
+                  </w:r>
+                  <w:proofErr w:type="spellStart"/>
+                  <w:proofErr w:type="gramStart"/>
+                  <w:r>
+                    <w:t>Microsoft.AspNetCore.Components.Endpoints</w:t>
+                  </w:r>
+                  <w:proofErr w:type="spellEnd"/>
+                  <w:proofErr w:type="gramEnd"/>
+                  <w:r>
+                    <w:t xml:space="preserve"> </w:t>
+                  </w:r>
+                  <w:proofErr w:type="gramStart"/>
+                  <w:r>
+                    <w:t>is</w:t>
+                  </w:r>
+                  <w:proofErr w:type="gramEnd"/>
+                  <w:r>
+                    <w:t xml:space="preserve"> not added; the app is launched successfully with elements missing </w:t>
+                  </w:r>
+                  <w:r>
+                    <w:lastRenderedPageBreak/>
+                    <w:t>from the Head element.</w:t>
+                  </w:r>
+                </w:p>
+              </w:tc>
+            </w:tr>
+            <w:tr>
+              <w:tc>
+                <w:tcPr>
+                  <w:tcW w:w="5086" w:type="dxa"/>
+                  <w:tcBorders>
+                    <w:top w:val="single" w:sz="8" w:space="0" w:color="A3A3A3"/>
+                    <w:left w:val="single" w:sz="8" w:space="0" w:color="A3A3A3"/>
+                    <w:bottom w:val="single" w:sz="8" w:space="0" w:color="A3A3A3"/>
+                    <w:right w:val="single" w:sz="8" w:space="0" w:color="A3A3A3"/>
+                  </w:tcBorders>
+                  <w:tcMar>
+                    <w:top w:w="80" w:type="dxa"/>
+                    <w:left w:w="80" w:type="dxa"/>
+                    <w:bottom w:w="80" w:type="dxa"/>
+                    <w:right w:w="80" w:type="dxa"/>
+                  </w:tcMar>
+                  <w:hideMark/>
+                </w:tcPr>
+                <w:p>
+                  <w:pPr>
+                    <w:rPr>
+                      <w:b/>
+                      <w:bCs/>
+                    </w:rPr>
+                  </w:pPr>
+                  <w:r>
+                    <w:rPr>
+                      <w:b/>
+                      <w:bCs/>
+                    </w:rPr>
                     <w:lastRenderedPageBreak/>
                     <w:t> </w:t>
                   </w:r>
@@ -11260,8 +10770,17 @@
                       <w:b/>
                       <w:bCs/>
                     </w:rPr>
-                    <w:t>Interactive Server</w:t>
-                  </w:r>
+                    <w:t xml:space="preserve">Interactive </w:t>
+                  </w:r>
+                  <w:proofErr w:type="spellStart"/>
+                  <w:r>
+                    <w:rPr>
+                      <w:b/>
+                      <w:bCs/>
+                    </w:rPr>
+                    <w:t>WebAssembly</w:t>
+                  </w:r>
+                  <w:proofErr w:type="spellEnd"/>
                 </w:p>
               </w:tc>
               <w:tc>
@@ -11295,110 +10814,33 @@
                 </w:p>
                 <w:p>
                   <w:r>
-                    <w:t>No build errors are encountered when @using Microsoft.AspNetCore.Components.Endpoints is not added; the app is launched successfully with elements missing from the Head element.</w:t>
-                  </w:r>
-                </w:p>
-              </w:tc>
-            </w:tr>
-            <w:tr>
-              <w:tc>
-                <w:tcPr>
-                  <w:tcW w:w="5086" w:type="dxa"/>
-                  <w:tcBorders>
-                    <w:top w:val="single" w:sz="8" w:space="0" w:color="A3A3A3"/>
-                    <w:left w:val="single" w:sz="8" w:space="0" w:color="A3A3A3"/>
-                    <w:bottom w:val="single" w:sz="8" w:space="0" w:color="A3A3A3"/>
-                    <w:right w:val="single" w:sz="8" w:space="0" w:color="A3A3A3"/>
-                  </w:tcBorders>
-                  <w:tcMar>
-                    <w:top w:w="80" w:type="dxa"/>
-                    <w:left w:w="80" w:type="dxa"/>
-                    <w:bottom w:w="80" w:type="dxa"/>
-                    <w:right w:w="80" w:type="dxa"/>
-                  </w:tcMar>
-                  <w:hideMark/>
-                </w:tcPr>
-                <w:p>
-                  <w:pPr>
-                    <w:rPr>
-                      <w:b/>
-                      <w:bCs/>
-                    </w:rPr>
-                  </w:pPr>
-                  <w:r>
-                    <w:rPr>
-                      <w:b/>
-                      <w:bCs/>
-                    </w:rPr>
-                    <w:t> </w:t>
-                  </w:r>
-                </w:p>
-              </w:tc>
-              <w:tc>
-                <w:tcPr>
-                  <w:tcW w:w="2340" w:type="dxa"/>
-                  <w:tcBorders>
-                    <w:top w:val="single" w:sz="8" w:space="0" w:color="A3A3A3"/>
-                    <w:left w:val="single" w:sz="8" w:space="0" w:color="A3A3A3"/>
-                    <w:bottom w:val="single" w:sz="8" w:space="0" w:color="A3A3A3"/>
-                    <w:right w:val="single" w:sz="8" w:space="0" w:color="A3A3A3"/>
-                  </w:tcBorders>
-                  <w:tcMar>
-                    <w:top w:w="80" w:type="dxa"/>
-                    <w:left w:w="80" w:type="dxa"/>
-                    <w:bottom w:w="80" w:type="dxa"/>
-                    <w:right w:w="80" w:type="dxa"/>
-                  </w:tcMar>
-                  <w:hideMark/>
-                </w:tcPr>
-                <w:p>
-                  <w:pPr>
-                    <w:rPr>
-                      <w:b/>
-                      <w:bCs/>
-                    </w:rPr>
-                  </w:pPr>
-                  <w:r>
-                    <w:rPr>
-                      <w:b/>
-                      <w:bCs/>
-                    </w:rPr>
-                    <w:t>Interactive WebAssembly</w:t>
-                  </w:r>
-                </w:p>
-              </w:tc>
-              <w:tc>
-                <w:tcPr>
-                  <w:tcW w:w="14525" w:type="dxa"/>
-                  <w:tcBorders>
-                    <w:top w:val="single" w:sz="8" w:space="0" w:color="A3A3A3"/>
-                    <w:left w:val="single" w:sz="8" w:space="0" w:color="A3A3A3"/>
-                    <w:bottom w:val="single" w:sz="8" w:space="0" w:color="A3A3A3"/>
-                    <w:right w:val="single" w:sz="8" w:space="0" w:color="A3A3A3"/>
-                  </w:tcBorders>
-                  <w:tcMar>
-                    <w:top w:w="80" w:type="dxa"/>
-                    <w:left w:w="80" w:type="dxa"/>
-                    <w:bottom w:w="80" w:type="dxa"/>
-                    <w:right w:w="80" w:type="dxa"/>
-                  </w:tcMar>
-                  <w:hideMark/>
-                </w:tcPr>
-                <w:p>
-                  <w:r>
-                    <w:t>Fail</w:t>
-                  </w:r>
-                  <w:r>
-                    <w:br/>
-                  </w:r>
-                  <w:r>
-                    <w:br/>
-                    <w:t>Failure Reason:</w:t>
-                  </w:r>
-                </w:p>
-                <w:p>
-                  <w:r>
-                    <w:t>No build errors are encountered when @using Microsoft.AspNetCore.Components.Endpoints is not added; the app is launched successfully with elements missing from the Head element.</w:t>
+                    <w:t xml:space="preserve">No build errors are encountered </w:t>
+                  </w:r>
+                  <w:proofErr w:type="gramStart"/>
+                  <w:r>
+                    <w:t>when @</w:t>
+                  </w:r>
+                  <w:proofErr w:type="gramEnd"/>
+                  <w:r>
+                    <w:t xml:space="preserve">using </w:t>
+                  </w:r>
+                  <w:proofErr w:type="spellStart"/>
+                  <w:proofErr w:type="gramStart"/>
+                  <w:r>
+                    <w:t>Microsoft.AspNetCore.Components.Endpoints</w:t>
+                  </w:r>
+                  <w:proofErr w:type="spellEnd"/>
+                  <w:proofErr w:type="gramEnd"/>
+                  <w:r>
+                    <w:t xml:space="preserve"> </w:t>
+                  </w:r>
+                  <w:proofErr w:type="gramStart"/>
+                  <w:r>
+                    <w:t>is</w:t>
+                  </w:r>
+                  <w:proofErr w:type="gramEnd"/>
+                  <w:r>
+                    <w:t xml:space="preserve"> not added; the app is launched successfully with elements missing from the Head element.</w:t>
                   </w:r>
                 </w:p>
               </w:tc>
@@ -11415,7 +10857,7 @@
         </w:tc>
         <w:tc>
           <w:tcPr>
-            <w:tcW w:w="2519" w:type="dxa"/>
+            <w:tcW w:w="2412" w:type="dxa"/>
             <w:tcBorders>
               <w:top w:val="single" w:sz="8" w:space="0" w:color="A3A3A3"/>
               <w:left w:val="single" w:sz="8" w:space="0" w:color="A3A3A3"/>
@@ -11435,7 +10877,7 @@
               <w:lastRenderedPageBreak/>
               <w:t xml:space="preserve">The evidence can be found here: </w:t>
             </w:r>
-            <w:hyperlink r:id="rId22" w:history="1">
+            <w:hyperlink r:id="rId10" w:history="1">
               <w:r>
                 <w:rPr>
                   <w:rStyle w:val="Hyperlink"/>
@@ -11449,7 +10891,7 @@
       <w:tr>
         <w:tc>
           <w:tcPr>
-            <w:tcW w:w="848" w:type="dxa"/>
+            <w:tcW w:w="410" w:type="dxa"/>
             <w:tcBorders>
               <w:top w:val="single" w:sz="8" w:space="0" w:color="A3A3A3"/>
               <w:left w:val="single" w:sz="8" w:space="0" w:color="A3A3A3"/>
@@ -11472,7 +10914,7 @@
         </w:tc>
         <w:tc>
           <w:tcPr>
-            <w:tcW w:w="2830" w:type="dxa"/>
+            <w:tcW w:w="2443" w:type="dxa"/>
             <w:tcBorders>
               <w:top w:val="single" w:sz="8" w:space="0" w:color="A3A3A3"/>
               <w:left w:val="single" w:sz="8" w:space="0" w:color="A3A3A3"/>
@@ -11494,19 +10936,26 @@
                 <w:numId w:val="7"/>
               </w:numPr>
             </w:pPr>
-            <w:hyperlink r:id="rId23" w:anchor="new-basepath-component" w:history="1">
+            <w:hyperlink r:id="rId11" w:anchor="new-basepath-component" w:history="1">
               <w:r>
                 <w:rPr>
                   <w:rStyle w:val="Hyperlink"/>
                 </w:rPr>
-                <w:t>New BasePath compo</w:t>
+                <w:t xml:space="preserve">New </w:t>
               </w:r>
+              <w:proofErr w:type="spellStart"/>
               <w:r>
                 <w:rPr>
                   <w:rStyle w:val="Hyperlink"/>
                 </w:rPr>
-                <w:lastRenderedPageBreak/>
-                <w:t>nent, .NET 11 release notes</w:t>
+                <w:t>BasePath</w:t>
+              </w:r>
+              <w:proofErr w:type="spellEnd"/>
+              <w:r>
+                <w:rPr>
+                  <w:rStyle w:val="Hyperlink"/>
+                </w:rPr>
+                <w:t xml:space="preserve"> component, .NET 11 release notes</w:t>
               </w:r>
             </w:hyperlink>
           </w:p>
@@ -11517,7 +10966,7 @@
                 <w:numId w:val="7"/>
               </w:numPr>
             </w:pPr>
-            <w:hyperlink r:id="rId24" w:history="1">
+            <w:hyperlink r:id="rId12" w:history="1">
               <w:r>
                 <w:rPr>
                   <w:rStyle w:val="Hyperlink"/>
@@ -11539,17 +10988,33 @@
               </w:rPr>
             </w:pPr>
             <w:r>
-              <w:t xml:space="preserve">The base path page presents &lt;BasePath /&gt; as the first option for a Blazor Web App, but it does not mention that the component preserves the </w:t>
+              <w:t>The base path page presents &lt;</w:t>
+            </w:r>
+            <w:proofErr w:type="spellStart"/>
+            <w:r>
+              <w:t>BasePath</w:t>
+            </w:r>
+            <w:proofErr w:type="spellEnd"/>
+            <w:r>
+              <w:t xml:space="preserve"> </w:t>
             </w:r>
             <w:r>
               <w:lastRenderedPageBreak/>
-              <w:t>casing of the requested path, which is the behavior this scenario is mainly about, and it does not mention the namespace the component lives in. Say so in the report if either gap cost you time.</w:t>
+              <w:t xml:space="preserve">/&gt; as the first option for a Blazor Web App, but it does not mention that the component preserves the casing of the requested path, which is the behavior this scenario is mainly about, and it does not mention the namespace the component lives in. Say so in the report if either gap </w:t>
+            </w:r>
+            <w:proofErr w:type="gramStart"/>
+            <w:r>
+              <w:t>cost</w:t>
+            </w:r>
+            <w:proofErr w:type="gramEnd"/>
+            <w:r>
+              <w:t xml:space="preserve"> you time.</w:t>
             </w:r>
           </w:p>
         </w:tc>
         <w:tc>
           <w:tcPr>
-            <w:tcW w:w="22149" w:type="dxa"/>
+            <w:tcW w:w="4075" w:type="dxa"/>
             <w:tcBorders>
               <w:top w:val="single" w:sz="8" w:space="0" w:color="A3A3A3"/>
               <w:left w:val="single" w:sz="8" w:space="0" w:color="A3A3A3"/>
@@ -11573,7 +11038,7 @@
         </w:tc>
         <w:tc>
           <w:tcPr>
-            <w:tcW w:w="2470" w:type="dxa"/>
+            <w:tcW w:w="2412" w:type="dxa"/>
             <w:tcBorders>
               <w:top w:val="single" w:sz="8" w:space="0" w:color="A3A3A3"/>
               <w:left w:val="single" w:sz="8" w:space="0" w:color="A3A3A3"/>
@@ -11590,11 +11055,11 @@
           </w:tcPr>
           <w:p>
             <w:r>
-              <w:t xml:space="preserve">It appears that documenting the namespace where the component lives, as well as mentioning that it preserves the casing of the </w:t>
+              <w:t xml:space="preserve">It appears that documenting the namespace where the component lives, as well as mentioning that it preserves the casing of the sub-path, is necessary. I became aware of these missing details while going through the validation task's requirements. While adding this information to the documentation would be highly useful, these gaps </w:t>
             </w:r>
             <w:r>
               <w:lastRenderedPageBreak/>
-              <w:t>sub-path, is necessary. I became aware of these missing details while going through the validation task's requirements. While adding this information to the documentation would be highly useful, these gaps did not cost me any extra time.</w:t>
+              <w:t>did not cost me any extra time.</w:t>
             </w:r>
           </w:p>
           <w:p>
@@ -11614,6 +11079,161 @@
           </w:p>
         </w:tc>
       </w:tr>
+      <w:tr>
+        <w:tc>
+          <w:tcPr>
+            <w:tcW w:w="410" w:type="dxa"/>
+            <w:tcBorders>
+              <w:top w:val="single" w:sz="8" w:space="0" w:color="A3A3A3"/>
+              <w:left w:val="single" w:sz="8" w:space="0" w:color="A3A3A3"/>
+              <w:bottom w:val="single" w:sz="8" w:space="0" w:color="A3A3A3"/>
+              <w:right w:val="single" w:sz="8" w:space="0" w:color="A3A3A3"/>
+            </w:tcBorders>
+            <w:tcMar>
+              <w:top w:w="80" w:type="dxa"/>
+              <w:left w:w="80" w:type="dxa"/>
+              <w:bottom w:w="80" w:type="dxa"/>
+              <w:right w:w="80" w:type="dxa"/>
+            </w:tcMar>
+          </w:tcPr>
+          <w:p>
+            <w:r>
+              <w:lastRenderedPageBreak/>
+              <w:t>13.</w:t>
+            </w:r>
+          </w:p>
+        </w:tc>
+        <w:tc>
+          <w:tcPr>
+            <w:tcW w:w="2443" w:type="dxa"/>
+            <w:tcBorders>
+              <w:top w:val="single" w:sz="8" w:space="0" w:color="A3A3A3"/>
+              <w:left w:val="single" w:sz="8" w:space="0" w:color="A3A3A3"/>
+              <w:bottom w:val="single" w:sz="8" w:space="0" w:color="A3A3A3"/>
+              <w:right w:val="single" w:sz="8" w:space="0" w:color="A3A3A3"/>
+            </w:tcBorders>
+            <w:tcMar>
+              <w:top w:w="80" w:type="dxa"/>
+              <w:left w:w="80" w:type="dxa"/>
+              <w:bottom w:w="80" w:type="dxa"/>
+              <w:right w:w="80" w:type="dxa"/>
+            </w:tcMar>
+          </w:tcPr>
+          <w:p>
+            <w:proofErr w:type="spellStart"/>
+            <w:r>
+              <w:t>Subpath</w:t>
+            </w:r>
+            <w:proofErr w:type="spellEnd"/>
+            <w:r>
+              <w:t xml:space="preserve"> mismatches between the reverse proxy (https://reverse.proxy.com/interactivewebassembly) and the backend application (https://blazorwebapp.basepathvalidation.com/) </w:t>
+            </w:r>
+            <w:r>
+              <w:rPr>
+                <w:b/>
+                <w:bCs/>
+              </w:rPr>
+              <w:t>work correctly</w:t>
+            </w:r>
+            <w:r>
+              <w:t xml:space="preserve"> across all </w:t>
+            </w:r>
+            <w:r>
+              <w:rPr>
+                <w:b/>
+                <w:bCs/>
+              </w:rPr>
+              <w:t>nine scenarios above</w:t>
+            </w:r>
+            <w:r>
+              <w:t>.</w:t>
+            </w:r>
+          </w:p>
+        </w:tc>
+        <w:tc>
+          <w:tcPr>
+            <w:tcW w:w="4075" w:type="dxa"/>
+            <w:tcBorders>
+              <w:top w:val="single" w:sz="8" w:space="0" w:color="A3A3A3"/>
+              <w:left w:val="single" w:sz="8" w:space="0" w:color="A3A3A3"/>
+              <w:bottom w:val="single" w:sz="8" w:space="0" w:color="A3A3A3"/>
+              <w:right w:val="single" w:sz="8" w:space="0" w:color="A3A3A3"/>
+            </w:tcBorders>
+            <w:tcMar>
+              <w:top w:w="80" w:type="dxa"/>
+              <w:left w:w="80" w:type="dxa"/>
+              <w:bottom w:w="80" w:type="dxa"/>
+              <w:right w:w="80" w:type="dxa"/>
+            </w:tcMar>
+          </w:tcPr>
+          <w:p>
+            <w:r>
+              <w:t>Pass</w:t>
+            </w:r>
+          </w:p>
+        </w:tc>
+        <w:tc>
+          <w:tcPr>
+            <w:tcW w:w="2412" w:type="dxa"/>
+            <w:tcBorders>
+              <w:top w:val="single" w:sz="8" w:space="0" w:color="A3A3A3"/>
+              <w:left w:val="single" w:sz="8" w:space="0" w:color="A3A3A3"/>
+              <w:bottom w:val="single" w:sz="8" w:space="0" w:color="A3A3A3"/>
+              <w:right w:val="single" w:sz="8" w:space="0" w:color="A3A3A3"/>
+            </w:tcBorders>
+            <w:tcMar>
+              <w:top w:w="80" w:type="dxa"/>
+              <w:left w:w="80" w:type="dxa"/>
+              <w:bottom w:w="80" w:type="dxa"/>
+              <w:right w:w="80" w:type="dxa"/>
+            </w:tcMar>
+          </w:tcPr>
+          <w:p>
+            <w:r>
+              <w:t>The evidence can be found here:</w:t>
+            </w:r>
+            <w:r>
+              <w:t xml:space="preserve"> </w:t>
+            </w:r>
+            <w:hyperlink r:id="rId13" w:history="1">
+              <w:r>
+                <w:rPr>
+                  <w:rStyle w:val="Hyperlink"/>
+                </w:rPr>
+                <w:t>BlazorWebApp-BasePath-Validation/Evidence/net11-new-app/ProxyBackendSubpathMismatch at main · BharatRamsf3693/</w:t>
+              </w:r>
+              <w:proofErr w:type="spellStart"/>
+              <w:r>
+                <w:rPr>
+                  <w:rStyle w:val="Hyperlink"/>
+                </w:rPr>
+                <w:t>BlazorWebApp</w:t>
+              </w:r>
+              <w:proofErr w:type="spellEnd"/>
+              <w:r>
+                <w:rPr>
+                  <w:rStyle w:val="Hyperlink"/>
+                </w:rPr>
+                <w:t>-</w:t>
+              </w:r>
+              <w:proofErr w:type="spellStart"/>
+              <w:r>
+                <w:rPr>
+                  <w:rStyle w:val="Hyperlink"/>
+                </w:rPr>
+                <w:t>BasePath</w:t>
+              </w:r>
+              <w:proofErr w:type="spellEnd"/>
+              <w:r>
+                <w:rPr>
+                  <w:rStyle w:val="Hyperlink"/>
+                </w:rPr>
+                <w:t>-Validation</w:t>
+              </w:r>
+            </w:hyperlink>
+          </w:p>
+        </w:tc>
+      </w:tr>
     </w:tbl>
     <w:p>
       <w:pPr>
@@ -11627,7 +11247,6 @@
           <w:b/>
           <w:bCs/>
         </w:rPr>
-        <w:lastRenderedPageBreak/>
         <w:t> </w:t>
       </w:r>
     </w:p>
@@ -11677,10 +11296,34 @@
           <w:b/>
           <w:bCs/>
         </w:rPr>
-        <w:t xml:space="preserve">IIS Deployment (.zip): </w:t>
+        <w:t xml:space="preserve">IIS </w:t>
+      </w:r>
+      <w:proofErr w:type="gramStart"/>
+      <w:r>
+        <w:rPr>
+          <w:b/>
+          <w:bCs/>
+        </w:rPr>
+        <w:t>Deployment (.</w:t>
+      </w:r>
+      <w:proofErr w:type="gramEnd"/>
+      <w:r>
+        <w:rPr>
+          <w:b/>
+          <w:bCs/>
+        </w:rPr>
+        <w:t xml:space="preserve">zip): </w:t>
       </w:r>
       <w:r>
-        <w:t>Extracting this file provides the verification logs for the corresponding render mode. It includes a video recording tracking the first 10 testing scenarios alongside a complete network log (.har file).</w:t>
+        <w:t>Extracting this file provides the verification logs for the corresponding render mode. It includes a video recording tracking the first 10 testing scenarios alongside a complete network log (.</w:t>
+      </w:r>
+      <w:proofErr w:type="spellStart"/>
+      <w:r>
+        <w:t>har</w:t>
+      </w:r>
+      <w:proofErr w:type="spellEnd"/>
+      <w:r>
+        <w:t xml:space="preserve"> file).</w:t>
       </w:r>
     </w:p>
     <w:p>
@@ -11699,10 +11342,43 @@
           <w:b/>
           <w:bCs/>
         </w:rPr>
-        <w:t xml:space="preserve">Deployed Behind Proxy (.zip): </w:t>
+        <w:lastRenderedPageBreak/>
+        <w:t xml:space="preserve">Deployed Behind </w:t>
+      </w:r>
+      <w:proofErr w:type="gramStart"/>
+      <w:r>
+        <w:rPr>
+          <w:b/>
+          <w:bCs/>
+        </w:rPr>
+        <w:t>Proxy (.</w:t>
+      </w:r>
+      <w:proofErr w:type="gramEnd"/>
+      <w:r>
+        <w:rPr>
+          <w:b/>
+          <w:bCs/>
+        </w:rPr>
+        <w:t xml:space="preserve">zip): </w:t>
       </w:r>
       <w:r>
-        <w:t>Extracting this file provides the proxy validation evidence. It includes a video recording tracking the first 9 testing scenarios, the reverse proxy routing rules (web.config), and a complete network log (.har file).</w:t>
+        <w:t>Extracting this file provides the proxy validation evidence. It includes a video recording tracking the first 9 testing scenarios, the reverse proxy routing rules (</w:t>
+      </w:r>
+      <w:proofErr w:type="spellStart"/>
+      <w:r>
+        <w:t>web.config</w:t>
+      </w:r>
+      <w:proofErr w:type="spellEnd"/>
+      <w:r>
+        <w:t>), and a complete network log (.</w:t>
+      </w:r>
+      <w:proofErr w:type="spellStart"/>
+      <w:r>
+        <w:t>har</w:t>
+      </w:r>
+      <w:proofErr w:type="spellEnd"/>
+      <w:r>
+        <w:t xml:space="preserve"> file).</w:t>
       </w:r>
     </w:p>
     <w:p>
@@ -11839,7 +11515,23 @@
                 <w:b/>
                 <w:bCs/>
               </w:rPr>
-              <w:t>IIS Deployment (With Subpath)</w:t>
+              <w:t xml:space="preserve">IIS Deployment (With </w:t>
+            </w:r>
+            <w:proofErr w:type="spellStart"/>
+            <w:r>
+              <w:rPr>
+                <w:b/>
+                <w:bCs/>
+              </w:rPr>
+              <w:t>Subpath</w:t>
+            </w:r>
+            <w:proofErr w:type="spellEnd"/>
+            <w:r>
+              <w:rPr>
+                <w:b/>
+                <w:bCs/>
+              </w:rPr>
+              <w:t>)</w:t>
             </w:r>
           </w:p>
         </w:tc>
@@ -11907,15 +11599,7 @@
                 <w:b/>
                 <w:bCs/>
               </w:rPr>
-              <w:t xml:space="preserve">New .NET 11 App (Created &amp; </w:t>
-            </w:r>
-            <w:r>
-              <w:rPr>
-                <w:b/>
-                <w:bCs/>
-              </w:rPr>
-              <w:lastRenderedPageBreak/>
-              <w:t>Published)</w:t>
+              <w:t>New .NET 11 App (Created &amp; Published)</w:t>
             </w:r>
           </w:p>
         </w:tc>
@@ -11948,7 +11632,6 @@
                 <w:b/>
                 <w:bCs/>
               </w:rPr>
-              <w:lastRenderedPageBreak/>
               <w:t>Static SSR</w:t>
             </w:r>
           </w:p>
@@ -11971,12 +11654,26 @@
             <w:hideMark/>
           </w:tcPr>
           <w:p>
-            <w:hyperlink r:id="rId25" w:history="1">
+            <w:hyperlink r:id="rId14" w:history="1">
               <w:r>
                 <w:rPr>
                   <w:rStyle w:val="Hyperlink"/>
                 </w:rPr>
-                <w:t>Evidence/net11-new-app/WithSubpath/StaticSSR.zip</w:t>
+                <w:t>Evidence/net11-new-app/</w:t>
+              </w:r>
+              <w:proofErr w:type="spellStart"/>
+              <w:r>
+                <w:rPr>
+                  <w:rStyle w:val="Hyperlink"/>
+                </w:rPr>
+                <w:t>WithSubpath</w:t>
+              </w:r>
+              <w:proofErr w:type="spellEnd"/>
+              <w:r>
+                <w:rPr>
+                  <w:rStyle w:val="Hyperlink"/>
+                </w:rPr>
+                <w:t>/StaticSSR.zip</w:t>
               </w:r>
             </w:hyperlink>
           </w:p>
@@ -11999,12 +11696,26 @@
             <w:hideMark/>
           </w:tcPr>
           <w:p>
-            <w:hyperlink r:id="rId26" w:history="1">
+            <w:hyperlink r:id="rId15" w:history="1">
               <w:r>
                 <w:rPr>
                   <w:rStyle w:val="Hyperlink"/>
                 </w:rPr>
-                <w:t>Evidence/net11-new-app/ReverseProxy/StaticSSR.zip</w:t>
+                <w:t>Evidence/net11-new-app/</w:t>
+              </w:r>
+              <w:proofErr w:type="spellStart"/>
+              <w:r>
+                <w:rPr>
+                  <w:rStyle w:val="Hyperlink"/>
+                </w:rPr>
+                <w:t>ReverseProxy</w:t>
+              </w:r>
+              <w:proofErr w:type="spellEnd"/>
+              <w:r>
+                <w:rPr>
+                  <w:rStyle w:val="Hyperlink"/>
+                </w:rPr>
+                <w:t>/StaticSSR.zip</w:t>
               </w:r>
             </w:hyperlink>
           </w:p>
@@ -12095,12 +11806,26 @@
             <w:hideMark/>
           </w:tcPr>
           <w:p>
-            <w:hyperlink r:id="rId27" w:history="1">
+            <w:hyperlink r:id="rId16" w:history="1">
               <w:r>
                 <w:rPr>
                   <w:rStyle w:val="Hyperlink"/>
                 </w:rPr>
-                <w:t>Evidence/net11-new-app/WithSubpath/InteractiveServer.zip</w:t>
+                <w:t>Evidence/net11-new-app/</w:t>
+              </w:r>
+              <w:proofErr w:type="spellStart"/>
+              <w:r>
+                <w:rPr>
+                  <w:rStyle w:val="Hyperlink"/>
+                </w:rPr>
+                <w:t>WithSubpath</w:t>
+              </w:r>
+              <w:proofErr w:type="spellEnd"/>
+              <w:r>
+                <w:rPr>
+                  <w:rStyle w:val="Hyperlink"/>
+                </w:rPr>
+                <w:t>/InteractiveServer.zip</w:t>
               </w:r>
             </w:hyperlink>
             <w:r>
@@ -12126,12 +11851,26 @@
             <w:hideMark/>
           </w:tcPr>
           <w:p>
-            <w:hyperlink r:id="rId28" w:history="1">
+            <w:hyperlink r:id="rId17" w:history="1">
               <w:r>
                 <w:rPr>
                   <w:rStyle w:val="Hyperlink"/>
                 </w:rPr>
-                <w:t>Evidence/net11-new-app/ReverseProxy/InteractiveServer.zip</w:t>
+                <w:t>Evidence/net11-new-app/</w:t>
+              </w:r>
+              <w:proofErr w:type="spellStart"/>
+              <w:r>
+                <w:rPr>
+                  <w:rStyle w:val="Hyperlink"/>
+                </w:rPr>
+                <w:t>ReverseProxy</w:t>
+              </w:r>
+              <w:proofErr w:type="spellEnd"/>
+              <w:r>
+                <w:rPr>
+                  <w:rStyle w:val="Hyperlink"/>
+                </w:rPr>
+                <w:t>/InteractiveServer.zip</w:t>
               </w:r>
             </w:hyperlink>
           </w:p>
@@ -12200,8 +11939,17 @@
                 <w:b/>
                 <w:bCs/>
               </w:rPr>
-              <w:t>Interactive WebAssembly</w:t>
+              <w:t xml:space="preserve">Interactive </w:t>
             </w:r>
+            <w:proofErr w:type="spellStart"/>
+            <w:r>
+              <w:rPr>
+                <w:b/>
+                <w:bCs/>
+              </w:rPr>
+              <w:t>WebAssembly</w:t>
+            </w:r>
+            <w:proofErr w:type="spellEnd"/>
           </w:p>
         </w:tc>
         <w:tc>
@@ -12222,12 +11970,26 @@
             <w:hideMark/>
           </w:tcPr>
           <w:p>
-            <w:hyperlink r:id="rId29" w:history="1">
+            <w:hyperlink r:id="rId18" w:history="1">
               <w:r>
                 <w:rPr>
                   <w:rStyle w:val="Hyperlink"/>
                 </w:rPr>
-                <w:t>Evidence/net11-new-app/WithSubpath/InteractiveWebAssembly.zip</w:t>
+                <w:t>Evidence/net11-new-app/</w:t>
+              </w:r>
+              <w:proofErr w:type="spellStart"/>
+              <w:r>
+                <w:rPr>
+                  <w:rStyle w:val="Hyperlink"/>
+                </w:rPr>
+                <w:t>WithSubpath</w:t>
+              </w:r>
+              <w:proofErr w:type="spellEnd"/>
+              <w:r>
+                <w:rPr>
+                  <w:rStyle w:val="Hyperlink"/>
+                </w:rPr>
+                <w:t>/InteractiveWebAssembly.zip</w:t>
               </w:r>
             </w:hyperlink>
           </w:p>
@@ -12250,12 +12012,26 @@
             <w:hideMark/>
           </w:tcPr>
           <w:p>
-            <w:hyperlink r:id="rId30" w:history="1">
+            <w:hyperlink r:id="rId19" w:history="1">
               <w:r>
                 <w:rPr>
                   <w:rStyle w:val="Hyperlink"/>
                 </w:rPr>
-                <w:t>Evidence/net11-new-app/ReverseProxy/InteractiveWebAssembly.zip</w:t>
+                <w:t>Evidence/net11-new-app/</w:t>
+              </w:r>
+              <w:proofErr w:type="spellStart"/>
+              <w:r>
+                <w:rPr>
+                  <w:rStyle w:val="Hyperlink"/>
+                </w:rPr>
+                <w:t>ReverseProxy</w:t>
+              </w:r>
+              <w:proofErr w:type="spellEnd"/>
+              <w:r>
+                <w:rPr>
+                  <w:rStyle w:val="Hyperlink"/>
+                </w:rPr>
+                <w:t>/InteractiveWebAssembly.zip</w:t>
               </w:r>
             </w:hyperlink>
           </w:p>
@@ -12346,12 +12122,26 @@
             <w:hideMark/>
           </w:tcPr>
           <w:p>
-            <w:hyperlink r:id="rId31" w:history="1">
+            <w:hyperlink r:id="rId20" w:history="1">
               <w:r>
                 <w:rPr>
                   <w:rStyle w:val="Hyperlink"/>
                 </w:rPr>
-                <w:t>Evidence/net10-to-net11-upgrade/WithSubpath/StaticSSR.zip</w:t>
+                <w:t>Evidence/net10-to-net11-upgrade/</w:t>
+              </w:r>
+              <w:proofErr w:type="spellStart"/>
+              <w:r>
+                <w:rPr>
+                  <w:rStyle w:val="Hyperlink"/>
+                </w:rPr>
+                <w:t>WithSubpath</w:t>
+              </w:r>
+              <w:proofErr w:type="spellEnd"/>
+              <w:r>
+                <w:rPr>
+                  <w:rStyle w:val="Hyperlink"/>
+                </w:rPr>
+                <w:t>/StaticSSR.zip</w:t>
               </w:r>
             </w:hyperlink>
           </w:p>
@@ -12374,12 +12164,26 @@
             <w:hideMark/>
           </w:tcPr>
           <w:p>
-            <w:hyperlink r:id="rId32" w:history="1">
+            <w:hyperlink r:id="rId21" w:history="1">
               <w:r>
                 <w:rPr>
                   <w:rStyle w:val="Hyperlink"/>
                 </w:rPr>
-                <w:t>Evidence/net10-to-net11-upgrade/ReverseProxy/StaticSSR.zip</w:t>
+                <w:t>Evidence/net10-to-net11-upgrade/</w:t>
+              </w:r>
+              <w:proofErr w:type="spellStart"/>
+              <w:r>
+                <w:rPr>
+                  <w:rStyle w:val="Hyperlink"/>
+                </w:rPr>
+                <w:t>ReverseProxy</w:t>
+              </w:r>
+              <w:proofErr w:type="spellEnd"/>
+              <w:r>
+                <w:rPr>
+                  <w:rStyle w:val="Hyperlink"/>
+                </w:rPr>
+                <w:t>/StaticSSR.zip</w:t>
               </w:r>
             </w:hyperlink>
           </w:p>
@@ -12415,6 +12219,7 @@
                 <w:b/>
                 <w:bCs/>
               </w:rPr>
+              <w:lastRenderedPageBreak/>
               <w:t> </w:t>
             </w:r>
           </w:p>
@@ -12470,7 +12275,7 @@
             <w:hideMark/>
           </w:tcPr>
           <w:p>
-            <w:hyperlink r:id="rId33" w:history="1">
+            <w:hyperlink r:id="rId22" w:history="1">
               <w:r>
                 <w:rPr>
                   <w:rStyle w:val="Hyperlink"/>
@@ -12498,7 +12303,7 @@
             <w:hideMark/>
           </w:tcPr>
           <w:p>
-            <w:hyperlink r:id="rId34" w:history="1">
+            <w:hyperlink r:id="rId23" w:history="1">
               <w:r>
                 <w:rPr>
                   <w:rStyle w:val="Hyperlink"/>
@@ -12572,8 +12377,17 @@
                 <w:b/>
                 <w:bCs/>
               </w:rPr>
-              <w:t>Interactive WebAssembly</w:t>
+              <w:t xml:space="preserve">Interactive </w:t>
             </w:r>
+            <w:proofErr w:type="spellStart"/>
+            <w:r>
+              <w:rPr>
+                <w:b/>
+                <w:bCs/>
+              </w:rPr>
+              <w:t>WebAssembly</w:t>
+            </w:r>
+            <w:proofErr w:type="spellEnd"/>
           </w:p>
         </w:tc>
         <w:tc>
@@ -12594,7 +12408,7 @@
             <w:hideMark/>
           </w:tcPr>
           <w:p>
-            <w:hyperlink r:id="rId35" w:history="1">
+            <w:hyperlink r:id="rId24" w:history="1">
               <w:r>
                 <w:rPr>
                   <w:rStyle w:val="Hyperlink"/>
@@ -12622,7 +12436,7 @@
             <w:hideMark/>
           </w:tcPr>
           <w:p>
-            <w:hyperlink r:id="rId36" w:history="1">
+            <w:hyperlink r:id="rId25" w:history="1">
               <w:r>
                 <w:rPr>
                   <w:rStyle w:val="Hyperlink"/>
@@ -12669,7 +12483,6 @@
           <w:b/>
           <w:bCs/>
         </w:rPr>
-        <w:lastRenderedPageBreak/>
         <w:t>1.</w:t>
       </w:r>
       <w:r>
@@ -12682,12 +12495,21 @@
         </w:rPr>
         <w:t xml:space="preserve"> </w:t>
       </w:r>
+      <w:proofErr w:type="spellStart"/>
       <w:r>
         <w:rPr>
           <w:b/>
           <w:bCs/>
         </w:rPr>
-        <w:t>BasePath Component Fails to Trigger Build Error or Documentation Lacks Sufficient Guidelines When Required Namespace Is Missing in .NET 10 to .NET 11 Upgraded Apps</w:t>
+        <w:t>BasePath</w:t>
+      </w:r>
+      <w:proofErr w:type="spellEnd"/>
+      <w:r>
+        <w:rPr>
+          <w:b/>
+          <w:bCs/>
+        </w:rPr>
+        <w:t xml:space="preserve"> Component Fails to Trigger Build Error or Documentation Lacks Sufficient Guidelines When Required Namespace Is Missing in .NET 10 to .NET 11 Upgraded Apps</w:t>
       </w:r>
     </w:p>
     <w:p>
@@ -12709,7 +12531,23 @@
     </w:p>
     <w:p>
       <w:r>
-        <w:t>A Blazor Web App upgraded from .NET 10 to .NET 11 does not report a build error when the &lt;BasePath /&gt; component is used without its required namespace, nor does the documentation provide adequate guidelines regarding this dependency. Although the application builds successfully with only a warning, the browser treats the unrendered &lt;BasePath /&gt; tag as an unknown element, causing all subsequent &lt;head&gt; elements to be incorrectly pushed into the &lt;body&gt; tag at runtime.</w:t>
+        <w:t>A Blazor Web App upgraded from .NET 10 to .NET 11 does not report a build error when the &lt;</w:t>
+      </w:r>
+      <w:proofErr w:type="spellStart"/>
+      <w:r>
+        <w:t>BasePath</w:t>
+      </w:r>
+      <w:proofErr w:type="spellEnd"/>
+      <w:r>
+        <w:t xml:space="preserve"> /&gt; component is used without its required namespace, nor does the documentation provide adequate guidelines regarding this dependency. Although the application builds successfully with only a warning, the browser treats the unrendered &lt;</w:t>
+      </w:r>
+      <w:proofErr w:type="spellStart"/>
+      <w:r>
+        <w:t>BasePath</w:t>
+      </w:r>
+      <w:proofErr w:type="spellEnd"/>
+      <w:r>
+        <w:t xml:space="preserve"> /&gt; tag as an unknown element, causing all subsequent &lt;head&gt; elements to be incorrectly pushed into the &lt;body&gt; tag at runtime.</w:t>
       </w:r>
       <w:r>
         <w:br/>
@@ -12726,12 +12564,70 @@
     </w:p>
     <w:p>
       <w:r>
-        <w:t>After replacing the &lt;base href="/" /&gt; element with the &lt;BasePath /&gt; component in a Blazor Web App upgraded from .NET 10 to .NET 11, the application builds and launches successfully with only a warning—even when the required @using Microsoft.AspNetCore.Components.Endpoints namespace is missing from _Imports.razor.</w:t>
+        <w:t xml:space="preserve">After replacing the &lt;base </w:t>
+      </w:r>
+      <w:proofErr w:type="spellStart"/>
+      <w:r>
+        <w:t>href</w:t>
+      </w:r>
+      <w:proofErr w:type="spellEnd"/>
+      <w:r>
+        <w:t>="/" /&gt; element with the &lt;</w:t>
+      </w:r>
+      <w:proofErr w:type="spellStart"/>
+      <w:r>
+        <w:t>BasePath</w:t>
+      </w:r>
+      <w:proofErr w:type="spellEnd"/>
+      <w:r>
+        <w:t xml:space="preserve"> /&gt; component in a Blazor Web App upgraded from .NET 10 to .NET 11, the application builds and launches successfully with only a warning—even when the required @using </w:t>
+      </w:r>
+      <w:proofErr w:type="spellStart"/>
+      <w:proofErr w:type="gramStart"/>
+      <w:r>
+        <w:t>Microsoft.AspNetCore.Components.Endpoints</w:t>
+      </w:r>
+      <w:proofErr w:type="spellEnd"/>
+      <w:proofErr w:type="gramEnd"/>
+      <w:r>
+        <w:t xml:space="preserve"> namespace is missing from _</w:t>
+      </w:r>
+      <w:proofErr w:type="spellStart"/>
+      <w:r>
+        <w:t>Imports.razor</w:t>
+      </w:r>
+      <w:proofErr w:type="spellEnd"/>
+      <w:r>
+        <w:t>.</w:t>
       </w:r>
     </w:p>
     <w:p>
       <w:r>
-        <w:t>No build errors are reported, and the current documentation lacks explicit instructions regarding this setup. Because the component is unrecognized by the compiler, the literal &lt;BasePath /&gt; tag is outputted directly to the browser. This invalid HTML structure causes the browser to prematurely close the &lt;head&gt; section and force all subsequent expected &lt;head&gt; elements into the &lt;body&gt; tag at runtime.</w:t>
+        <w:t xml:space="preserve">No build errors are reported, and the current documentation lacks explicit instructions regarding this </w:t>
+      </w:r>
+      <w:proofErr w:type="gramStart"/>
+      <w:r>
+        <w:t>setup</w:t>
+      </w:r>
+      <w:proofErr w:type="gramEnd"/>
+      <w:r>
+        <w:t>. Because the component is unrecognized by the compiler, the literal &lt;</w:t>
+      </w:r>
+      <w:proofErr w:type="spellStart"/>
+      <w:r>
+        <w:t>BasePath</w:t>
+      </w:r>
+      <w:proofErr w:type="spellEnd"/>
+      <w:r>
+        <w:t xml:space="preserve"> /&gt; tag is </w:t>
+      </w:r>
+      <w:proofErr w:type="gramStart"/>
+      <w:r>
+        <w:t>outputted</w:t>
+      </w:r>
+      <w:proofErr w:type="gramEnd"/>
+      <w:r>
+        <w:t xml:space="preserve"> directly to the browser. This invalid HTML structure causes the browser to prematurely close the &lt;head&gt; section and force all subsequent expected &lt;head&gt; elements into the &lt;body&gt; tag at runtime.</w:t>
       </w:r>
       <w:r>
         <w:br/>
@@ -12748,6 +12644,7 @@
     </w:p>
     <w:p>
       <w:r>
+        <w:lastRenderedPageBreak/>
         <w:t>One of the following should occur:</w:t>
       </w:r>
     </w:p>
@@ -12817,7 +12714,6 @@
         </w:numPr>
       </w:pPr>
       <w:r>
-        <w:lastRenderedPageBreak/>
         <w:t>Create a Blazor Web App in .NET 10 using one of the following render modes:</w:t>
       </w:r>
     </w:p>
@@ -12851,8 +12747,13 @@
         </w:numPr>
       </w:pPr>
       <w:r>
-        <w:t>Interactive WebAssembly</w:t>
+        <w:t xml:space="preserve">Interactive </w:t>
       </w:r>
+      <w:proofErr w:type="spellStart"/>
+      <w:r>
+        <w:t>WebAssembly</w:t>
+      </w:r>
+      <w:proofErr w:type="spellEnd"/>
     </w:p>
     <w:p>
       <w:pPr>
@@ -12862,27 +12763,101 @@
         </w:numPr>
       </w:pPr>
       <w:r>
-        <w:t>Update the project's Target Framework Moniker (TFM) in the .csproj file from net10.0 to net11.0:</w:t>
+        <w:t>Update the project's Target Framework Moniker (TFM) in the .</w:t>
+      </w:r>
+      <w:proofErr w:type="spellStart"/>
+      <w:r>
+        <w:t>csproj</w:t>
+      </w:r>
+      <w:proofErr w:type="spellEnd"/>
+      <w:r>
+        <w:t xml:space="preserve"> file from net10.0 to net11.0:</w:t>
       </w:r>
       <w:r>
         <w:br/>
-        <w:t>&lt;Project Sdk="Microsoft.NET.Sdk.Web"&gt;</w:t>
+        <w:t xml:space="preserve">&lt;Project </w:t>
+      </w:r>
+      <w:proofErr w:type="spellStart"/>
+      <w:r>
+        <w:t>Sdk</w:t>
+      </w:r>
+      <w:proofErr w:type="spellEnd"/>
+      <w:r>
+        <w:t>="</w:t>
+      </w:r>
+      <w:proofErr w:type="spellStart"/>
+      <w:proofErr w:type="gramStart"/>
+      <w:r>
+        <w:t>Microsoft.NET.Sdk.Web</w:t>
+      </w:r>
+      <w:proofErr w:type="spellEnd"/>
+      <w:proofErr w:type="gramEnd"/>
+      <w:r>
+        <w:t>"&gt;</w:t>
       </w:r>
       <w:r>
         <w:br/>
-        <w:t xml:space="preserve">  &lt;PropertyGroup&gt;</w:t>
+        <w:t xml:space="preserve">  &lt;</w:t>
+      </w:r>
+      <w:proofErr w:type="spellStart"/>
+      <w:r>
+        <w:t>PropertyGroup</w:t>
+      </w:r>
+      <w:proofErr w:type="spellEnd"/>
+      <w:r>
+        <w:t>&gt;</w:t>
       </w:r>
       <w:r>
         <w:br/>
-        <w:t>-   &lt;TargetFramework&gt;net10.0&lt;/TargetFramework&gt;</w:t>
+        <w:t>-   &lt;</w:t>
+      </w:r>
+      <w:proofErr w:type="spellStart"/>
+      <w:r>
+        <w:t>TargetFramework</w:t>
+      </w:r>
+      <w:proofErr w:type="spellEnd"/>
+      <w:r>
+        <w:t>&gt;net10.0&lt;/</w:t>
+      </w:r>
+      <w:proofErr w:type="spellStart"/>
+      <w:r>
+        <w:t>TargetFramework</w:t>
+      </w:r>
+      <w:proofErr w:type="spellEnd"/>
+      <w:r>
+        <w:t>&gt;</w:t>
       </w:r>
       <w:r>
         <w:br/>
-        <w:t>+   &lt;TargetFramework&gt;net11.0&lt;/TargetFramework&gt;</w:t>
+        <w:t>+   &lt;</w:t>
+      </w:r>
+      <w:proofErr w:type="spellStart"/>
+      <w:r>
+        <w:t>TargetFramework</w:t>
+      </w:r>
+      <w:proofErr w:type="spellEnd"/>
+      <w:r>
+        <w:t>&gt;net11.0&lt;/</w:t>
+      </w:r>
+      <w:proofErr w:type="spellStart"/>
+      <w:r>
+        <w:t>TargetFramework</w:t>
+      </w:r>
+      <w:proofErr w:type="spellEnd"/>
+      <w:r>
+        <w:t>&gt;</w:t>
       </w:r>
       <w:r>
         <w:br/>
-        <w:t xml:space="preserve">  &lt;/PropertyGroup&gt;</w:t>
+        <w:t xml:space="preserve">  &lt;/</w:t>
+      </w:r>
+      <w:proofErr w:type="spellStart"/>
+      <w:r>
+        <w:t>PropertyGroup</w:t>
+      </w:r>
+      <w:proofErr w:type="spellEnd"/>
+      <w:r>
+        <w:t>&gt;</w:t>
       </w:r>
       <w:r>
         <w:br/>
@@ -12897,11 +12872,27 @@
         </w:numPr>
       </w:pPr>
       <w:r>
-        <w:t>In App.razor, replace:</w:t>
+        <w:t xml:space="preserve">In </w:t>
+      </w:r>
+      <w:proofErr w:type="spellStart"/>
+      <w:r>
+        <w:t>App.razor</w:t>
+      </w:r>
+      <w:proofErr w:type="spellEnd"/>
+      <w:r>
+        <w:t>, replace:</w:t>
       </w:r>
       <w:r>
         <w:br/>
-        <w:t>&lt;base href="/" /&gt;</w:t>
+        <w:t xml:space="preserve">&lt;base </w:t>
+      </w:r>
+      <w:proofErr w:type="spellStart"/>
+      <w:r>
+        <w:t>href</w:t>
+      </w:r>
+      <w:proofErr w:type="spellEnd"/>
+      <w:r>
+        <w:t>="/" /&gt;</w:t>
       </w:r>
       <w:r>
         <w:br/>
@@ -12912,7 +12903,15 @@
       </w:r>
       <w:r>
         <w:br/>
-        <w:t>&lt;BasePath /&gt;</w:t>
+        <w:t>&lt;</w:t>
+      </w:r>
+      <w:proofErr w:type="spellStart"/>
+      <w:r>
+        <w:t>BasePath</w:t>
+      </w:r>
+      <w:proofErr w:type="spellEnd"/>
+      <w:r>
+        <w:t xml:space="preserve"> /&gt;</w:t>
       </w:r>
     </w:p>
     <w:p>
@@ -12933,12 +12932,35 @@
         <w:t>without</w:t>
       </w:r>
       <w:r>
-        <w:t xml:space="preserve"> adding the following namespace to _Imports.razor or App.razor:</w:t>
+        <w:t xml:space="preserve"> adding the following namespace to _</w:t>
+      </w:r>
+      <w:proofErr w:type="spellStart"/>
+      <w:r>
+        <w:t>Imports.razor</w:t>
+      </w:r>
+      <w:proofErr w:type="spellEnd"/>
+      <w:r>
+        <w:t xml:space="preserve"> or </w:t>
+      </w:r>
+      <w:proofErr w:type="spellStart"/>
+      <w:r>
+        <w:t>App.razor</w:t>
+      </w:r>
+      <w:proofErr w:type="spellEnd"/>
+      <w:r>
+        <w:t>:</w:t>
       </w:r>
       <w:r>
         <w:br/>
-        <w:t>@using Microsoft.AspNetCore.Components.Endpoints</w:t>
+        <w:t xml:space="preserve">@using </w:t>
       </w:r>
+      <w:proofErr w:type="spellStart"/>
+      <w:proofErr w:type="gramStart"/>
+      <w:r>
+        <w:t>Microsoft.AspNetCore.Components.Endpoints</w:t>
+      </w:r>
+      <w:proofErr w:type="spellEnd"/>
+      <w:proofErr w:type="gramEnd"/>
     </w:p>
     <w:p/>
     <w:p>
@@ -12952,7 +12974,16 @@
     </w:p>
     <w:p>
       <w:r>
-        <w:t>The application builds and launches successfully without any build errors, and the official documentation lacks clear guidelines regarding the necessary namespace setup. At runtime, the compiler outputs the literal &lt;BasePath /&gt; string as text, which breaks the HTML parsing structure and forces subsequent &lt;head&gt; elements into the &lt;body&gt; tag.</w:t>
+        <w:lastRenderedPageBreak/>
+        <w:t>The application builds and launches successfully without any build errors, and the official documentation lacks clear guidelines regarding the necessary namespace setup. At runtime, the compiler outputs the literal &lt;</w:t>
+      </w:r>
+      <w:proofErr w:type="spellStart"/>
+      <w:r>
+        <w:t>BasePath</w:t>
+      </w:r>
+      <w:proofErr w:type="spellEnd"/>
+      <w:r>
+        <w:t xml:space="preserve"> /&gt; string as text, which breaks the HTML parsing structure and forces subsequent &lt;head&gt; elements into the &lt;body&gt; tag.</w:t>
       </w:r>
     </w:p>
     <w:p/>
@@ -12967,11 +12998,25 @@
     </w:p>
     <w:p>
       <w:r>
-        <w:t xml:space="preserve">The build should fail with a clear compiler error indicating that the Microsoft.AspNetCore.Components.Endpoints namespace is required to use the &lt;BasePath /&gt; component. Alternatively, if a build failure is not possible by design, the </w:t>
+        <w:t xml:space="preserve">The build should fail with a clear compiler error indicating that the </w:t>
       </w:r>
+      <w:proofErr w:type="spellStart"/>
+      <w:proofErr w:type="gramStart"/>
       <w:r>
-        <w:lastRenderedPageBreak/>
-        <w:t>official documentation must provide sufficient guidelines by detailing the required namespace and stating that the component preserves sub-path casing.</w:t>
+        <w:t>Microsoft.AspNetCore.Components.Endpoints</w:t>
+      </w:r>
+      <w:proofErr w:type="spellEnd"/>
+      <w:proofErr w:type="gramEnd"/>
+      <w:r>
+        <w:t xml:space="preserve"> namespace is required to use the &lt;</w:t>
+      </w:r>
+      <w:proofErr w:type="spellStart"/>
+      <w:r>
+        <w:t>BasePath</w:t>
+      </w:r>
+      <w:proofErr w:type="spellEnd"/>
+      <w:r>
+        <w:t xml:space="preserve"> /&gt; component. Alternatively, if a build failure is not possible by design, the official documentation must provide sufficient guidelines by detailing the required namespace and stating that the component preserves sub-path casing.</w:t>
       </w:r>
     </w:p>
     <w:p/>
@@ -12983,2026 +13028,40 @@
         </w:rPr>
         <w:t xml:space="preserve">Evidence: </w:t>
       </w:r>
-      <w:hyperlink r:id="rId37" w:history="1">
+      <w:hyperlink r:id="rId26" w:history="1">
         <w:r>
           <w:rPr>
             <w:rStyle w:val="Hyperlink"/>
           </w:rPr>
-          <w:t>BlazorWebApp-BasePath-Validation/Evidence/net10-to-net11-upgrade/Issue_BasePath_MissingNamespace.zip at main · BharatRamsf3693/BlazorWebApp-BasePath-Validation</w:t>
+          <w:t>BlazorWebApp-BasePath-Validation/Evidence/net10-to-net11-upgrade/Issue_BasePath_MissingNamespace.zip at main · BharatRamsf3693/</w:t>
         </w:r>
-      </w:hyperlink>
-    </w:p>
-    <w:p/>
-    <w:p>
-      <w:r>
-        <w:rPr>
-          <w:b/>
-          <w:bCs/>
-        </w:rPr>
-        <w:t xml:space="preserve">2. </w:t>
-      </w:r>
-      <w:r>
-        <w:rPr>
-          <w:b/>
-          <w:bCs/>
-        </w:rPr>
-        <w:t>BasePath Component Fails to Preserve Sub-path Casing Behind a Reverse Proxy</w:t>
-      </w:r>
-    </w:p>
-    <w:p>
-      <w:r>
-        <w:t> </w:t>
-      </w:r>
-    </w:p>
-    <w:p>
-      <w:r>
-        <w:rPr>
-          <w:b/>
-          <w:bCs/>
-        </w:rPr>
-        <w:t>Short Summary</w:t>
-      </w:r>
-    </w:p>
-    <w:p>
-      <w:r>
-        <w:t> </w:t>
-      </w:r>
-    </w:p>
-    <w:p>
-      <w:r>
-        <w:t>The &lt;BasePath /&gt; component fails to adapt to case-sensitivity changes introduced by a reverse proxy. When the public proxy URL uses a specific casing (for example, /StaticSsr/) while the backend application uses a different casing (for example, /staticssr/), the &lt;BasePath /&gt; component incorrectly falls back to the backend application's casing instead of preserving the casing of the public request path.</w:t>
-      </w:r>
-    </w:p>
-    <w:p>
-      <w:r>
-        <w:t> </w:t>
-      </w:r>
-    </w:p>
-    <w:p>
-      <w:r>
-        <w:t>This mismatch causes console errors in Interactive Server and Interactive WebAssembly samples. In the Static SSR sample, no console errors occur, but changes to the sub-path casing in the browser URL are not reflected in the rendered &lt;base&gt; element.</w:t>
-      </w:r>
-    </w:p>
-    <w:p>
-      <w:r>
-        <w:t> </w:t>
-      </w:r>
-    </w:p>
-    <w:p>
-      <w:r>
-        <w:rPr>
-          <w:b/>
-          <w:bCs/>
-        </w:rPr>
-        <w:t>What Happened</w:t>
-      </w:r>
-    </w:p>
-    <w:p>
-      <w:r>
-        <w:t> </w:t>
-      </w:r>
-    </w:p>
-    <w:p>
-      <w:r>
-        <w:t>When an IIS reverse proxy is configured to forward traffic from a public URL with a specific casing to a backend application path, casing variations in the incoming request are ignored. For example, requests arriving through the reverse proxy at:</w:t>
-      </w:r>
-    </w:p>
-    <w:p>
-      <w:r>
-        <w:t> </w:t>
-      </w:r>
-    </w:p>
-    <w:p>
-      <w:hyperlink r:id="rId38" w:history="1">
+        <w:proofErr w:type="spellStart"/>
         <w:r>
           <w:rPr>
             <w:rStyle w:val="Hyperlink"/>
           </w:rPr>
-          <w:t>https://reverse.proxy.com/InteractiveWebAssembly</w:t>
+          <w:t>BlazorWebApp</w:t>
         </w:r>
-      </w:hyperlink>
-    </w:p>
-    <w:p>
-      <w:r>
-        <w:t> </w:t>
-      </w:r>
-    </w:p>
-    <w:p>
-      <w:r>
-        <w:lastRenderedPageBreak/>
-        <w:t>are rewritten to the backend application path.</w:t>
-      </w:r>
-    </w:p>
-    <w:p>
-      <w:r>
-        <w:t> </w:t>
-      </w:r>
-    </w:p>
-    <w:p>
-      <w:r>
-        <w:t>However, instead of dynamically preserving the exact casing of the incoming public request path (/InteractiveWebAssembly/), the &lt;BasePath /&gt; component renders the &lt;base&gt; element using the backend application's configured path casing:</w:t>
-      </w:r>
-    </w:p>
-    <w:p>
-      <w:r>
-        <w:t>/interactivewebassembly/</w:t>
-      </w:r>
-    </w:p>
-    <w:p>
-      <w:r>
-        <w:t> </w:t>
-      </w:r>
-    </w:p>
-    <w:p>
-      <w:r>
-        <w:rPr>
-          <w:b/>
-          <w:bCs/>
-        </w:rPr>
-        <w:t>What You Expected Instead</w:t>
-      </w:r>
-    </w:p>
-    <w:p>
-      <w:r>
-        <w:t> </w:t>
-      </w:r>
-    </w:p>
-    <w:p>
-      <w:r>
-        <w:t>The &lt;BasePath /&gt; component should dynamically inspect the request path and preserve the exact casing of the requested public URL path, producing:</w:t>
-      </w:r>
-    </w:p>
-    <w:p>
-      <w:r>
-        <w:t> </w:t>
-      </w:r>
-    </w:p>
-    <w:p>
-      <w:r>
-        <w:t>/InteractiveWebAssembly/</w:t>
-      </w:r>
-    </w:p>
-    <w:p>
-      <w:r>
-        <w:t> </w:t>
-      </w:r>
-    </w:p>
-    <w:p>
-      <w:r>
-        <w:t xml:space="preserve">Alternatively, if the design requires strict casing uniformity, the documentation should explicitly state that the component does not support casing changes introduced by reverse proxies, </w:t>
-      </w:r>
-      <w:r>
-        <w:rPr>
-          <w:b/>
-          <w:bCs/>
-        </w:rPr>
-        <w:t>or provide</w:t>
-      </w:r>
-      <w:r>
-        <w:t xml:space="preserve"> documentation for setting up the reverse proxy </w:t>
-      </w:r>
-      <w:r>
-        <w:rPr>
-          <w:b/>
-          <w:bCs/>
-        </w:rPr>
-        <w:t>to handle</w:t>
-      </w:r>
-      <w:r>
-        <w:t xml:space="preserve"> this scenario.</w:t>
-      </w:r>
-    </w:p>
-    <w:p>
-      <w:r>
-        <w:t> </w:t>
-      </w:r>
-    </w:p>
-    <w:p>
-      <w:r>
-        <w:rPr>
-          <w:b/>
-          <w:bCs/>
-        </w:rPr>
-        <w:t>Steps to Reproduce</w:t>
-      </w:r>
-    </w:p>
-    <w:p>
-      <w:r>
-        <w:t> </w:t>
-      </w:r>
-    </w:p>
-    <w:p>
-      <w:r>
-        <w:rPr>
-          <w:b/>
-          <w:bCs/>
-        </w:rPr>
-        <w:t>Phase 1: Deploy the Backend Application in IIS</w:t>
-      </w:r>
-    </w:p>
-    <w:p>
-      <w:r>
-        <w:t> </w:t>
-      </w:r>
-    </w:p>
-    <w:p>
-      <w:pPr>
-        <w:numPr>
-          <w:ilvl w:val="0"/>
-          <w:numId w:val="11"/>
-        </w:numPr>
-      </w:pPr>
-      <w:r>
-        <w:t>Open Internet Information Services (IIS) Manager.</w:t>
-      </w:r>
-    </w:p>
-    <w:p>
-      <w:pPr>
-        <w:numPr>
-          <w:ilvl w:val="0"/>
-          <w:numId w:val="11"/>
-        </w:numPr>
-      </w:pPr>
-      <w:r>
-        <w:t>In the Connections panel, right-click Sites and select Add Website.</w:t>
-      </w:r>
-    </w:p>
-    <w:p>
-      <w:pPr>
-        <w:numPr>
-          <w:ilvl w:val="0"/>
-          <w:numId w:val="11"/>
-        </w:numPr>
-      </w:pPr>
-      <w:r>
-        <w:t>Configure the new website:</w:t>
-      </w:r>
-    </w:p>
-    <w:p>
-      <w:pPr>
-        <w:numPr>
-          <w:ilvl w:val="1"/>
-          <w:numId w:val="11"/>
-        </w:numPr>
-      </w:pPr>
-      <w:r>
-        <w:t>Site name: Enter a recognizable name.</w:t>
-      </w:r>
-    </w:p>
-    <w:p>
-      <w:pPr>
-        <w:numPr>
-          <w:ilvl w:val="1"/>
-          <w:numId w:val="11"/>
-        </w:numPr>
-      </w:pPr>
-      <w:r>
-        <w:t>Physical path: Map it to a new empty folder, since the actual application will run inside a sub-path application node.</w:t>
-      </w:r>
-    </w:p>
-    <w:p>
-      <w:pPr>
-        <w:numPr>
-          <w:ilvl w:val="0"/>
-          <w:numId w:val="11"/>
-        </w:numPr>
-      </w:pPr>
-      <w:r>
-        <w:lastRenderedPageBreak/>
-        <w:t>Configure the Binding section:</w:t>
-      </w:r>
-    </w:p>
-    <w:p>
-      <w:pPr>
-        <w:numPr>
-          <w:ilvl w:val="1"/>
-          <w:numId w:val="11"/>
-        </w:numPr>
-      </w:pPr>
-      <w:r>
-        <w:t>Set Type to https.</w:t>
-      </w:r>
-    </w:p>
-    <w:p>
-      <w:pPr>
-        <w:numPr>
-          <w:ilvl w:val="1"/>
-          <w:numId w:val="11"/>
-        </w:numPr>
-      </w:pPr>
-      <w:r>
-        <w:t>Assign an available port (for example, 443).</w:t>
-      </w:r>
-    </w:p>
-    <w:p>
-      <w:pPr>
-        <w:numPr>
-          <w:ilvl w:val="1"/>
-          <w:numId w:val="11"/>
-        </w:numPr>
-      </w:pPr>
-      <w:r>
-        <w:t>Leave IP Address as All Unassigned.</w:t>
-      </w:r>
-    </w:p>
-    <w:p>
-      <w:pPr>
-        <w:numPr>
-          <w:ilvl w:val="1"/>
-          <w:numId w:val="11"/>
-        </w:numPr>
-      </w:pPr>
-      <w:r>
-        <w:t>Enter a custom local test domain as the Host name (for example, blazorwebapp.basepathvalidation.com).</w:t>
-      </w:r>
-    </w:p>
-    <w:p>
-      <w:pPr>
-        <w:numPr>
-          <w:ilvl w:val="1"/>
-          <w:numId w:val="11"/>
-        </w:numPr>
-      </w:pPr>
-      <w:r>
-        <w:t>Select an SSL certificate:</w:t>
-      </w:r>
-    </w:p>
-    <w:p>
-      <w:pPr>
-        <w:numPr>
-          <w:ilvl w:val="2"/>
-          <w:numId w:val="11"/>
-        </w:numPr>
-      </w:pPr>
-      <w:r>
-        <w:t>A self-signed certificate can be used for local validation.</w:t>
-      </w:r>
-    </w:p>
-    <w:p>
-      <w:pPr>
-        <w:numPr>
-          <w:ilvl w:val="2"/>
-          <w:numId w:val="11"/>
-        </w:numPr>
-      </w:pPr>
-      <w:r>
-        <w:t>If a certificate is not available, create one and bind it to the website.</w:t>
-      </w:r>
-    </w:p>
-    <w:p>
-      <w:pPr>
-        <w:numPr>
-          <w:ilvl w:val="0"/>
-          <w:numId w:val="11"/>
-        </w:numPr>
-      </w:pPr>
-      <w:r>
-        <w:t>Click OK to create the parent website.</w:t>
-      </w:r>
-    </w:p>
-    <w:p>
-      <w:pPr>
-        <w:numPr>
-          <w:ilvl w:val="0"/>
-          <w:numId w:val="11"/>
-        </w:numPr>
-      </w:pPr>
-      <w:r>
-        <w:t>Right-click the newly created website and select Add Application to create the sub-path environment.</w:t>
-      </w:r>
-    </w:p>
-    <w:p>
-      <w:pPr>
-        <w:numPr>
-          <w:ilvl w:val="0"/>
-          <w:numId w:val="11"/>
-        </w:numPr>
-      </w:pPr>
-      <w:r>
-        <w:t>Configure the sub-path application:</w:t>
-      </w:r>
-    </w:p>
-    <w:p>
-      <w:pPr>
-        <w:numPr>
-          <w:ilvl w:val="1"/>
-          <w:numId w:val="11"/>
-        </w:numPr>
-      </w:pPr>
-      <w:r>
-        <w:t>Alias: Enter a lowercase application path alias (for example, staticssr, interactiveserver, or interactivewebassembly).</w:t>
-      </w:r>
-    </w:p>
-    <w:p>
-      <w:pPr>
-        <w:numPr>
-          <w:ilvl w:val="1"/>
-          <w:numId w:val="11"/>
-        </w:numPr>
-      </w:pPr>
-      <w:r>
-        <w:t>Physical path: Map it to the published output folder containing the .NET 11 application binaries.</w:t>
-      </w:r>
-    </w:p>
-    <w:p>
-      <w:pPr>
-        <w:numPr>
-          <w:ilvl w:val="1"/>
-          <w:numId w:val="11"/>
-        </w:numPr>
-      </w:pPr>
-      <w:r>
-        <w:t>Application pool: Select the required application pool.</w:t>
-      </w:r>
-    </w:p>
-    <w:p>
-      <w:pPr>
-        <w:numPr>
-          <w:ilvl w:val="0"/>
-          <w:numId w:val="11"/>
-        </w:numPr>
-      </w:pPr>
-      <w:r>
-        <w:t>Verify that the backend application works independently by navigating to:</w:t>
-      </w:r>
-    </w:p>
-    <w:p>
-      <w:hyperlink r:id="rId39" w:history="1">
+        <w:proofErr w:type="spellEnd"/>
         <w:r>
           <w:rPr>
             <w:rStyle w:val="Hyperlink"/>
           </w:rPr>
-          <w:t>https://blazorwebapp.basepathvalidation.com/interactivewebassembly</w:t>
+          <w:t>-</w:t>
         </w:r>
-      </w:hyperlink>
-    </w:p>
-    <w:p>
-      <w:r>
-        <w:t> </w:t>
-      </w:r>
-    </w:p>
-    <w:p>
-      <w:r>
-        <w:rPr>
-          <w:b/>
-          <w:bCs/>
-        </w:rPr>
-        <w:t>Phase 2: Set Up the Reverse Proxy</w:t>
-      </w:r>
-    </w:p>
-    <w:p>
-      <w:pPr>
-        <w:numPr>
-          <w:ilvl w:val="0"/>
-          <w:numId w:val="12"/>
-        </w:numPr>
-      </w:pPr>
-      <w:r>
-        <w:t>Ensure that the URL Rewrite and Application Request Routing (ARR) modules are installed and enabled on the IIS server.</w:t>
-      </w:r>
-    </w:p>
-    <w:p>
-      <w:pPr>
-        <w:numPr>
-          <w:ilvl w:val="0"/>
-          <w:numId w:val="12"/>
-        </w:numPr>
-      </w:pPr>
-      <w:r>
-        <w:t>Create a separate website to act as the public-facing reverse proxy (for example, reverse.proxy.com).</w:t>
-      </w:r>
-    </w:p>
-    <w:p>
-      <w:pPr>
-        <w:numPr>
-          <w:ilvl w:val="0"/>
-          <w:numId w:val="12"/>
-        </w:numPr>
-      </w:pPr>
-      <w:r>
-        <w:t>Configure the new website:</w:t>
-      </w:r>
-    </w:p>
-    <w:p>
-      <w:pPr>
-        <w:numPr>
-          <w:ilvl w:val="1"/>
-          <w:numId w:val="12"/>
-        </w:numPr>
-      </w:pPr>
-      <w:r>
-        <w:t>Site name: Enter a recognizable name.</w:t>
-      </w:r>
-    </w:p>
-    <w:p>
-      <w:pPr>
-        <w:numPr>
-          <w:ilvl w:val="1"/>
-          <w:numId w:val="12"/>
-        </w:numPr>
-      </w:pPr>
-      <w:r>
-        <w:lastRenderedPageBreak/>
-        <w:t>Physical path: Map it to a new empty folder.</w:t>
-      </w:r>
-    </w:p>
-    <w:p>
-      <w:pPr>
-        <w:numPr>
-          <w:ilvl w:val="1"/>
-          <w:numId w:val="12"/>
-        </w:numPr>
-      </w:pPr>
-      <w:r>
-        <w:t>Configure the Binding section:</w:t>
-      </w:r>
-    </w:p>
-    <w:p>
-      <w:pPr>
-        <w:numPr>
-          <w:ilvl w:val="2"/>
-          <w:numId w:val="12"/>
-        </w:numPr>
-      </w:pPr>
-      <w:r>
-        <w:t>Set Type to https.</w:t>
-      </w:r>
-    </w:p>
-    <w:p>
-      <w:pPr>
-        <w:numPr>
-          <w:ilvl w:val="2"/>
-          <w:numId w:val="12"/>
-        </w:numPr>
-      </w:pPr>
-      <w:r>
-        <w:t>Assign an available port (for example, 443).</w:t>
-      </w:r>
-    </w:p>
-    <w:p>
-      <w:pPr>
-        <w:numPr>
-          <w:ilvl w:val="2"/>
-          <w:numId w:val="12"/>
-        </w:numPr>
-      </w:pPr>
-      <w:r>
-        <w:t>Leave IP Address as All Unassigned.</w:t>
-      </w:r>
-    </w:p>
-    <w:p>
-      <w:pPr>
-        <w:numPr>
-          <w:ilvl w:val="2"/>
-          <w:numId w:val="12"/>
-        </w:numPr>
-      </w:pPr>
-      <w:r>
-        <w:t>Enter a custom local test domain as the Host name (for example, reverse.proxy.com).</w:t>
-      </w:r>
-    </w:p>
-    <w:p>
-      <w:pPr>
-        <w:numPr>
-          <w:ilvl w:val="2"/>
-          <w:numId w:val="12"/>
-        </w:numPr>
-      </w:pPr>
-      <w:r>
-        <w:t>Select an SSL certificate:</w:t>
-      </w:r>
-    </w:p>
-    <w:p>
-      <w:pPr>
-        <w:numPr>
-          <w:ilvl w:val="3"/>
-          <w:numId w:val="12"/>
-        </w:numPr>
-      </w:pPr>
-      <w:r>
-        <w:t>A self-signed certificate can be used for local validation.</w:t>
-      </w:r>
-    </w:p>
-    <w:p>
-      <w:pPr>
-        <w:numPr>
-          <w:ilvl w:val="3"/>
-          <w:numId w:val="12"/>
-        </w:numPr>
-      </w:pPr>
-      <w:r>
-        <w:t>If a certificate is not available, create one and bind it to the website.</w:t>
-      </w:r>
-    </w:p>
-    <w:p>
-      <w:pPr>
-        <w:numPr>
-          <w:ilvl w:val="1"/>
-          <w:numId w:val="12"/>
-        </w:numPr>
-      </w:pPr>
-      <w:r>
-        <w:t>Click OK to create the parent website.</w:t>
-      </w:r>
-    </w:p>
-    <w:p>
-      <w:pPr>
-        <w:numPr>
-          <w:ilvl w:val="0"/>
-          <w:numId w:val="12"/>
-        </w:numPr>
-      </w:pPr>
-      <w:r>
-        <w:t>Right-click the newly created website and select Add Application.</w:t>
-      </w:r>
-    </w:p>
-    <w:p>
-      <w:pPr>
-        <w:numPr>
-          <w:ilvl w:val="0"/>
-          <w:numId w:val="12"/>
-        </w:numPr>
-      </w:pPr>
-      <w:r>
-        <w:t>Configure the sub-path application:</w:t>
-      </w:r>
-    </w:p>
-    <w:p>
-      <w:pPr>
-        <w:numPr>
-          <w:ilvl w:val="1"/>
-          <w:numId w:val="12"/>
-        </w:numPr>
-      </w:pPr>
-      <w:r>
-        <w:rPr>
-          <w:b/>
-          <w:bCs/>
-        </w:rPr>
-        <w:t>Alias:</w:t>
-      </w:r>
-      <w:r>
-        <w:t xml:space="preserve"> Enter a lowercase application path alias (for example, staticssr, interactiveserver, or interactivewebassembly).</w:t>
-      </w:r>
-    </w:p>
-    <w:p>
-      <w:pPr>
-        <w:numPr>
-          <w:ilvl w:val="1"/>
-          <w:numId w:val="12"/>
-        </w:numPr>
-      </w:pPr>
-      <w:r>
-        <w:rPr>
-          <w:b/>
-          <w:bCs/>
-        </w:rPr>
-        <w:t>Physical path:</w:t>
-      </w:r>
-      <w:r>
-        <w:t xml:space="preserve"> Map it to a new empty folder.</w:t>
-      </w:r>
-    </w:p>
-    <w:p>
-      <w:pPr>
-        <w:numPr>
-          <w:ilvl w:val="1"/>
-          <w:numId w:val="12"/>
-        </w:numPr>
-      </w:pPr>
-      <w:r>
-        <w:rPr>
-          <w:b/>
-          <w:bCs/>
-        </w:rPr>
-        <w:t>Application pool:</w:t>
-      </w:r>
-      <w:r>
-        <w:t xml:space="preserve"> Select the required application pool.</w:t>
-      </w:r>
-    </w:p>
-    <w:p>
-      <w:pPr>
-        <w:numPr>
-          <w:ilvl w:val="0"/>
-          <w:numId w:val="12"/>
-        </w:numPr>
-      </w:pPr>
-      <w:r>
-        <w:t xml:space="preserve">Click OK to create the </w:t>
-      </w:r>
-      <w:r>
-        <w:t>application</w:t>
-      </w:r>
-      <w:r>
-        <w:t>.</w:t>
-      </w:r>
-    </w:p>
-    <w:p>
-      <w:pPr>
-        <w:numPr>
-          <w:ilvl w:val="0"/>
-          <w:numId w:val="12"/>
-        </w:numPr>
-      </w:pPr>
-      <w:r>
-        <w:t>Select the newly created application. In the center pane, click URL Rewrite.</w:t>
-      </w:r>
-    </w:p>
-    <w:p>
-      <w:pPr>
-        <w:numPr>
-          <w:ilvl w:val="0"/>
-          <w:numId w:val="12"/>
-        </w:numPr>
-      </w:pPr>
-      <w:r>
-        <w:t>Click Add Rule(s) and use the Reverse Proxy rule template.</w:t>
-      </w:r>
-    </w:p>
-    <w:p>
-      <w:pPr>
-        <w:numPr>
-          <w:ilvl w:val="0"/>
-          <w:numId w:val="12"/>
-        </w:numPr>
-      </w:pPr>
-      <w:r>
-        <w:t>After adding the rule, the following web.config file is created in the mapped</w:t>
-      </w:r>
-      <w:r>
-        <w:rPr>
-          <w:b/>
-          <w:bCs/>
-        </w:rPr>
-        <w:t xml:space="preserve"> </w:t>
-      </w:r>
-      <w:r>
-        <w:t>Physical path</w:t>
-      </w:r>
-      <w:r>
-        <w:t xml:space="preserve"> folder.</w:t>
-      </w:r>
-    </w:p>
-    <w:p>
-      <w:r>
-        <w:t>Example Rule Structure</w:t>
-      </w:r>
-    </w:p>
-    <w:p>
-      <w:r>
-        <w:t>&lt;?xml version="1.0" encoding="UTF-8"?&gt;</w:t>
-      </w:r>
-    </w:p>
-    <w:p>
-      <w:r>
-        <w:t>&lt;configuration&gt;</w:t>
-      </w:r>
-    </w:p>
-    <w:p>
-      <w:r>
-        <w:t xml:space="preserve">    &lt;system.webServer&gt;</w:t>
-      </w:r>
-    </w:p>
-    <w:p>
-      <w:r>
-        <w:lastRenderedPageBreak/>
-        <w:t xml:space="preserve">        &lt;rewrite&gt;</w:t>
-      </w:r>
-    </w:p>
-    <w:p>
-      <w:r>
-        <w:t xml:space="preserve">            &lt;rules&gt;</w:t>
-      </w:r>
-    </w:p>
-    <w:p>
-      <w:r>
-        <w:t xml:space="preserve">                &lt;rule name="ReverseProxyInboundRule1" stopProcessing="true"&gt;</w:t>
-      </w:r>
-    </w:p>
-    <w:p>
-      <w:r>
-        <w:t xml:space="preserve">                    &lt;match url="(.*)" /&gt;</w:t>
-      </w:r>
-    </w:p>
-    <w:p>
-      <w:r>
-        <w:t xml:space="preserve">                    &lt;action type="Rewrite" url="https://blazorwebapp.basepathvalidation.com/interactivewebassembly/{R:1}" /&gt;</w:t>
-      </w:r>
-    </w:p>
-    <w:p>
-      <w:r>
-        <w:t xml:space="preserve">                &lt;/rule&gt;</w:t>
-      </w:r>
-    </w:p>
-    <w:p>
-      <w:r>
-        <w:t xml:space="preserve">            &lt;/rules&gt;</w:t>
-      </w:r>
-    </w:p>
-    <w:p>
-      <w:r>
-        <w:t xml:space="preserve">        &lt;/rewrite&gt;</w:t>
-      </w:r>
-    </w:p>
-    <w:p>
-      <w:r>
-        <w:t xml:space="preserve">    &lt;/system.webServer&gt;</w:t>
-      </w:r>
-    </w:p>
-    <w:p>
-      <w:r>
-        <w:t>&lt;/configuration&gt;</w:t>
-      </w:r>
-    </w:p>
-    <w:p>
-      <w:r>
-        <w:t> </w:t>
-      </w:r>
-    </w:p>
-    <w:p>
-      <w:r>
-        <w:rPr>
-          <w:b/>
-          <w:bCs/>
-        </w:rPr>
-        <w:t>Phase 3: Execute the Validation Scenarios</w:t>
-      </w:r>
-    </w:p>
-    <w:p>
-      <w:pPr>
-        <w:numPr>
-          <w:ilvl w:val="0"/>
-          <w:numId w:val="13"/>
-        </w:numPr>
-      </w:pPr>
-      <w:r>
-        <w:t>Open a browser and navigate to the reverse proxy URL using the exact lowercase sub-path alias configured for the backend application:</w:t>
-      </w:r>
-      <w:r>
-        <w:t xml:space="preserve"> </w:t>
-      </w:r>
-      <w:hyperlink r:id="rId40" w:history="1">
+        <w:proofErr w:type="spellStart"/>
         <w:r>
           <w:rPr>
             <w:rStyle w:val="Hyperlink"/>
           </w:rPr>
-          <w:t>https://reverse.proxy.com/interactivewebassembly</w:t>
+          <w:t>BasePath</w:t>
         </w:r>
-      </w:hyperlink>
-    </w:p>
-    <w:p>
-      <w:pPr>
-        <w:ind w:firstLine="720"/>
-      </w:pPr>
-      <w:r>
-        <w:t>Result: The page loads successfully.</w:t>
-      </w:r>
-    </w:p>
-    <w:p>
-      <w:pPr>
-        <w:numPr>
-          <w:ilvl w:val="0"/>
-          <w:numId w:val="14"/>
-        </w:numPr>
-      </w:pPr>
-      <w:r>
-        <w:t>Navigate to the same application using a mixed-case path:</w:t>
-      </w:r>
-      <w:r>
-        <w:t xml:space="preserve"> </w:t>
-      </w:r>
-      <w:hyperlink r:id="rId41" w:history="1">
+        <w:proofErr w:type="spellEnd"/>
         <w:r>
           <w:rPr>
             <w:rStyle w:val="Hyperlink"/>
           </w:rPr>
-          <w:t>https://reverse.proxy.com/InteractiveWebAssembly</w:t>
-        </w:r>
-      </w:hyperlink>
-    </w:p>
-    <w:p>
-      <w:pPr>
-        <w:numPr>
-          <w:ilvl w:val="0"/>
-          <w:numId w:val="15"/>
-        </w:numPr>
-      </w:pPr>
-      <w:r>
-        <w:t>Open the browser developer tools and inspect the rendered HTML within the &lt;head&gt; element.</w:t>
-      </w:r>
-      <w:r>
-        <w:br/>
-      </w:r>
-    </w:p>
-    <w:p>
-      <w:r>
-        <w:rPr>
-          <w:b/>
-          <w:bCs/>
-        </w:rPr>
-        <w:t>Observation:</w:t>
-      </w:r>
-      <w:r>
-        <w:t xml:space="preserve"> The &lt;base&gt; element does not reflect the mixed-case sub-path used in the request URL.</w:t>
-      </w:r>
-    </w:p>
-    <w:p>
-      <w:r>
-        <w:t> </w:t>
-      </w:r>
-    </w:p>
-    <w:p>
-      <w:r>
-        <w:rPr>
-          <w:b/>
-          <w:bCs/>
-        </w:rPr>
-        <w:t>Actual Result</w:t>
-      </w:r>
-    </w:p>
-    <w:p>
-      <w:r>
-        <w:t> </w:t>
-      </w:r>
-    </w:p>
-    <w:p>
-      <w:r>
-        <w:lastRenderedPageBreak/>
-        <w:t>This mismatch causes console errors in the browser for the Interactive Server and Interactive WebAssembly samples. For the Static SSR sample, no console errors occur; however, the casing change in the browser URL is not reflected in the rendered &lt;base&gt; element.</w:t>
-      </w:r>
-    </w:p>
-    <w:p>
-      <w:r>
-        <w:t> </w:t>
-      </w:r>
-    </w:p>
-    <w:p>
-      <w:r>
-        <w:t>The &lt;BasePath /&gt; component renders:</w:t>
-      </w:r>
-    </w:p>
-    <w:p>
-      <w:r>
-        <w:t> </w:t>
-      </w:r>
-    </w:p>
-    <w:p>
-      <w:r>
-        <w:t>/interactivewebassembly/</w:t>
-      </w:r>
-    </w:p>
-    <w:p>
-      <w:r>
-        <w:t> </w:t>
-      </w:r>
-    </w:p>
-    <w:p>
-      <w:r>
-        <w:t>instead of preserving the casing used by the client request:</w:t>
-      </w:r>
-    </w:p>
-    <w:p>
-      <w:r>
-        <w:t> </w:t>
-      </w:r>
-    </w:p>
-    <w:p>
-      <w:r>
-        <w:t>/InteractiveWebAssembly/</w:t>
-      </w:r>
-    </w:p>
-    <w:p>
-      <w:r>
-        <w:t> </w:t>
-      </w:r>
-    </w:p>
-    <w:p>
-      <w:r>
-        <w:rPr>
-          <w:b/>
-          <w:bCs/>
-        </w:rPr>
-        <w:t>Expected Result</w:t>
-      </w:r>
-    </w:p>
-    <w:p>
-      <w:r>
-        <w:t> </w:t>
-      </w:r>
-    </w:p>
-    <w:p>
-      <w:r>
-        <w:t xml:space="preserve">The application should load successfully regardless of the subpath casing used in the incoming request URL. The </w:t>
-      </w:r>
-      <w:r>
-        <w:rPr>
-          <w:b/>
-          <w:bCs/>
-        </w:rPr>
-        <w:t>&lt;BasePath /&gt;</w:t>
-      </w:r>
-      <w:r>
-        <w:t xml:space="preserve"> component should preserve the exact casing of the requested path, ensuring that all static asset URLs resolve correctly using that same casing from the reverse proxy URL.</w:t>
-      </w:r>
-      <w:r>
-        <w:t xml:space="preserve"> </w:t>
-      </w:r>
-    </w:p>
-    <w:p>
-      <w:r>
-        <w:t> </w:t>
-      </w:r>
-    </w:p>
-    <w:p>
-      <w:r>
-        <w:rPr>
-          <w:b/>
-          <w:bCs/>
-        </w:rPr>
-        <w:t xml:space="preserve">Evidence: </w:t>
-      </w:r>
-    </w:p>
-    <w:p>
-      <w:r>
-        <w:rPr>
-          <w:b/>
-          <w:bCs/>
-        </w:rPr>
-        <w:t>New .NET 11 App (Created &amp; Published)</w:t>
-      </w:r>
-      <w:r>
-        <w:rPr>
-          <w:b/>
-          <w:bCs/>
-        </w:rPr>
-        <w:t xml:space="preserve"> scenario</w:t>
-      </w:r>
-      <w:r>
-        <w:rPr>
-          <w:b/>
-          <w:bCs/>
-        </w:rPr>
-        <w:t xml:space="preserve">: </w:t>
-      </w:r>
-      <w:hyperlink r:id="rId42" w:history="1">
-        <w:r>
-          <w:rPr>
-            <w:rStyle w:val="Hyperlink"/>
-          </w:rPr>
-          <w:t>BlazorWebApp-BasePath-Validation/Evidence/net11-new-app/ReverseProxy at main · BharatRamsf3693/BlazorWebApp-BasePath-Validation</w:t>
-        </w:r>
-      </w:hyperlink>
-    </w:p>
-    <w:p>
-      <w:r>
-        <w:rPr>
-          <w:b/>
-          <w:bCs/>
-        </w:rPr>
-        <w:t xml:space="preserve">Upgraded App (from .NET 10 to .NET 11) and then published scenario: </w:t>
-      </w:r>
-      <w:hyperlink r:id="rId43" w:history="1">
-        <w:r>
-          <w:rPr>
-            <w:rStyle w:val="Hyperlink"/>
-          </w:rPr>
-          <w:t>BlazorWebApp-BasePath-Validation/Evidence/net10-to-net11-upgrade/ReverseProxy at main · BharatRamsf3693/BlazorWebApp-BasePath-Validation</w:t>
-        </w:r>
-      </w:hyperlink>
-    </w:p>
-    <w:p/>
-    <w:p>
-      <w:r>
-        <w:rPr>
-          <w:b/>
-          <w:bCs/>
-        </w:rPr>
-        <w:t>3.</w:t>
-      </w:r>
-      <w:r>
-        <w:rPr>
-          <w:b/>
-          <w:bCs/>
-        </w:rPr>
-        <w:t xml:space="preserve"> </w:t>
-      </w:r>
-      <w:r>
-        <w:rPr>
-          <w:b/>
-          <w:bCs/>
-        </w:rPr>
-        <w:t>Static SSR fails to use proxy domain when constructing absolute URIs</w:t>
-      </w:r>
-    </w:p>
-    <w:p>
-      <w:r>
-        <w:lastRenderedPageBreak/>
-        <w:t> </w:t>
-      </w:r>
-    </w:p>
-    <w:p>
-      <w:r>
-        <w:rPr>
-          <w:b/>
-          <w:bCs/>
-        </w:rPr>
-        <w:t>Short Summary</w:t>
-      </w:r>
-    </w:p>
-    <w:p>
-      <w:r>
-        <w:t>When a Blazor Web App using Static SSR is deployed behind a reverse proxy, generating an absolute URI from a relative path incorrectly utilizes the backend application's host domain instead of the proxy's public domain. This issue is uniquely reproducible in the Static SSR render mode, while working correctly in Interactive Server and Interactive WebAssembly modes.</w:t>
-      </w:r>
-    </w:p>
-    <w:p/>
-    <w:p>
-      <w:r>
-        <w:rPr>
-          <w:b/>
-          <w:bCs/>
-        </w:rPr>
-        <w:t>What Happened</w:t>
-      </w:r>
-    </w:p>
-    <w:p>
-      <w:r>
-        <w:t xml:space="preserve">In a Static SSR Blazor application running behind an IIS reverse proxy, absolute URIs generated dynamically default to the backend application URL (e.g., </w:t>
-      </w:r>
-      <w:hyperlink r:id="rId44" w:history="1">
-        <w:r>
-          <w:rPr>
-            <w:rStyle w:val="Hyperlink"/>
-          </w:rPr>
-          <w:t>https://basepathvalidation.com</w:t>
-        </w:r>
-      </w:hyperlink>
-      <w:r>
-        <w:t xml:space="preserve">...) instead of preserving the public-facing reverse proxy domain (e.g., </w:t>
-      </w:r>
-      <w:hyperlink r:id="rId45" w:history="1">
-        <w:r>
-          <w:rPr>
-            <w:rStyle w:val="Hyperlink"/>
-          </w:rPr>
-          <w:t>https://proxy.com</w:t>
-        </w:r>
-      </w:hyperlink>
-      <w:r>
-        <w:t>...).</w:t>
-      </w:r>
-    </w:p>
-    <w:p>
-      <w:r>
-        <w:t>As shown in the below image, providing a relative path like reports/summary generates an absolute URL mapped directly to the backend domain hidden behind the proxy.</w:t>
-      </w:r>
-    </w:p>
-    <w:p>
-      <w:r>
-        <w:rPr>
-          <w:noProof/>
-        </w:rPr>
-        <w:drawing>
-          <wp:inline distT="0" distB="0" distL="0" distR="0" wp14:anchorId="210388A4" wp14:editId="50EAEDC7">
-            <wp:extent cx="3181350" cy="1143000"/>
-            <wp:effectExtent l="0" t="0" r="0" b="0"/>
-            <wp:docPr id="1080199386" name="Picture 2"/>
-            <wp:cNvGraphicFramePr>
-              <a:graphicFrameLocks xmlns:a="http://schemas.openxmlformats.org/drawingml/2006/main" noChangeAspect="1"/>
-            </wp:cNvGraphicFramePr>
-            <a:graphic xmlns:a="http://schemas.openxmlformats.org/drawingml/2006/main">
-              <a:graphicData uri="http://schemas.openxmlformats.org/drawingml/2006/picture">
-                <pic:pic xmlns:pic="http://schemas.openxmlformats.org/drawingml/2006/picture">
-                  <pic:nvPicPr>
-                    <pic:cNvPr id="0" name="Picture 6"/>
-                    <pic:cNvPicPr>
-                      <a:picLocks noChangeAspect="1" noChangeArrowheads="1"/>
-                    </pic:cNvPicPr>
-                  </pic:nvPicPr>
-                  <pic:blipFill>
-                    <a:blip r:embed="rId18" cstate="print">
-                      <a:extLst>
-                        <a:ext uri="{28A0092B-C50C-407E-A947-70E740481C1C}">
-                          <a14:useLocalDpi xmlns:a14="http://schemas.microsoft.com/office/drawing/2010/main" val="0"/>
-                        </a:ext>
-                      </a:extLst>
-                    </a:blip>
-                    <a:srcRect/>
-                    <a:stretch>
-                      <a:fillRect/>
-                    </a:stretch>
-                  </pic:blipFill>
-                  <pic:spPr bwMode="auto">
-                    <a:xfrm>
-                      <a:off x="0" y="0"/>
-                      <a:ext cx="3181350" cy="1143000"/>
-                    </a:xfrm>
-                    <a:prstGeom prst="rect">
-                      <a:avLst/>
-                    </a:prstGeom>
-                    <a:noFill/>
-                    <a:ln>
-                      <a:noFill/>
-                    </a:ln>
-                  </pic:spPr>
-                </pic:pic>
-              </a:graphicData>
-            </a:graphic>
-          </wp:inline>
-        </w:drawing>
-      </w:r>
-    </w:p>
-    <w:p>
-      <w:r>
-        <w:t> </w:t>
-      </w:r>
-    </w:p>
-    <w:p>
-      <w:r>
-        <w:rPr>
-          <w:b/>
-          <w:bCs/>
-        </w:rPr>
-        <w:t>What You Expected Instead</w:t>
-      </w:r>
-    </w:p>
-    <w:p>
-      <w:r>
-        <w:t>The NavigationManager should detect and construct the absolute URI using the proxy's public URL domain. Absolute URLs generated within the application should match the public domain that the user interacts with rather than falling back to the backend hosting domain.</w:t>
-      </w:r>
-    </w:p>
-    <w:p/>
-    <w:p>
-      <w:r>
-        <w:rPr>
-          <w:b/>
-          <w:bCs/>
-        </w:rPr>
-        <w:t>Steps to Reproduce</w:t>
-      </w:r>
-    </w:p>
-    <w:p>
-      <w:pPr>
-        <w:numPr>
-          <w:ilvl w:val="0"/>
-          <w:numId w:val="16"/>
-        </w:numPr>
-      </w:pPr>
-      <w:r>
-        <w:t xml:space="preserve">Set up the backend application and the IIS reverse proxy architecture by following the </w:t>
-      </w:r>
-      <w:r>
-        <w:rPr>
-          <w:b/>
-          <w:bCs/>
-        </w:rPr>
-        <w:t>Phase 1 (Deploying the Backend Application in IIS)</w:t>
-      </w:r>
-      <w:r>
-        <w:t xml:space="preserve"> and </w:t>
-      </w:r>
-      <w:r>
-        <w:rPr>
-          <w:b/>
-          <w:bCs/>
-        </w:rPr>
-        <w:t xml:space="preserve">Phase 2 (Setting up </w:t>
-      </w:r>
-      <w:r>
-        <w:rPr>
-          <w:b/>
-          <w:bCs/>
-        </w:rPr>
-        <w:lastRenderedPageBreak/>
-        <w:t>the Reverse Proxy)</w:t>
-      </w:r>
-      <w:r>
-        <w:t xml:space="preserve"> infrastructure configurations detailed in the </w:t>
-      </w:r>
-      <w:r>
-        <w:rPr>
-          <w:b/>
-          <w:bCs/>
-        </w:rPr>
-        <w:t>"BasePath Component Fails to Preserve Sub-path Casing Behind a Reverse Proxy</w:t>
-      </w:r>
-      <w:r>
-        <w:t>" issue.</w:t>
-      </w:r>
-    </w:p>
-    <w:p>
-      <w:pPr>
-        <w:numPr>
-          <w:ilvl w:val="0"/>
-          <w:numId w:val="16"/>
-        </w:numPr>
-      </w:pPr>
-      <w:r>
-        <w:t xml:space="preserve">Ensure that during deployment, you choose the </w:t>
-      </w:r>
-      <w:r>
-        <w:rPr>
-          <w:b/>
-          <w:bCs/>
-        </w:rPr>
-        <w:t>Static SSR</w:t>
-      </w:r>
-      <w:r>
-        <w:t xml:space="preserve"> application for the backend node configuration.</w:t>
-      </w:r>
-    </w:p>
-    <w:p>
-      <w:pPr>
-        <w:numPr>
-          <w:ilvl w:val="0"/>
-          <w:numId w:val="16"/>
-        </w:numPr>
-      </w:pPr>
-      <w:r>
-        <w:t xml:space="preserve">Open a web browser and navigate to the URL builder page via the public proxy endpoint address: </w:t>
-      </w:r>
-      <w:hyperlink r:id="rId46" w:history="1">
-        <w:r>
-          <w:rPr>
-            <w:rStyle w:val="Hyperlink"/>
-          </w:rPr>
-          <w:t>https://proxy.com</w:t>
-        </w:r>
-      </w:hyperlink>
-    </w:p>
-    <w:p>
-      <w:pPr>
-        <w:numPr>
-          <w:ilvl w:val="0"/>
-          <w:numId w:val="16"/>
-        </w:numPr>
-      </w:pPr>
-      <w:r>
-        <w:t>Observe the generated absolute path string displayed on the UI.</w:t>
-      </w:r>
-    </w:p>
-    <w:p>
-      <w:pPr>
-        <w:numPr>
-          <w:ilvl w:val="1"/>
-          <w:numId w:val="16"/>
-        </w:numPr>
-      </w:pPr>
-      <w:r>
-        <w:rPr>
-          <w:b/>
-          <w:bCs/>
-        </w:rPr>
-        <w:t>Actual Result:</w:t>
-      </w:r>
-      <w:r>
-        <w:t xml:space="preserve"> The absolute URL resolves with the backend server domain (</w:t>
-      </w:r>
-      <w:hyperlink r:id="rId47" w:history="1">
-        <w:r>
-          <w:rPr>
-            <w:rStyle w:val="Hyperlink"/>
-          </w:rPr>
-          <w:t>https://basepathvalidation.com</w:t>
-        </w:r>
-      </w:hyperlink>
-      <w:r>
-        <w:t>), bypassing the public proxy host domain completely.</w:t>
-      </w:r>
-    </w:p>
-    <w:p>
-      <w:pPr>
-        <w:numPr>
-          <w:ilvl w:val="1"/>
-          <w:numId w:val="16"/>
-        </w:numPr>
-      </w:pPr>
-      <w:r>
-        <w:rPr>
-          <w:b/>
-          <w:bCs/>
-        </w:rPr>
-        <w:t>Expected Result:</w:t>
-      </w:r>
-      <w:r>
-        <w:t xml:space="preserve"> The absolute URL should build seamlessly using the public reverse proxy endpoint domain (</w:t>
-      </w:r>
-      <w:hyperlink r:id="rId48" w:history="1">
-        <w:r>
-          <w:rPr>
-            <w:rStyle w:val="Hyperlink"/>
-          </w:rPr>
-          <w:t>https://proxy.com</w:t>
-        </w:r>
-      </w:hyperlink>
-      <w:r>
-        <w:t>).</w:t>
-      </w:r>
-    </w:p>
-    <w:p>
-      <w:r>
-        <w:rPr>
-          <w:i/>
-          <w:iCs/>
-        </w:rPr>
-        <w:t>(Note: This issue is not reproducible when switching the application backend node to use the Interactive Server or Interactive WebAssembly render modes.)</w:t>
-      </w:r>
-    </w:p>
-    <w:p>
-      <w:r>
-        <w:t> </w:t>
-      </w:r>
-    </w:p>
-    <w:p>
-      <w:pPr>
-        <w:rPr>
-          <w:b/>
-          <w:bCs/>
-        </w:rPr>
-      </w:pPr>
-      <w:r>
-        <w:rPr>
-          <w:b/>
-          <w:bCs/>
-        </w:rPr>
-        <w:t xml:space="preserve">Evidence: </w:t>
-      </w:r>
-    </w:p>
-    <w:p>
-      <w:r>
-        <w:rPr>
-          <w:b/>
-          <w:bCs/>
-        </w:rPr>
-        <w:t>New .NET 11 App (Created &amp; Published)</w:t>
-      </w:r>
-      <w:r>
-        <w:rPr>
-          <w:b/>
-          <w:bCs/>
-        </w:rPr>
-        <w:t xml:space="preserve"> scenario</w:t>
-      </w:r>
-      <w:r>
-        <w:rPr>
-          <w:b/>
-          <w:bCs/>
-        </w:rPr>
-        <w:t xml:space="preserve">: </w:t>
-      </w:r>
-      <w:hyperlink r:id="rId49" w:history="1">
-        <w:r>
-          <w:rPr>
-            <w:rStyle w:val="Hyperlink"/>
-          </w:rPr>
-          <w:t>BlazorWebApp-BasePath-Validation/Evidence/net11-new-app/ReverseProxy at main · BharatRamsf3693/BlazorWebApp-BasePath-Validation</w:t>
-        </w:r>
-      </w:hyperlink>
-    </w:p>
-    <w:p>
-      <w:r>
-        <w:rPr>
-          <w:b/>
-          <w:bCs/>
-        </w:rPr>
-        <w:t xml:space="preserve">Upgraded App (from .NET 10 to .NET 11) and then published scenario: </w:t>
-      </w:r>
-      <w:hyperlink r:id="rId50" w:history="1">
-        <w:r>
-          <w:rPr>
-            <w:rStyle w:val="Hyperlink"/>
-          </w:rPr>
-          <w:t>BlazorWebApp-BasePath-Validation/Evidence/net10-to-net11-upgrade/ReverseProxy at main · BharatRamsf3693/BlazorWebApp-BasePath-Validation</w:t>
-        </w:r>
-      </w:hyperlink>
-    </w:p>
-    <w:p/>
-    <w:p>
-      <w:pPr>
-        <w:rPr>
-          <w:b/>
-          <w:bCs/>
-        </w:rPr>
-      </w:pPr>
-      <w:r>
-        <w:rPr>
-          <w:b/>
-          <w:bCs/>
-        </w:rPr>
-        <w:t>Observation</w:t>
-      </w:r>
-    </w:p>
-    <w:p>
-      <w:r>
-        <w:rPr>
-          <w:b/>
-          <w:bCs/>
-        </w:rPr>
-        <w:t xml:space="preserve">1. </w:t>
-      </w:r>
-      <w:r>
-        <w:rPr>
-          <w:b/>
-          <w:bCs/>
-        </w:rPr>
-        <w:t>Subpath Mismatches between Reverse Proxy and Backend Application Cause Crash / Asset Breakage</w:t>
-      </w:r>
-    </w:p>
-    <w:p>
-      <w:r>
-        <w:t> </w:t>
-      </w:r>
-    </w:p>
-    <w:p>
-      <w:r>
-        <w:rPr>
-          <w:b/>
-          <w:bCs/>
-        </w:rPr>
-        <w:t>Short Summary</w:t>
-      </w:r>
-    </w:p>
-    <w:p>
-      <w:r>
-        <w:t xml:space="preserve">Deploying a Blazor application at the root domain while hosting it behind a reverse proxy using a subpath (e.g., /staticssr/) causes the application to break. Static assets fail to load, </w:t>
-      </w:r>
-      <w:r>
-        <w:lastRenderedPageBreak/>
-        <w:t xml:space="preserve">and routing fails, causing a crash across all render modes: </w:t>
-      </w:r>
-      <w:r>
-        <w:rPr>
-          <w:b/>
-          <w:bCs/>
-        </w:rPr>
-        <w:t>Static SSR</w:t>
-      </w:r>
-      <w:r>
-        <w:t xml:space="preserve">, </w:t>
-      </w:r>
-      <w:r>
-        <w:rPr>
-          <w:b/>
-          <w:bCs/>
-        </w:rPr>
-        <w:t>Interactive Server</w:t>
-      </w:r>
-      <w:r>
-        <w:t xml:space="preserve">, and </w:t>
-      </w:r>
-      <w:r>
-        <w:rPr>
-          <w:b/>
-          <w:bCs/>
-        </w:rPr>
-        <w:t>Interactive WebAssembly</w:t>
-      </w:r>
-      <w:r>
-        <w:t>.</w:t>
-      </w:r>
-    </w:p>
-    <w:p>
-      <w:r>
-        <w:rPr>
-          <w:b/>
-          <w:bCs/>
-        </w:rPr>
-        <w:t>What Happened</w:t>
-      </w:r>
-    </w:p>
-    <w:p>
-      <w:r>
-        <w:t>When the subpath configured in the reverse proxy does not match the base path of the backend Blazor application, the application cannot resolve its static assets or routing endpoints.</w:t>
-      </w:r>
-    </w:p>
-    <w:p>
-      <w:r>
-        <w:t>For example:</w:t>
-      </w:r>
-    </w:p>
-    <w:p>
-      <w:pPr>
-        <w:numPr>
-          <w:ilvl w:val="0"/>
-          <w:numId w:val="17"/>
-        </w:numPr>
-      </w:pPr>
-      <w:r>
-        <w:rPr>
-          <w:b/>
-          <w:bCs/>
-        </w:rPr>
-        <w:t xml:space="preserve">Reverse Proxy URL: </w:t>
-      </w:r>
-      <w:hyperlink r:id="rId51" w:history="1">
-        <w:r>
-          <w:rPr>
-            <w:rStyle w:val="Hyperlink"/>
-          </w:rPr>
-          <w:t>https://reverse.proxy.com/staticssr/</w:t>
-        </w:r>
-      </w:hyperlink>
-    </w:p>
-    <w:p>
-      <w:pPr>
-        <w:numPr>
-          <w:ilvl w:val="0"/>
-          <w:numId w:val="17"/>
-        </w:numPr>
-      </w:pPr>
-      <w:r>
-        <w:rPr>
-          <w:b/>
-          <w:bCs/>
-        </w:rPr>
-        <w:t xml:space="preserve">Backend App URL: </w:t>
-      </w:r>
-      <w:hyperlink r:id="rId52" w:history="1">
-        <w:r>
-          <w:rPr>
-            <w:rStyle w:val="Hyperlink"/>
-          </w:rPr>
-          <w:t>https://blazorwebapp.basepathvalidation.com/</w:t>
-        </w:r>
-      </w:hyperlink>
-    </w:p>
-    <w:p>
-      <w:r>
-        <w:t> </w:t>
-      </w:r>
-    </w:p>
-    <w:p>
-      <w:r>
-        <w:rPr>
-          <w:b/>
-          <w:bCs/>
-        </w:rPr>
-        <w:t>Attempted Configurations (IIS Rewrite Rules)</w:t>
-      </w:r>
-    </w:p>
-    <w:p>
-      <w:r>
-        <w:t xml:space="preserve">The following patterns were tried in the reverse proxy's web.config to match and rewrite requests, but </w:t>
-      </w:r>
-      <w:r>
-        <w:rPr>
-          <w:b/>
-          <w:bCs/>
-        </w:rPr>
-        <w:t>both failed</w:t>
-      </w:r>
-      <w:r>
-        <w:t>:</w:t>
-      </w:r>
-    </w:p>
-    <w:p>
-      <w:r>
-        <w:rPr>
-          <w:b/>
-          <w:bCs/>
-        </w:rPr>
-        <w:t>Pattern 1: (.*)</w:t>
-      </w:r>
-    </w:p>
-    <w:p>
-      <w:r>
-        <w:t>&lt;?xml version="1.0" encoding="UTF-8"?&gt;</w:t>
-      </w:r>
-      <w:r>
-        <w:br/>
-        <w:t>&lt;configuration&gt;</w:t>
-      </w:r>
-      <w:r>
-        <w:br/>
-        <w:t xml:space="preserve">    &lt;system.webServer&gt;</w:t>
-      </w:r>
-      <w:r>
-        <w:br/>
-        <w:t xml:space="preserve">        &lt;rewrite&gt;</w:t>
-      </w:r>
-      <w:r>
-        <w:br/>
-        <w:t xml:space="preserve">            &lt;rules&gt;</w:t>
-      </w:r>
-      <w:r>
-        <w:br/>
-        <w:t xml:space="preserve">                &lt;rule name="ReverseProxyInboundRule1" stopProcessing="true"&gt;</w:t>
-      </w:r>
-      <w:r>
-        <w:br/>
-        <w:t xml:space="preserve">                    &lt;match url="(.*)" /&gt;</w:t>
-      </w:r>
-      <w:r>
-        <w:br/>
-        <w:t xml:space="preserve">                    &lt;action type="Rewrite" url="https://blazorwebapp.basepathvalidation.com/{R:1}" /&gt;</w:t>
-      </w:r>
-      <w:r>
-        <w:br/>
-        <w:t xml:space="preserve">                &lt;/rule&gt;</w:t>
-      </w:r>
-      <w:r>
-        <w:br/>
-        <w:t xml:space="preserve">            &lt;/rules&gt;</w:t>
-      </w:r>
-      <w:r>
-        <w:br/>
-        <w:t xml:space="preserve">        &lt;/rewrite&gt;</w:t>
-      </w:r>
-      <w:r>
-        <w:br/>
-        <w:t xml:space="preserve">    &lt;/system.webServer&gt;</w:t>
-      </w:r>
-      <w:r>
-        <w:br/>
-        <w:t>&lt;/configuration&gt;</w:t>
-      </w:r>
-    </w:p>
-    <w:p>
-      <w:r>
-        <w:rPr>
-          <w:b/>
-          <w:bCs/>
-        </w:rPr>
-        <w:t>Pattern 2: ^staticssr/(.*)</w:t>
-      </w:r>
-    </w:p>
-    <w:p>
-      <w:r>
-        <w:t>&lt;?xml version="1.0" encoding="UTF-8"?&gt;</w:t>
-      </w:r>
-      <w:r>
-        <w:br/>
-        <w:t>&lt;configuration&gt;</w:t>
-      </w:r>
-      <w:r>
-        <w:br/>
-        <w:t xml:space="preserve">    &lt;system.webServer&gt;</w:t>
-      </w:r>
-      <w:r>
-        <w:br/>
-      </w:r>
-      <w:r>
-        <w:lastRenderedPageBreak/>
-        <w:t xml:space="preserve">        &lt;rewrite&gt;</w:t>
-      </w:r>
-      <w:r>
-        <w:br/>
-        <w:t xml:space="preserve">            &lt;rules&gt;</w:t>
-      </w:r>
-      <w:r>
-        <w:br/>
-        <w:t xml:space="preserve">                &lt;rule name="ReverseProxyInboundRule1" stopProcessing="true"&gt;</w:t>
-      </w:r>
-      <w:r>
-        <w:br/>
-        <w:t xml:space="preserve">                    &lt;match url="^staticssr/(.*)" /&gt;</w:t>
-      </w:r>
-      <w:r>
-        <w:br/>
-        <w:t xml:space="preserve">                    &lt;action type="Rewrite" url="https://blazorwebapp.basepathvalidation.com/{R:1}" /&gt;</w:t>
-      </w:r>
-      <w:r>
-        <w:br/>
-        <w:t xml:space="preserve">                &lt;/rule&gt;</w:t>
-      </w:r>
-      <w:r>
-        <w:br/>
-        <w:t xml:space="preserve">            &lt;/rules&gt;</w:t>
-      </w:r>
-      <w:r>
-        <w:br/>
-        <w:t xml:space="preserve">        &lt;/rewrite&gt;</w:t>
-      </w:r>
-      <w:r>
-        <w:br/>
-        <w:t xml:space="preserve">    &lt;/system.webServer&gt;</w:t>
-      </w:r>
-      <w:r>
-        <w:br/>
-        <w:t>&lt;/configuration&gt;</w:t>
-      </w:r>
-    </w:p>
-    <w:p>
-      <w:r>
-        <w:t> </w:t>
-      </w:r>
-    </w:p>
-    <w:p>
-      <w:r>
-        <w:rPr>
-          <w:b/>
-          <w:bCs/>
-        </w:rPr>
-        <w:t>What Was Expected Instead</w:t>
-      </w:r>
-    </w:p>
-    <w:p>
-      <w:r>
-        <w:t>The Blazor application should either load successfully behind a reverse proxy that uses a different subpath, or the documentation should explicitly state that this scenario is not supported.</w:t>
-      </w:r>
-    </w:p>
-    <w:p/>
-    <w:p>
-      <w:r>
-        <w:rPr>
-          <w:b/>
-          <w:bCs/>
-        </w:rPr>
-        <w:t>Steps to Reproduce</w:t>
-      </w:r>
-    </w:p>
-    <w:p>
-      <w:pPr>
-        <w:numPr>
-          <w:ilvl w:val="0"/>
-          <w:numId w:val="18"/>
-        </w:numPr>
-        <w:rPr>
-          <w:b/>
-          <w:bCs/>
-        </w:rPr>
-      </w:pPr>
-      <w:r>
-        <w:rPr>
-          <w:b/>
-          <w:bCs/>
-        </w:rPr>
-        <w:t>Deploy the backend Blazor Web App</w:t>
-      </w:r>
-      <w:r>
-        <w:t xml:space="preserve"> directly to a root domain without a subpath (e.g., </w:t>
-      </w:r>
-      <w:hyperlink r:id="rId53" w:history="1">
-        <w:r>
-          <w:rPr>
-            <w:rStyle w:val="Hyperlink"/>
-            <w:b/>
-            <w:bCs/>
-          </w:rPr>
-          <w:t>https://blazorwebapp.basepathvalidation.com/</w:t>
-        </w:r>
-      </w:hyperlink>
-      <w:r>
-        <w:t>).</w:t>
-      </w:r>
-    </w:p>
-    <w:p>
-      <w:pPr>
-        <w:numPr>
-          <w:ilvl w:val="0"/>
-          <w:numId w:val="18"/>
-        </w:numPr>
-        <w:rPr>
-          <w:b/>
-          <w:bCs/>
-        </w:rPr>
-      </w:pPr>
-      <w:r>
-        <w:rPr>
-          <w:b/>
-          <w:bCs/>
-        </w:rPr>
-        <w:t>Configure a reverse proxy</w:t>
-      </w:r>
-      <w:r>
-        <w:t xml:space="preserve"> </w:t>
-      </w:r>
-      <w:r>
-        <w:t>with subpath (e.g.,</w:t>
-      </w:r>
-      <w:r>
-        <w:t xml:space="preserve"> </w:t>
-      </w:r>
-      <w:hyperlink r:id="rId54" w:history="1">
-        <w:r>
-          <w:rPr>
-            <w:rStyle w:val="Hyperlink"/>
-            <w:b/>
-            <w:bCs/>
-          </w:rPr>
-          <w:t>https://reverse.proxy.com/staticssr/</w:t>
-        </w:r>
-      </w:hyperlink>
-      <w:r>
-        <w:t>).</w:t>
-      </w:r>
-    </w:p>
-    <w:p>
-      <w:pPr>
-        <w:numPr>
-          <w:ilvl w:val="0"/>
-          <w:numId w:val="18"/>
-        </w:numPr>
-        <w:rPr>
-          <w:b/>
-          <w:bCs/>
-        </w:rPr>
-      </w:pPr>
-      <w:r>
-        <w:rPr>
-          <w:b/>
-          <w:bCs/>
-        </w:rPr>
-        <w:t>Add a rewrite rule</w:t>
-      </w:r>
-      <w:r>
-        <w:t xml:space="preserve"> </w:t>
-      </w:r>
-      <w:r>
-        <w:t>by using reverse</w:t>
-      </w:r>
-      <w:r>
-        <w:t xml:space="preserve"> proxy </w:t>
-      </w:r>
-      <w:r>
-        <w:t xml:space="preserve">rule template </w:t>
-      </w:r>
-      <w:r>
-        <w:t>to forward requests from proxy to the backend root domain.</w:t>
-      </w:r>
-    </w:p>
-    <w:p>
-      <w:pPr>
-        <w:numPr>
-          <w:ilvl w:val="0"/>
-          <w:numId w:val="18"/>
-        </w:numPr>
-        <w:rPr>
-          <w:b/>
-          <w:bCs/>
-        </w:rPr>
-      </w:pPr>
-      <w:r>
-        <w:rPr>
-          <w:b/>
-          <w:bCs/>
-        </w:rPr>
-        <w:t>Launch the application</w:t>
-      </w:r>
-      <w:r>
-        <w:t xml:space="preserve"> via the proxy URL (</w:t>
-      </w:r>
-      <w:hyperlink r:id="rId55" w:history="1">
-        <w:r>
-          <w:rPr>
-            <w:rStyle w:val="Hyperlink"/>
-            <w:b/>
-            <w:bCs/>
-          </w:rPr>
-          <w:t>https://reverse.proxy.com/staticssr/</w:t>
-        </w:r>
-      </w:hyperlink>
-      <w:r>
-        <w:t>).</w:t>
-      </w:r>
-    </w:p>
-    <w:p>
-      <w:pPr>
-        <w:numPr>
-          <w:ilvl w:val="0"/>
-          <w:numId w:val="18"/>
-        </w:numPr>
-        <w:rPr>
-          <w:b/>
-          <w:bCs/>
-        </w:rPr>
-      </w:pPr>
-      <w:r>
-        <w:rPr>
-          <w:b/>
-          <w:bCs/>
-        </w:rPr>
-        <w:t>Observe the failure:</w:t>
-      </w:r>
-      <w:r>
-        <w:t xml:space="preserve"> The page layout may load without </w:t>
-      </w:r>
-      <w:r>
-        <w:t>styles;</w:t>
-      </w:r>
-      <w:r>
-        <w:t xml:space="preserve"> the console will show 404 errors for blazor.web.js and other assets.</w:t>
-      </w:r>
-    </w:p>
-    <w:p>
-      <w:r>
-        <w:t> </w:t>
-      </w:r>
-    </w:p>
-    <w:p>
-      <w:r>
-        <w:rPr>
-          <w:b/>
-          <w:bCs/>
-        </w:rPr>
-        <w:t xml:space="preserve">Evidence: </w:t>
-      </w:r>
-      <w:hyperlink r:id="rId56" w:history="1">
-        <w:r>
-          <w:rPr>
-            <w:rStyle w:val="Hyperlink"/>
-          </w:rPr>
-          <w:t>BlazorWebApp-BasePath-Validation/Evidence/net11-new-app/ProxyBackendSubpathMismatch at main · BharatRamsf3693/BlazorWebApp-BasePath-Validation</w:t>
+          <w:t>-Validation</w:t>
         </w:r>
       </w:hyperlink>
     </w:p>
@@ -15017,7 +13076,7 @@
 </file>
 
 <file path=word/numbering.xml><?xml version="1.0" encoding="utf-8"?>
-<w:numbering xmlns:wpc="http://schemas.microsoft.com/office/word/2010/wordprocessingCanvas" xmlns:cx="http://schemas.microsoft.com/office/drawing/2014/chartex" xmlns:cx1="http://schemas.microsoft.com/office/drawing/2015/9/8/chartex" xmlns:cx2="http://schemas.microsoft.com/office/drawing/2015/10/21/chartex" xmlns:cx3="http://schemas.microsoft.com/office/drawing/2016/5/9/chartex" xmlns:cx4="http://schemas.microsoft.com/office/drawing/2016/5/10/chartex" xmlns:cx5="http://schemas.microsoft.com/office/drawing/2016/5/11/chartex" xmlns:cx6="http://schemas.microsoft.com/office/drawing/2016/5/12/chartex" xmlns:cx7="http://schemas.microsoft.com/office/drawing/2016/5/13/chartex" xmlns:cx8="http://schemas.microsoft.com/office/drawing/2016/5/14/chartex" xmlns:mc="http://schemas.openxmlformats.org/markup-compatibility/2006" xmlns:aink="http://schemas.microsoft.com/office/drawing/2016/ink" xmlns:am3d="http://schemas.microsoft.com/office/drawing/2017/model3d" xmlns:o="urn:schemas-microsoft-com:office:office" xmlns:oel="http://schemas.microsoft.com/office/2019/extlst" xmlns:r="http://schemas.openxmlformats.org/officeDocument/2006/relationships" xmlns:m="http://schemas.openxmlformats.org/officeDocument/2006/math" xmlns:v="urn:schemas-microsoft-com:vml" xmlns:wp14="http://schemas.microsoft.com/office/word/2010/wordprocessingDrawing" xmlns:wp="http://schemas.openxmlformats.org/drawingml/2006/wordprocessingDrawing" xmlns:w10="urn:schemas-microsoft-com:office:word" xmlns:w="http://schemas.openxmlformats.org/wordprocessingml/2006/main" xmlns:w14="http://schemas.microsoft.com/office/word/2010/wordml" xmlns:w15="http://schemas.microsoft.com/office/word/2012/wordml" xmlns:w16cei="http://schemas.microsoft.com/office/word/2026/wordml/cei" xmlns:w16cex="http://schemas.microsoft.com/office/word/2018/wordml/cex" xmlns:w16cid="http://schemas.microsoft.com/office/word/2016/wordml/cid" xmlns:w16="http://schemas.microsoft.com/office/word/2018/wordml" xmlns:w16du="http://schemas.microsoft.com/office/word/2023/wordml/word16du" xmlns:w16sdtdh="http://schemas.microsoft.com/office/word/2020/wordml/sdtdatahash" xmlns:w16sdtfl="http://schemas.microsoft.com/office/word/2024/wordml/sdtformatlock" xmlns:w16se="http://schemas.microsoft.com/office/word/2015/wordml/symex" xmlns:wpg="http://schemas.microsoft.com/office/word/2010/wordprocessingGroup" xmlns:wpi="http://schemas.microsoft.com/office/word/2010/wordprocessingInk" xmlns:wne="http://schemas.microsoft.com/office/word/2006/wordml" xmlns:wps="http://schemas.microsoft.com/office/word/2010/wordprocessingShape" mc:Ignorable="w14 w15 w16se w16cid w16 w16cex w16sdtdh w16sdtfl w16du wp14">
+<w:numbering xmlns:wpc="http://schemas.microsoft.com/office/word/2010/wordprocessingCanvas" xmlns:cx="http://schemas.microsoft.com/office/drawing/2014/chartex" xmlns:cx1="http://schemas.microsoft.com/office/drawing/2015/9/8/chartex" xmlns:cx2="http://schemas.microsoft.com/office/drawing/2015/10/21/chartex" xmlns:cx3="http://schemas.microsoft.com/office/drawing/2016/5/9/chartex" xmlns:cx4="http://schemas.microsoft.com/office/drawing/2016/5/10/chartex" xmlns:cx5="http://schemas.microsoft.com/office/drawing/2016/5/11/chartex" xmlns:cx6="http://schemas.microsoft.com/office/drawing/2016/5/12/chartex" xmlns:cx7="http://schemas.microsoft.com/office/drawing/2016/5/13/chartex" xmlns:cx8="http://schemas.microsoft.com/office/drawing/2016/5/14/chartex" xmlns:mc="http://schemas.openxmlformats.org/markup-compatibility/2006" xmlns:aink="http://schemas.microsoft.com/office/drawing/2016/ink" xmlns:am3d="http://schemas.microsoft.com/office/drawing/2017/model3d" xmlns:o="urn:schemas-microsoft-com:office:office" xmlns:oel="http://schemas.microsoft.com/office/2019/extlst" xmlns:r="http://schemas.openxmlformats.org/officeDocument/2006/relationships" xmlns:m="http://schemas.openxmlformats.org/officeDocument/2006/math" xmlns:v="urn:schemas-microsoft-com:vml" xmlns:wp14="http://schemas.microsoft.com/office/word/2010/wordprocessingDrawing" xmlns:wp="http://schemas.openxmlformats.org/drawingml/2006/wordprocessingDrawing" xmlns:w10="urn:schemas-microsoft-com:office:word" xmlns:w="http://schemas.openxmlformats.org/wordprocessingml/2006/main" xmlns:w14="http://schemas.microsoft.com/office/word/2010/wordml" xmlns:w15="http://schemas.microsoft.com/office/word/2012/wordml" xmlns:w16cex="http://schemas.microsoft.com/office/word/2018/wordml/cex" xmlns:w16cid="http://schemas.microsoft.com/office/word/2016/wordml/cid" xmlns:w16="http://schemas.microsoft.com/office/word/2018/wordml" xmlns:w16du="http://schemas.microsoft.com/office/word/2023/wordml/word16du" xmlns:w16sdtdh="http://schemas.microsoft.com/office/word/2020/wordml/sdtdatahash" xmlns:w16sdtfl="http://schemas.microsoft.com/office/word/2024/wordml/sdtformatlock" xmlns:w16se="http://schemas.microsoft.com/office/word/2015/wordml/symex" xmlns:wpg="http://schemas.microsoft.com/office/word/2010/wordprocessingGroup" xmlns:wpi="http://schemas.microsoft.com/office/word/2010/wordprocessingInk" xmlns:wne="http://schemas.microsoft.com/office/word/2006/wordml" xmlns:wps="http://schemas.microsoft.com/office/word/2010/wordprocessingShape" mc:Ignorable="w14 w15 w16se w16cid w16 w16cex w16sdtdh w16sdtfl w16du wp14">
   <w:abstractNum w:abstractNumId="0" w15:restartNumberingAfterBreak="0">
     <w:nsid w:val="0D936002"/>
     <w:multiLevelType w:val="multilevel"/>
